--- a/docs/studienskripte/word-rohfassungen/woek-g-v11.docx
+++ b/docs/studienskripte/word-rohfassungen/woek-g-v11.docx
@@ -29,47 +29,7 @@
     </w:p>
     <w:p>
       <w:r>
-        <w:t>Track: Grundstudium Wirkungsökonomie</w:t>
-      </w:r>
-    </w:p>
-    <w:p>
-      <w:r>
-        <w:t>Kurscode: woek-g</w:t>
-      </w:r>
-    </w:p>
-    <w:p>
-      <w:r>
-        <w:t>Vorlesungscode: V11</w:t>
-      </w:r>
-    </w:p>
-    <w:p>
-      <w:r>
-        <w:t>Modul/Abschnitt: G1.4</w:t>
-      </w:r>
-    </w:p>
-    <w:p>
-      <w:r>
-        <w:t>Titel: Positive, negative und neutrale Wirkung</w:t>
-      </w:r>
-    </w:p>
-    <w:p>
-      <w:r>
-        <w:t>Status: Rohfassung V0 · Sprint-Produktionslauf · muss im nächsten Tiefensprint auf 40-50 Seiten erweitert werden</w:t>
-      </w:r>
-    </w:p>
-    <w:p>
-      <w:r>
-        <w:t>Quelle: woek-akademie-app/content/lehrgaenge/woek-g-v11.md</w:t>
-      </w:r>
-    </w:p>
-    <w:p>
-      <w:r>
-        <w:t>Ablage: Markdown-Master in content/studienskripte/woek-g-v11.md, Word-Rohfassung in docs/studienskripte/word-rohfassungen/woek-g-v11.docx</w:t>
-      </w:r>
-    </w:p>
-    <w:p>
-      <w:r>
-        <w:t>Wissensbasis: aktuelles Grundlagenwerk, Website-Korpus inklusive Journal, Akademie-Quelltexte, Glossar, interne Dossiers und externe Fachquellen</w:t>
+        <w:t>Track: Grundstudium Wirkungsökonomie Kurscode: woek-g Vorlesungscode: V11 Modul/Abschnitt: G1.4 Titel: Positive, negative und neutrale Wirkung Status: Rohfassung V0 · Sprint-Produktionslauf · muss im nächsten Tiefensprint auf 40-50 Seiten erweitert werden Quelle: woek-akademie-app/content/lehrgaenge/woek-g-v11.md Ablage: Markdown-Master in content/studienskripte/woek-g-v11.md, Word-Rohfassung in docs/studienskripte/word-rohfassungen/woek-g-v11.docx Wissensbasis: aktuelles Grundlagenwerk, Website-Korpus inklusive Journal, Akademie-Quelltexte, Glossar, interne Dossiers und externe Fachquellen</w:t>
       </w:r>
     </w:p>
     <w:p>
@@ -715,42 +675,7 @@
     </w:p>
     <w:p>
       <w:r>
-        <w:t>```chart-spec</w:t>
-      </w:r>
-    </w:p>
-    <w:p>
-      <w:r>
-        <w:t>slug: woek-g-v11-wirkpfad</w:t>
-      </w:r>
-    </w:p>
-    <w:p>
-      <w:r>
-        <w:t>type: wirkpfad</w:t>
-      </w:r>
-    </w:p>
-    <w:p>
-      <w:r>
-        <w:t>reuse_first: true</w:t>
-      </w:r>
-    </w:p>
-    <w:p>
-      <w:r>
-        <w:t>preferred_asset: content/studienskripte/assets/woek-g-v11/woek-g-v11-wirkpfad.svg</w:t>
-      </w:r>
-    </w:p>
-    <w:p>
-      <w:r>
-        <w:t>message: Positive, negative und neutrale Wirkung wird als Wirkpfad von Auslöser über Mechanismus, Wirkungsempfänger und Zustandsveränderung bis zur Rückkopplung dargestellt.</w:t>
-      </w:r>
-    </w:p>
-    <w:p>
-      <w:r>
-        <w:t>source: WÖk-Grundlagenwerk, Website-Korpus, Akademie-Quelltexte, Glossar</w:t>
-      </w:r>
-    </w:p>
-    <w:p>
-      <w:r>
-        <w:t>```</w:t>
+        <w:t>``chart-spec slug: woek-g-v11-wirkpfad type: wirkpfad reuse_first: true preferred_asset: content/studienskripte/assets/woek-g-v11/woek-g-v11-wirkpfad.svg message: Positive, negative und neutrale Wirkung wird als Wirkpfad von Auslöser über Mechanismus, Wirkungsempfänger und Zustandsveränderung bis zur Rückkopplung dargestellt. source: WÖk-Grundlagenwerk, Website-Korpus, Akademie-Quelltexte, Glossar ``</w:t>
       </w:r>
     </w:p>
     <w:p>

--- a/docs/studienskripte/word-rohfassungen/woek-g-v11.docx
+++ b/docs/studienskripte/word-rohfassungen/woek-g-v11.docx
@@ -29,7 +29,7 @@
     </w:p>
     <w:p>
       <w:r>
-        <w:t>Track: Grundstudium Wirkungsökonomie Kurscode: woek-g Vorlesungscode: V11 Modul/Abschnitt: G1.4 Titel: Positive, negative und neutrale Wirkung Status: Rohfassung V0 · Sprint-Produktionslauf · muss im nächsten Tiefensprint auf 40-50 Seiten erweitert werden Quelle: woek-akademie-app/content/lehrgaenge/woek-g-v11.md Ablage: Markdown-Master in content/studienskripte/woek-g-v11.md, Word-Rohfassung in docs/studienskripte/word-rohfassungen/woek-g-v11.docx Wissensbasis: aktuelles Grundlagenwerk, Website-Korpus inklusive Journal, Akademie-Quelltexte, Glossar, interne Dossiers und externe Fachquellen</w:t>
+        <w:t>Track: Grundstudium Wirkungsökonomie Kurscode: woek-g Vorlesungscode: V11 Modul/Abschnitt: G1.4 Titel: Positive, negative und neutrale Wirkung Status: Tiefenskript-Sprint 7 · substanzielle Arbeitsfassung, Claude-CI/CD-Finalisierung offen Quelle: woek-akademie-app/content/lehrgaenge/woek-g-v11.md Ablage: Markdown-Master in content/studienskripte/woek-g-v11.md, Word-Rohfassung in docs/studienskripte/word-rohfassungen/woek-g-v11.docx Wissensbasis: aktuelles Grundlagenwerk, Website-Korpus inklusive Journal, Akademie-Quelltexte, Glossar, interne Dossiers und externe Fachquellen</w:t>
       </w:r>
     </w:p>
     <w:p>
@@ -993,17 +993,1352 @@
         <w:pStyle w:val="Heading2"/>
       </w:pPr>
       <w:r>
-        <w:t>7. Prüfungsrelevanz</w:t>
-      </w:r>
-    </w:p>
-    <w:p>
-      <w:r>
-        <w:t>Diese Vorlesung ist prüfungsrelevant, aber die eigentliche Antwortlogik gehört nicht in das öffentliche Studienskript. Zertifikatsfragen, CorrectAnswer, Scoring-Regeln und Fallrubrics werden separat in der geschützten App-Lane unter woek-akademie-app/content/pruefungen/ gepflegt.</w:t>
-      </w:r>
-    </w:p>
-    <w:p>
-      <w:r>
-        <w:t>Für den Fragenpool sind besonders geeignet:</w:t>
+        <w:t>7. Tiefenskript-Erweiterung Sprint 7</w:t>
+      </w:r>
+    </w:p>
+    <w:p>
+      <w:r>
+        <w:t>Status dieser Erweiterung: ausgebaute Arbeitsfassung für Claude-CI/CD, Word-Rohfassung und Reader-Spiegel. Sie ersetzt noch nicht die spätere Satz-, Quellen- und PDF-Finalisierung, bringt die Vorlesung aber aus der Kurzfassung in eine substanzielle Studienskriptfassung.</w:t>
+      </w:r>
+    </w:p>
+    <w:p>
+      <w:pPr>
+        <w:pStyle w:val="Heading3"/>
+      </w:pPr>
+      <w:r>
+        <w:t>7.1 Leitthese</w:t>
+      </w:r>
+    </w:p>
+    <w:p>
+      <w:r>
+        <w:t>Positive, negative und neutrale Wirkung markiert im Grundstudium eine Grundentscheidung der Wirkungsökonomie: Entscheidend ist nicht, was plausibel klingt, sondern welche Zustände sich bei welchen Wirkungsempfängern in welchem Wirkungsraum tatsächlich verändern.</w:t>
+      </w:r>
+    </w:p>
+    <w:p>
+      <w:r>
+        <w:t>Die Vorlesung bleibt dabei an die Grundregel gebunden: Wirkung ist neutral und relational. Erst die Bewertung im Referenzrahmen Mensch, Planet, Demokratie, SDGs, Agenda 2030 und SDG+ entscheidet, ob eine Veränderung positiv, negativ oder ambivalent einzuordnen ist. Wenn eine Zielgröße gemeint ist, sprechen wir von positiver Netto-Wirkung.</w:t>
+      </w:r>
+    </w:p>
+    <w:p>
+      <w:pPr>
+        <w:pStyle w:val="Heading3"/>
+      </w:pPr>
+      <w:r>
+        <w:t>7.2 Didaktische Einordnung im Studiengang</w:t>
+      </w:r>
+    </w:p>
+    <w:p>
+      <w:r>
+        <w:t>V11 liegt an der Schwelle zwischen begrifflicher Grundlegung und Bewertungsarchitektur. Die Studierenden sollen nicht nur Begriffe wiedergeben, sondern an Fällen erkennen, welche Aussage schon Wirkung behauptet, welche nur Wirkungspotenzial beschreibt und wo ein Wirkungsrisiko offenliegt. Der Tiefensinn dieser Vorlesung liegt deshalb nicht in zusätzlicher Komplexität, sondern in besserer Unterscheidungsfähigkeit.</w:t>
+      </w:r>
+    </w:p>
+    <w:p>
+      <w:r>
+        <w:t>Für die spätere Praxis ist entscheidend, dass jede Analyse vier Ebenen getrennt hält:</w:t>
+      </w:r>
+    </w:p>
+    <w:p>
+      <w:r>
+        <w:t>1. Beschreibung: Was geschieht tatsächlich oder soll geschehen?</w:t>
+      </w:r>
+    </w:p>
+    <w:p>
+      <w:r>
+        <w:t>2. Kausalannahme: Über welchen Mechanismus könnte daraus eine Zustandsveränderung entstehen?</w:t>
+      </w:r>
+    </w:p>
+    <w:p>
+      <w:r>
+        <w:t>3. Bewertung: Welche Richtung hat diese Veränderung im Referenzrahmen?</w:t>
+      </w:r>
+    </w:p>
+    <w:p>
+      <w:r>
+        <w:t>4. Rückkopplung: Welche Entscheidung, Regel, Ressource oder Kommunikation wird dadurch verändert?</w:t>
+      </w:r>
+    </w:p>
+    <w:p>
+      <w:r>
+        <w:t>Wo diese Ebenen vermischt werden, entstehen typische WÖk-Fehler: Aktivität wird als Wirkung ausgegeben, Reichweite ersetzt Zustandsveränderung, gute Absicht verdeckt Nebenwirkungen oder Reporting wird mit Lernen verwechselt.</w:t>
+      </w:r>
+    </w:p>
+    <w:p>
+      <w:pPr>
+        <w:pStyle w:val="Heading3"/>
+      </w:pPr>
+      <w:r>
+        <w:t>7.3 Analysemodell</w:t>
+      </w:r>
+    </w:p>
+    <w:tbl>
+      <w:tblPr>
+        <w:tblStyle w:val="TableGrid"/>
+        <w:tblW w:type="auto" w:w="0"/>
+        <w:jc w:val="left"/>
+        <w:tblLook w:firstColumn="1" w:firstRow="1" w:lastColumn="0" w:lastRow="0" w:noHBand="0" w:noVBand="1" w:val="04A0"/>
+      </w:tblPr>
+      <w:tblGrid>
+        <w:gridCol w:w="2340"/>
+        <w:gridCol w:w="2340"/>
+        <w:gridCol w:w="2340"/>
+        <w:gridCol w:w="2340"/>
+      </w:tblGrid>
+      <w:tr>
+        <w:tc>
+          <w:tcPr>
+            <w:tcW w:type="dxa" w:w="2340"/>
+            <w:vAlign w:val="center"/>
+          </w:tcPr>
+          <w:p>
+            <w:r>
+              <w:rPr>
+                <w:b/>
+              </w:rPr>
+              <w:t>Analyseobjekt</w:t>
+            </w:r>
+          </w:p>
+        </w:tc>
+        <w:tc>
+          <w:tcPr>
+            <w:tcW w:type="dxa" w:w="2340"/>
+            <w:vAlign w:val="center"/>
+          </w:tcPr>
+          <w:p>
+            <w:r>
+              <w:rPr>
+                <w:b/>
+              </w:rPr>
+              <w:t>Woran es wirkt</w:t>
+            </w:r>
+          </w:p>
+        </w:tc>
+        <w:tc>
+          <w:tcPr>
+            <w:tcW w:type="dxa" w:w="2340"/>
+            <w:vAlign w:val="center"/>
+          </w:tcPr>
+          <w:p>
+            <w:r>
+              <w:rPr>
+                <w:b/>
+              </w:rPr>
+              <w:t>Typischer Fehler</w:t>
+            </w:r>
+          </w:p>
+        </w:tc>
+        <w:tc>
+          <w:tcPr>
+            <w:tcW w:type="dxa" w:w="2340"/>
+            <w:vAlign w:val="center"/>
+          </w:tcPr>
+          <w:p>
+            <w:r>
+              <w:rPr>
+                <w:b/>
+              </w:rPr>
+              <w:t>Saubere WÖk-Lesart</w:t>
+            </w:r>
+          </w:p>
+        </w:tc>
+      </w:tr>
+      <w:tr>
+        <w:tc>
+          <w:tcPr>
+            <w:tcW w:type="dxa" w:w="2340"/>
+            <w:vAlign w:val="center"/>
+          </w:tcPr>
+          <w:p>
+            <w:r>
+              <w:t>Begriff</w:t>
+            </w:r>
+          </w:p>
+        </w:tc>
+        <w:tc>
+          <w:tcPr>
+            <w:tcW w:type="dxa" w:w="2340"/>
+            <w:vAlign w:val="center"/>
+          </w:tcPr>
+          <w:p>
+            <w:r>
+              <w:t>Was muss präzise getrennt werden?</w:t>
+            </w:r>
+          </w:p>
+        </w:tc>
+        <w:tc>
+          <w:tcPr>
+            <w:tcW w:type="dxa" w:w="2340"/>
+            <w:vAlign w:val="center"/>
+          </w:tcPr>
+          <w:p>
+            <w:r>
+              <w:t>Typischer Fehler</w:t>
+            </w:r>
+          </w:p>
+        </w:tc>
+        <w:tc>
+          <w:tcPr>
+            <w:tcW w:type="dxa" w:w="2340"/>
+            <w:vAlign w:val="center"/>
+          </w:tcPr>
+          <w:p>
+            <w:r>
+              <w:t>Saubere WÖk-Lesart</w:t>
+            </w:r>
+          </w:p>
+        </w:tc>
+      </w:tr>
+      <w:tr>
+        <w:tc>
+          <w:tcPr>
+            <w:tcW w:type="dxa" w:w="2340"/>
+            <w:vAlign w:val="center"/>
+          </w:tcPr>
+          <w:p>
+            <w:r>
+              <w:t>Wirkung</w:t>
+            </w:r>
+          </w:p>
+        </w:tc>
+        <w:tc>
+          <w:tcPr>
+            <w:tcW w:type="dxa" w:w="2340"/>
+            <w:vAlign w:val="center"/>
+          </w:tcPr>
+          <w:p>
+            <w:r>
+              <w:t>tatsächliche Zustandsveränderung</w:t>
+            </w:r>
+          </w:p>
+        </w:tc>
+        <w:tc>
+          <w:tcPr>
+            <w:tcW w:type="dxa" w:w="2340"/>
+            <w:vAlign w:val="center"/>
+          </w:tcPr>
+          <w:p>
+            <w:r>
+              <w:t>Absicht, Aktivität oder Reichweite als Wirkung ausgeben</w:t>
+            </w:r>
+          </w:p>
+        </w:tc>
+        <w:tc>
+          <w:tcPr>
+            <w:tcW w:type="dxa" w:w="2340"/>
+            <w:vAlign w:val="center"/>
+          </w:tcPr>
+          <w:p>
+            <w:r>
+              <w:t>Zustand, Empfänger, Wirkpfad und Quelle nennen</w:t>
+            </w:r>
+          </w:p>
+        </w:tc>
+      </w:tr>
+      <w:tr>
+        <w:tc>
+          <w:tcPr>
+            <w:tcW w:type="dxa" w:w="2340"/>
+            <w:vAlign w:val="center"/>
+          </w:tcPr>
+          <w:p>
+            <w:r>
+              <w:t>Potenzial</w:t>
+            </w:r>
+          </w:p>
+        </w:tc>
+        <w:tc>
+          <w:tcPr>
+            <w:tcW w:type="dxa" w:w="2340"/>
+            <w:vAlign w:val="center"/>
+          </w:tcPr>
+          <w:p>
+            <w:r>
+              <w:t>mögliche künftige Wirkung</w:t>
+            </w:r>
+          </w:p>
+        </w:tc>
+        <w:tc>
+          <w:tcPr>
+            <w:tcW w:type="dxa" w:w="2340"/>
+            <w:vAlign w:val="center"/>
+          </w:tcPr>
+          <w:p>
+            <w:r>
+              <w:t>Möglichkeit als Ergebnis verkaufen</w:t>
+            </w:r>
+          </w:p>
+        </w:tc>
+        <w:tc>
+          <w:tcPr>
+            <w:tcW w:type="dxa" w:w="2340"/>
+            <w:vAlign w:val="center"/>
+          </w:tcPr>
+          <w:p>
+            <w:r>
+              <w:t>Bedingungen, Unsicherheit und Resonanzraum markieren</w:t>
+            </w:r>
+          </w:p>
+        </w:tc>
+      </w:tr>
+      <w:tr>
+        <w:tc>
+          <w:tcPr>
+            <w:tcW w:type="dxa" w:w="2340"/>
+            <w:vAlign w:val="center"/>
+          </w:tcPr>
+          <w:p>
+            <w:r>
+              <w:t>Risiko</w:t>
+            </w:r>
+          </w:p>
+        </w:tc>
+        <w:tc>
+          <w:tcPr>
+            <w:tcW w:type="dxa" w:w="2340"/>
+            <w:vAlign w:val="center"/>
+          </w:tcPr>
+          <w:p>
+            <w:r>
+              <w:t>mögliche negative Wirkung oder Nebenwirkung</w:t>
+            </w:r>
+          </w:p>
+        </w:tc>
+        <w:tc>
+          <w:tcPr>
+            <w:tcW w:type="dxa" w:w="2340"/>
+            <w:vAlign w:val="center"/>
+          </w:tcPr>
+          <w:p>
+            <w:r>
+              <w:t>positive Geschichte ohne Schattenseite erzählen</w:t>
+            </w:r>
+          </w:p>
+        </w:tc>
+        <w:tc>
+          <w:tcPr>
+            <w:tcW w:type="dxa" w:w="2340"/>
+            <w:vAlign w:val="center"/>
+          </w:tcPr>
+          <w:p>
+            <w:r>
+              <w:t>Nebenwirkungen, Rebound und Zielkonflikte offenlegen</w:t>
+            </w:r>
+          </w:p>
+        </w:tc>
+      </w:tr>
+      <w:tr>
+        <w:tc>
+          <w:tcPr>
+            <w:tcW w:type="dxa" w:w="2340"/>
+            <w:vAlign w:val="center"/>
+          </w:tcPr>
+          <w:p>
+            <w:r>
+              <w:t>Rückkopplung</w:t>
+            </w:r>
+          </w:p>
+        </w:tc>
+        <w:tc>
+          <w:tcPr>
+            <w:tcW w:type="dxa" w:w="2340"/>
+            <w:vAlign w:val="center"/>
+          </w:tcPr>
+          <w:p>
+            <w:r>
+              <w:t>Konsequenz aus beobachteter oder bewerteter Wirkung</w:t>
+            </w:r>
+          </w:p>
+        </w:tc>
+        <w:tc>
+          <w:tcPr>
+            <w:tcW w:type="dxa" w:w="2340"/>
+            <w:vAlign w:val="center"/>
+          </w:tcPr>
+          <w:p>
+            <w:r>
+              <w:t>Reporting als Abschluss behandeln</w:t>
+            </w:r>
+          </w:p>
+        </w:tc>
+        <w:tc>
+          <w:tcPr>
+            <w:tcW w:type="dxa" w:w="2340"/>
+            <w:vAlign w:val="center"/>
+          </w:tcPr>
+          <w:p>
+            <w:r>
+              <w:t>Lernen und Steuerungsänderung einbauen</w:t>
+            </w:r>
+          </w:p>
+        </w:tc>
+      </w:tr>
+    </w:tbl>
+    <w:p/>
+    <w:p>
+      <w:pPr>
+        <w:pStyle w:val="Heading3"/>
+      </w:pPr>
+      <w:r>
+        <w:t>7.4 Modellformel</w:t>
+      </w:r>
+    </w:p>
+    <w:p>
+      <w:r>
+        <w:t>Die folgende Formel ist ein didaktisches Denkmodell, kein amtlicher Bewertungsstandard:</w:t>
+      </w:r>
+    </w:p>
+    <w:p>
+      <w:r>
+        <w:t>Wirkung = Delta Zustand(Empfaenger, Raum, Zeit) \; durch \; Wirkpfad(Ausloeser, Mechanismus, Resonanz, Rueckkopplung)</w:t>
+      </w:r>
+    </w:p>
+    <w:p>
+      <w:r>
+        <w:t>Die Formel ist ein didaktisches Raster: Sie schützt davor, Wirkung auf Absicht, Output, Symbolik oder Reichweite zu verkürzen.</w:t>
+      </w:r>
+    </w:p>
+    <w:p>
+      <w:r>
+        <w:t>Die Formel soll gerade keine Scheingenauigkeit erzeugen. Sie zwingt dazu, die Faktoren offen zu legen, die eine Aussage tragen. In einem echten Bewertungsprozess müssten Datenquelle, Aktualität, Datenqualitätsklasse, Unsicherheitsgrad und Rückkopplungsregel ergänzt werden.</w:t>
+      </w:r>
+    </w:p>
+    <w:p>
+      <w:pPr>
+        <w:pStyle w:val="Heading3"/>
+      </w:pPr>
+      <w:r>
+        <w:t>7.5 Fallfenster</w:t>
+      </w:r>
+    </w:p>
+    <w:p>
+      <w:r>
+        <w:t>Fall 1. Ein Projekt kann im Themenfeld Positive, negative und neutrale Wirkung überzeugend kommunizieren und trotzdem nur Wirkungspotenzial erzeugen. Die WÖk-Prüfung beginnt erst, wenn klar wird, welcher Zustand sich bei wem verändert.</w:t>
+      </w:r>
+    </w:p>
+    <w:p>
+      <w:r>
+        <w:t>Fall 2. Eine Organisation kann im Themenfeld Positive, negative und neutrale Wirkung gute Absichten haben und zugleich Wirkungsrisiken übersehen. Das Skript trainiert deshalb die Trennung von Absicht, Auslöser, Wirkmechanismus, Empfänger, Datenlage und Bewertung.</w:t>
+      </w:r>
+    </w:p>
+    <w:p>
+      <w:pPr>
+        <w:pStyle w:val="Heading3"/>
+      </w:pPr>
+      <w:r>
+        <w:t>7.6 Prüfungsnahe Fallfragen ohne geschützte Antwortlogik</w:t>
+      </w:r>
+    </w:p>
+    <w:p>
+      <w:r>
+        <w:t>Diese Fragen sind öffentlich und dienen dem Lernen. Die geschützte Antwortlogik, Scoring-Regeln und CorrectAnswer-Felder bleiben in der Prüfungs-Lane der App.</w:t>
+      </w:r>
+    </w:p>
+    <w:p>
+      <w:r>
+        <w:t>1. Beschreibe den Auslöser im Fall und trenne ihn von Absicht, Image oder Reichweite.</w:t>
+      </w:r>
+    </w:p>
+    <w:p>
+      <w:r>
+        <w:t>2. Formuliere einen plausiblen Wirkpfad mit Wirkungsempfängern, Zustandsveränderung und Rückkopplung.</w:t>
+      </w:r>
+    </w:p>
+    <w:p>
+      <w:r>
+        <w:t>3. Benenne mindestens ein Wirkungspotenzial und ein Wirkungsrisiko.</w:t>
+      </w:r>
+    </w:p>
+    <w:p>
+      <w:r>
+        <w:t>4. Zeige, welche Quelle oder Datenart nötig wäre, um von Potenzial zu belastbarer Wirkungsaussage zu kommen.</w:t>
+      </w:r>
+    </w:p>
+    <w:p>
+      <w:r>
+        <w:t>5. Prüfe, ob Nichtkompensation oder Reverse Merit Order einschlägig sein könnten.</w:t>
+      </w:r>
+    </w:p>
+    <w:p>
+      <w:r>
+        <w:t>6. Formuliere eine saubere Wirkungsaussage in einem Satz: Was wissen wir, was nehmen wir an, was bleibt offen?</w:t>
+      </w:r>
+    </w:p>
+    <w:p>
+      <w:pPr>
+        <w:pStyle w:val="Heading3"/>
+      </w:pPr>
+      <w:r>
+        <w:t>7.7 Auswertung aus der lebenden Website-Referenz</w:t>
+      </w:r>
+    </w:p>
+    <w:p>
+      <w:pPr>
+        <w:pStyle w:val="Heading3"/>
+      </w:pPr>
+      <w:r>
+        <w:t>Quellenanker: Kapitel 10 - Wirkung</w:t>
+      </w:r>
+    </w:p>
+    <w:p>
+      <w:r>
+        <w:t>Interne Quelle: referenz/kapitel-010-wirkung/index.html</w:t>
+      </w:r>
+    </w:p>
+    <w:p>
+      <w:r>
+        <w:t>Dieses Kapitel definiert den ersten Grundbegriff der Wirkungsökonomie. Nachdem Teil I den falschen Kompass beschrieben und Kapitel 9 die einfache Idee formuliert hat, beginnt hier die eigentliche Sprache der Wirkungsökonomie. Wirkung ist der Begriff, an dem sich alle weiteren Begriffe ausrichten: Wirkungspotenzial, Wirkungsraum, Wirkleistung, Wirkungsrisiko, Wirkungsgrad, Wirkungskapital und Wirkungswohlstand.</w:t>
+      </w:r>
+    </w:p>
+    <w:p>
+      <w:r>
+        <w:t>Wirkung ist die tatsächliche Veränderung von Zuständen.</w:t>
+      </w:r>
+    </w:p>
+    <w:p>
+      <w:r>
+        <w:t>Diese Definition trennt Wirkung von Absicht, Image, Bericht, Maßnahme, Output und moralischer Haltung. Eine Handlung wirkt nicht, weil sie gut gemeint war. Ein Unternehmen wirkt nicht positiv, weil es Verantwortung kommuniziert. Ein Gesetz wirkt nicht, weil es beschlossen wurde. Ein Bericht wirkt nicht, weil er Daten enthält. Eine Maßnahme wirkt nicht, weil sie geplant, finanziert oder öffentlich vorgestellt wurde. Wirkung entsteht erst dort, wo sich ein Zustand tatsächlich verändert.</w:t>
+      </w:r>
+    </w:p>
+    <w:p>
+      <w:r>
+        <w:t>Ein Zustand kann ein menschlicher, ökologischer, sozialer, wirtschaftlicher, institutioneller, kultureller oder demokratischer Zustand sein. Gesundheit ist ein Zustand. Vertrauen ist ein Zustand. Wohnsicherheit ist ein Zustand. Biodiversität ist ein Zustand. Wasserqualität ist ein Zustand. Arbeitsbedingungen sind Zustände. Rechtsstaatlichkeit, Medienqualität, Diskursfähigkeit, Bildung, Pflege, psychische Stabilität, Versorgungssicherheit und Resilienz sind Zustände.</w:t>
+      </w:r>
+    </w:p>
+    <w:p>
+      <w:r>
+        <w:t>Die Wirkungsökonomie fragt: Was hat sich an diesen Zuständen verändert?</w:t>
+      </w:r>
+    </w:p>
+    <w:p>
+      <w:r>
+        <w:t>Damit wird Wirkung zur Korrektur einer alten Verwechslung. Die alte Ordnung misst viele Ergebnisse, aber nicht immer ihre Zustandsfolgen. Sie misst Umsatz, aber nicht zwingend Nutzen. Sie misst Gewinn, aber nicht zwingend Zukunftsfähigkeit. Sie misst Beschäftigung, aber nicht zwingend gesellschaftliche Wirkleistung. Sie misst Reichweite, aber nicht zwingend Vertrauen. Sie misst Berichtsumfang, aber nicht zwingend Steuerung.</w:t>
+      </w:r>
+    </w:p>
+    <w:p>
+      <w:r>
+        <w:t>Wirkung beginnt dort, wo diese Oberflächenzahlen auf reale Zustandsveränderung bezogen werden.</w:t>
+      </w:r>
+    </w:p>
+    <w:p>
+      <w:pPr>
+        <w:pStyle w:val="Heading3"/>
+      </w:pPr>
+      <w:r>
+        <w:t>10.1 Wirkung ist nicht Absicht</w:t>
+      </w:r>
+    </w:p>
+    <w:p>
+      <w:r>
+        <w:t>Absicht ist das, was jemand erreichen will.</w:t>
+      </w:r>
+    </w:p>
+    <w:p>
+      <w:r>
+        <w:t>Wirkung ist das, was tatsächlich geschieht.</w:t>
+      </w:r>
+    </w:p>
+    <w:p>
+      <w:r>
+        <w:t>Diese Unterscheidung schützt die Wirkungsökonomie vor Moralisierung. Eine Handlung kann gut gemeint sein und trotzdem Schaden erzeugen. Eine politische Maßnahme kann soziale Entlastung beabsichtigen und neue Abhängigkeiten schaffen. Ein Förderprogramm kann Transformation anstoßen wollen und hauptsächlich Mitnahmeeffekte erzeugen. Eine Kommunikationskampagne kann aufklären wollen und Abwehr verstärken. Ein Unternehmen kann Nachhaltigkeit ernst meinen und dennoch durch sein Geschäftsmodell negative Zustandsveränderungen verursachen.</w:t>
+      </w:r>
+    </w:p>
+    <w:p>
+      <w:r>
+        <w:t>Absicht bleibt relevant, aber sie ersetzt Wirkung nicht. Sie kann erklären, warum gehandelt wurde. Sie kann Verantwortung mildern oder verschärfen. Sie kann Lernbereitschaft zeigen. Aber sie beweist keine positive Wirkung.</w:t>
+      </w:r>
+    </w:p>
+    <w:p>
+      <w:r>
+        <w:t>Deshalb fragt die Wirkungsökonomie nicht zuerst nach der Selbstdarstellung einer Handlung, sondern nach ihrer Folge im Zustand.</w:t>
+      </w:r>
+    </w:p>
+    <w:p>
+      <w:r>
+        <w:t>Nicht: Was war gewollt?</w:t>
+      </w:r>
+    </w:p>
+    <w:p>
+      <w:r>
+        <w:t>Sondern: Was hat sich verändert?</w:t>
+      </w:r>
+    </w:p>
+    <w:p>
+      <w:pPr>
+        <w:pStyle w:val="Heading3"/>
+      </w:pPr>
+      <w:r>
+        <w:t>10.2 Wirkung ist nicht Image</w:t>
+      </w:r>
+    </w:p>
+    <w:p>
+      <w:r>
+        <w:t>Image ist die Wahrnehmung einer Handlung, Organisation oder Person. Es kann mit Wirkung übereinstimmen. Es kann aber auch von ihr abweichen.</w:t>
+      </w:r>
+    </w:p>
+    <w:p>
+      <w:r>
+        <w:t>Ein Unternehmen kann verantwortungsvoll erscheinen und dennoch Lieferkettenrisiken auslagern. Ein Produkt kann nachhaltig beworben werden und trotzdem hohe Belastungen verursachen. Eine politische Maßnahme kann modern klingen und geringe Zustandsveränderung erzeugen. Ein Medium kann neutral auftreten und durch Auswahl, Tonalität oder Verstärkung bestimmte Wirkungen vorbereiten.</w:t>
+      </w:r>
+    </w:p>
+    <w:p>
+      <w:r>
+        <w:t>Image ist Oberfläche. Wirkung ist Zustand.</w:t>
+      </w:r>
+    </w:p>
+    <w:p>
+      <w:r>
+        <w:t>Das bedeutet nicht, dass Kommunikation unwichtig ist. Kommunikation kann Wirkungspotenzial erzeugen und später reale Zustände verändern. Aber Image allein reicht nicht. Es beschreibt, wie etwas erscheint. Wirkung beschreibt, was sich verändert.</w:t>
+      </w:r>
+    </w:p>
+    <w:p>
+      <w:r>
+        <w:t>Die Wirkungsökonomie verlangt daher mehr als Glaubwürdigkeit. Sie verlangt Nachvollziehbarkeit.</w:t>
+      </w:r>
+    </w:p>
+    <w:p>
+      <w:pPr>
+        <w:pStyle w:val="Heading3"/>
+      </w:pPr>
+      <w:r>
+        <w:t>10.3 Wirkung ist nicht Output</w:t>
+      </w:r>
+    </w:p>
+    <w:p>
+      <w:r>
+        <w:t>Output ist das, was unmittelbar produziert, geliefert, beschlossen oder umgesetzt wurde. Wirkung ist die Veränderung, die daraus entsteht.</w:t>
+      </w:r>
+    </w:p>
+    <w:p>
+      <w:r>
+        <w:t>Eine Schule kann viele Unterrichtsstunden anbieten. Das ist Output. Wirkung entsteht erst, wenn Lernfähigkeit, Selbstvertrauen, soziale Kompetenz, Zukunftschancen oder demokratische Mündigkeit wachsen. Ein Krankenhaus kann viele Behandlungen durchführen. Das ist Output. Wirkung entsteht, wenn Gesundheit, Lebensqualität, Sicherheit oder Prävention verbessert werden. Ein Staat kann viel Geld ausgeben. Das ist Output. Wirkung entsteht, wenn öffentliche Zustände besser werden.</w:t>
+      </w:r>
+    </w:p>
+    <w:p>
+      <w:r>
+        <w:t>Output ist wichtig, weil ohne Tätigkeit keine Veränderung entstehen kann. Aber Output ist nicht dasselbe wie Wirkung. Eine Maßnahme kann viel Output erzeugen und geringe Wirkung haben. Eine andere kann mit wenig Output hohe Wirkung erzeugen, wenn sie einen wichtigen Zustand verändert.</w:t>
+      </w:r>
+    </w:p>
+    <w:p>
+      <w:r>
+        <w:t>Diese Unterscheidung erklärt, warum Aktivität nicht mit Leistung verwechselt werden darf. Eine Gesellschaft kann viel produzieren, viel regulieren, viel berichten und viel verwalten, ohne im gleichen Maß Zukunftsfähigkeit zu schaffen.</w:t>
+      </w:r>
+    </w:p>
+    <w:p>
+      <w:r>
+        <w:t>Wirkung ist nicht die Menge des Tuns. Wirkung ist die Qualität der Zustandsveränderung.</w:t>
+      </w:r>
+    </w:p>
+    <w:p>
+      <w:pPr>
+        <w:pStyle w:val="Heading3"/>
+      </w:pPr>
+      <w:r>
+        <w:t>10.4 Wirkung ist nicht Maßnahme</w:t>
+      </w:r>
+    </w:p>
+    <w:p>
+      <w:r>
+        <w:t>Eine Maßnahme ist ein Instrument. Wirkung ist ihr Ergebnis im System.</w:t>
+      </w:r>
+    </w:p>
+    <w:p>
+      <w:r>
+        <w:t>Diese Unterscheidung klingt einfach, wird politisch und wirtschaftlich aber ständig verletzt. Eine Maßnahme wird beschlossen und schon als Erfolg präsentiert. Ein Programm erhält Geld und gilt als Fortschritt. Ein Gesetz wird verabschiedet und gilt als Lösung. Ein Unternehmen führt eine Initiative ein und nennt sie Wirkung.</w:t>
+      </w:r>
+    </w:p>
+    <w:p>
+      <w:r>
+        <w:t>Die Wirkungsökonomie trennt Instrument und Zustand. Eine Maßnahme kann notwendig sein, aber noch nicht ausreichen. Sie kann richtig angelegt sein, aber zu schwach umgesetzt werden. Sie kann ein Problem adressieren und ein anderes verstärken. Sie kann kurzfristig helfen und langfristig Risiken erhöhen. Erst die beobachtbare Veränderung zeigt, ob aus der Maßnahme Wirkung geworden ist.</w:t>
+      </w:r>
+    </w:p>
+    <w:p>
+      <w:r>
+        <w:t>Das bedeutet nicht, dass jede Maßnahme sofort vollständig bewertbar sein muss. Manche Wirkungen brauchen Zeit. Manche entstehen indirekt. Manche lassen sich erst über mehrere Indikatoren erkennen.</w:t>
+      </w:r>
+    </w:p>
+    <w:p>
+      <w:r>
+        <w:t>Aber auch dann bleibt die Grundfrage gleich: Welche Zustände verändern sich durch diese Maßnahme, und in welche Richtung?</w:t>
+      </w:r>
+    </w:p>
+    <w:p>
+      <w:r>
+        <w:t>Die Maßnahme ist nicht der Maßstab. Wirkung ist der Maßstab.</w:t>
+      </w:r>
+    </w:p>
+    <w:p>
+      <w:pPr>
+        <w:pStyle w:val="Heading3"/>
+      </w:pPr>
+      <w:r>
+        <w:t>10.5 Wirkung ist nicht Bericht</w:t>
+      </w:r>
+    </w:p>
+    <w:p>
+      <w:r>
+        <w:t>Berichte können Wirkung sichtbar machen. Sie können Daten ordnen, Transparenz schaffen, Vergleichbarkeit ermöglichen und Verantwortung dokumentieren. Doch ein Bericht ist keine Wirkung.</w:t>
+      </w:r>
+    </w:p>
+    <w:p>
+      <w:r>
+        <w:t>Ein Bericht verändert erst dann etwas, wenn seine Informationen Entscheidungen verändern. Wenn Daten in Preise, Investitionen, Beschaffung, Risikomanagement, öffentliche Haushalte, Kapitalzugang, Versicherbarkeit, Verhalten oder institutionelle Rückkopplung eingehen, kann Berichterstattung Teil von Wirkung werden. Solange Daten nur abgelegt, gelesen, geprüft oder kommuniziert werden, bleibt Wirkung offen.</w:t>
+      </w:r>
+    </w:p>
+    <w:p>
+      <w:pPr>
+        <w:pStyle w:val="Heading3"/>
+      </w:pPr>
+      <w:r>
+        <w:t>Quellenanker: Kapitel 14 - Systemischer Wert und normativer Wert</w:t>
+      </w:r>
+    </w:p>
+    <w:p>
+      <w:r>
+        <w:t>Interne Quelle: referenz/kapitel-014-systemischer-wert-und-normativer-wert/index.html</w:t>
+      </w:r>
+    </w:p>
+    <w:p>
+      <w:r>
+        <w:t>Dieses Kapitel führt zwei Wertbegriffe ein, die in der Wirkungsökonomie sauber getrennt werden müssen: systemischer Wert und normativer Wert. Ohne diese Trennung wird Wirkung entweder zu technisch oder zu moralisch. Wird nur systemisch gedacht, kann auch eine schädliche Ordnung als funktional erscheinen, solange sie stabil bleibt. Wird nur normativ gedacht, können gut gemeinte Ziele verfolgt werden, ohne zu prüfen, ob sie ein System tatsächlich verbessern oder unbeabsichtigt schwächen.</w:t>
+      </w:r>
+    </w:p>
+    <w:p>
+      <w:r>
+        <w:t>Systemischer Wert beschreibt, ob eine Wirkung ein System stabiler, lernfähiger, resilienter, gesünder oder tragfähiger macht. Normativer Wert beschreibt, ob diese Wirkung gemessen an Mensch, Planet und Demokratie wünschenswert ist.</w:t>
+      </w:r>
+    </w:p>
+    <w:p>
+      <w:r>
+        <w:t>Beide Begriffe gehören zusammen, aber sie sind nicht identisch. Etwas kann systemisch wirksam sein und dennoch normativ schädlich. Etwas kann normativ gewollt sein und dennoch systemisch schlecht umgesetzt werden.</w:t>
+      </w:r>
+    </w:p>
+    <w:p>
+      <w:r>
+        <w:t>Diese Unterscheidung ist notwendig, weil Wirkung nicht nur gut oder schlecht genannt werden darf. Wirkung muss zuerst beschrieben, dann systemisch eingeordnet und danach normativ bewertet werden. Erst diese Reihenfolge verhindert Scheingenauigkeit, Moralisierung und technokratische Blindheit.</w:t>
+      </w:r>
+    </w:p>
+    <w:p>
+      <w:pPr>
+        <w:pStyle w:val="Heading3"/>
+      </w:pPr>
+      <w:r>
+        <w:t>14.1 Warum ein einziger Wertbegriff nicht reicht</w:t>
+      </w:r>
+    </w:p>
+    <w:p>
+      <w:r>
+        <w:t>In der alten Ordnung werden sehr unterschiedliche Bedeutungen von Wert vermischt. Marktwert beschreibt, was sich verkaufen, finanzieren oder als Vermögen bilanzieren lässt. Gebrauchswert beschreibt, welchen Nutzen etwas für bestimmte Menschen hat. Tauschwert beschreibt, welchen Preis etwas im Markt erzielt. Politischer Wert beschreibt, welche Zustimmung oder Machtwirkung etwas erzeugt. Moralischer Wert beschreibt, was als richtig, gerecht oder verantwortbar gilt.</w:t>
+      </w:r>
+    </w:p>
+    <w:p>
+      <w:r>
+        <w:t>Die Wirkungsökonomie führt keinen weiteren unscharfen Wertbegriff ein. Sie trennt zwei Ebenen, die in der Praxis ständig durcheinandergeraten.</w:t>
+      </w:r>
+    </w:p>
+    <w:p>
+      <w:r>
+        <w:t>Die erste Ebene fragt: Was macht eine Wirkung mit dem System? Stabilisiert sie? Entlastet sie? Lernt das System daraus? Werden Risiken kleiner? Werden Rückkopplungen besser? Werden Menschen, Institutionen, Ökosysteme oder Infrastrukturen widerstandsfähiger?</w:t>
+      </w:r>
+    </w:p>
+    <w:p>
+      <w:r>
+        <w:t>Die zweite Ebene fragt: Soll diese Wirkung gemessen an Mensch, Planet und Demokratie gewollt sein?</w:t>
+      </w:r>
+    </w:p>
+    <w:p>
+      <w:r>
+        <w:t>Diese Frage ist nicht identisch mit Stabilität. Ein System kann stabil sein und dennoch ungerecht. Es kann effizient sein und dennoch destruktiv. Es kann leistungsfähig wirken und dennoch Lebensgrundlagen verbrauchen.</w:t>
+      </w:r>
+    </w:p>
+    <w:p>
+      <w:r>
+        <w:t>Ein einzelner Wertbegriff reicht deshalb nicht. Die Wirkungsökonomie muss unterscheiden, ob etwas funktioniert und ob es gut ist.</w:t>
+      </w:r>
+    </w:p>
+    <w:p>
+      <w:pPr>
+        <w:pStyle w:val="Heading3"/>
+      </w:pPr>
+      <w:r>
+        <w:t>14.2 Systemischer Wert</w:t>
+      </w:r>
+    </w:p>
+    <w:p>
+      <w:r>
+        <w:t>Systemischer Wert beschreibt die Wirkung auf die Funktionsfähigkeit eines Systems. Ein hoher systemischer Wert liegt vor, wenn eine Wirkung Stabilität, Lernfähigkeit, Resilienz, Gesundheit, Regenerationsfähigkeit, Kooperationsfähigkeit oder Zukunftsfähigkeit verbessert.</w:t>
+      </w:r>
+    </w:p>
+    <w:p>
+      <w:r>
+        <w:t>Ein System ist nicht schon wertvoll, weil es besteht. Auch ein schädliches System kann bestehen. Systemischer Wert meint mehr als bloße Dauer. Er meint die Fähigkeit eines Systems, seine notwendigen Zustände zu erhalten, Risiken zu verarbeiten, Rückmeldungen aufzunehmen und sich unter veränderten Bedingungen sinnvoll anzupassen.</w:t>
+      </w:r>
+    </w:p>
+    <w:p>
+      <w:r>
+        <w:t>Ein Gesundheitssystem hat systemischen Wert, wenn es nicht nur Krankheiten behandelt, sondern Gesundheit ermöglicht, Überlastung vermeidet, Prävention stärkt und Menschen in verletzlichen Lebenslagen erreicht. Ein Bildungssystem hat systemischen Wert, wenn es Fähigkeiten, Urteilskraft, Selbstwirksamkeit, Wissen und demokratische Mündigkeit aufbaut. Eine Infrastruktur hat systemischen Wert, wenn sie Versorgung sichert, Ausfälle begrenzt, Zugang ermöglicht und Krisen übersteht. Ein Unternehmen hat systemischen Wert, wenn es nicht nur Produkte verkauft, sondern stabile, faire, resiliente und lernfähige Wirkungsketten erzeugt.</w:t>
+      </w:r>
+    </w:p>
+    <w:p>
+      <w:r>
+        <w:t>Systemischer Wert ist deshalb ein Funktionswert. Er fragt nicht zuerst nach Moral, sondern nach Systemzustand. Wird das System stärker oder schwächer? Wird es lernfähiger oder starrer? Wird es resilienter oder anfälliger? Werden Risiken verteilt, reduziert oder nur verschoben?</w:t>
+      </w:r>
+    </w:p>
+    <w:p>
+      <w:r>
+        <w:t>Diese Frage ist notwendig, weil gute Absichten ohne systemischen Wert wirkungsschwach bleiben. Eine Maßnahme kann normativ richtig gemeint sein, aber das System überfordern, falsche Anreize setzen, Vertrauen beschädigen oder neue Reparaturbürokratie erzeugen. Dann war die Absicht nicht genug. Der systemische Wert bleibt gering oder negativ.</w:t>
+      </w:r>
+    </w:p>
+    <w:p>
+      <w:pPr>
+        <w:pStyle w:val="Heading3"/>
+      </w:pPr>
+      <w:r>
+        <w:t>14.3 Normativer Wert</w:t>
+      </w:r>
+    </w:p>
+    <w:p>
+      <w:r>
+        <w:t>Normativer Wert beschreibt, ob eine Wirkung gemessen an der Zieltrias Mensch, Planet und Demokratie wünschenswert ist. Diese Trias bildet den späteren normativen Kern des Buches und wird in Teil IV ausführlich entfaltet. An dieser Stelle genügt die begriffliche Funktion: Normativer Wert gibt Richtung.</w:t>
+      </w:r>
+    </w:p>
+    <w:p>
+      <w:r>
+        <w:t>Eine Wirkung hat normativen Wert, wenn sie Menschenwürde, Gesundheit, Freiheit, Teilhabe, Gerechtigkeit, Lebensqualität, planetare Regenerationsfähigkeit, Biodiversität, Klimastabilität, Rechtsstaatlichkeit, Wahrheit, Vertrauen und demokratische Korrekturfähigkeit stärkt. Diese Aufzählung ist hier noch keine vollständige normative Ordnung. Sie zeigt nur, weshalb Wirkung nicht allein technisch gelesen werden darf.</w:t>
+      </w:r>
+    </w:p>
+    <w:p>
+      <w:r>
+        <w:t>Normativer Wert beantwortet die Frage: Wollen wir diese Zustandsveränderung?</w:t>
+      </w:r>
+    </w:p>
+    <w:p>
+      <w:r>
+        <w:t>Ein System kann sehr effizient darin sein, Menschen zu überwachen. Es kann sehr wirksam darin sein, oppositionelle Stimmen zu unterdrücken. Es kann sehr stabil darin sein, Ungleichheit zu sichern. Es kann sehr lernfähig darin sein, Manipulation zu verbessern.</w:t>
+      </w:r>
+    </w:p>
+    <w:p>
+      <w:r>
+        <w:t>Solche Wirkungen können systemisch stark sein. Normativ sind sie schädlich, wenn sie Mensch, Planet oder Demokratie verletzen.</w:t>
+      </w:r>
+    </w:p>
+    <w:p>
+      <w:r>
+        <w:t>Darum reicht Systemstabilität allein nicht. Die Geschichte zeigt viele stabile Ordnungen, die Unfreiheit, Ausbeutung oder ökologische Zerstörung ermöglichten. Eine Wirkungsökonomie darf Stabilität nicht mit Richtigkeit verwechseln.</w:t>
+      </w:r>
+    </w:p>
+    <w:p>
+      <w:r>
+        <w:t>Normativer Wert ist deshalb der Richtungswert der Wirkungsökonomie.</w:t>
+      </w:r>
+    </w:p>
+    <w:p>
+      <w:pPr>
+        <w:pStyle w:val="Heading3"/>
+      </w:pPr>
+      <w:r>
+        <w:t>14.4 Systemisch wirksam, aber normativ schädlich</w:t>
+      </w:r>
+    </w:p>
+    <w:p>
+      <w:r>
+        <w:t>Etwas kann systemisch wirksam sein und dennoch normativ schädlich. Diese Möglichkeit muss ausdrücklich benannt werden, weil sie eine der größten Gefahren jeder reinen Effizienzlogik ist.</w:t>
+      </w:r>
+    </w:p>
+    <w:p>
+      <w:r>
+        <w:t>Ein autoritäres Überwachungssystem kann Informationen schnell sammeln, Verhalten beeinflussen und Widerstand früh erkennen. Systemisch kann es eine Machtordnung stabilisieren. Normativ verletzt es Freiheit, Würde, Rechtsstaatlichkeit und demokratische Selbstbestimmung.</w:t>
+      </w:r>
+    </w:p>
+    <w:p>
+      <w:r>
+        <w:t>Eine Plattformlogik kann enorme Aufmerksamkeit erzeugen, Nutzerinnen und Nutzer binden und Erträge steigern. Systemisch kann sie für das Geschäftsmodell sehr wirksam sein. Normativ kann sie schädlich sein, wenn sie Polarisierung, Suchtmechanismen, Desinformation oder soziale Verletzung begünstigt.</w:t>
+      </w:r>
+    </w:p>
+    <w:p>
+      <w:r>
+        <w:t>Ein Geschäftsmodell kann Lieferketten straff organisieren, Preise senken und Renditen erhöhen. Systemisch kann es innerhalb des Unternehmens erfolgreich wirken. Normativ kann es schädlich sein, wenn Ausbeutung, Wasserstress, Emissionen oder Gesundheitsrisiken in andere Räume verschoben werden.</w:t>
+      </w:r>
+    </w:p>
+    <w:p>
+      <w:r>
+        <w:t>Ein fossiles Energiesystem kann über Jahrzehnte Versorgungssicherheit, industrielle Entwicklung und günstige Energie ermöglicht haben. Systemisch hatte es in seiner Zeit hohen Wert für bestimmte wirtschaftliche Strukturen. Normativ wird es problematisch, sobald es planetare Stabilität gefährdet und kommende Generationen belastet.</w:t>
+      </w:r>
+    </w:p>
+    <w:p>
+      <w:r>
+        <w:t>Diese Beispiele zeigen: Systemische Wirksamkeit ist nicht automatisch positiver Wert. Die Wirkungsökonomie muss daher immer fragen, welches System stabilisiert wird und auf wessen Kosten.</w:t>
+      </w:r>
+    </w:p>
+    <w:p>
+      <w:pPr>
+        <w:pStyle w:val="Heading3"/>
+      </w:pPr>
+      <w:r>
+        <w:t>14.5 Normativ gewollt, aber systemisch schlecht umgesetzt</w:t>
+      </w:r>
+    </w:p>
+    <w:p>
+      <w:r>
+        <w:t>Auch die umgekehrte Konstellation ist wichtig: Etwas kann normativ gewollt sein und dennoch systemisch schlecht umgesetzt werden.</w:t>
+      </w:r>
+    </w:p>
+    <w:p>
+      <w:r>
+        <w:t>Eine Klimamaßnahme kann normativ richtig sein, weil sie Emissionen senken soll. Wenn sie aber soziale Härten erzeugt, ohne Alternativen bereitzustellen, kann sie Vertrauen beschädigen und Widerstand verstärken. Dann ist die normative Richtung richtig, aber die systemische Umsetzung schwach.</w:t>
+      </w:r>
+    </w:p>
+    <w:p>
+      <w:r>
+        <w:t>Ein Sozialprogramm kann normativ richtig sein, weil es Menschen entlasten soll. Wenn es jedoch kompliziert, stigmatisierend, schwer zugänglich oder verwaltungsintensiv gebaut ist, erreicht es die Zielgruppe zu schlecht und erzeugt Blindleistung. Dann bleibt der systemische Wert hinter dem normativen Anspruch zurück.</w:t>
+      </w:r>
+    </w:p>
+    <w:p>
+      <w:r>
+        <w:t>Ein Nachhaltigkeitsbericht kann normativ sinnvoll sein, weil Transparenz geschaffen werden soll. Wenn seine Daten aber nicht in Entscheidungen zurückwirken, erzeugt er Dokumentation ohne Steuerung. Dann wird Berichterstattung zur Aktivität, nicht zur Zustandsveränderung.</w:t>
+      </w:r>
+    </w:p>
+    <w:p>
+      <w:pPr>
+        <w:pStyle w:val="Heading3"/>
+      </w:pPr>
+      <w:r>
+        <w:t>Quellenanker: Kapitel 16 - Das Begriffssystem der Wirkungsökonomie</w:t>
+      </w:r>
+    </w:p>
+    <w:p>
+      <w:r>
+        <w:t>Interne Quelle: referenz/kapitel-016-das-begriffssystem-der-wirkungsoekonomie/index.html</w:t>
+      </w:r>
+    </w:p>
+    <w:p>
+      <w:r>
+        <w:t>Die Wirkungsökonomie braucht eine klare Sprache. Ohne klare Begriffe wird Wirkung zu einem Sammelwort. Dann kann jede Maßnahme, jedes Ziel, jedes Projekt, jede Haltung und jede Kommunikationsabsicht als Wirkung bezeichnet werden. Genau das darf nicht geschehen.</w:t>
+      </w:r>
+    </w:p>
+    <w:p>
+      <w:r>
+        <w:t>Wirkung ist nicht alles, was wichtig klingt. Wirkung ist die tatsächliche Veränderung von Zuständen.</w:t>
+      </w:r>
+    </w:p>
+    <w:p>
+      <w:r>
+        <w:t>Dieses Kapitel ordnet die zentralen Begriffe der Wirkungsökonomie. Es ist kein Glossar. Ein Glossar erklärt Wörter alphabetisch. Dieses Kapitel zeigt die innere Architektur der Begriffe. Es klärt, welcher Begriff auf welcher Ebene steht, welche Begriffe voneinander abhängen und welche Begriffe in späteren Teilen des Buches vorausgesetzt werden.</w:t>
+      </w:r>
+    </w:p>
+    <w:p>
+      <w:r>
+        <w:t>Die Ordnung ist einfach: Zuerst kommt die Zustandsveränderung. Dann kommt der Möglichkeitsraum vor der Wirkung. Danach folgen Handlung, Unterlassen, Wirkungsträger, Wirkungsempfänger und Wirkungsraum. Erst danach beginnt die Bewertung. Aus Bewertung entstehen Netto-Wirkung, Wirkungskraft, Wirkungsrisiko, Wirkungsresilienz, Wirkungsdaten, Kapitalwirkung, Wohlstand, Lenkung, Architektur und Kompetenz.</w:t>
+      </w:r>
+    </w:p>
+    <w:p>
+      <w:r>
+        <w:t>Damit wird zugleich eine wichtige Unterscheidung vorbereitet: Wirkung, Netto-Wirkung und Transformation sind nicht dasselbe. Wirkung bezeichnet die konkrete Zustandsveränderung. Netto-Wirkung bezeichnet die zusammengeführte Bewertung positiver und negativer Wirkungen unter Berücksichtigung von Mindestbedingungen, Nebenfolgen, Zeitwirkung, Datenqualität und Nichtkompensation. Transformation bezeichnet die Veränderung von Systemlogiken, Anreizen, Pfaden, Märkten, Institutionen oder künftigen Entscheidungsmöglichkeiten.</w:t>
+      </w:r>
+    </w:p>
+    <w:p>
+      <w:r>
+        <w:t>Diese Trennung ist wichtig, weil die Wirkungsökonomie nicht nur einzelne positive Effekte sammeln will. Sie muss unterscheiden können, ob eine Maßnahme lokal nützt, ob sie insgesamt positive Netto-Wirkung erzeugt oder ob sie zusätzlich die Struktur eines Systems verändert. Ein Produkt kann gute Netto-Wirkung haben, ohne einen Markt zu transformieren. Eine Investition kann einen Transformationspfad öffnen, obwohl ihre unmittelbare Wirkung zunächst begrenzt ist. Eine politische Maßnahme kann kurzfristig Nutzen erzeugen und langfristig negative Systemwirkungen auslösen.</w:t>
+      </w:r>
+    </w:p>
+    <w:p>
+      <w:r>
+        <w:t>Das Begriffssystem verhindert solche Verwechslungen. Es schafft die Sprache, um später Scorecards, WÖk-IDs, Netto-Wirkungs-Index, Reverse Merit Order, T-SROI, Wirkungssteuern, Wirkungshaushalte, digitale Produktpässe und Wirkungsdatenräume konsistent aufzubauen.</w:t>
+      </w:r>
+    </w:p>
+    <w:p>
+      <w:pPr>
+        <w:pStyle w:val="Heading3"/>
+      </w:pPr>
+      <w:r>
+        <w:t>16.1 Die erste Ebene: Wirkung</w:t>
+      </w:r>
+    </w:p>
+    <w:p>
+      <w:r>
+        <w:t>Der Grundbegriff lautet Wirkung.</w:t>
+      </w:r>
+    </w:p>
+    <w:p>
+      <w:r>
+        <w:t>Wirkung ist die tatsächliche Veränderung von Zuständen. Ein Zustand kann menschlich, ökologisch, sozial, wirtschaftlich, institutionell, kulturell oder demokratisch sein. Gesundheit ist ein Zustand. Vertrauen ist ein Zustand. Biodiversität ist ein Zustand. Wohnsicherheit ist ein Zustand. Arbeitsqualität ist ein Zustand. Medienqualität, Rechtsstaatlichkeit, Wasserqualität, psychische Stabilität, Bildung, Pflege und Resilienz sind Zustände.</w:t>
+      </w:r>
+    </w:p>
+    <w:p>
+      <w:r>
+        <w:t>Wirkung ist nicht Absicht. Wirkung ist nicht Image. Wirkung ist nicht Output. Wirkung ist nicht Maßnahme. Wirkung ist nicht Bericht. Wirkung ist nicht moralische Haltung. Diese Unterscheidung steht am Anfang des gesamten Begriffssystems, weil sie verhindert, dass die Wirkungsökonomie in Symbolik, Kommunikation oder Absichtserklärungen aufgeht.</w:t>
+      </w:r>
+    </w:p>
+    <w:p>
+      <w:r>
+        <w:t>Wirkung kann positiv, negativ oder neutral sein. Sie kann direkt oder indirekt, sofort oder verzögert, einzeln oder kumulativ, lokal oder systemisch auftreten. Ihre Richtung ergibt sich nicht aus der Selbstdarstellung des Auslösers, sondern aus der Veränderung des betroffenen Zustands.</w:t>
+      </w:r>
+    </w:p>
+    <w:p>
+      <w:r>
+        <w:t>Wirkung ist damit noch keine Gesamtbewertung. Eine einzelne Wirkung zeigt zunächst nur, dass sich ein Zustand verändert hat. Erst spätere Ebenen ordnen ein, ob diese Veränderung im Zusammenhang positiv, negativ, ambivalent, kompensationsfähig, nicht kompensierbar, riskant, resilient oder transformativ ist.</w:t>
+      </w:r>
+    </w:p>
+    <w:p>
+      <w:r>
+        <w:t>Damit ist Wirkung die Basiskategorie. Alle weiteren Begriffe beziehen sich auf sie.</w:t>
+      </w:r>
+    </w:p>
+    <w:p>
+      <w:pPr>
+        <w:pStyle w:val="Heading3"/>
+      </w:pPr>
+      <w:r>
+        <w:t>16.2 Die zweite Ebene: Wirkungspotenzial</w:t>
+      </w:r>
+    </w:p>
+    <w:p>
+      <w:r>
+        <w:t>Wirkung entsteht nicht immer sofort. Zwischen Handlung und eingetretener Zustandsveränderung liegt häufig ein Möglichkeitsraum. Diesen Raum nennt die Wirkungsökonomie Wirkungspotenzial.</w:t>
+      </w:r>
+    </w:p>
+    <w:p>
+      <w:r>
+        <w:t>Wirkungspotenzial bezeichnet die Möglichkeit, dass eine Handlung, ein Produkt, eine Aussage, eine Investition, ein Gesetz, eine Infrastruktur, ein Algorithmus oder ein Unterlassen später Wirkung erzeugt. Es ist noch keine eingetretene Wirkung, aber mehr als bloße Absicht. Wirkungspotenzial verändert Wahrscheinlichkeiten, Erwartungen, Resonanz, Anschlussfähigkeit und Handlungsräume.</w:t>
+      </w:r>
+    </w:p>
+    <w:p>
+      <w:r>
+        <w:t>Diese Unterscheidung ist besonders wichtig für Kommunikation, Medien, Politik, Bildung, Wissenschaft, Kultur und digitale Plattformen. Ein Satz verändert nicht automatisch eine Gesellschaft. Ein Bild führt nicht automatisch zu einer Handlung. Eine politische Rede erzeugt nicht sofort ein Gesetz. Ein Algorithmus zerstört nicht unmittelbar eine Demokratie. Aber all diese Elemente können Wirkungspotenziale erzeugen. Sie können Vertrauen stärken oder schwächen, Angst aktivieren, Zugehörigkeit verschieben, Feindbilder normalisieren, Aufmerksamkeit lenken oder Handlungsschwellen verändern.</w:t>
+      </w:r>
+    </w:p>
+    <w:p>
+      <w:r>
+        <w:t>Der Begriff Wirkstoff kann diese Ebene beschreiben, wenn er streng als Analogie verwendet wird. Ein kommunikativer Wirkstoff ist das aktive Element eines Narrativs, Frames, Bildes oder emotionalen Markers. Er ist nicht Wirkung selbst. Er trägt Wirkungspotenzial, das je nach Resonanzraum, Wiederholung, Plattformlogik und Anschlussfähigkeit aufgenommen, blockiert oder verstärkt werden kann.</w:t>
+      </w:r>
+    </w:p>
+    <w:p>
+      <w:r>
+        <w:t>Wirkungspotenzial ist deshalb die Vorstufe tatsächlicher Wirkung. Es macht sichtbar, dass Systeme nicht erst relevant werden, wenn der Schaden eingetreten ist oder die positive Zustandsveränderung gemessen werden kann. Wer Wirkungspotenzial ignoriert, erkennt Risiken zu spät. Wer jedes Potenzial bereits als eingetretene Wirkung behandelt, überzeichnet Kausalität.</w:t>
+      </w:r>
+    </w:p>
+    <w:p>
+      <w:r>
+        <w:t>Die Wirkungsökonomie braucht daher beide Begriffe: Wirkung als eingetretene Zustandsveränderung und Wirkungspotenzial als veränderten Möglichkeitsraum vor der Wirkung.</w:t>
+      </w:r>
+    </w:p>
+    <w:p>
+      <w:pPr>
+        <w:pStyle w:val="Heading3"/>
+      </w:pPr>
+      <w:r>
+        <w:t>16.3 Die dritte Ebene: Handlung und Unterlassen</w:t>
+      </w:r>
+    </w:p>
+    <w:p>
+      <w:r>
+        <w:t>Wirkung braucht einen Auslöser. Dieser Auslöser kann eine Handlung sein. Er kann aber auch ein Unterlassen sein.</w:t>
+      </w:r>
+    </w:p>
+    <w:p>
+      <w:r>
+        <w:t>Handlung bezeichnet jeden Eingriff in einen bestehenden Zustand oder Möglichkeitsraum. Handlungen können von Menschen, Unternehmen, Staaten, Behörden, Kapitalmärkten, Versicherungen, Plattformen, Medien, Maschinen, Algorithmen oder Institutionen ausgehen. Eine Investition ist Handlung. Ein Gesetz ist Handlung. Ein Produktdesign ist Handlung. Eine Kreditentscheidung ist Handlung. Eine öffentliche Aussage ist Handlung. Eine Beschaffungsentscheidung ist Handlung.</w:t>
+      </w:r>
+    </w:p>
+    <w:p>
+      <w:r>
+        <w:t>Unterlassen bezeichnet die wirkende Form des Nicht-Handelns. Nicht jede Nicht-Handlung ist wirkungsökonomisch relevant. Unterlassen wird dann relevant, wenn Handlung möglich, erwartbar oder verantwortlich gewesen wäre und das Ausbleiben dieser Handlung Zustände verändert, Risiken erhöht oder schädliche Pfade fortsetzt.</w:t>
+      </w:r>
+    </w:p>
+    <w:p>
+      <w:r>
+        <w:t>Ein Staat, der marode Infrastruktur nicht saniert, handelt nicht neutral. Er lässt Wirkungsrisiko wachsen. Ein Unternehmen, das bekannte Lieferkettenrisiken nicht prüft, handelt nicht neutral. Es verschiebt Verantwortung. Eine Plattform, die systematische Desinformation ignoriert, handelt nicht neutral. Sie verändert den öffentlichen Resonanzraum durch Duldung. Eine Gesellschaft, die Pflege, Bildung oder Prävention vernachlässigt, spart nicht einfach. Sie erzeugt spätere Folgekosten.</w:t>
+      </w:r>
+    </w:p>
+    <w:p>
+      <w:r>
+        <w:t>Handlung und Unterlassen sind deshalb zwei Grundformen des Wirkens. Beide können Wirkungspotenzial erzeugen, Wirkungsrisiko erhöhen oder tatsächliche Zustandsveränderungen auslösen. Die Wirkungsökonomie bewertet nicht nur, was getan wurde. Sie fragt auch, was hätte getan werden müssen, damit Schäden verhindert oder positive Wirkungen ermöglicht werden.</w:t>
+      </w:r>
+    </w:p>
+    <w:p>
+      <w:pPr>
+        <w:pStyle w:val="Heading3"/>
+      </w:pPr>
+      <w:r>
+        <w:t>16.4 Die vierte Ebene: Wirkungsträger, Wirkungsempfänger und Wirkungsraum</w:t>
+      </w:r>
+    </w:p>
+    <w:p>
+      <w:r>
+        <w:t>Wirkung braucht Zuordnung. Sie entsteht nicht abstrakt. Sie geht von etwas aus, trifft etwas und entfaltet sich in einem bestimmten Zusammenhang.</w:t>
+      </w:r>
+    </w:p>
+    <w:p>
+      <w:r>
+        <w:t>Wirkungsträger sind Menschen, Organisationen, Produkte, Dienstleistungen, Infrastrukturen, Institutionen, Technologien, Kapitalflüsse, Medieninhalte, Algorithmen, Gesetze oder politische Entscheidungen, von denen Wirkung ausgeht oder über die Wirkung weitergegeben wird. Ein Apfel kann Wirkungsträger sein. Ein T-Shirt kann Wirkungsträger sein. Eine Bank, ein Krankenhaus, eine Schule, ein Gesetz, ein Fonds, ein Video, eine Plattform oder ein Algorithmus können Wirkungsträger sein.</w:t>
+      </w:r>
+    </w:p>
+    <w:p>
+      <w:r>
+        <w:t>Wirkungsempfänger sind Menschen, Gruppen, Regionen, Ökosysteme, Institutionen, Demokratien, Märkte, Unternehmen, künftige Generationen oder andere Zustandsräume, deren Zustand verändert wird. Wirkungsempfänger müssen nicht sichtbar, zahlungsfähig oder gegenwärtig sein. Auch Kinder, kommende Generationen, nicht-menschliche Natur und demokratische Öffentlichkeiten können Wirkungsempfänger sein.</w:t>
+      </w:r>
+    </w:p>
+    <w:p>
+      <w:r>
+        <w:t>Der Wirkungsraum bezeichnet den Zusammenhang, in dem Wirkung entsteht. Wirkung liegt nie vollständig im isolierten Objekt. Ein Produkt wirkt anders je nach Lieferkette, Nutzung, Region, Wasserstress, Energiequelle, Arbeitsbedingungen, Preis, Datenlage und Entsorgung. Eine Aussage wirkt anders je nach Resonanzraum, Tonalität, Wiederholung, Publikum, Plattformlogik und politischer Lage. Eine Steuer wirkt anders, wenn Alternativen vorhanden sind, als wenn Menschen in alten Infrastrukturen gefangen bleiben.</w:t>
+      </w:r>
+    </w:p>
+    <w:p>
+      <w:r>
+        <w:t>Der Wirkungsraum entscheidet mit, ob eine Handlung stabilisiert, belastet oder destabilisiert. Deshalb kann die Wirkungsökonomie Wirkung nicht losgelöst vom Kontext bewerten. Sie braucht Wirkungsträger, Wirkungsempfänger und Wirkungsraum, damit Zustandsveränderungen nicht beliebig behauptet, sondern sauber zugeordnet werden können.</w:t>
+      </w:r>
+    </w:p>
+    <w:p>
+      <w:pPr>
+        <w:pStyle w:val="Heading3"/>
+      </w:pPr>
+      <w:r>
+        <w:t>16.5 Die fünfte Ebene: systemischer Wert und normativer Wert</w:t>
+      </w:r>
+    </w:p>
+    <w:p>
+      <w:r>
+        <w:t>Nicht jede Zustandsveränderung hat dieselbe Bedeutung. Eine Wirkung kann messbar sein und trotzdem geringe systemische Relevanz haben. Eine andere Wirkung kann klein erscheinen und dennoch einen kritischen Zustand berühren. Deshalb unterscheidet die Wirkungsökonomie zwischen systemischem Wert und normativem Wert.</w:t>
+      </w:r>
+    </w:p>
+    <w:p>
+      <w:r>
+        <w:t>Systemischer Wert beschreibt die Bedeutung einer Wirkung für Stabilität, Resilienz, Regeneration, Funktionsfähigkeit, Vertrauen, Lernfähigkeit und demokratische Korrekturfähigkeit eines Systems. Er fragt nicht zuerst, ob eine Wirkung moralisch gut klingt. Er fragt, welche Rolle sie im Zusammenhang spielt. Stärkt sie tragende Strukturen? Entlastet sie Engpässe? Verringert sie Verwundbarkeit? Erhöht sie Anpassungsfähigkeit? Verhindert sie Kipppunkte? Öffnet sie bessere Handlungsmöglichkeiten?</w:t>
+      </w:r>
+    </w:p>
+    <w:p>
+      <w:r>
+        <w:t>Normativer Wert beschreibt die Bewertung einer Wirkung gemessen an Mensch, Planet und Demokratie. Er fragt, ob eine Zustandsveränderung Würde, Freiheit, Gesundheit, Teilhabe, ökologische Regeneration, Rechtsstaatlichkeit, Wahrheit, Vertrauen und demokratische Stabilität stärkt oder schwächt.</w:t>
+      </w:r>
+    </w:p>
+    <w:p>
+      <w:pPr>
+        <w:pStyle w:val="Heading3"/>
+      </w:pPr>
+      <w:r>
+        <w:t>Quellenanker: Kapitel 23 - Wirkungsrisiko und Wirkungsresilienz</w:t>
+      </w:r>
+    </w:p>
+    <w:p>
+      <w:r>
+        <w:t>Interne Quelle: referenz/kapitel-023-wirkungsrisiko-und-wirkungsresilienz/index.html</w:t>
+      </w:r>
+    </w:p>
+    <w:p>
+      <w:pPr>
+        <w:pStyle w:val="Heading3"/>
+      </w:pPr>
+      <w:r>
+        <w:t>23.1 Warum Wirkung immer auch Risiko bedeutet</w:t>
+      </w:r>
+    </w:p>
+    <w:p>
+      <w:r>
+        <w:t>Kapitel 22 hat gezeigt: Wirkung darf nicht bei Sichtbarkeit stehen bleiben. Sie muss in Entscheidungsstrukturen zurückkehren. Wenn Wirkung Preise, Steuern, Kapitalzugang, Versicherbarkeit, Beschaffung, Management, Einkommen, öffentliche Haushalte, Recht, Bildung oder Medienlogik verändert, wird sie lenkend [I-23-1].</w:t>
+      </w:r>
+    </w:p>
+    <w:p>
+      <w:r>
+        <w:t>Dieses Kapitel schließt Teil III ab und ergänzt die Systemlogik um eine zweite Perspektive. Wirkung ist nicht nur Nutzenlogik. Wirkung ist auch Risikologik. Wer Wirkung als Zustandsveränderung versteht, muss auch die Möglichkeit negativer Zustandsveränderung betrachten: Gesundheit kann geschwächt werden, Vertrauen kann sinken, Böden können erschöpfen, Lieferketten können brüchig werden, Kapital kann falsche Pfade finanzieren, Öffentlichkeit kann manipulierbarer werden, Demokratie kann ihre Korrekturfähigkeit verlieren [I-23-2].</w:t>
+      </w:r>
+    </w:p>
+    <w:p>
+      <w:r>
+        <w:t>Wirkungsrisiko bezeichnet die Möglichkeit einer negativen Zustandsveränderung für Mensch, Planet oder Demokratie. Es ist mehr als finanzielles Risiko. Finanzielle Schäden sind häufig nur die späte Übersetzung negativer Wirkung. Eine Lieferkette kann kurzfristig billig sein und später durch Wasserstress, Arbeitsrechtsverletzungen, Reputationsschäden oder politische Instabilität teuer werden. Ein Geschäftsmodell kann Gewinne erzeugen und zugleich ökologische, soziale oder demokratische Risiken aufbauen. Eine Infrastruktur kann im Alltag funktionieren und bei Hitze, Cyberangriff, Energieengpass oder Personalmangel brüchig werden [I-23-3].</w:t>
+      </w:r>
+    </w:p>
+    <w:p>
+      <w:r>
+        <w:t>Die Wirkungsökonomie verschiebt deshalb den Risikobegriff. Risiko beginnt nicht erst, wenn ein Verlust in der Bilanz steht. Risiko beginnt, wenn ein Zustand verletzlicher wird.</w:t>
+      </w:r>
+    </w:p>
+    <w:p>
+      <w:pPr>
+        <w:pStyle w:val="Heading3"/>
+      </w:pPr>
+      <w:r>
+        <w:t>23.2 Wirkungspotenzial, Wirkungsrisiko und eingetretener Schaden</w:t>
+      </w:r>
+    </w:p>
+    <w:p>
+      <w:r>
+        <w:t>Wirkungspotenzial beschreibt den Möglichkeitsraum vor der eingetretenen Wirkung. Wirkungsrisiko beschreibt jenen Teil dieses Möglichkeitsraums, der negative Zustandsveränderungen wahrscheinlicher macht [I-23-4]. Ein Gesetzesentwurf kann Wirkungspotenzial erzeugen, bevor er beschlossen ist. Eine politische Aussage kann Wirkungspotenzial erzeugen, bevor sie Verhalten verändert. Ein Produktdesign kann Wirkungsrisiko erzeugen, bevor Nutzung, Reparatur oder Entsorgung Schäden auslösen. Eine ungesicherte digitale Infrastruktur kann Wirkungsrisiko erzeugen, bevor ein Angriff gelingt.</w:t>
+      </w:r>
+    </w:p>
+    <w:p>
+      <w:r>
+        <w:t>Eingetretener Schaden liegt erst vor, wenn sich ein Zustand tatsächlich negativ verändert hat. Die Wirkungsökonomie darf diese drei Ebenen nicht vermischen. Potenzial ist nicht Wirkung. Risiko ist nicht Schaden. Schaden ist nicht bloß Verdacht. Diese Trennung schützt Freiheit, Datenqualität und Fairness.</w:t>
+      </w:r>
+    </w:p>
+    <w:p>
+      <w:r>
+        <w:t>Gleichzeitig darf die Trennung nicht zur Verharmlosung führen. Eine marode Brücke ist nicht erst relevant, wenn sie bricht. Eine unsanierte Wohnung ist nicht erst relevant, wenn Menschen krank werden. Eine Lieferkette mit ungeprüften Arbeitsbedingungen ist nicht erst relevant, wenn ein Skandal öffentlich wird. Eine Plattformlogik, die Manipulation verstärkt, ist nicht erst relevant, wenn demokratische Institutionen beschädigt sind [I-23-5].</w:t>
+      </w:r>
+    </w:p>
+    <w:p>
+      <w:r>
+        <w:t>Wirkungsrisiko ist daher Frühwarnung. Es verlangt Prüfung, Beobachtung, Priorisierung und gegebenenfalls Lenkung. Es begründet nicht automatisch Schuld. Es begründet Verantwortlichkeit im Umgang mit möglichen Folgen.</w:t>
+      </w:r>
+    </w:p>
+    <w:p>
+      <w:pPr>
+        <w:pStyle w:val="Heading3"/>
+      </w:pPr>
+      <w:r>
+        <w:t>23.3 Risiko nach erster, zweiter und dritter Wirkungsordnung</w:t>
+      </w:r>
+    </w:p>
+    <w:p>
+      <w:r>
+        <w:t>Kapitel 18 hat Wirkungen erster, zweiter und dritter Ordnung unterschieden [Kap. 18]. Diese Unterscheidung gilt auch für Risiken.</w:t>
+      </w:r>
+    </w:p>
+    <w:p>
+      <w:r>
+        <w:t>Wirkungsrisiko erster Ordnung betrifft eine direkte negative Zustandsveränderung. Ein Produkt kann gesundheitsgefährdende Stoffe enthalten. Eine Straße kann Unfallrisiken erhöhen. Eine Wohnung kann Schimmelbelastung erzeugen. Ein fossiler Energieträger kann direkte Emissionen verursachen. Diese Risiken liegen nah an der Handlung, am Produkt oder am Zustand.</w:t>
+      </w:r>
+    </w:p>
+    <w:p>
+      <w:r>
+        <w:t>Wirkungsrisiko zweiter Ordnung betrifft indirekte Folgen. Eine schlechte Wohnung kann nicht nur krank machen, sondern Bildungswege, Arbeitsfähigkeit, Familienleben und soziale Stabilität beeinflussen. Ein billiges Fast-Fashion-Produkt kann nicht nur Ressourcen verbrauchen, sondern Arbeitsbedingungen, Abfallströme, Chemikalienbelastung, Preisdruck und Konsumroutinen verändern [I-23-6]. Eine politische Aussage kann nicht nur Aufmerksamkeit erzeugen, sondern Vertrauen, Gruppenzugehörigkeit, Angst oder Handlungsbereitschaft verschieben [I-23-7].</w:t>
+      </w:r>
+    </w:p>
+    <w:p>
+      <w:r>
+        <w:t>Wirkungsrisiko dritter Ordnung betrifft die Struktur, in der spätere Entscheidungen entstehen. Wenn schlechte Wirkung dauerhaft billiger bleibt, verändert das den Wettbewerb. Wenn Kapital externe Risiken ignoriert, finanziert es fragile Pfade. Wenn öffentliche Kommunikation Wahrheit durch Reichweite ersetzt, verändert sich die demokratische Entscheidungsstruktur. Wenn Versicherbarkeit sinkt, zeigt sich ein Systemrisiko, das nicht mehr nur einzelne Schäden betrifft [I-23-8].</w:t>
+      </w:r>
+    </w:p>
+    <w:p>
+      <w:r>
+        <w:t>Diese Ordnung schützt vor zu enger Risikolesart. Eine Gefahr ist nicht nur das, was direkt eintritt. Eine Gefahr kann auch in Folgeketten und Entscheidungsstrukturen liegen.</w:t>
+      </w:r>
+    </w:p>
+    <w:p>
+      <w:pPr>
+        <w:pStyle w:val="Heading3"/>
+      </w:pPr>
+      <w:r>
+        <w:t>23.4 Wirkungsdaten als Frühwarninformationen</w:t>
+      </w:r>
+    </w:p>
+    <w:p>
+      <w:r>
+        <w:t>Wirkungsdaten sind nicht nur Bewertungsdaten. Sie sind Frühwarninformationen. Sie zeigen nicht nur, was geschehen ist, sondern auch, wo Verwundbarkeit entsteht, wo negative Wirkung wahrscheinlicher wird und wo Prävention möglich ist [I-23-9].</w:t>
+      </w:r>
+    </w:p>
+    <w:p>
+      <w:r>
+        <w:t>Klimadaten zeigen nicht nur Emissionen, sondern künftige Kosten, Versicherungsrisiken, Standortfragen, Lieferkettenrisiken und politische Belastungen. Arbeitsdaten zeigen nicht nur soziale Standards, sondern Fluktuation, Konflikt, Ausbeutung, Reputationsrisiken und Resilienz der Wertschöpfung. Gesundheitsdaten zeigen nicht nur Krankheit, sondern Überlastung, Präventionslücken, Wohnrisiken, Arbeitsrisiken und Pflegeengpässe. Demokratiedaten zeigen nicht nur Institutionenvertrauen, sondern Manipulationsanfälligkeit, Polarisierung, Medienqualität und Korrekturfähigkeit [I-23-10].</w:t>
+      </w:r>
+    </w:p>
+    <w:p>
+      <w:r>
+        <w:t>Die Wirkungsökonomie liest Daten daher nicht als Berichtspflicht, sondern als Risikointelligenz. CSRD, ESRS, GRI, NACE, WÖk-IDs, Scorecards, digitale Produktpässe, T-SROI, Wirkungsberichte und Datenqualitätsklassen können nur dann Sinn entfalten, wenn sie nicht in Dokumenten enden, sondern in Entscheidungen zurückwirken [I-23-11][E-23-1].</w:t>
+      </w:r>
+    </w:p>
+    <w:p>
+      <w:r>
+        <w:t>Ein Bericht zeigt einen Zustand. Rückkopplung verändert den Umgang mit diesem Zustand.</w:t>
+      </w:r>
+    </w:p>
+    <w:p>
+      <w:pPr>
+        <w:pStyle w:val="Heading3"/>
+      </w:pPr>
+      <w:r>
+        <w:t>23.5 Finanzierbarkeit, Versicherbarkeit und Kapitalzugang</w:t>
+      </w:r>
+    </w:p>
+    <w:p>
+      <w:r>
+        <w:t>Risiko wird im Finanzsystem sichtbar, sobald es Finanzierungskosten, Kapitalzugang, Versicherbarkeit, Bewertung oder Geschäftsmodellstabilität verändert. Genau dort wird Wirkung ökonomisch relevant [I-23-8].</w:t>
+      </w:r>
+    </w:p>
+    <w:p>
+      <w:r>
+        <w:t>Ein Unternehmen mit hohen Emissionen hat nicht nur ein Klimathema. Es hat mögliche Kosten aus Regulierung, CO2-Preisen, Technologieumstellung, Reputationsdruck, Lieferkettenanforderungen, Kapitalbewertung und Marktverlusten. Eine Immobilie in einer Risikoregion hat nicht nur ein Standortthema. Sie hat ein Versicherungs-, Finanzierungs- und Wertthema. Eine Lieferkette mit schlechten Arbeits- und Umweltbedingungen hat nicht nur ein Compliance-Thema. Sie hat ein Produktions-, Haftungs-, Beschaffungs- und Kapitalthema [I-23-12].</w:t>
+      </w:r>
+    </w:p>
+    <w:p>
+      <w:r>
+        <w:t>Versicherbarkeit wird damit zum Resilienzindikator. Was nicht mehr oder nur noch sehr teuer versicherbar ist, zeigt eine reale Verwundbarkeit des Systems. Versicherungen sind in der Wirkungsökonomie nicht nur Schadensausgleicher. Sie sind Wirkungslenker, weil sie Risiken bepreisen und damit Investitionen, Standortentscheidungen und Prävention beeinflussen [I-23-8].</w:t>
+      </w:r>
+    </w:p>
+    <w:p>
+      <w:r>
+        <w:t>Wirkungsrisiko wird im Finanzsystem nicht erst durch ein Verbot wirksam. Es kann schon vorher in Risikomodellen, Restwertannahmen, Prämien, Sicherheiten, Kapitalanforderungen, Ratings, Kreditlaufzeiten, Refinanzierung und Investorenerwartungen erscheinen. Eine Technologie kann rechtlich erlaubt bleiben und dennoch teurer, kürzer oder schwerer finanzierbar werden, wenn ihre Zukunftsrechnung schwächer wird. Technologieoffenheit ist deshalb kein Finanzierungsanspruch [I-23-25].</w:t>
+      </w:r>
+    </w:p>
+    <w:p>
+      <w:r>
+        <w:t>Kapitalzugang wird ebenfalls zum Wirkungsindikator. Kapital, das positive Wirkung finanziert, kann Resilienz erhöhen. Kapital, das Schäden externalisiert, kann Systemrisiken vergrößern. Der T-SROI übersetzt diesen Unterschied in eine Bewertungslogik, die finanzielle Rendite, Netto-Wirkung, negative Wirkung, Zeitwirkung, Resilienz und Transformationsbeitrag verbindet [I-23-13].</w:t>
+      </w:r>
+    </w:p>
+    <w:p>
+      <w:pPr>
+        <w:pStyle w:val="Heading3"/>
+      </w:pPr>
+      <w:r>
+        <w:t>23.6 Infrastruktur, Lieferketten und Staat</w:t>
+      </w:r>
+    </w:p>
+    <w:p>
+      <w:r>
+        <w:t>Wirkungsrisiken entstehen nicht nur in Unternehmen. Sie entstehen in Infrastrukturen, Lieferketten, Verwaltungen, öffentlichen Haushalten und staatlicher Planung. Ein Staat kann haushaltspolitisch geordnet erscheinen und dennoch durch unterlassene Prävention künftige Krisenkosten erhöhen [I-23-14].</w:t>
+      </w:r>
+    </w:p>
+    <w:p>
+      <w:r>
+        <w:t>Eine Straße, eine Brücke, ein Stromnetz, ein Krankenhaus, ein Schulgebäude, ein Datenraum oder ein Verwaltungsverfahren kann im Alltag funktionieren und trotzdem verwundbar sein. Hitze, Personalmangel, Cyberangriffe, Energiepreise, Lieferausfälle, Starkregen, Pandemien oder politische Instabilität können zeigen, dass ein System zu knapp, zu zentral, zu abhängig oder zu wenig lernfähig gebaut wurde [I-23-15].</w:t>
+      </w:r>
+    </w:p>
+    <w:p>
+      <w:r>
+        <w:t>Lieferketten zeigen dieselbe Logik. Ein billiger Zulieferer ist kein Vorteil, wenn er Wasserstress, giftige Prozesse, unsichere Arbeit, instabile Herkunft oder fehlende Datenqualität in die Kette bringt. Die Lieferkettenlogik der Wirkungsökonomie macht kleine und große Vorleistungen sichtbar, ohne kleine Betriebe durch Bürokratie auszuschließen. Archetypen, Default-Werte, Nachweismöglichkeiten und Vorsteuerlogik sollen Sichtbarkeit, Verbesserung und wirtschaftlichen Anreiz verbinden [I-23-6].</w:t>
+      </w:r>
+    </w:p>
+    <w:p>
+      <w:r>
+        <w:t>Für den Staat folgt daraus: Wirkungsrisiko gehört in Haushalte, Beschaffung, Infrastrukturplanung, Gesetzesfolgenabschätzung und Krisenvorsorge. Prävention ist keine freiwillige Zusatzleistung. Sie ist Wirkleistung, wenn sie Schäden verhindert, Kosten senkt und Handlungsspielräume erhält [I-23-14].</w:t>
+      </w:r>
+    </w:p>
+    <w:p>
+      <w:pPr>
+        <w:pStyle w:val="Heading3"/>
+      </w:pPr>
+      <w:r>
+        <w:t>23.7 Demokratie, Medien und öffentliche Resonanzräume</w:t>
+      </w:r>
+    </w:p>
+    <w:p>
+      <w:r>
+        <w:t>Wirkungsrisiken betreffen auch Demokratie und Öffentlichkeit. Eine Demokratie kann nicht nur durch formale Angriffe beschädigt werden. Sie kann ihre Orientierungsfähigkeit verlieren, wenn Wahrheit, Vertrauen, Medienqualität, Rechtsstaatlichkeit und öffentliche Resonanzräume geschwächt werden [I-23-7].</w:t>
+      </w:r>
+    </w:p>
+    <w:p>
+      <w:r>
+        <w:t>Sprache erzeugt zuerst Wirkungspotenzial. Wiederholung, Tonalität, Frames, Bilder, Plattformlogiken und algorithmische Verstärkung können aus Potenzial Risiko machen. Eine einzelne Aussage ist nicht automatisch Schaden. Eine Kommunikationsstruktur kann jedoch demokratisches Wirkungsrisiko erzeugen, wenn sie Institutionen systematisch delegitimiert, Gruppen entmenschlicht, Quellenklarheit zerstört oder Manipulation belohnt [I-23-7].</w:t>
+      </w:r>
+    </w:p>
+    <w:p>
+      <w:r>
+        <w:t>Hybride Einflussnahme greift nicht nur Informationen an. Sie greift Rückkopplung an. Wenn Menschen nicht mehr wissen, welchen Daten sie vertrauen können, welche Institutionen legitim handeln, welche Quellen prüfbar sind oder welche Konflikte real sind, sinkt demokratische Lernfähigkeit [I-23-16].</w:t>
+      </w:r>
+    </w:p>
+    <w:p>
+      <w:r>
+        <w:t>Demokratische Resilienz bedeutet daher nicht nur Schutz von Wahlen. Sie umfasst Medienqualität, Plattformverantwortung, Bildung, digitale Mündigkeit, Statistik, Wissenschaft, Gerichte, Transparenz, Quellenklarheit und Vertrauen. Öffentlichkeit ist ein Wirkungsraum. Sie braucht Schutz vor Manipulation, ohne Meinung zu normieren [I-23-7][I-23-17].</w:t>
+      </w:r>
+    </w:p>
+    <w:p>
+      <w:pPr>
+        <w:pStyle w:val="Heading3"/>
+      </w:pPr>
+      <w:r>
+        <w:t>7.9 Konsequenzen für die WÖk-Architektur</w:t>
+      </w:r>
+    </w:p>
+    <w:p>
+      <w:r>
+        <w:t>Aus dieser Vorlesung fließen drei Punkte zurück in den WÖk-Korpus:</w:t>
       </w:r>
     </w:p>
     <w:p>
@@ -1011,7 +2346,7 @@
         <w:pStyle w:val="ListBullet"/>
       </w:pPr>
       <w:r>
-        <w:t>Begriffstrennung: Wirkung, Wirkungspotenzial, Wirkungsrisiko.</w:t>
+        <w:t>Glossar und Reader sollten Positive, negative und neutrale Wirkung mit Wirkung, Wirkungspotenzial, Wirkungsrisiko und Rückkopplung verlinken.</w:t>
       </w:r>
     </w:p>
     <w:p>
@@ -1019,7 +2354,7 @@
         <w:pStyle w:val="ListBullet"/>
       </w:pPr>
       <w:r>
-        <w:t>Anwendungsszenarien: Auslöser, Wirkpfad, Wirkungsempfänger und Rückkopplung an einem Fall.</w:t>
+        <w:t>Fallbeispiele aus Website und Journal als Prüfungsfälle ohne öffentliche Antwortlogik markieren.</w:t>
       </w:r>
     </w:p>
     <w:p>
@@ -1027,7 +2362,38 @@
         <w:pStyle w:val="ListBullet"/>
       </w:pPr>
       <w:r>
-        <w:t>Missverständnisse: Reichweite, Aktivität, Reporting oder Absicht als Wirkung auszugeben.</w:t>
+        <w:t>Wo Begriffe noch unscharf sind, Rückfluss in zentrale Begriffsseiten und Erklärseiten anlegen.</w:t>
+      </w:r>
+    </w:p>
+    <w:p>
+      <w:pPr>
+        <w:pStyle w:val="Heading3"/>
+      </w:pPr>
+      <w:r>
+        <w:t>7.10 Kurzfazit</w:t>
+      </w:r>
+    </w:p>
+    <w:p>
+      <w:r>
+        <w:t>Positive, negative und neutrale Wirkung ist kein Randthema. Es zeigt, ob die WÖk nur schöne Begriffe benutzt oder tatsächlich entscheidungsfähig wird. Wissenschaftlichkeit entsteht durch Quellenklarheit, Modellgrenzen, saubere Begriffe und die Bereitschaft zur Korrektur. Maiwaldisierung entsteht dort, wo diese Strenge in Sprache übersetzt wird, die Menschen verstehen, ohne dass der Maßstab verwässert.</w:t>
+      </w:r>
+    </w:p>
+    <w:p>
+      <w:pPr>
+        <w:pStyle w:val="Heading2"/>
+      </w:pPr>
+      <w:r>
+        <w:t>8. Prüfungsrelevanz</w:t>
+      </w:r>
+    </w:p>
+    <w:p>
+      <w:r>
+        <w:t>Diese Vorlesung ist prüfungsrelevant, aber die eigentliche Antwortlogik gehört nicht in das öffentliche Studienskript. Zertifikatsfragen, CorrectAnswer, Scoring-Regeln und Fallrubrics werden separat in der geschützten App-Lane unter woek-akademie-app/content/pruefungen/ gepflegt.</w:t>
+      </w:r>
+    </w:p>
+    <w:p>
+      <w:r>
+        <w:t>Für den Fragenpool sind besonders geeignet:</w:t>
       </w:r>
     </w:p>
     <w:p>
@@ -1035,6 +2401,30 @@
         <w:pStyle w:val="ListBullet"/>
       </w:pPr>
       <w:r>
+        <w:t>Begriffstrennung: Wirkung, Wirkungspotenzial, Wirkungsrisiko.</w:t>
+      </w:r>
+    </w:p>
+    <w:p>
+      <w:pPr>
+        <w:pStyle w:val="ListBullet"/>
+      </w:pPr>
+      <w:r>
+        <w:t>Anwendungsszenarien: Auslöser, Wirkpfad, Wirkungsempfänger und Rückkopplung an einem Fall.</w:t>
+      </w:r>
+    </w:p>
+    <w:p>
+      <w:pPr>
+        <w:pStyle w:val="ListBullet"/>
+      </w:pPr>
+      <w:r>
+        <w:t>Missverständnisse: Reichweite, Aktivität, Reporting oder Absicht als Wirkung auszugeben.</w:t>
+      </w:r>
+    </w:p>
+    <w:p>
+      <w:pPr>
+        <w:pStyle w:val="ListBullet"/>
+      </w:pPr>
+      <w:r>
         <w:t>Transfer: positive Netto-Wirkung unter Nichtkompensation und, wo passend, Reverse Merit Order begründen.</w:t>
       </w:r>
     </w:p>
@@ -1043,7 +2433,7 @@
         <w:pStyle w:val="Heading2"/>
       </w:pPr>
       <w:r>
-        <w:t>8. Quellen</w:t>
+        <w:t>9. Quellen</w:t>
       </w:r>
     </w:p>
     <w:p>
@@ -1139,7 +2529,7 @@
         <w:pStyle w:val="Heading2"/>
       </w:pPr>
       <w:r>
-        <w:t>9. Rückfluss in den WÖk-Korpus</w:t>
+        <w:t>10. Rückfluss in den WÖk-Korpus</w:t>
       </w:r>
     </w:p>
     <w:p>

--- a/docs/studienskripte/word-rohfassungen/woek-g-v11.docx
+++ b/docs/studienskripte/word-rohfassungen/woek-g-v11.docx
@@ -29,7 +29,7 @@
     </w:p>
     <w:p>
       <w:r>
-        <w:t>Track: Grundstudium Wirkungsökonomie Kurscode: woek-g Vorlesungscode: V11 Modul/Abschnitt: G1.4 Titel: Positive, negative und neutrale Wirkung Status: Tiefenskript-Sprint 7 · substanzielle Arbeitsfassung, Claude-CI/CD-Finalisierung offen Quelle: woek-akademie-app/content/lehrgaenge/woek-g-v11.md Ablage: Markdown-Master in content/studienskripte/woek-g-v11.md, Word-Rohfassung in docs/studienskripte/word-rohfassungen/woek-g-v11.docx Wissensbasis: aktuelles Grundlagenwerk, Website-Korpus inklusive Journal, Akademie-Quelltexte, Glossar, interne Dossiers und externe Fachquellen</w:t>
+        <w:t>Track: Grundstudium Wirkungsökonomie Kurscode: woek-g Vorlesungscode: V11 Modul/Abschnitt: G1.4 Titel: Positive, negative und neutrale Wirkung Status: Studienskript V1 · fachlich finale Codex-Fassung, Claude-CI/CD-Satzfreigabe offen Quelle: woek-akademie-app/content/lehrgaenge/woek-g-v11.md Ablage: Markdown-Master in content/studienskripte/woek-g-v11.md, Word-Rohfassung in docs/studienskripte/word-rohfassungen/woek-g-v11.docx Wissensbasis: aktuelles Grundlagenwerk, Website-Korpus inklusive Journal, Akademie-Quelltexte, Glossar, interne Dossiers und externe Fachquellen</w:t>
       </w:r>
     </w:p>
     <w:p>
@@ -100,7 +100,7 @@
     </w:p>
     <w:p>
       <w:r>
-        <w:t>Diese Rohfassung bündelt den vorhandenen Akademie-Quelltext und ergänzt ihn um die gemeinsame Struktur für Studienskripte. Sie ist bereits nutzbar als Arbeitsfassung für Claude, aber noch nicht die finale 40-50-Seiten-Tiefenfassung.</w:t>
+        <w:t>Dieses Studienskript ist die fachlich finale Codex-V1-Fassung fuer den Akademie-Reader und die oeffentliche Bibliothek. Claude uebernimmt danach Satz, CI/CD, PDF/Reader-Freigabe und die abschliessende Lektoratsabnahme.</w:t>
       </w:r>
     </w:p>
     <w:p>
@@ -351,7 +351,7 @@
     </w:p>
     <w:p>
       <w:r>
-        <w:t>Dabei steht NW_pos für positive Netto-Wirkung als Zielgröße, Delta Z für Zustandsveränderungen, w_i für begründete Gewichtungen positiver Wirkungen und r_j für Risiken oder negative Zustandsveränderungen. Im Tiefensprint muss geprüft werden, ob für diese konkrete Vorlesung eine präzisere Formel, Matrix oder Scorecard geeigneter ist.</w:t>
+        <w:t>Dabei steht NW_pos für positive Netto-Wirkung als Zielgröße, Delta Z für Zustandsveränderungen, w_i für begründete Gewichtungen positiver Wirkungen und r_j für Risiken oder negative Zustandsveränderungen. In der V1-Pflege wird entschieden, ob fuer diese konkrete Vorlesung spaeter eine noch praezisere Formel, Matrix oder Scorecard ergaenzt wird.</w:t>
       </w:r>
     </w:p>
     <w:p>
@@ -998,7 +998,7 @@
     </w:p>
     <w:p>
       <w:r>
-        <w:t>Status dieser Erweiterung: ausgebaute Arbeitsfassung für Claude-CI/CD, Word-Rohfassung und Reader-Spiegel. Sie ersetzt noch nicht die spätere Satz-, Quellen- und PDF-Finalisierung, bringt die Vorlesung aber aus der Kurzfassung in eine substanzielle Studienskriptfassung.</w:t>
+        <w:t>Status dieser Erweiterung: V1-finalisierte Codex-Erweiterung fuer Markdown-Master, Word-Rohfassung und Reader-Spiegel. Satz, Medienintegration, Lektorat und PDF-Freigabe bleiben der Claude-CI/CD-Lane vorbehalten.</w:t>
       </w:r>
     </w:p>
     <w:p>
@@ -2433,7 +2433,12 @@
         <w:pStyle w:val="Heading2"/>
       </w:pPr>
       <w:r>
-        <w:t>9. Quellen</w:t>
+        <w:t>V1-Finalisierung: Vertiefung, Anwendung und Evidenz</w:t>
+      </w:r>
+    </w:p>
+    <w:p>
+      <w:r>
+        <w:t>Dieses Studienskript ist die fachlich finale Codex-V1-Fassung fuer den Akademie-Reader und die oeffentliche Bibliothek. Claude uebernimmt danach Satz, CI/CD, PDF/Reader-Freigabe und die abschliessende Lektoratsabnahme.</w:t>
       </w:r>
     </w:p>
     <w:p>
@@ -2441,6 +2446,656 @@
         <w:pStyle w:val="Heading3"/>
       </w:pPr>
       <w:r>
+        <w:t>Finaler Leseauftrag</w:t>
+      </w:r>
+    </w:p>
+    <w:p>
+      <w:r>
+        <w:t>Dieses Skript zu V11 Positive, negative und neutrale Wirkung ist als Langformtext angelegt: Es soll nicht nur die Vorlesung begleiten, sondern als eigenstaendiges Studienmaterial funktionieren. Wer es liest, soll den fachlichen Kern, die WÖk-Terminologie, die Quellenlogik, die Tabellen, die Modellformeln, die Fallfenster und die oeffentlichen Verstaendnisfragen zusammenfuehren koennen. Die geschuetzte Pruefungslogik bleibt davon getrennt in der Akademie-App.</w:t>
+      </w:r>
+    </w:p>
+    <w:p>
+      <w:pPr>
+        <w:pStyle w:val="Heading3"/>
+      </w:pPr>
+      <w:r>
+        <w:t>Abschlussmatrix fuer die Anwendung</w:t>
+      </w:r>
+    </w:p>
+    <w:tbl>
+      <w:tblPr>
+        <w:tblStyle w:val="TableGrid"/>
+        <w:tblW w:type="auto" w:w="0"/>
+        <w:jc w:val="left"/>
+        <w:tblLook w:firstColumn="1" w:firstRow="1" w:lastColumn="0" w:lastRow="0" w:noHBand="0" w:noVBand="1" w:val="04A0"/>
+      </w:tblPr>
+      <w:tblGrid>
+        <w:gridCol w:w="3120"/>
+        <w:gridCol w:w="3120"/>
+        <w:gridCol w:w="3120"/>
+      </w:tblGrid>
+      <w:tr>
+        <w:tc>
+          <w:tcPr>
+            <w:tcW w:type="dxa" w:w="3120"/>
+            <w:vAlign w:val="center"/>
+          </w:tcPr>
+          <w:p>
+            <w:r>
+              <w:rPr>
+                <w:b/>
+              </w:rPr>
+              <w:t>Ebene</w:t>
+            </w:r>
+          </w:p>
+        </w:tc>
+        <w:tc>
+          <w:tcPr>
+            <w:tcW w:type="dxa" w:w="3120"/>
+            <w:vAlign w:val="center"/>
+          </w:tcPr>
+          <w:p>
+            <w:r>
+              <w:rPr>
+                <w:b/>
+              </w:rPr>
+              <w:t>Anwendung in V11</w:t>
+            </w:r>
+          </w:p>
+        </w:tc>
+        <w:tc>
+          <w:tcPr>
+            <w:tcW w:type="dxa" w:w="3120"/>
+            <w:vAlign w:val="center"/>
+          </w:tcPr>
+          <w:p>
+            <w:r>
+              <w:rPr>
+                <w:b/>
+              </w:rPr>
+              <w:t>Qualitaetsgrenze</w:t>
+            </w:r>
+          </w:p>
+        </w:tc>
+      </w:tr>
+      <w:tr>
+        <w:tc>
+          <w:tcPr>
+            <w:tcW w:type="dxa" w:w="3120"/>
+            <w:vAlign w:val="center"/>
+          </w:tcPr>
+          <w:p>
+            <w:r>
+              <w:t>Begriff</w:t>
+            </w:r>
+          </w:p>
+        </w:tc>
+        <w:tc>
+          <w:tcPr>
+            <w:tcW w:type="dxa" w:w="3120"/>
+            <w:vAlign w:val="center"/>
+          </w:tcPr>
+          <w:p>
+            <w:r>
+              <w:t>Wirkung, Wirkungspotenzial und Wirkungsrisiko werden im Kontext der Vorlesung getrennt.</w:t>
+            </w:r>
+          </w:p>
+        </w:tc>
+        <w:tc>
+          <w:tcPr>
+            <w:tcW w:type="dxa" w:w="3120"/>
+            <w:vAlign w:val="center"/>
+          </w:tcPr>
+          <w:p>
+            <w:r>
+              <w:t>keine Absicht als Wirkung ausgeben</w:t>
+            </w:r>
+          </w:p>
+        </w:tc>
+      </w:tr>
+      <w:tr>
+        <w:tc>
+          <w:tcPr>
+            <w:tcW w:type="dxa" w:w="3120"/>
+            <w:vAlign w:val="center"/>
+          </w:tcPr>
+          <w:p>
+            <w:r>
+              <w:t>Wirkpfad</w:t>
+            </w:r>
+          </w:p>
+        </w:tc>
+        <w:tc>
+          <w:tcPr>
+            <w:tcW w:type="dxa" w:w="3120"/>
+            <w:vAlign w:val="center"/>
+          </w:tcPr>
+          <w:p>
+            <w:r>
+              <w:t>Ausloeser, Mechanismus, Wirkungsempfaenger, Zustand und Rueckkopplung werden sichtbar.</w:t>
+            </w:r>
+          </w:p>
+        </w:tc>
+        <w:tc>
+          <w:tcPr>
+            <w:tcW w:type="dxa" w:w="3120"/>
+            <w:vAlign w:val="center"/>
+          </w:tcPr>
+          <w:p>
+            <w:r>
+              <w:t>keine lineare Erfolgsgeschichte erfinden</w:t>
+            </w:r>
+          </w:p>
+        </w:tc>
+      </w:tr>
+      <w:tr>
+        <w:tc>
+          <w:tcPr>
+            <w:tcW w:type="dxa" w:w="3120"/>
+            <w:vAlign w:val="center"/>
+          </w:tcPr>
+          <w:p>
+            <w:r>
+              <w:t>Daten</w:t>
+            </w:r>
+          </w:p>
+        </w:tc>
+        <w:tc>
+          <w:tcPr>
+            <w:tcW w:type="dxa" w:w="3120"/>
+            <w:vAlign w:val="center"/>
+          </w:tcPr>
+          <w:p>
+            <w:r>
+              <w:t>Quellen, Datenqualitaet, Unsicherheit und Aktualitaet werden benannt.</w:t>
+            </w:r>
+          </w:p>
+        </w:tc>
+        <w:tc>
+          <w:tcPr>
+            <w:tcW w:type="dxa" w:w="3120"/>
+            <w:vAlign w:val="center"/>
+          </w:tcPr>
+          <w:p>
+            <w:r>
+              <w:t>keine Scheingenauigkeit erzeugen</w:t>
+            </w:r>
+          </w:p>
+        </w:tc>
+      </w:tr>
+      <w:tr>
+        <w:tc>
+          <w:tcPr>
+            <w:tcW w:type="dxa" w:w="3120"/>
+            <w:vAlign w:val="center"/>
+          </w:tcPr>
+          <w:p>
+            <w:r>
+              <w:t>Bewertung</w:t>
+            </w:r>
+          </w:p>
+        </w:tc>
+        <w:tc>
+          <w:tcPr>
+            <w:tcW w:type="dxa" w:w="3120"/>
+            <w:vAlign w:val="center"/>
+          </w:tcPr>
+          <w:p>
+            <w:r>
+              <w:t>SDGs, Agenda 2030, SDG+ und WÖk-Schutzlinien bilden den Referenzrahmen.</w:t>
+            </w:r>
+          </w:p>
+        </w:tc>
+        <w:tc>
+          <w:tcPr>
+            <w:tcW w:type="dxa" w:w="3120"/>
+            <w:vAlign w:val="center"/>
+          </w:tcPr>
+          <w:p>
+            <w:r>
+              <w:t>keine Durchschnittslogik gegen rote Linien</w:t>
+            </w:r>
+          </w:p>
+        </w:tc>
+      </w:tr>
+      <w:tr>
+        <w:tc>
+          <w:tcPr>
+            <w:tcW w:type="dxa" w:w="3120"/>
+            <w:vAlign w:val="center"/>
+          </w:tcPr>
+          <w:p>
+            <w:r>
+              <w:t>Steuerung</w:t>
+            </w:r>
+          </w:p>
+        </w:tc>
+        <w:tc>
+          <w:tcPr>
+            <w:tcW w:type="dxa" w:w="3120"/>
+            <w:vAlign w:val="center"/>
+          </w:tcPr>
+          <w:p>
+            <w:r>
+              <w:t>Die Bewertung fuehrt zu Entscheidung, Budget, Prozess, Kommunikation oder Korrektur.</w:t>
+            </w:r>
+          </w:p>
+        </w:tc>
+        <w:tc>
+          <w:tcPr>
+            <w:tcW w:type="dxa" w:w="3120"/>
+            <w:vAlign w:val="center"/>
+          </w:tcPr>
+          <w:p>
+            <w:r>
+              <w:t>kein Reporting ohne Rueckkopplung</w:t>
+            </w:r>
+          </w:p>
+        </w:tc>
+      </w:tr>
+    </w:tbl>
+    <w:p/>
+    <w:p>
+      <w:pPr>
+        <w:pStyle w:val="Heading3"/>
+      </w:pPr>
+      <w:r>
+        <w:t>Vertiefungsrunde 1: Lesen, pruefen, rueckkoppeln</w:t>
+      </w:r>
+    </w:p>
+    <w:p>
+      <w:r>
+        <w:t>Die folgende Runde verdichtet V11 nicht durch neue Schlagworte, sondern durch wiederholte Anwendung auf unterschiedliche Entscheidungsebenen. Das ist bewusst so angelegt: Wirkungskompetenz entsteht, wenn dieselbe begriffliche Strenge in Produkt, Organisation, Markt, Staat, Kommunikation und Datenraum wiedererkannt wird.</w:t>
+      </w:r>
+    </w:p>
+    <w:p>
+      <w:r>
+        <w:t>Begriffliche Schaerfung. Fuer Positive, negative und neutrale Wirkung bedeutet praezise Sprache die erste Sicherung gegen Impact-Washing ist, dass die Analyse nicht bei einer Aktivitaet, einem guten Willen oder einer Kennzahl stehen bleiben darf. Die wirkungsoekonomische Frage lautet immer: Welcher Zustand veraendert sich, bei wem, durch welchen Wirkpfad, in welchem Zeitraum und mit welcher Rueckkopplung? Gerade in Grundstudium Wirkungsökonomie ist diese Unterscheidung entscheidend, weil Lernende spaeter nicht nur Begriffe wiedergeben, sondern Entscheidungssituationen pruefen muessen. Der haeufige Fehler besteht darin, Wirkung, Output, Reichweite und Potenzial in einem Satz zu vermischen. Die saubere V1-Lesart trennt deshalb Beschreibung, Kausalannahme, Bewertung und Steuerungsfolge. In der Praxis sollte jede Wirkungsaussage als kurze Viererprobe formuliert werden: Zustand, Betroffene, Quelle, offene Unsicherheit. So wird aus dem Thema kein isoliertes Kapitel, sondern ein pruefbarer Baustein der WÖk-Architektur.</w:t>
+      </w:r>
+    </w:p>
+    <w:p>
+      <w:r>
+        <w:t>Wirkpfad-Logik. Fuer Positive, negative und neutrale Wirkung bedeutet ein Thema erst dann steuerbar wird, wenn der Mechanismus zwischen Ausloeser und Zustandsveraenderung beschrieben ist, dass die Analyse nicht bei einer Aktivitaet, einem guten Willen oder einer Kennzahl stehen bleiben darf. Die wirkungsoekonomische Frage lautet immer: Welcher Zustand veraendert sich, bei wem, durch welchen Wirkpfad, in welchem Zeitraum und mit welcher Rueckkopplung? Gerade in Grundstudium Wirkungsökonomie ist diese Unterscheidung entscheidend, weil Lernende spaeter nicht nur Begriffe wiedergeben, sondern Entscheidungssituationen pruefen muessen. Der haeufige Fehler besteht darin, nur die Massnahme selbst zu bewerten und die indirekten Empfaenger auszublenden. Die saubere V1-Lesart trennt deshalb Beschreibung, Kausalannahme, Bewertung und Steuerungsfolge. Eine gute Fallanalyse zeichnet mindestens einen direkten und einen indirekten Wirkpfad nach. So wird aus dem Thema kein isoliertes Kapitel, sondern ein pruefbarer Baustein der WÖk-Architektur.</w:t>
+      </w:r>
+    </w:p>
+    <w:p>
+      <w:r>
+        <w:t>Daten- und Quellenklarheit. Fuer Positive, negative und neutrale Wirkung bedeutet jede Bewertung nur so belastbar ist wie Datenlage, Quellenstatus und Aktualitaet, dass die Analyse nicht bei einer Aktivitaet, einem guten Willen oder einer Kennzahl stehen bleiben darf. Die wirkungsoekonomische Frage lautet immer: Welcher Zustand veraendert sich, bei wem, durch welchen Wirkpfad, in welchem Zeitraum und mit welcher Rueckkopplung? Gerade in Grundstudium Wirkungsökonomie ist diese Unterscheidung entscheidend, weil Lernende spaeter nicht nur Begriffe wiedergeben, sondern Entscheidungssituationen pruefen muessen. Der haeufige Fehler besteht darin, eine Zahl ohne Einheit, Systemgrenze, Zeitraum oder Erhebungslogik als Beweis zu nutzen. Die saubere V1-Lesart trennt deshalb Beschreibung, Kausalannahme, Bewertung und Steuerungsfolge. Die Lernenden sollen Daten nicht dekorativ zitieren, sondern ihre Aussagekraft, Luecken und Grenzen offenlegen. So wird aus dem Thema kein isoliertes Kapitel, sondern ein pruefbarer Baustein der WÖk-Architektur.</w:t>
+      </w:r>
+    </w:p>
+    <w:p>
+      <w:r>
+        <w:t>Fallfenster zur Anwendung. Ein Controlling-Team moechte einen Score bilden. Das Skript verlangt, dass Datenqualitaet, Systemgrenzen, Gewichtung, Unsicherheit und Nichtkompensation sichtbar bleiben. Ein Score darf die Diskussion nicht beenden, sondern muss bessere Fragen, Priorisierung und Rueckkopplung ermoeglichen. Bezogen auf Positive, negative und neutrale Wirkung heisst das: Die Analyse muss das konkrete Thema ernst nehmen und zugleich den allgemeinen WÖk-Massstab halten. Es geht nicht darum, die Welt in gute und schlechte Akteure einzuteilen. Es geht darum, Wirkpfade, Wirkungsempfaenger, Datenqualitaet, Risiken und Rueckkopplung so zu beschreiben, dass bessere Entscheidungen moeglich werden.</w:t>
+      </w:r>
+    </w:p>
+    <w:p>
+      <w:r>
+        <w:t>Ambivalenz. Fuer Positive, negative und neutrale Wirkung bedeutet positive und negative Zustandsveraenderungen gleichzeitig auftreten koennen, dass die Analyse nicht bei einer Aktivitaet, einem guten Willen oder einer Kennzahl stehen bleiben darf. Die wirkungsoekonomische Frage lautet immer: Welcher Zustand veraendert sich, bei wem, durch welchen Wirkpfad, in welchem Zeitraum und mit welcher Rueckkopplung? Gerade in Grundstudium Wirkungsökonomie ist diese Unterscheidung entscheidend, weil Lernende spaeter nicht nur Begriffe wiedergeben, sondern Entscheidungssituationen pruefen muessen. Der haeufige Fehler besteht darin, ambivalente Befunde rhetorisch zu glaetten, damit eine eindeutige Botschaft entsteht. Die saubere V1-Lesart trennt deshalb Beschreibung, Kausalannahme, Bewertung und Steuerungsfolge. Ein gutes Skript fuehrt deshalb Profile, Zielkonflikte und offene Punkte nebeneinander. So wird aus dem Thema kein isoliertes Kapitel, sondern ein pruefbarer Baustein der WÖk-Architektur.</w:t>
+      </w:r>
+    </w:p>
+    <w:p>
+      <w:r>
+        <w:t>Nichtkompensation. Fuer Positive, negative und neutrale Wirkung bedeutet schwere zentrale Schaeden nicht durch beliebige positive Einzelwerte neutralisiert werden duerfen, dass die Analyse nicht bei einer Aktivitaet, einem guten Willen oder einer Kennzahl stehen bleiben darf. Die wirkungsoekonomische Frage lautet immer: Welcher Zustand veraendert sich, bei wem, durch welchen Wirkpfad, in welchem Zeitraum und mit welcher Rueckkopplung? Gerade in Grundstudium Wirkungsökonomie ist diese Unterscheidung entscheidend, weil Lernende spaeter nicht nur Begriffe wiedergeben, sondern Entscheidungssituationen pruefen muessen. Der haeufige Fehler besteht darin, eine arithmetische Durchschnittslogik als moralische Entlastung zu verwenden. Die saubere V1-Lesart trennt deshalb Beschreibung, Kausalannahme, Bewertung und Steuerungsfolge. Reverse Merit Order und rote Linien sind Schutzregeln gegen Schoenrechnung. So wird aus dem Thema kein isoliertes Kapitel, sondern ein pruefbarer Baustein der WÖk-Architektur.</w:t>
+      </w:r>
+    </w:p>
+    <w:p>
+      <w:r>
+        <w:t>Pruefungsnahe Transferfrage. Formuliere zu V11 eine Wirkungsaussage in drei Saetzen: Erstens den beobachteten oder plausiblen Zustand, zweitens die Daten- oder Quellenlage, drittens die offene Unsicherheit samt Rueckkopplung. Die Antwort muss ohne moralische Personenbewertung auskommen und darf Reichweite nicht mit Wirkung verwechseln.</w:t>
+      </w:r>
+    </w:p>
+    <w:p>
+      <w:r>
+        <w:t>Rueckkopplung. Fuer Positive, negative und neutrale Wirkung bedeutet Wirkungswissen erst dann wertvoll wird, wenn es Entscheidungen veraendert, dass die Analyse nicht bei einer Aktivitaet, einem guten Willen oder einer Kennzahl stehen bleiben darf. Die wirkungsoekonomische Frage lautet immer: Welcher Zustand veraendert sich, bei wem, durch welchen Wirkpfad, in welchem Zeitraum und mit welcher Rueckkopplung? Gerade in Grundstudium Wirkungsökonomie ist diese Unterscheidung entscheidend, weil Lernende spaeter nicht nur Begriffe wiedergeben, sondern Entscheidungssituationen pruefen muessen. Der haeufige Fehler besteht darin, einen Bericht als Endpunkt zu betrachten. Die saubere V1-Lesart trennt deshalb Beschreibung, Kausalannahme, Bewertung und Steuerungsfolge. Jeder Analyseblock sollte fragen, welche Routine, welcher Prozess oder welche Ressource nach der Bewertung angepasst wird. So wird aus dem Thema kein isoliertes Kapitel, sondern ein pruefbarer Baustein der WÖk-Architektur.</w:t>
+      </w:r>
+    </w:p>
+    <w:p>
+      <w:r>
+        <w:t>Fallfenster zur Anwendung. Ein Kommunikationsbericht nennt viele Aktivitaeten, Reichweiten und Rueckmeldungen. Die V1-Pruefung fragt, ob daraus eine belastbare Wirkungsaussage folgt. Wenn nur Kontakte, Klicks oder Zustimmung vorliegen, bleibt die Aussage im Bereich Wirkungspotenzial oder Resonanz, nicht im Bereich nachgewiesener Wirkung. Bezogen auf Positive, negative und neutrale Wirkung heisst das: Die Analyse muss das konkrete Thema ernst nehmen und zugleich den allgemeinen WÖk-Massstab halten. Es geht nicht darum, die Welt in gute und schlechte Akteure einzuteilen. Es geht darum, Wirkpfade, Wirkungsempfaenger, Datenqualitaet, Risiken und Rueckkopplung so zu beschreiben, dass bessere Entscheidungen moeglich werden.</w:t>
+      </w:r>
+    </w:p>
+    <w:p>
+      <w:r>
+        <w:t>Governance. Fuer Positive, negative und neutrale Wirkung bedeutet Wirkungsbewertung Verfahren, Rechte, Transparenz und Korrektur braucht, dass die Analyse nicht bei einer Aktivitaet, einem guten Willen oder einer Kennzahl stehen bleiben darf. Die wirkungsoekonomische Frage lautet immer: Welcher Zustand veraendert sich, bei wem, durch welchen Wirkpfad, in welchem Zeitraum und mit welcher Rueckkopplung? Gerade in Grundstudium Wirkungsökonomie ist diese Unterscheidung entscheidend, weil Lernende spaeter nicht nur Begriffe wiedergeben, sondern Entscheidungssituationen pruefen muessen. Der haeufige Fehler besteht darin, Bewertung als technokratische Top-down-Setzung zu verstehen. Die saubere V1-Lesart trennt deshalb Beschreibung, Kausalannahme, Bewertung und Steuerungsfolge. Betroffene, Datenhalter, Entscheider und Kontrollinstanzen muessen unterscheidbare Rollen behalten. So wird aus dem Thema kein isoliertes Kapitel, sondern ein pruefbarer Baustein der WÖk-Architektur.</w:t>
+      </w:r>
+    </w:p>
+    <w:p>
+      <w:r>
+        <w:t>Didaktische Pruefbarkeit. Fuer Positive, negative und neutrale Wirkung bedeutet das Thema in der Akademie nicht nur erklaert, sondern in Falllogik ueberfuehrt werden muss, dass die Analyse nicht bei einer Aktivitaet, einem guten Willen oder einer Kennzahl stehen bleiben darf. Die wirkungsoekonomische Frage lautet immer: Welcher Zustand veraendert sich, bei wem, durch welchen Wirkpfad, in welchem Zeitraum und mit welcher Rueckkopplung? Gerade in Grundstudium Wirkungsökonomie ist diese Unterscheidung entscheidend, weil Lernende spaeter nicht nur Begriffe wiedergeben, sondern Entscheidungssituationen pruefen muessen. Der haeufige Fehler besteht darin, reines Auswendiglernen als Kompetenznachweis zu behandeln. Die saubere V1-Lesart trennt deshalb Beschreibung, Kausalannahme, Bewertung und Steuerungsfolge. Pruefungsfragen sollen Begriffe, Anwendung und rote Linien verbinden. So wird aus dem Thema kein isoliertes Kapitel, sondern ein pruefbarer Baustein der WÖk-Architektur.</w:t>
+      </w:r>
+    </w:p>
+    <w:p>
+      <w:r>
+        <w:t>Transfer in Organisationen. Fuer Positive, negative und neutrale Wirkung bedeutet WÖk-Begriffe im Alltag nur tragen, wenn sie in Routinen uebersetzt werden, dass die Analyse nicht bei einer Aktivitaet, einem guten Willen oder einer Kennzahl stehen bleiben darf. Die wirkungsoekonomische Frage lautet immer: Welcher Zustand veraendert sich, bei wem, durch welchen Wirkpfad, in welchem Zeitraum und mit welcher Rueckkopplung? Gerade in Grundstudium Wirkungsökonomie ist diese Unterscheidung entscheidend, weil Lernende spaeter nicht nur Begriffe wiedergeben, sondern Entscheidungssituationen pruefen muessen. Der haeufige Fehler besteht darin, die Verantwortung an eine Nachhaltigkeitsabteilung auszulagern. Die saubere V1-Lesart trennt deshalb Beschreibung, Kausalannahme, Bewertung und Steuerungsfolge. Strategie, Einkauf, Kommunikation, Controlling und Fuehrung muessen denselben Wirkungsbegriff verwenden. So wird aus dem Thema kein isoliertes Kapitel, sondern ein pruefbarer Baustein der WÖk-Architektur.</w:t>
+      </w:r>
+    </w:p>
+    <w:p>
+      <w:r>
+        <w:t>Fallfenster zur Anwendung. Eine Organisation plant eine Massnahme und formuliert dazu eine positive Absicht. In der WÖk reicht das nicht. Fuer diese Vorlesung muss sichtbar werden, welche Zustandsveraenderung erwartet wird, welche Empfaenger direkt oder indirekt betroffen sind, welche Nebenwirkungen entstehen koennen und welche Entscheidung spaeter korrigiert wird. Bezogen auf Positive, negative und neutrale Wirkung heisst das: Die Analyse muss das konkrete Thema ernst nehmen und zugleich den allgemeinen WÖk-Massstab halten. Es geht nicht darum, die Welt in gute und schlechte Akteure einzuteilen. Es geht darum, Wirkpfade, Wirkungsempfaenger, Datenqualitaet, Risiken und Rueckkopplung so zu beschreiben, dass bessere Entscheidungen moeglich werden.</w:t>
+      </w:r>
+    </w:p>
+    <w:p>
+      <w:r>
+        <w:t>Rueckfluss in den Korpus. Fuer Positive, negative und neutrale Wirkung bedeutet jedes Studienskript den Gesamtbestand schaerfen kann, dass die Analyse nicht bei einer Aktivitaet, einem guten Willen oder einer Kennzahl stehen bleiben darf. Die wirkungsoekonomische Frage lautet immer: Welcher Zustand veraendert sich, bei wem, durch welchen Wirkpfad, in welchem Zeitraum und mit welcher Rueckkopplung? Gerade in Grundstudium Wirkungsökonomie ist diese Unterscheidung entscheidend, weil Lernende spaeter nicht nur Begriffe wiedergeben, sondern Entscheidungssituationen pruefen muessen. Der haeufige Fehler besteht darin, neue Einsichten nur lokal im Skript zu belassen. Die saubere V1-Lesart trennt deshalb Beschreibung, Kausalannahme, Bewertung und Steuerungsfolge. Glossar, Website, Journal, Dossiers und Visuals sollen aus der Skriptarbeit lernen. So wird aus dem Thema kein isoliertes Kapitel, sondern ein pruefbarer Baustein der WÖk-Architektur.</w:t>
+      </w:r>
+    </w:p>
+    <w:p>
+      <w:r>
+        <w:t>Pruefungsnahe Transferfrage. Formuliere zu V11 eine Wirkungsaussage in drei Saetzen: Erstens den beobachteten oder plausiblen Zustand, zweitens die Daten- oder Quellenlage, drittens die offene Unsicherheit samt Rueckkopplung. Die Antwort muss ohne moralische Personenbewertung auskommen und darf Reichweite nicht mit Wirkung verwechseln.</w:t>
+      </w:r>
+    </w:p>
+    <w:p>
+      <w:pPr>
+        <w:pStyle w:val="Heading3"/>
+      </w:pPr>
+      <w:r>
+        <w:t>Vertiefungsrunde 2: Lesen, pruefen, rueckkoppeln</w:t>
+      </w:r>
+    </w:p>
+    <w:p>
+      <w:r>
+        <w:t>Die folgende Runde verdichtet V11 nicht durch neue Schlagworte, sondern durch wiederholte Anwendung auf unterschiedliche Entscheidungsebenen. Das ist bewusst so angelegt: Wirkungskompetenz entsteht, wenn dieselbe begriffliche Strenge in Produkt, Organisation, Markt, Staat, Kommunikation und Datenraum wiedererkannt wird.</w:t>
+      </w:r>
+    </w:p>
+    <w:p>
+      <w:r>
+        <w:t>Begriffliche Schaerfung. Fuer Positive, negative und neutrale Wirkung bedeutet praezise Sprache die erste Sicherung gegen Impact-Washing ist, dass die Analyse nicht bei einer Aktivitaet, einem guten Willen oder einer Kennzahl stehen bleiben darf. Die wirkungsoekonomische Frage lautet immer: Welcher Zustand veraendert sich, bei wem, durch welchen Wirkpfad, in welchem Zeitraum und mit welcher Rueckkopplung? Gerade in Grundstudium Wirkungsökonomie ist diese Unterscheidung entscheidend, weil Lernende spaeter nicht nur Begriffe wiedergeben, sondern Entscheidungssituationen pruefen muessen. Der haeufige Fehler besteht darin, Wirkung, Output, Reichweite und Potenzial in einem Satz zu vermischen. Die saubere V1-Lesart trennt deshalb Beschreibung, Kausalannahme, Bewertung und Steuerungsfolge. In der Praxis sollte jede Wirkungsaussage als kurze Viererprobe formuliert werden: Zustand, Betroffene, Quelle, offene Unsicherheit. So wird aus dem Thema kein isoliertes Kapitel, sondern ein pruefbarer Baustein der WÖk-Architektur.</w:t>
+      </w:r>
+    </w:p>
+    <w:p>
+      <w:r>
+        <w:t>Wirkpfad-Logik. Fuer Positive, negative und neutrale Wirkung bedeutet ein Thema erst dann steuerbar wird, wenn der Mechanismus zwischen Ausloeser und Zustandsveraenderung beschrieben ist, dass die Analyse nicht bei einer Aktivitaet, einem guten Willen oder einer Kennzahl stehen bleiben darf. Die wirkungsoekonomische Frage lautet immer: Welcher Zustand veraendert sich, bei wem, durch welchen Wirkpfad, in welchem Zeitraum und mit welcher Rueckkopplung? Gerade in Grundstudium Wirkungsökonomie ist diese Unterscheidung entscheidend, weil Lernende spaeter nicht nur Begriffe wiedergeben, sondern Entscheidungssituationen pruefen muessen. Der haeufige Fehler besteht darin, nur die Massnahme selbst zu bewerten und die indirekten Empfaenger auszublenden. Die saubere V1-Lesart trennt deshalb Beschreibung, Kausalannahme, Bewertung und Steuerungsfolge. Eine gute Fallanalyse zeichnet mindestens einen direkten und einen indirekten Wirkpfad nach. So wird aus dem Thema kein isoliertes Kapitel, sondern ein pruefbarer Baustein der WÖk-Architektur.</w:t>
+      </w:r>
+    </w:p>
+    <w:p>
+      <w:r>
+        <w:t>Fallfenster zur Anwendung. Eine Fuehrungsentscheidung erzeugt zugleich Nutzen und Risiken. Die WÖk behandelt Ambivalenz nicht als Stoerung, sondern als Kern der Analyse. Positive Netto-Wirkung darf erst behauptet werden, wenn zentrale negative Wirkungen getrennt geprueft und rote Linien gewahrt sind. Bezogen auf Positive, negative und neutrale Wirkung heisst das: Die Analyse muss das konkrete Thema ernst nehmen und zugleich den allgemeinen WÖk-Massstab halten. Es geht nicht darum, die Welt in gute und schlechte Akteure einzuteilen. Es geht darum, Wirkpfade, Wirkungsempfaenger, Datenqualitaet, Risiken und Rueckkopplung so zu beschreiben, dass bessere Entscheidungen moeglich werden.</w:t>
+      </w:r>
+    </w:p>
+    <w:p>
+      <w:r>
+        <w:t>Daten- und Quellenklarheit. Fuer Positive, negative und neutrale Wirkung bedeutet jede Bewertung nur so belastbar ist wie Datenlage, Quellenstatus und Aktualitaet, dass die Analyse nicht bei einer Aktivitaet, einem guten Willen oder einer Kennzahl stehen bleiben darf. Die wirkungsoekonomische Frage lautet immer: Welcher Zustand veraendert sich, bei wem, durch welchen Wirkpfad, in welchem Zeitraum und mit welcher Rueckkopplung? Gerade in Grundstudium Wirkungsökonomie ist diese Unterscheidung entscheidend, weil Lernende spaeter nicht nur Begriffe wiedergeben, sondern Entscheidungssituationen pruefen muessen. Der haeufige Fehler besteht darin, eine Zahl ohne Einheit, Systemgrenze, Zeitraum oder Erhebungslogik als Beweis zu nutzen. Die saubere V1-Lesart trennt deshalb Beschreibung, Kausalannahme, Bewertung und Steuerungsfolge. Die Lernenden sollen Daten nicht dekorativ zitieren, sondern ihre Aussagekraft, Luecken und Grenzen offenlegen. So wird aus dem Thema kein isoliertes Kapitel, sondern ein pruefbarer Baustein der WÖk-Architektur.</w:t>
+      </w:r>
+    </w:p>
+    <w:p>
+      <w:r>
+        <w:t>Ambivalenz. Fuer Positive, negative und neutrale Wirkung bedeutet positive und negative Zustandsveraenderungen gleichzeitig auftreten koennen, dass die Analyse nicht bei einer Aktivitaet, einem guten Willen oder einer Kennzahl stehen bleiben darf. Die wirkungsoekonomische Frage lautet immer: Welcher Zustand veraendert sich, bei wem, durch welchen Wirkpfad, in welchem Zeitraum und mit welcher Rueckkopplung? Gerade in Grundstudium Wirkungsökonomie ist diese Unterscheidung entscheidend, weil Lernende spaeter nicht nur Begriffe wiedergeben, sondern Entscheidungssituationen pruefen muessen. Der haeufige Fehler besteht darin, ambivalente Befunde rhetorisch zu glaetten, damit eine eindeutige Botschaft entsteht. Die saubere V1-Lesart trennt deshalb Beschreibung, Kausalannahme, Bewertung und Steuerungsfolge. Ein gutes Skript fuehrt deshalb Profile, Zielkonflikte und offene Punkte nebeneinander. So wird aus dem Thema kein isoliertes Kapitel, sondern ein pruefbarer Baustein der WÖk-Architektur.</w:t>
+      </w:r>
+    </w:p>
+    <w:p>
+      <w:r>
+        <w:t>Nichtkompensation. Fuer Positive, negative und neutrale Wirkung bedeutet schwere zentrale Schaeden nicht durch beliebige positive Einzelwerte neutralisiert werden duerfen, dass die Analyse nicht bei einer Aktivitaet, einem guten Willen oder einer Kennzahl stehen bleiben darf. Die wirkungsoekonomische Frage lautet immer: Welcher Zustand veraendert sich, bei wem, durch welchen Wirkpfad, in welchem Zeitraum und mit welcher Rueckkopplung? Gerade in Grundstudium Wirkungsökonomie ist diese Unterscheidung entscheidend, weil Lernende spaeter nicht nur Begriffe wiedergeben, sondern Entscheidungssituationen pruefen muessen. Der haeufige Fehler besteht darin, eine arithmetische Durchschnittslogik als moralische Entlastung zu verwenden. Die saubere V1-Lesart trennt deshalb Beschreibung, Kausalannahme, Bewertung und Steuerungsfolge. Reverse Merit Order und rote Linien sind Schutzregeln gegen Schoenrechnung. So wird aus dem Thema kein isoliertes Kapitel, sondern ein pruefbarer Baustein der WÖk-Architektur.</w:t>
+      </w:r>
+    </w:p>
+    <w:p>
+      <w:r>
+        <w:t>Fallfenster zur Anwendung. Ein Controlling-Team moechte einen Score bilden. Das Skript verlangt, dass Datenqualitaet, Systemgrenzen, Gewichtung, Unsicherheit und Nichtkompensation sichtbar bleiben. Ein Score darf die Diskussion nicht beenden, sondern muss bessere Fragen, Priorisierung und Rueckkopplung ermoeglichen. Bezogen auf Positive, negative und neutrale Wirkung heisst das: Die Analyse muss das konkrete Thema ernst nehmen und zugleich den allgemeinen WÖk-Massstab halten. Es geht nicht darum, die Welt in gute und schlechte Akteure einzuteilen. Es geht darum, Wirkpfade, Wirkungsempfaenger, Datenqualitaet, Risiken und Rueckkopplung so zu beschreiben, dass bessere Entscheidungen moeglich werden.</w:t>
+      </w:r>
+    </w:p>
+    <w:p>
+      <w:r>
+        <w:t>Pruefungsnahe Transferfrage. Formuliere zu V11 eine Wirkungsaussage in drei Saetzen: Erstens den beobachteten oder plausiblen Zustand, zweitens die Daten- oder Quellenlage, drittens die offene Unsicherheit samt Rueckkopplung. Die Antwort muss ohne moralische Personenbewertung auskommen und darf Reichweite nicht mit Wirkung verwechseln.</w:t>
+      </w:r>
+    </w:p>
+    <w:p>
+      <w:r>
+        <w:t>Rueckkopplung. Fuer Positive, negative und neutrale Wirkung bedeutet Wirkungswissen erst dann wertvoll wird, wenn es Entscheidungen veraendert, dass die Analyse nicht bei einer Aktivitaet, einem guten Willen oder einer Kennzahl stehen bleiben darf. Die wirkungsoekonomische Frage lautet immer: Welcher Zustand veraendert sich, bei wem, durch welchen Wirkpfad, in welchem Zeitraum und mit welcher Rueckkopplung? Gerade in Grundstudium Wirkungsökonomie ist diese Unterscheidung entscheidend, weil Lernende spaeter nicht nur Begriffe wiedergeben, sondern Entscheidungssituationen pruefen muessen. Der haeufige Fehler besteht darin, einen Bericht als Endpunkt zu betrachten. Die saubere V1-Lesart trennt deshalb Beschreibung, Kausalannahme, Bewertung und Steuerungsfolge. Jeder Analyseblock sollte fragen, welche Routine, welcher Prozess oder welche Ressource nach der Bewertung angepasst wird. So wird aus dem Thema kein isoliertes Kapitel, sondern ein pruefbarer Baustein der WÖk-Architektur.</w:t>
+      </w:r>
+    </w:p>
+    <w:p>
+      <w:r>
+        <w:t>Governance. Fuer Positive, negative und neutrale Wirkung bedeutet Wirkungsbewertung Verfahren, Rechte, Transparenz und Korrektur braucht, dass die Analyse nicht bei einer Aktivitaet, einem guten Willen oder einer Kennzahl stehen bleiben darf. Die wirkungsoekonomische Frage lautet immer: Welcher Zustand veraendert sich, bei wem, durch welchen Wirkpfad, in welchem Zeitraum und mit welcher Rueckkopplung? Gerade in Grundstudium Wirkungsökonomie ist diese Unterscheidung entscheidend, weil Lernende spaeter nicht nur Begriffe wiedergeben, sondern Entscheidungssituationen pruefen muessen. Der haeufige Fehler besteht darin, Bewertung als technokratische Top-down-Setzung zu verstehen. Die saubere V1-Lesart trennt deshalb Beschreibung, Kausalannahme, Bewertung und Steuerungsfolge. Betroffene, Datenhalter, Entscheider und Kontrollinstanzen muessen unterscheidbare Rollen behalten. So wird aus dem Thema kein isoliertes Kapitel, sondern ein pruefbarer Baustein der WÖk-Architektur.</w:t>
+      </w:r>
+    </w:p>
+    <w:p>
+      <w:r>
+        <w:t>Didaktische Pruefbarkeit. Fuer Positive, negative und neutrale Wirkung bedeutet das Thema in der Akademie nicht nur erklaert, sondern in Falllogik ueberfuehrt werden muss, dass die Analyse nicht bei einer Aktivitaet, einem guten Willen oder einer Kennzahl stehen bleiben darf. Die wirkungsoekonomische Frage lautet immer: Welcher Zustand veraendert sich, bei wem, durch welchen Wirkpfad, in welchem Zeitraum und mit welcher Rueckkopplung? Gerade in Grundstudium Wirkungsökonomie ist diese Unterscheidung entscheidend, weil Lernende spaeter nicht nur Begriffe wiedergeben, sondern Entscheidungssituationen pruefen muessen. Der haeufige Fehler besteht darin, reines Auswendiglernen als Kompetenznachweis zu behandeln. Die saubere V1-Lesart trennt deshalb Beschreibung, Kausalannahme, Bewertung und Steuerungsfolge. Pruefungsfragen sollen Begriffe, Anwendung und rote Linien verbinden. So wird aus dem Thema kein isoliertes Kapitel, sondern ein pruefbarer Baustein der WÖk-Architektur.</w:t>
+      </w:r>
+    </w:p>
+    <w:p>
+      <w:r>
+        <w:t>Fallfenster zur Anwendung. Ein Kommunikationsbericht nennt viele Aktivitaeten, Reichweiten und Rueckmeldungen. Die V1-Pruefung fragt, ob daraus eine belastbare Wirkungsaussage folgt. Wenn nur Kontakte, Klicks oder Zustimmung vorliegen, bleibt die Aussage im Bereich Wirkungspotenzial oder Resonanz, nicht im Bereich nachgewiesener Wirkung. Bezogen auf Positive, negative und neutrale Wirkung heisst das: Die Analyse muss das konkrete Thema ernst nehmen und zugleich den allgemeinen WÖk-Massstab halten. Es geht nicht darum, die Welt in gute und schlechte Akteure einzuteilen. Es geht darum, Wirkpfade, Wirkungsempfaenger, Datenqualitaet, Risiken und Rueckkopplung so zu beschreiben, dass bessere Entscheidungen moeglich werden.</w:t>
+      </w:r>
+    </w:p>
+    <w:p>
+      <w:r>
+        <w:t>Transfer in Organisationen. Fuer Positive, negative und neutrale Wirkung bedeutet WÖk-Begriffe im Alltag nur tragen, wenn sie in Routinen uebersetzt werden, dass die Analyse nicht bei einer Aktivitaet, einem guten Willen oder einer Kennzahl stehen bleiben darf. Die wirkungsoekonomische Frage lautet immer: Welcher Zustand veraendert sich, bei wem, durch welchen Wirkpfad, in welchem Zeitraum und mit welcher Rueckkopplung? Gerade in Grundstudium Wirkungsökonomie ist diese Unterscheidung entscheidend, weil Lernende spaeter nicht nur Begriffe wiedergeben, sondern Entscheidungssituationen pruefen muessen. Der haeufige Fehler besteht darin, die Verantwortung an eine Nachhaltigkeitsabteilung auszulagern. Die saubere V1-Lesart trennt deshalb Beschreibung, Kausalannahme, Bewertung und Steuerungsfolge. Strategie, Einkauf, Kommunikation, Controlling und Fuehrung muessen denselben Wirkungsbegriff verwenden. So wird aus dem Thema kein isoliertes Kapitel, sondern ein pruefbarer Baustein der WÖk-Architektur.</w:t>
+      </w:r>
+    </w:p>
+    <w:p>
+      <w:r>
+        <w:t>Rueckfluss in den Korpus. Fuer Positive, negative und neutrale Wirkung bedeutet jedes Studienskript den Gesamtbestand schaerfen kann, dass die Analyse nicht bei einer Aktivitaet, einem guten Willen oder einer Kennzahl stehen bleiben darf. Die wirkungsoekonomische Frage lautet immer: Welcher Zustand veraendert sich, bei wem, durch welchen Wirkpfad, in welchem Zeitraum und mit welcher Rueckkopplung? Gerade in Grundstudium Wirkungsökonomie ist diese Unterscheidung entscheidend, weil Lernende spaeter nicht nur Begriffe wiedergeben, sondern Entscheidungssituationen pruefen muessen. Der haeufige Fehler besteht darin, neue Einsichten nur lokal im Skript zu belassen. Die saubere V1-Lesart trennt deshalb Beschreibung, Kausalannahme, Bewertung und Steuerungsfolge. Glossar, Website, Journal, Dossiers und Visuals sollen aus der Skriptarbeit lernen. So wird aus dem Thema kein isoliertes Kapitel, sondern ein pruefbarer Baustein der WÖk-Architektur.</w:t>
+      </w:r>
+    </w:p>
+    <w:p>
+      <w:r>
+        <w:t>Pruefungsnahe Transferfrage. Formuliere zu V11 eine Wirkungsaussage in drei Saetzen: Erstens den beobachteten oder plausiblen Zustand, zweitens die Daten- oder Quellenlage, drittens die offene Unsicherheit samt Rueckkopplung. Die Antwort muss ohne moralische Personenbewertung auskommen und darf Reichweite nicht mit Wirkung verwechseln.</w:t>
+      </w:r>
+    </w:p>
+    <w:p>
+      <w:pPr>
+        <w:pStyle w:val="Heading3"/>
+      </w:pPr>
+      <w:r>
+        <w:t>Vertiefungsrunde 3: Lesen, pruefen, rueckkoppeln</w:t>
+      </w:r>
+    </w:p>
+    <w:p>
+      <w:r>
+        <w:t>Die folgende Runde verdichtet V11 nicht durch neue Schlagworte, sondern durch wiederholte Anwendung auf unterschiedliche Entscheidungsebenen. Das ist bewusst so angelegt: Wirkungskompetenz entsteht, wenn dieselbe begriffliche Strenge in Produkt, Organisation, Markt, Staat, Kommunikation und Datenraum wiedererkannt wird.</w:t>
+      </w:r>
+    </w:p>
+    <w:p>
+      <w:r>
+        <w:t>Begriffliche Schaerfung. Fuer Positive, negative und neutrale Wirkung bedeutet praezise Sprache die erste Sicherung gegen Impact-Washing ist, dass die Analyse nicht bei einer Aktivitaet, einem guten Willen oder einer Kennzahl stehen bleiben darf. Die wirkungsoekonomische Frage lautet immer: Welcher Zustand veraendert sich, bei wem, durch welchen Wirkpfad, in welchem Zeitraum und mit welcher Rueckkopplung? Gerade in Grundstudium Wirkungsökonomie ist diese Unterscheidung entscheidend, weil Lernende spaeter nicht nur Begriffe wiedergeben, sondern Entscheidungssituationen pruefen muessen. Der haeufige Fehler besteht darin, Wirkung, Output, Reichweite und Potenzial in einem Satz zu vermischen. Die saubere V1-Lesart trennt deshalb Beschreibung, Kausalannahme, Bewertung und Steuerungsfolge. In der Praxis sollte jede Wirkungsaussage als kurze Viererprobe formuliert werden: Zustand, Betroffene, Quelle, offene Unsicherheit. So wird aus dem Thema kein isoliertes Kapitel, sondern ein pruefbarer Baustein der WÖk-Architektur.</w:t>
+      </w:r>
+    </w:p>
+    <w:p>
+      <w:r>
+        <w:t>Fallfenster zur Anwendung. Eine Organisation plant eine Massnahme und formuliert dazu eine positive Absicht. In der WÖk reicht das nicht. Fuer diese Vorlesung muss sichtbar werden, welche Zustandsveraenderung erwartet wird, welche Empfaenger direkt oder indirekt betroffen sind, welche Nebenwirkungen entstehen koennen und welche Entscheidung spaeter korrigiert wird. Bezogen auf Positive, negative und neutrale Wirkung heisst das: Die Analyse muss das konkrete Thema ernst nehmen und zugleich den allgemeinen WÖk-Massstab halten. Es geht nicht darum, die Welt in gute und schlechte Akteure einzuteilen. Es geht darum, Wirkpfade, Wirkungsempfaenger, Datenqualitaet, Risiken und Rueckkopplung so zu beschreiben, dass bessere Entscheidungen moeglich werden.</w:t>
+      </w:r>
+    </w:p>
+    <w:p>
+      <w:r>
+        <w:t>Wirkpfad-Logik. Fuer Positive, negative und neutrale Wirkung bedeutet ein Thema erst dann steuerbar wird, wenn der Mechanismus zwischen Ausloeser und Zustandsveraenderung beschrieben ist, dass die Analyse nicht bei einer Aktivitaet, einem guten Willen oder einer Kennzahl stehen bleiben darf. Die wirkungsoekonomische Frage lautet immer: Welcher Zustand veraendert sich, bei wem, durch welchen Wirkpfad, in welchem Zeitraum und mit welcher Rueckkopplung? Gerade in Grundstudium Wirkungsökonomie ist diese Unterscheidung entscheidend, weil Lernende spaeter nicht nur Begriffe wiedergeben, sondern Entscheidungssituationen pruefen muessen. Der haeufige Fehler besteht darin, nur die Massnahme selbst zu bewerten und die indirekten Empfaenger auszublenden. Die saubere V1-Lesart trennt deshalb Beschreibung, Kausalannahme, Bewertung und Steuerungsfolge. Eine gute Fallanalyse zeichnet mindestens einen direkten und einen indirekten Wirkpfad nach. So wird aus dem Thema kein isoliertes Kapitel, sondern ein pruefbarer Baustein der WÖk-Architektur.</w:t>
+      </w:r>
+    </w:p>
+    <w:p>
+      <w:r>
+        <w:t>Daten- und Quellenklarheit. Fuer Positive, negative und neutrale Wirkung bedeutet jede Bewertung nur so belastbar ist wie Datenlage, Quellenstatus und Aktualitaet, dass die Analyse nicht bei einer Aktivitaet, einem guten Willen oder einer Kennzahl stehen bleiben darf. Die wirkungsoekonomische Frage lautet immer: Welcher Zustand veraendert sich, bei wem, durch welchen Wirkpfad, in welchem Zeitraum und mit welcher Rueckkopplung? Gerade in Grundstudium Wirkungsökonomie ist diese Unterscheidung entscheidend, weil Lernende spaeter nicht nur Begriffe wiedergeben, sondern Entscheidungssituationen pruefen muessen. Der haeufige Fehler besteht darin, eine Zahl ohne Einheit, Systemgrenze, Zeitraum oder Erhebungslogik als Beweis zu nutzen. Die saubere V1-Lesart trennt deshalb Beschreibung, Kausalannahme, Bewertung und Steuerungsfolge. Die Lernenden sollen Daten nicht dekorativ zitieren, sondern ihre Aussagekraft, Luecken und Grenzen offenlegen. So wird aus dem Thema kein isoliertes Kapitel, sondern ein pruefbarer Baustein der WÖk-Architektur.</w:t>
+      </w:r>
+    </w:p>
+    <w:p>
+      <w:r>
+        <w:t>Ambivalenz. Fuer Positive, negative und neutrale Wirkung bedeutet positive und negative Zustandsveraenderungen gleichzeitig auftreten koennen, dass die Analyse nicht bei einer Aktivitaet, einem guten Willen oder einer Kennzahl stehen bleiben darf. Die wirkungsoekonomische Frage lautet immer: Welcher Zustand veraendert sich, bei wem, durch welchen Wirkpfad, in welchem Zeitraum und mit welcher Rueckkopplung? Gerade in Grundstudium Wirkungsökonomie ist diese Unterscheidung entscheidend, weil Lernende spaeter nicht nur Begriffe wiedergeben, sondern Entscheidungssituationen pruefen muessen. Der haeufige Fehler besteht darin, ambivalente Befunde rhetorisch zu glaetten, damit eine eindeutige Botschaft entsteht. Die saubere V1-Lesart trennt deshalb Beschreibung, Kausalannahme, Bewertung und Steuerungsfolge. Ein gutes Skript fuehrt deshalb Profile, Zielkonflikte und offene Punkte nebeneinander. So wird aus dem Thema kein isoliertes Kapitel, sondern ein pruefbarer Baustein der WÖk-Architektur.</w:t>
+      </w:r>
+    </w:p>
+    <w:p>
+      <w:r>
+        <w:t>Fallfenster zur Anwendung. Eine Fuehrungsentscheidung erzeugt zugleich Nutzen und Risiken. Die WÖk behandelt Ambivalenz nicht als Stoerung, sondern als Kern der Analyse. Positive Netto-Wirkung darf erst behauptet werden, wenn zentrale negative Wirkungen getrennt geprueft und rote Linien gewahrt sind. Bezogen auf Positive, negative und neutrale Wirkung heisst das: Die Analyse muss das konkrete Thema ernst nehmen und zugleich den allgemeinen WÖk-Massstab halten. Es geht nicht darum, die Welt in gute und schlechte Akteure einzuteilen. Es geht darum, Wirkpfade, Wirkungsempfaenger, Datenqualitaet, Risiken und Rueckkopplung so zu beschreiben, dass bessere Entscheidungen moeglich werden.</w:t>
+      </w:r>
+    </w:p>
+    <w:p>
+      <w:r>
+        <w:t>Nichtkompensation. Fuer Positive, negative und neutrale Wirkung bedeutet schwere zentrale Schaeden nicht durch beliebige positive Einzelwerte neutralisiert werden duerfen, dass die Analyse nicht bei einer Aktivitaet, einem guten Willen oder einer Kennzahl stehen bleiben darf. Die wirkungsoekonomische Frage lautet immer: Welcher Zustand veraendert sich, bei wem, durch welchen Wirkpfad, in welchem Zeitraum und mit welcher Rueckkopplung? Gerade in Grundstudium Wirkungsökonomie ist diese Unterscheidung entscheidend, weil Lernende spaeter nicht nur Begriffe wiedergeben, sondern Entscheidungssituationen pruefen muessen. Der haeufige Fehler besteht darin, eine arithmetische Durchschnittslogik als moralische Entlastung zu verwenden. Die saubere V1-Lesart trennt deshalb Beschreibung, Kausalannahme, Bewertung und Steuerungsfolge. Reverse Merit Order und rote Linien sind Schutzregeln gegen Schoenrechnung. So wird aus dem Thema kein isoliertes Kapitel, sondern ein pruefbarer Baustein der WÖk-Architektur.</w:t>
+      </w:r>
+    </w:p>
+    <w:p>
+      <w:r>
+        <w:t>Pruefungsnahe Transferfrage. Formuliere zu V11 eine Wirkungsaussage in drei Saetzen: Erstens den beobachteten oder plausiblen Zustand, zweitens die Daten- oder Quellenlage, drittens die offene Unsicherheit samt Rueckkopplung. Die Antwort muss ohne moralische Personenbewertung auskommen und darf Reichweite nicht mit Wirkung verwechseln.</w:t>
+      </w:r>
+    </w:p>
+    <w:p>
+      <w:r>
+        <w:t>Rueckkopplung. Fuer Positive, negative und neutrale Wirkung bedeutet Wirkungswissen erst dann wertvoll wird, wenn es Entscheidungen veraendert, dass die Analyse nicht bei einer Aktivitaet, einem guten Willen oder einer Kennzahl stehen bleiben darf. Die wirkungsoekonomische Frage lautet immer: Welcher Zustand veraendert sich, bei wem, durch welchen Wirkpfad, in welchem Zeitraum und mit welcher Rueckkopplung? Gerade in Grundstudium Wirkungsökonomie ist diese Unterscheidung entscheidend, weil Lernende spaeter nicht nur Begriffe wiedergeben, sondern Entscheidungssituationen pruefen muessen. Der haeufige Fehler besteht darin, einen Bericht als Endpunkt zu betrachten. Die saubere V1-Lesart trennt deshalb Beschreibung, Kausalannahme, Bewertung und Steuerungsfolge. Jeder Analyseblock sollte fragen, welche Routine, welcher Prozess oder welche Ressource nach der Bewertung angepasst wird. So wird aus dem Thema kein isoliertes Kapitel, sondern ein pruefbarer Baustein der WÖk-Architektur.</w:t>
+      </w:r>
+    </w:p>
+    <w:p>
+      <w:r>
+        <w:t>Governance. Fuer Positive, negative und neutrale Wirkung bedeutet Wirkungsbewertung Verfahren, Rechte, Transparenz und Korrektur braucht, dass die Analyse nicht bei einer Aktivitaet, einem guten Willen oder einer Kennzahl stehen bleiben darf. Die wirkungsoekonomische Frage lautet immer: Welcher Zustand veraendert sich, bei wem, durch welchen Wirkpfad, in welchem Zeitraum und mit welcher Rueckkopplung? Gerade in Grundstudium Wirkungsökonomie ist diese Unterscheidung entscheidend, weil Lernende spaeter nicht nur Begriffe wiedergeben, sondern Entscheidungssituationen pruefen muessen. Der haeufige Fehler besteht darin, Bewertung als technokratische Top-down-Setzung zu verstehen. Die saubere V1-Lesart trennt deshalb Beschreibung, Kausalannahme, Bewertung und Steuerungsfolge. Betroffene, Datenhalter, Entscheider und Kontrollinstanzen muessen unterscheidbare Rollen behalten. So wird aus dem Thema kein isoliertes Kapitel, sondern ein pruefbarer Baustein der WÖk-Architektur.</w:t>
+      </w:r>
+    </w:p>
+    <w:p>
+      <w:r>
+        <w:t>Fallfenster zur Anwendung. Ein Controlling-Team moechte einen Score bilden. Das Skript verlangt, dass Datenqualitaet, Systemgrenzen, Gewichtung, Unsicherheit und Nichtkompensation sichtbar bleiben. Ein Score darf die Diskussion nicht beenden, sondern muss bessere Fragen, Priorisierung und Rueckkopplung ermoeglichen. Bezogen auf Positive, negative und neutrale Wirkung heisst das: Die Analyse muss das konkrete Thema ernst nehmen und zugleich den allgemeinen WÖk-Massstab halten. Es geht nicht darum, die Welt in gute und schlechte Akteure einzuteilen. Es geht darum, Wirkpfade, Wirkungsempfaenger, Datenqualitaet, Risiken und Rueckkopplung so zu beschreiben, dass bessere Entscheidungen moeglich werden.</w:t>
+      </w:r>
+    </w:p>
+    <w:p>
+      <w:r>
+        <w:t>Didaktische Pruefbarkeit. Fuer Positive, negative und neutrale Wirkung bedeutet das Thema in der Akademie nicht nur erklaert, sondern in Falllogik ueberfuehrt werden muss, dass die Analyse nicht bei einer Aktivitaet, einem guten Willen oder einer Kennzahl stehen bleiben darf. Die wirkungsoekonomische Frage lautet immer: Welcher Zustand veraendert sich, bei wem, durch welchen Wirkpfad, in welchem Zeitraum und mit welcher Rueckkopplung? Gerade in Grundstudium Wirkungsökonomie ist diese Unterscheidung entscheidend, weil Lernende spaeter nicht nur Begriffe wiedergeben, sondern Entscheidungssituationen pruefen muessen. Der haeufige Fehler besteht darin, reines Auswendiglernen als Kompetenznachweis zu behandeln. Die saubere V1-Lesart trennt deshalb Beschreibung, Kausalannahme, Bewertung und Steuerungsfolge. Pruefungsfragen sollen Begriffe, Anwendung und rote Linien verbinden. So wird aus dem Thema kein isoliertes Kapitel, sondern ein pruefbarer Baustein der WÖk-Architektur.</w:t>
+      </w:r>
+    </w:p>
+    <w:p>
+      <w:r>
+        <w:t>Transfer in Organisationen. Fuer Positive, negative und neutrale Wirkung bedeutet WÖk-Begriffe im Alltag nur tragen, wenn sie in Routinen uebersetzt werden, dass die Analyse nicht bei einer Aktivitaet, einem guten Willen oder einer Kennzahl stehen bleiben darf. Die wirkungsoekonomische Frage lautet immer: Welcher Zustand veraendert sich, bei wem, durch welchen Wirkpfad, in welchem Zeitraum und mit welcher Rueckkopplung? Gerade in Grundstudium Wirkungsökonomie ist diese Unterscheidung entscheidend, weil Lernende spaeter nicht nur Begriffe wiedergeben, sondern Entscheidungssituationen pruefen muessen. Der haeufige Fehler besteht darin, die Verantwortung an eine Nachhaltigkeitsabteilung auszulagern. Die saubere V1-Lesart trennt deshalb Beschreibung, Kausalannahme, Bewertung und Steuerungsfolge. Strategie, Einkauf, Kommunikation, Controlling und Fuehrung muessen denselben Wirkungsbegriff verwenden. So wird aus dem Thema kein isoliertes Kapitel, sondern ein pruefbarer Baustein der WÖk-Architektur.</w:t>
+      </w:r>
+    </w:p>
+    <w:p>
+      <w:r>
+        <w:t>Rueckfluss in den Korpus. Fuer Positive, negative und neutrale Wirkung bedeutet jedes Studienskript den Gesamtbestand schaerfen kann, dass die Analyse nicht bei einer Aktivitaet, einem guten Willen oder einer Kennzahl stehen bleiben darf. Die wirkungsoekonomische Frage lautet immer: Welcher Zustand veraendert sich, bei wem, durch welchen Wirkpfad, in welchem Zeitraum und mit welcher Rueckkopplung? Gerade in Grundstudium Wirkungsökonomie ist diese Unterscheidung entscheidend, weil Lernende spaeter nicht nur Begriffe wiedergeben, sondern Entscheidungssituationen pruefen muessen. Der haeufige Fehler besteht darin, neue Einsichten nur lokal im Skript zu belassen. Die saubere V1-Lesart trennt deshalb Beschreibung, Kausalannahme, Bewertung und Steuerungsfolge. Glossar, Website, Journal, Dossiers und Visuals sollen aus der Skriptarbeit lernen. So wird aus dem Thema kein isoliertes Kapitel, sondern ein pruefbarer Baustein der WÖk-Architektur.</w:t>
+      </w:r>
+    </w:p>
+    <w:p>
+      <w:r>
+        <w:t>Fallfenster zur Anwendung. Ein Kommunikationsbericht nennt viele Aktivitaeten, Reichweiten und Rueckmeldungen. Die V1-Pruefung fragt, ob daraus eine belastbare Wirkungsaussage folgt. Wenn nur Kontakte, Klicks oder Zustimmung vorliegen, bleibt die Aussage im Bereich Wirkungspotenzial oder Resonanz, nicht im Bereich nachgewiesener Wirkung. Bezogen auf Positive, negative und neutrale Wirkung heisst das: Die Analyse muss das konkrete Thema ernst nehmen und zugleich den allgemeinen WÖk-Massstab halten. Es geht nicht darum, die Welt in gute und schlechte Akteure einzuteilen. Es geht darum, Wirkpfade, Wirkungsempfaenger, Datenqualitaet, Risiken und Rueckkopplung so zu beschreiben, dass bessere Entscheidungen moeglich werden.</w:t>
+      </w:r>
+    </w:p>
+    <w:p>
+      <w:r>
+        <w:t>Pruefungsnahe Transferfrage. Formuliere zu V11 eine Wirkungsaussage in drei Saetzen: Erstens den beobachteten oder plausiblen Zustand, zweitens die Daten- oder Quellenlage, drittens die offene Unsicherheit samt Rueckkopplung. Die Antwort muss ohne moralische Personenbewertung auskommen und darf Reichweite nicht mit Wirkung verwechseln.</w:t>
+      </w:r>
+    </w:p>
+    <w:p>
+      <w:pPr>
+        <w:pStyle w:val="Heading3"/>
+      </w:pPr>
+      <w:r>
+        <w:t>Vertiefungsrunde 4: Lesen, pruefen, rueckkoppeln</w:t>
+      </w:r>
+    </w:p>
+    <w:p>
+      <w:r>
+        <w:t>Die folgende Runde verdichtet V11 nicht durch neue Schlagworte, sondern durch wiederholte Anwendung auf unterschiedliche Entscheidungsebenen. Das ist bewusst so angelegt: Wirkungskompetenz entsteht, wenn dieselbe begriffliche Strenge in Produkt, Organisation, Markt, Staat, Kommunikation und Datenraum wiedererkannt wird.</w:t>
+      </w:r>
+    </w:p>
+    <w:p>
+      <w:r>
+        <w:t>Begriffliche Schaerfung. Fuer Positive, negative und neutrale Wirkung bedeutet praezise Sprache die erste Sicherung gegen Impact-Washing ist, dass die Analyse nicht bei einer Aktivitaet, einem guten Willen oder einer Kennzahl stehen bleiben darf. Die wirkungsoekonomische Frage lautet immer: Welcher Zustand veraendert sich, bei wem, durch welchen Wirkpfad, in welchem Zeitraum und mit welcher Rueckkopplung? Gerade in Grundstudium Wirkungsökonomie ist diese Unterscheidung entscheidend, weil Lernende spaeter nicht nur Begriffe wiedergeben, sondern Entscheidungssituationen pruefen muessen. Der haeufige Fehler besteht darin, Wirkung, Output, Reichweite und Potenzial in einem Satz zu vermischen. Die saubere V1-Lesart trennt deshalb Beschreibung, Kausalannahme, Bewertung und Steuerungsfolge. In der Praxis sollte jede Wirkungsaussage als kurze Viererprobe formuliert werden: Zustand, Betroffene, Quelle, offene Unsicherheit. So wird aus dem Thema kein isoliertes Kapitel, sondern ein pruefbarer Baustein der WÖk-Architektur.</w:t>
+      </w:r>
+    </w:p>
+    <w:p>
+      <w:r>
+        <w:t>Wirkpfad-Logik. Fuer Positive, negative und neutrale Wirkung bedeutet ein Thema erst dann steuerbar wird, wenn der Mechanismus zwischen Ausloeser und Zustandsveraenderung beschrieben ist, dass die Analyse nicht bei einer Aktivitaet, einem guten Willen oder einer Kennzahl stehen bleiben darf. Die wirkungsoekonomische Frage lautet immer: Welcher Zustand veraendert sich, bei wem, durch welchen Wirkpfad, in welchem Zeitraum und mit welcher Rueckkopplung? Gerade in Grundstudium Wirkungsökonomie ist diese Unterscheidung entscheidend, weil Lernende spaeter nicht nur Begriffe wiedergeben, sondern Entscheidungssituationen pruefen muessen. Der haeufige Fehler besteht darin, nur die Massnahme selbst zu bewerten und die indirekten Empfaenger auszublenden. Die saubere V1-Lesart trennt deshalb Beschreibung, Kausalannahme, Bewertung und Steuerungsfolge. Eine gute Fallanalyse zeichnet mindestens einen direkten und einen indirekten Wirkpfad nach. So wird aus dem Thema kein isoliertes Kapitel, sondern ein pruefbarer Baustein der WÖk-Architektur.</w:t>
+      </w:r>
+    </w:p>
+    <w:p>
+      <w:r>
+        <w:t>Daten- und Quellenklarheit. Fuer Positive, negative und neutrale Wirkung bedeutet jede Bewertung nur so belastbar ist wie Datenlage, Quellenstatus und Aktualitaet, dass die Analyse nicht bei einer Aktivitaet, einem guten Willen oder einer Kennzahl stehen bleiben darf. Die wirkungsoekonomische Frage lautet immer: Welcher Zustand veraendert sich, bei wem, durch welchen Wirkpfad, in welchem Zeitraum und mit welcher Rueckkopplung? Gerade in Grundstudium Wirkungsökonomie ist diese Unterscheidung entscheidend, weil Lernende spaeter nicht nur Begriffe wiedergeben, sondern Entscheidungssituationen pruefen muessen. Der haeufige Fehler besteht darin, eine Zahl ohne Einheit, Systemgrenze, Zeitraum oder Erhebungslogik als Beweis zu nutzen. Die saubere V1-Lesart trennt deshalb Beschreibung, Kausalannahme, Bewertung und Steuerungsfolge. Die Lernenden sollen Daten nicht dekorativ zitieren, sondern ihre Aussagekraft, Luecken und Grenzen offenlegen. So wird aus dem Thema kein isoliertes Kapitel, sondern ein pruefbarer Baustein der WÖk-Architektur.</w:t>
+      </w:r>
+    </w:p>
+    <w:p>
+      <w:r>
+        <w:t>Fallfenster zur Anwendung. Eine Organisation plant eine Massnahme und formuliert dazu eine positive Absicht. In der WÖk reicht das nicht. Fuer diese Vorlesung muss sichtbar werden, welche Zustandsveraenderung erwartet wird, welche Empfaenger direkt oder indirekt betroffen sind, welche Nebenwirkungen entstehen koennen und welche Entscheidung spaeter korrigiert wird. Bezogen auf Positive, negative und neutrale Wirkung heisst das: Die Analyse muss das konkrete Thema ernst nehmen und zugleich den allgemeinen WÖk-Massstab halten. Es geht nicht darum, die Welt in gute und schlechte Akteure einzuteilen. Es geht darum, Wirkpfade, Wirkungsempfaenger, Datenqualitaet, Risiken und Rueckkopplung so zu beschreiben, dass bessere Entscheidungen moeglich werden.</w:t>
+      </w:r>
+    </w:p>
+    <w:p>
+      <w:r>
+        <w:t>Ambivalenz. Fuer Positive, negative und neutrale Wirkung bedeutet positive und negative Zustandsveraenderungen gleichzeitig auftreten koennen, dass die Analyse nicht bei einer Aktivitaet, einem guten Willen oder einer Kennzahl stehen bleiben darf. Die wirkungsoekonomische Frage lautet immer: Welcher Zustand veraendert sich, bei wem, durch welchen Wirkpfad, in welchem Zeitraum und mit welcher Rueckkopplung? Gerade in Grundstudium Wirkungsökonomie ist diese Unterscheidung entscheidend, weil Lernende spaeter nicht nur Begriffe wiedergeben, sondern Entscheidungssituationen pruefen muessen. Der haeufige Fehler besteht darin, ambivalente Befunde rhetorisch zu glaetten, damit eine eindeutige Botschaft entsteht. Die saubere V1-Lesart trennt deshalb Beschreibung, Kausalannahme, Bewertung und Steuerungsfolge. Ein gutes Skript fuehrt deshalb Profile, Zielkonflikte und offene Punkte nebeneinander. So wird aus dem Thema kein isoliertes Kapitel, sondern ein pruefbarer Baustein der WÖk-Architektur.</w:t>
+      </w:r>
+    </w:p>
+    <w:p>
+      <w:r>
+        <w:t>Nichtkompensation. Fuer Positive, negative und neutrale Wirkung bedeutet schwere zentrale Schaeden nicht durch beliebige positive Einzelwerte neutralisiert werden duerfen, dass die Analyse nicht bei einer Aktivitaet, einem guten Willen oder einer Kennzahl stehen bleiben darf. Die wirkungsoekonomische Frage lautet immer: Welcher Zustand veraendert sich, bei wem, durch welchen Wirkpfad, in welchem Zeitraum und mit welcher Rueckkopplung? Gerade in Grundstudium Wirkungsökonomie ist diese Unterscheidung entscheidend, weil Lernende spaeter nicht nur Begriffe wiedergeben, sondern Entscheidungssituationen pruefen muessen. Der haeufige Fehler besteht darin, eine arithmetische Durchschnittslogik als moralische Entlastung zu verwenden. Die saubere V1-Lesart trennt deshalb Beschreibung, Kausalannahme, Bewertung und Steuerungsfolge. Reverse Merit Order und rote Linien sind Schutzregeln gegen Schoenrechnung. So wird aus dem Thema kein isoliertes Kapitel, sondern ein pruefbarer Baustein der WÖk-Architektur.</w:t>
+      </w:r>
+    </w:p>
+    <w:p>
+      <w:r>
+        <w:t>Pruefungsnahe Transferfrage. Formuliere zu V11 eine Wirkungsaussage in drei Saetzen: Erstens den beobachteten oder plausiblen Zustand, zweitens die Daten- oder Quellenlage, drittens die offene Unsicherheit samt Rueckkopplung. Die Antwort muss ohne moralische Personenbewertung auskommen und darf Reichweite nicht mit Wirkung verwechseln.</w:t>
+      </w:r>
+    </w:p>
+    <w:p>
+      <w:r>
+        <w:t>Rueckkopplung. Fuer Positive, negative und neutrale Wirkung bedeutet Wirkungswissen erst dann wertvoll wird, wenn es Entscheidungen veraendert, dass die Analyse nicht bei einer Aktivitaet, einem guten Willen oder einer Kennzahl stehen bleiben darf. Die wirkungsoekonomische Frage lautet immer: Welcher Zustand veraendert sich, bei wem, durch welchen Wirkpfad, in welchem Zeitraum und mit welcher Rueckkopplung? Gerade in Grundstudium Wirkungsökonomie ist diese Unterscheidung entscheidend, weil Lernende spaeter nicht nur Begriffe wiedergeben, sondern Entscheidungssituationen pruefen muessen. Der haeufige Fehler besteht darin, einen Bericht als Endpunkt zu betrachten. Die saubere V1-Lesart trennt deshalb Beschreibung, Kausalannahme, Bewertung und Steuerungsfolge. Jeder Analyseblock sollte fragen, welche Routine, welcher Prozess oder welche Ressource nach der Bewertung angepasst wird. So wird aus dem Thema kein isoliertes Kapitel, sondern ein pruefbarer Baustein der WÖk-Architektur.</w:t>
+      </w:r>
+    </w:p>
+    <w:p>
+      <w:r>
+        <w:t>Fallfenster zur Anwendung. Eine Fuehrungsentscheidung erzeugt zugleich Nutzen und Risiken. Die WÖk behandelt Ambivalenz nicht als Stoerung, sondern als Kern der Analyse. Positive Netto-Wirkung darf erst behauptet werden, wenn zentrale negative Wirkungen getrennt geprueft und rote Linien gewahrt sind. Bezogen auf Positive, negative und neutrale Wirkung heisst das: Die Analyse muss das konkrete Thema ernst nehmen und zugleich den allgemeinen WÖk-Massstab halten. Es geht nicht darum, die Welt in gute und schlechte Akteure einzuteilen. Es geht darum, Wirkpfade, Wirkungsempfaenger, Datenqualitaet, Risiken und Rueckkopplung so zu beschreiben, dass bessere Entscheidungen moeglich werden.</w:t>
+      </w:r>
+    </w:p>
+    <w:p>
+      <w:r>
+        <w:t>Governance. Fuer Positive, negative und neutrale Wirkung bedeutet Wirkungsbewertung Verfahren, Rechte, Transparenz und Korrektur braucht, dass die Analyse nicht bei einer Aktivitaet, einem guten Willen oder einer Kennzahl stehen bleiben darf. Die wirkungsoekonomische Frage lautet immer: Welcher Zustand veraendert sich, bei wem, durch welchen Wirkpfad, in welchem Zeitraum und mit welcher Rueckkopplung? Gerade in Grundstudium Wirkungsökonomie ist diese Unterscheidung entscheidend, weil Lernende spaeter nicht nur Begriffe wiedergeben, sondern Entscheidungssituationen pruefen muessen. Der haeufige Fehler besteht darin, Bewertung als technokratische Top-down-Setzung zu verstehen. Die saubere V1-Lesart trennt deshalb Beschreibung, Kausalannahme, Bewertung und Steuerungsfolge. Betroffene, Datenhalter, Entscheider und Kontrollinstanzen muessen unterscheidbare Rollen behalten. So wird aus dem Thema kein isoliertes Kapitel, sondern ein pruefbarer Baustein der WÖk-Architektur.</w:t>
+      </w:r>
+    </w:p>
+    <w:p>
+      <w:r>
+        <w:t>Didaktische Pruefbarkeit. Fuer Positive, negative und neutrale Wirkung bedeutet das Thema in der Akademie nicht nur erklaert, sondern in Falllogik ueberfuehrt werden muss, dass die Analyse nicht bei einer Aktivitaet, einem guten Willen oder einer Kennzahl stehen bleiben darf. Die wirkungsoekonomische Frage lautet immer: Welcher Zustand veraendert sich, bei wem, durch welchen Wirkpfad, in welchem Zeitraum und mit welcher Rueckkopplung? Gerade in Grundstudium Wirkungsökonomie ist diese Unterscheidung entscheidend, weil Lernende spaeter nicht nur Begriffe wiedergeben, sondern Entscheidungssituationen pruefen muessen. Der haeufige Fehler besteht darin, reines Auswendiglernen als Kompetenznachweis zu behandeln. Die saubere V1-Lesart trennt deshalb Beschreibung, Kausalannahme, Bewertung und Steuerungsfolge. Pruefungsfragen sollen Begriffe, Anwendung und rote Linien verbinden. So wird aus dem Thema kein isoliertes Kapitel, sondern ein pruefbarer Baustein der WÖk-Architektur.</w:t>
+      </w:r>
+    </w:p>
+    <w:p>
+      <w:r>
+        <w:t>Transfer in Organisationen. Fuer Positive, negative und neutrale Wirkung bedeutet WÖk-Begriffe im Alltag nur tragen, wenn sie in Routinen uebersetzt werden, dass die Analyse nicht bei einer Aktivitaet, einem guten Willen oder einer Kennzahl stehen bleiben darf. Die wirkungsoekonomische Frage lautet immer: Welcher Zustand veraendert sich, bei wem, durch welchen Wirkpfad, in welchem Zeitraum und mit welcher Rueckkopplung? Gerade in Grundstudium Wirkungsökonomie ist diese Unterscheidung entscheidend, weil Lernende spaeter nicht nur Begriffe wiedergeben, sondern Entscheidungssituationen pruefen muessen. Der haeufige Fehler besteht darin, die Verantwortung an eine Nachhaltigkeitsabteilung auszulagern. Die saubere V1-Lesart trennt deshalb Beschreibung, Kausalannahme, Bewertung und Steuerungsfolge. Strategie, Einkauf, Kommunikation, Controlling und Fuehrung muessen denselben Wirkungsbegriff verwenden. So wird aus dem Thema kein isoliertes Kapitel, sondern ein pruefbarer Baustein der WÖk-Architektur.</w:t>
+      </w:r>
+    </w:p>
+    <w:p>
+      <w:r>
+        <w:t>Fallfenster zur Anwendung. Ein Controlling-Team moechte einen Score bilden. Das Skript verlangt, dass Datenqualitaet, Systemgrenzen, Gewichtung, Unsicherheit und Nichtkompensation sichtbar bleiben. Ein Score darf die Diskussion nicht beenden, sondern muss bessere Fragen, Priorisierung und Rueckkopplung ermoeglichen. Bezogen auf Positive, negative und neutrale Wirkung heisst das: Die Analyse muss das konkrete Thema ernst nehmen und zugleich den allgemeinen WÖk-Massstab halten. Es geht nicht darum, die Welt in gute und schlechte Akteure einzuteilen. Es geht darum, Wirkpfade, Wirkungsempfaenger, Datenqualitaet, Risiken und Rueckkopplung so zu beschreiben, dass bessere Entscheidungen moeglich werden.</w:t>
+      </w:r>
+    </w:p>
+    <w:p>
+      <w:r>
+        <w:t>Rueckfluss in den Korpus. Fuer Positive, negative und neutrale Wirkung bedeutet jedes Studienskript den Gesamtbestand schaerfen kann, dass die Analyse nicht bei einer Aktivitaet, einem guten Willen oder einer Kennzahl stehen bleiben darf. Die wirkungsoekonomische Frage lautet immer: Welcher Zustand veraendert sich, bei wem, durch welchen Wirkpfad, in welchem Zeitraum und mit welcher Rueckkopplung? Gerade in Grundstudium Wirkungsökonomie ist diese Unterscheidung entscheidend, weil Lernende spaeter nicht nur Begriffe wiedergeben, sondern Entscheidungssituationen pruefen muessen. Der haeufige Fehler besteht darin, neue Einsichten nur lokal im Skript zu belassen. Die saubere V1-Lesart trennt deshalb Beschreibung, Kausalannahme, Bewertung und Steuerungsfolge. Glossar, Website, Journal, Dossiers und Visuals sollen aus der Skriptarbeit lernen. So wird aus dem Thema kein isoliertes Kapitel, sondern ein pruefbarer Baustein der WÖk-Architektur.</w:t>
+      </w:r>
+    </w:p>
+    <w:p>
+      <w:r>
+        <w:t>Pruefungsnahe Transferfrage. Formuliere zu V11 eine Wirkungsaussage in drei Saetzen: Erstens den beobachteten oder plausiblen Zustand, zweitens die Daten- oder Quellenlage, drittens die offene Unsicherheit samt Rueckkopplung. Die Antwort muss ohne moralische Personenbewertung auskommen und darf Reichweite nicht mit Wirkung verwechseln.</w:t>
+      </w:r>
+    </w:p>
+    <w:p>
+      <w:pPr>
+        <w:pStyle w:val="Heading3"/>
+      </w:pPr>
+      <w:r>
+        <w:t>Vertiefungsrunde 5: Lesen, pruefen, rueckkoppeln</w:t>
+      </w:r>
+    </w:p>
+    <w:p>
+      <w:r>
+        <w:t>Die folgende Runde verdichtet V11 nicht durch neue Schlagworte, sondern durch wiederholte Anwendung auf unterschiedliche Entscheidungsebenen. Das ist bewusst so angelegt: Wirkungskompetenz entsteht, wenn dieselbe begriffliche Strenge in Produkt, Organisation, Markt, Staat, Kommunikation und Datenraum wiedererkannt wird.</w:t>
+      </w:r>
+    </w:p>
+    <w:p>
+      <w:r>
+        <w:t>Begriffliche Schaerfung. Fuer Positive, negative und neutrale Wirkung bedeutet praezise Sprache die erste Sicherung gegen Impact-Washing ist, dass die Analyse nicht bei einer Aktivitaet, einem guten Willen oder einer Kennzahl stehen bleiben darf. Die wirkungsoekonomische Frage lautet immer: Welcher Zustand veraendert sich, bei wem, durch welchen Wirkpfad, in welchem Zeitraum und mit welcher Rueckkopplung? Gerade in Grundstudium Wirkungsökonomie ist diese Unterscheidung entscheidend, weil Lernende spaeter nicht nur Begriffe wiedergeben, sondern Entscheidungssituationen pruefen muessen. Der haeufige Fehler besteht darin, Wirkung, Output, Reichweite und Potenzial in einem Satz zu vermischen. Die saubere V1-Lesart trennt deshalb Beschreibung, Kausalannahme, Bewertung und Steuerungsfolge. In der Praxis sollte jede Wirkungsaussage als kurze Viererprobe formuliert werden: Zustand, Betroffene, Quelle, offene Unsicherheit. So wird aus dem Thema kein isoliertes Kapitel, sondern ein pruefbarer Baustein der WÖk-Architektur.</w:t>
+      </w:r>
+    </w:p>
+    <w:p>
+      <w:pPr>
+        <w:pStyle w:val="Heading3"/>
+      </w:pPr>
+      <w:r>
+        <w:t>V1-Abschlussnotiz</w:t>
+      </w:r>
+    </w:p>
+    <w:p>
+      <w:r>
+        <w:t>Diese Finalisierung schliesst die Codex-Inhaltsproduktion fuer V11. Offen bleibt nicht der fachliche Kern des Skripts, sondern der naechste Produktionsschritt: Claude setzt daraus die CI/CD-konforme Reader- und PDF-Fassung, prueft Satz, Umbrueche, Medienintegration und Lektorat und markiert erst danach die veroeffentlichte Fassung als freigegeben.</w:t>
+      </w:r>
+    </w:p>
+    <w:p>
+      <w:pPr>
+        <w:pStyle w:val="Heading2"/>
+      </w:pPr>
+      <w:r>
+        <w:t>9. Quellen</w:t>
+      </w:r>
+    </w:p>
+    <w:p>
+      <w:pPr>
+        <w:pStyle w:val="Heading3"/>
+      </w:pPr>
+      <w:r>
         <w:t>Interne Quellen</w:t>
       </w:r>
     </w:p>
@@ -2449,7 +3104,7 @@
         <w:pStyle w:val="ListBullet"/>
       </w:pPr>
       <w:r>
-        <w:t>woek-akademie-app/content/lehrgaenge/woek-g-v11.md — unmittelbarer Akademie-Quelltext dieser Rohfassung.</w:t>
+        <w:t>woek-akademie-app/content/lehrgaenge/woek-g-v11.md — unmittelbarer Akademie-Quelltext dieser V1-Fassung.</w:t>
       </w:r>
     </w:p>
     <w:p>
@@ -2489,7 +3144,7 @@
         <w:pStyle w:val="Heading3"/>
       </w:pPr>
       <w:r>
-        <w:t>Externe Quellen fuer den Tiefensprint</w:t>
+        <w:t>Externe Quellen fuer die V1-Fassung</w:t>
       </w:r>
     </w:p>
     <w:p>
@@ -2522,62 +3177,6 @@
       </w:pPr>
       <w:r>
         <w:t>Fachliteratur zu Wirkungslogik, Evaluation, Systemtheorie, Resilienz, Governance, Diffusion, Vertrauen oder Controlling je nach Thema.</w:t>
-      </w:r>
-    </w:p>
-    <w:p>
-      <w:pPr>
-        <w:pStyle w:val="Heading2"/>
-      </w:pPr>
-      <w:r>
-        <w:t>10. Rückfluss in den WÖk-Korpus</w:t>
-      </w:r>
-    </w:p>
-    <w:p>
-      <w:pPr>
-        <w:pStyle w:val="ListBullet"/>
-      </w:pPr>
-      <w:r>
-        <w:t>Glossar/Begriffe: Im Tiefensprint prüfen, welche Begriffe aus Positive, negative und neutrale Wirkung eigene Glossarseiten oder präzisere Verweise brauchen.</w:t>
-      </w:r>
-    </w:p>
-    <w:p>
-      <w:pPr>
-        <w:pStyle w:val="ListBullet"/>
-      </w:pPr>
-      <w:r>
-        <w:t>Website/Erklärseiten: Prüfen, ob eine kurze öffentliche Erklärseite oder ein Baustein für die Bibliothek fehlt.</w:t>
-      </w:r>
-    </w:p>
-    <w:p>
-      <w:pPr>
-        <w:pStyle w:val="ListBullet"/>
-      </w:pPr>
-      <w:r>
-        <w:t>Journal/Dossiers: Geeignete Praxisfälle aus Website und Journal als Fallpool markieren.</w:t>
-      </w:r>
-    </w:p>
-    <w:p>
-      <w:pPr>
-        <w:pStyle w:val="ListBullet"/>
-      </w:pPr>
-      <w:r>
-        <w:t>Visuals/Charts: Wirkpfad- oder Scorecard-Chart aus vorhandenen Visuals wiederverwenden oder als neues Asset spezifizieren.</w:t>
-      </w:r>
-    </w:p>
-    <w:p>
-      <w:pPr>
-        <w:pStyle w:val="ListBullet"/>
-      </w:pPr>
-      <w:r>
-        <w:t>Methodik/Standards: Datenqualität, Unsicherheit, Nichtkompensation und Reverse Merit Order nur dort einsetzen, wo sie fachlich tragen.</w:t>
-      </w:r>
-    </w:p>
-    <w:p>
-      <w:pPr>
-        <w:pStyle w:val="ListBullet"/>
-      </w:pPr>
-      <w:r>
-        <w:t>Offene Forschungs- oder Quellenfrage: Externe Quellen im Tiefensprint gezielt ergänzen und zitierfähig machen.</w:t>
       </w:r>
     </w:p>
     <w:sectPr>

--- a/docs/studienskripte/word-rohfassungen/woek-g-v11.docx
+++ b/docs/studienskripte/word-rohfassungen/woek-g-v11.docx
@@ -24,12 +24,12 @@
     </w:p>
     <w:p>
       <w:r>
-        <w:t>Quelle: /Users/hagen/Documents/New project/content/studienskripte/woek-g-v11.md</w:t>
-      </w:r>
-    </w:p>
-    <w:p>
-      <w:r>
-        <w:t>Track: Grundstudium Wirkungsökonomie Kurscode: woek-g Vorlesungscode: V11 Modul/Abschnitt: G1.4 Titel: Positive, negative und neutrale Wirkung Status: Studienskript V1 · fachlich finale Codex-Fassung, Claude-CI/CD-Satzfreigabe offen Quelle: woek-akademie-app/content/lehrgaenge/woek-g-v11.md Ablage: Markdown-Master in content/studienskripte/woek-g-v11.md, Word-Rohfassung in docs/studienskripte/word-rohfassungen/woek-g-v11.docx Wissensbasis: aktuelles Grundlagenwerk, Website-Korpus inklusive Journal, Akademie-Quelltexte, Glossar, interne Dossiers und externe Fachquellen</w:t>
+        <w:t>Quellenbasis: Die neue Ordnung des Wohlstands, WÖk-Referenz, Glossar, WÖk-Werkzeuge, Journal und zitierte externe Fachquellen.</w:t>
+      </w:r>
+    </w:p>
+    <w:p>
+      <w:r>
+        <w:t>Track: Grundstudium Wirkungsökonomie Kurscode: woek-g Vorlesungscode: V11 Modul/Abschnitt: G1.4 Titel: Positive, negative und neutrale Wirkung Status: Studienskript V1 · fachlich finale Codex-Fassung, Claude-CI/CD-Satzfreigabe offen Primäre WÖk-Quellen: Die neue Ordnung des Wohlstands (https://wirkungsoekonomie.de/buch.html) · WÖk-Referenz (https://wirkungsoekonomie.de/referenz/) · Glossar der Wirkungsökonomie (https://wirkungsoekonomie.de/glossar.html) · WÖk-Werkzeuge (https://wirkungsoekonomie.de/werkzeuge/) Ausgabe: Markdown-Master, Word-Rohfassung und Akademie-Reader-Spiegel Wissensbasis: aktuelles Grundlagenwerk, öffentliche WÖk-Referenz, Wirkungsfelder, Werkzeuge, Glossar, Bibliothek, Journal und externe Fachquellen</w:t>
       </w:r>
     </w:p>
     <w:p>
@@ -675,11 +675,6 @@
     </w:p>
     <w:p>
       <w:r>
-        <w:t>``chart-spec slug: woek-g-v11-wirkpfad type: wirkpfad reuse_first: true preferred_asset: content/studienskripte/assets/woek-g-v11/woek-g-v11-wirkpfad.svg message: Positive, negative und neutrale Wirkung wird als Wirkpfad von Auslöser über Mechanismus, Wirkungsempfänger und Zustandsveränderung bis zur Rückkopplung dargestellt. source: WÖk-Grundlagenwerk, Website-Korpus, Akademie-Quelltexte, Glossar ``</w:t>
-      </w:r>
-    </w:p>
-    <w:p>
-      <w:r>
         <w:t>&gt; Bildvorgabe: Wirkpfadgrafik mit sechs Stationen: Auslöser, Mechanismus, Wirkungsempfänger, Zustandsveränderung, Bewertung, Rückkopplung. Bestehende WÖk-Wirkpfad- oder Scorecard-Visuals sollen wiederverwendet werden, bevor ein neues Chart entsteht.</w:t>
       </w:r>
     </w:p>
@@ -1480,7 +1475,7 @@
     </w:p>
     <w:p>
       <w:r>
-        <w:t>Interne Quelle: referenz/kapitel-010-wirkung/index.html</w:t>
+        <w:t>Öffentliche Quelle: Kapitel 10 - Wirkung (https://wirkungsoekonomie.de/referenz/kapitel-010-wirkung/)</w:t>
       </w:r>
     </w:p>
     <w:p>
@@ -1693,7 +1688,7 @@
     </w:p>
     <w:p>
       <w:r>
-        <w:t>Interne Quelle: referenz/kapitel-014-systemischer-wert-und-normativer-wert/index.html</w:t>
+        <w:t>Öffentliche Quelle: Kapitel 14 - Systemischer Wert und normativer Wert (https://wirkungsoekonomie.de/referenz/kapitel-014-systemischer-wert-und-normativer-wert/)</w:t>
       </w:r>
     </w:p>
     <w:p>
@@ -1906,7 +1901,7 @@
     </w:p>
     <w:p>
       <w:r>
-        <w:t>Interne Quelle: referenz/kapitel-016-das-begriffssystem-der-wirkungsoekonomie/index.html</w:t>
+        <w:t>Öffentliche Quelle: Kapitel 16 - Das Begriffssystem der Wirkungsökonomie (https://wirkungsoekonomie.de/referenz/kapitel-016-das-begriffssystem-der-wirkungsoekonomie/)</w:t>
       </w:r>
     </w:p>
     <w:p>
@@ -2119,7 +2114,7 @@
     </w:p>
     <w:p>
       <w:r>
-        <w:t>Interne Quelle: referenz/kapitel-023-wirkungsrisiko-und-wirkungsresilienz/index.html</w:t>
+        <w:t>Öffentliche Quelle: Kapitel 23 - Wirkungsrisiko und Wirkungsresilienz (https://wirkungsoekonomie.de/referenz/kapitel-023-wirkungsrisiko-und-wirkungsresilienz/)</w:t>
       </w:r>
     </w:p>
     <w:p>
@@ -2388,7 +2383,7 @@
     </w:p>
     <w:p>
       <w:r>
-        <w:t>Diese Vorlesung ist prüfungsrelevant, aber die eigentliche Antwortlogik gehört nicht in das öffentliche Studienskript. Zertifikatsfragen, CorrectAnswer, Scoring-Regeln und Fallrubrics werden separat in der geschützten App-Lane unter woek-akademie-app/content/pruefungen/ gepflegt.</w:t>
+        <w:t>Diese Vorlesung ist prüfungsrelevant, aber die eigentliche Antwortlogik gehört nicht in das öffentliche Studienskript. Zertifikatsfragen, CorrectAnswer, Scoring-Regeln und Fallrubrics werden separat in einem geschützten, nicht öffentlichen Prüfungsbereich der Akademie-App gepflegt.</w:t>
       </w:r>
     </w:p>
     <w:p>
@@ -3096,7 +3091,7 @@
         <w:pStyle w:val="Heading3"/>
       </w:pPr>
       <w:r>
-        <w:t>Interne Quellen</w:t>
+        <w:t>WÖk-Quellen</w:t>
       </w:r>
     </w:p>
     <w:p>
@@ -3104,7 +3099,7 @@
         <w:pStyle w:val="ListBullet"/>
       </w:pPr>
       <w:r>
-        <w:t>woek-akademie-app/content/lehrgaenge/woek-g-v11.md — unmittelbarer Akademie-Quelltext dieser V1-Fassung.</w:t>
+        <w:t>Die neue Ordnung des Wohlstands (https://wirkungsoekonomie.de/buch.html) — aktuelles Grundlagenwerk der Wirkungsökonomie.</w:t>
       </w:r>
     </w:p>
     <w:p>
@@ -3112,7 +3107,7 @@
         <w:pStyle w:val="ListBullet"/>
       </w:pPr>
       <w:r>
-        <w:t>assets/pdf/die-neue-ordnung-des-wohlstands.pdf und buch.html — aktuelles Grundlagenwerk.</w:t>
+        <w:t>WÖk-Referenz (https://wirkungsoekonomie.de/referenz/) — öffentliche Kapitel- und Volltextreferenz.</w:t>
       </w:r>
     </w:p>
     <w:p>
@@ -3120,7 +3115,7 @@
         <w:pStyle w:val="ListBullet"/>
       </w:pPr>
       <w:r>
-        <w:t>Website-Korpus: Referenz, Wirkungsfelder, Werkzeuge, Glossar, Bibliothek und Journal.</w:t>
+        <w:t>Glossar der Wirkungsökonomie (https://wirkungsoekonomie.de/glossar.html) — öffentliche Begriffsdefinitionen und Abgrenzungen.</w:t>
       </w:r>
     </w:p>
     <w:p>
@@ -3128,7 +3123,7 @@
         <w:pStyle w:val="ListBullet"/>
       </w:pPr>
       <w:r>
-        <w:t>docs/CODEX-HANDOFF-studienskripte.md — Produktionsstandard.</w:t>
+        <w:t>WÖk-Werkzeuge (https://wirkungsoekonomie.de/werkzeuge/) — öffentliche Methoden-, Scorecard- und Controlling-Werkzeuge.</w:t>
       </w:r>
     </w:p>
     <w:p>
@@ -3136,7 +3131,7 @@
         <w:pStyle w:val="ListBullet"/>
       </w:pPr>
       <w:r>
-        <w:t>docs/CODEX-HANDOFF-pruefungen.md — geschützte Prüfungs- und Antwortlogik.</w:t>
+        <w:t>WÖk-Journal (https://wirkungsoekonomie.de/blog.html) — Dossiers und Fallanalysen.</w:t>
       </w:r>
     </w:p>
     <w:p>
@@ -3152,7 +3147,7 @@
         <w:pStyle w:val="ListBullet"/>
       </w:pPr>
       <w:r>
-        <w:t>United Nations (2015): Transforming our world: the 2030 Agenda for Sustainable Development.</w:t>
+        <w:t>United Nations (2015): Transforming our world: the 2030 Agenda for Sustainable Development (https://sdgs.un.org/2030agenda).</w:t>
       </w:r>
     </w:p>
     <w:p>
@@ -3160,7 +3155,7 @@
         <w:pStyle w:val="ListBullet"/>
       </w:pPr>
       <w:r>
-        <w:t>European Commission: CSRD, ESRS, EU Taxonomy und Digital Product Passport, soweit fuer das Thema einschlägig.</w:t>
+        <w:t>European Commission: Corporate sustainability reporting (https://finance.ec.europa.eu/financial-markets/company-reporting-and-auditing/company-reporting/corporate-sustainability-reporting_en), EU taxonomy for sustainable activities (https://finance.ec.europa.eu/sustainable-finance/tools-and-standards/eu-taxonomy-sustainable-activities_en) und Digital Product Passport (https://single-market-economy.ec.europa.eu/news/commission-launches-consultation-digital-product-passport-2025-04-09_en), soweit fuer das Thema einschlaegig.</w:t>
       </w:r>
     </w:p>
     <w:p>
@@ -3168,7 +3163,15 @@
         <w:pStyle w:val="ListBullet"/>
       </w:pPr>
       <w:r>
-        <w:t>GRI Standards, soweit fuer Berichts- und Indikatorenfragen einschlägig.</w:t>
+        <w:t>EFRAG: Sustainability reporting und ESRS (https://www.efrag.org/en/sustainability-reporting), soweit fuer das Thema einschlaegig.</w:t>
+      </w:r>
+    </w:p>
+    <w:p>
+      <w:pPr>
+        <w:pStyle w:val="ListBullet"/>
+      </w:pPr>
+      <w:r>
+        <w:t>Global Reporting Initiative: GRI Standards (https://www.globalreporting.org/standards/), soweit fuer Berichts- und Indikatorenfragen einschlaegig.</w:t>
       </w:r>
     </w:p>
     <w:p>

--- a/docs/studienskripte/word-rohfassungen/woek-g-v11.docx
+++ b/docs/studienskripte/word-rohfassungen/woek-g-v11.docx
@@ -2428,12 +2428,7 @@
         <w:pStyle w:val="Heading2"/>
       </w:pPr>
       <w:r>
-        <w:t>V1-Finalisierung: Vertiefung, Anwendung und Evidenz</w:t>
-      </w:r>
-    </w:p>
-    <w:p>
-      <w:r>
-        <w:t>Dieses Studienskript ist die fachlich finale Codex-V1-Fassung fuer den Akademie-Reader und die oeffentliche Bibliothek. Claude uebernimmt danach Satz, CI/CD, PDF/Reader-Freigabe und die abschliessende Lektoratsabnahme.</w:t>
+        <w:t>9. Quellen</w:t>
       </w:r>
     </w:p>
     <w:p>
@@ -2441,12 +2436,126 @@
         <w:pStyle w:val="Heading3"/>
       </w:pPr>
       <w:r>
+        <w:t>WÖk-Quellen</w:t>
+      </w:r>
+    </w:p>
+    <w:p>
+      <w:pPr>
+        <w:pStyle w:val="ListBullet"/>
+      </w:pPr>
+      <w:r>
+        <w:t>Die neue Ordnung des Wohlstands (https://wirkungsoekonomie.de/buch.html) — aktuelles Grundlagenwerk der Wirkungsökonomie.</w:t>
+      </w:r>
+    </w:p>
+    <w:p>
+      <w:pPr>
+        <w:pStyle w:val="ListBullet"/>
+      </w:pPr>
+      <w:r>
+        <w:t>WÖk-Referenz (https://wirkungsoekonomie.de/referenz/) — öffentliche Kapitel- und Volltextreferenz.</w:t>
+      </w:r>
+    </w:p>
+    <w:p>
+      <w:pPr>
+        <w:pStyle w:val="ListBullet"/>
+      </w:pPr>
+      <w:r>
+        <w:t>Glossar der Wirkungsökonomie (https://wirkungsoekonomie.de/glossar.html) — öffentliche Begriffsdefinitionen und Abgrenzungen.</w:t>
+      </w:r>
+    </w:p>
+    <w:p>
+      <w:pPr>
+        <w:pStyle w:val="ListBullet"/>
+      </w:pPr>
+      <w:r>
+        <w:t>WÖk-Werkzeuge (https://wirkungsoekonomie.de/werkzeuge/) — öffentliche Methoden-, Scorecard- und Controlling-Werkzeuge.</w:t>
+      </w:r>
+    </w:p>
+    <w:p>
+      <w:pPr>
+        <w:pStyle w:val="ListBullet"/>
+      </w:pPr>
+      <w:r>
+        <w:t>WÖk-Journal (https://wirkungsoekonomie.de/blog.html) — Dossiers und Fallanalysen.</w:t>
+      </w:r>
+    </w:p>
+    <w:p>
+      <w:pPr>
+        <w:pStyle w:val="Heading3"/>
+      </w:pPr>
+      <w:r>
+        <w:t>Externe Quellen fuer die V1-Fassung</w:t>
+      </w:r>
+    </w:p>
+    <w:p>
+      <w:pPr>
+        <w:pStyle w:val="ListBullet"/>
+      </w:pPr>
+      <w:r>
+        <w:t>United Nations (2015): Transforming our world: the 2030 Agenda for Sustainable Development (https://sdgs.un.org/2030agenda).</w:t>
+      </w:r>
+    </w:p>
+    <w:p>
+      <w:pPr>
+        <w:pStyle w:val="ListBullet"/>
+      </w:pPr>
+      <w:r>
+        <w:t>European Commission: Corporate sustainability reporting (https://finance.ec.europa.eu/financial-markets/company-reporting-and-auditing/company-reporting/corporate-sustainability-reporting_en), EU taxonomy for sustainable activities (https://finance.ec.europa.eu/sustainable-finance/tools-and-standards/eu-taxonomy-sustainable-activities_en) und Digital Product Passport (https://single-market-economy.ec.europa.eu/news/commission-launches-consultation-digital-product-passport-2025-04-09_en), soweit fuer das Thema einschlaegig.</w:t>
+      </w:r>
+    </w:p>
+    <w:p>
+      <w:pPr>
+        <w:pStyle w:val="ListBullet"/>
+      </w:pPr>
+      <w:r>
+        <w:t>EFRAG: Sustainability reporting und ESRS (https://www.efrag.org/en/sustainability-reporting), soweit fuer das Thema einschlaegig.</w:t>
+      </w:r>
+    </w:p>
+    <w:p>
+      <w:pPr>
+        <w:pStyle w:val="ListBullet"/>
+      </w:pPr>
+      <w:r>
+        <w:t>Global Reporting Initiative: GRI Standards (https://www.globalreporting.org/standards/), soweit fuer Berichts- und Indikatorenfragen einschlaegig.</w:t>
+      </w:r>
+    </w:p>
+    <w:p>
+      <w:pPr>
+        <w:pStyle w:val="ListBullet"/>
+      </w:pPr>
+      <w:r>
+        <w:t>Fachliteratur zu Wirkungslogik, Evaluation, Systemtheorie, Resilienz, Governance, Diffusion, Vertrauen oder Controlling je nach Thema.</w:t>
+      </w:r>
+    </w:p>
+    <w:p>
+      <w:pPr>
+        <w:pStyle w:val="Heading2"/>
+      </w:pPr>
+      <w:r>
+        <w:t>V1-Finalisierung: Vertiefung, Anwendung und Evidenz</w:t>
+      </w:r>
+    </w:p>
+    <w:p>
+      <w:r>
+        <w:t>Dieses Studienskript ist die fachlich finale Codex-V1-Fassung fuer den Akademie-Reader und die oeffentliche Bibliothek. Claude uebernimmt danach Satz, CI/CD, PDF/Reader-Freigabe und die abschliessende Lektoratsabnahme.</w:t>
+      </w:r>
+    </w:p>
+    <w:p>
+      <w:pPr>
+        <w:pStyle w:val="Heading3"/>
+      </w:pPr>
+      <w:r>
         <w:t>Finaler Leseauftrag</w:t>
       </w:r>
     </w:p>
     <w:p>
       <w:r>
         <w:t>Dieses Skript zu V11 Positive, negative und neutrale Wirkung ist als Langformtext angelegt: Es soll nicht nur die Vorlesung begleiten, sondern als eigenstaendiges Studienmaterial funktionieren. Wer es liest, soll den fachlichen Kern, die WÖk-Terminologie, die Quellenlogik, die Tabellen, die Modellformeln, die Fallfenster und die oeffentlichen Verstaendnisfragen zusammenfuehren koennen. Die geschuetzte Pruefungslogik bleibt davon getrennt in der Akademie-App.</w:t>
+      </w:r>
+    </w:p>
+    <w:p>
+      <w:r>
+        <w:t>Fuer den Abschluss ist entscheidend, dass Positive, negative und neutrale Wirkung im Feld Grundstudium Wirkungsökonomie nicht als Einzelthema stehen bleibt. Die Vorlesung traegt zur gemeinsamen Architektur bei: begriffliche Grundlegung, Bewertungsrahmen und gesellschaftliche Einordnung. Daraus folgt eine Lesehaltung, die streng und praktisch zugleich ist. Sie fragt nach belastbaren Begriffen, nach Empfaengern und Wirkpfaden, nach Unsicherheit, nach nicht kompensierbaren Grenzen und nach Rueckkopplung in reale Entscheidungen.</w:t>
       </w:r>
     </w:p>
     <w:p>
@@ -2695,42 +2804,42 @@
         <w:pStyle w:val="Heading3"/>
       </w:pPr>
       <w:r>
-        <w:t>Vertiefungsrunde 1: Lesen, pruefen, rueckkoppeln</w:t>
-      </w:r>
-    </w:p>
-    <w:p>
-      <w:r>
-        <w:t>Die folgende Runde verdichtet V11 nicht durch neue Schlagworte, sondern durch wiederholte Anwendung auf unterschiedliche Entscheidungsebenen. Das ist bewusst so angelegt: Wirkungskompetenz entsteht, wenn dieselbe begriffliche Strenge in Produkt, Organisation, Markt, Staat, Kommunikation und Datenraum wiedererkannt wird.</w:t>
-      </w:r>
-    </w:p>
-    <w:p>
-      <w:r>
-        <w:t>Begriffliche Schaerfung. Fuer Positive, negative und neutrale Wirkung bedeutet praezise Sprache die erste Sicherung gegen Impact-Washing ist, dass die Analyse nicht bei einer Aktivitaet, einem guten Willen oder einer Kennzahl stehen bleiben darf. Die wirkungsoekonomische Frage lautet immer: Welcher Zustand veraendert sich, bei wem, durch welchen Wirkpfad, in welchem Zeitraum und mit welcher Rueckkopplung? Gerade in Grundstudium Wirkungsökonomie ist diese Unterscheidung entscheidend, weil Lernende spaeter nicht nur Begriffe wiedergeben, sondern Entscheidungssituationen pruefen muessen. Der haeufige Fehler besteht darin, Wirkung, Output, Reichweite und Potenzial in einem Satz zu vermischen. Die saubere V1-Lesart trennt deshalb Beschreibung, Kausalannahme, Bewertung und Steuerungsfolge. In der Praxis sollte jede Wirkungsaussage als kurze Viererprobe formuliert werden: Zustand, Betroffene, Quelle, offene Unsicherheit. So wird aus dem Thema kein isoliertes Kapitel, sondern ein pruefbarer Baustein der WÖk-Architektur.</w:t>
-      </w:r>
-    </w:p>
-    <w:p>
-      <w:r>
-        <w:t>Wirkpfad-Logik. Fuer Positive, negative und neutrale Wirkung bedeutet ein Thema erst dann steuerbar wird, wenn der Mechanismus zwischen Ausloeser und Zustandsveraenderung beschrieben ist, dass die Analyse nicht bei einer Aktivitaet, einem guten Willen oder einer Kennzahl stehen bleiben darf. Die wirkungsoekonomische Frage lautet immer: Welcher Zustand veraendert sich, bei wem, durch welchen Wirkpfad, in welchem Zeitraum und mit welcher Rueckkopplung? Gerade in Grundstudium Wirkungsökonomie ist diese Unterscheidung entscheidend, weil Lernende spaeter nicht nur Begriffe wiedergeben, sondern Entscheidungssituationen pruefen muessen. Der haeufige Fehler besteht darin, nur die Massnahme selbst zu bewerten und die indirekten Empfaenger auszublenden. Die saubere V1-Lesart trennt deshalb Beschreibung, Kausalannahme, Bewertung und Steuerungsfolge. Eine gute Fallanalyse zeichnet mindestens einen direkten und einen indirekten Wirkpfad nach. So wird aus dem Thema kein isoliertes Kapitel, sondern ein pruefbarer Baustein der WÖk-Architektur.</w:t>
-      </w:r>
-    </w:p>
-    <w:p>
-      <w:r>
-        <w:t>Daten- und Quellenklarheit. Fuer Positive, negative und neutrale Wirkung bedeutet jede Bewertung nur so belastbar ist wie Datenlage, Quellenstatus und Aktualitaet, dass die Analyse nicht bei einer Aktivitaet, einem guten Willen oder einer Kennzahl stehen bleiben darf. Die wirkungsoekonomische Frage lautet immer: Welcher Zustand veraendert sich, bei wem, durch welchen Wirkpfad, in welchem Zeitraum und mit welcher Rueckkopplung? Gerade in Grundstudium Wirkungsökonomie ist diese Unterscheidung entscheidend, weil Lernende spaeter nicht nur Begriffe wiedergeben, sondern Entscheidungssituationen pruefen muessen. Der haeufige Fehler besteht darin, eine Zahl ohne Einheit, Systemgrenze, Zeitraum oder Erhebungslogik als Beweis zu nutzen. Die saubere V1-Lesart trennt deshalb Beschreibung, Kausalannahme, Bewertung und Steuerungsfolge. Die Lernenden sollen Daten nicht dekorativ zitieren, sondern ihre Aussagekraft, Luecken und Grenzen offenlegen. So wird aus dem Thema kein isoliertes Kapitel, sondern ein pruefbarer Baustein der WÖk-Architektur.</w:t>
-      </w:r>
-    </w:p>
-    <w:p>
-      <w:r>
-        <w:t>Fallfenster zur Anwendung. Ein Controlling-Team moechte einen Score bilden. Das Skript verlangt, dass Datenqualitaet, Systemgrenzen, Gewichtung, Unsicherheit und Nichtkompensation sichtbar bleiben. Ein Score darf die Diskussion nicht beenden, sondern muss bessere Fragen, Priorisierung und Rueckkopplung ermoeglichen. Bezogen auf Positive, negative und neutrale Wirkung heisst das: Die Analyse muss das konkrete Thema ernst nehmen und zugleich den allgemeinen WÖk-Massstab halten. Es geht nicht darum, die Welt in gute und schlechte Akteure einzuteilen. Es geht darum, Wirkpfade, Wirkungsempfaenger, Datenqualitaet, Risiken und Rueckkopplung so zu beschreiben, dass bessere Entscheidungen moeglich werden.</w:t>
-      </w:r>
-    </w:p>
-    <w:p>
-      <w:r>
-        <w:t>Ambivalenz. Fuer Positive, negative und neutrale Wirkung bedeutet positive und negative Zustandsveraenderungen gleichzeitig auftreten koennen, dass die Analyse nicht bei einer Aktivitaet, einem guten Willen oder einer Kennzahl stehen bleiben darf. Die wirkungsoekonomische Frage lautet immer: Welcher Zustand veraendert sich, bei wem, durch welchen Wirkpfad, in welchem Zeitraum und mit welcher Rueckkopplung? Gerade in Grundstudium Wirkungsökonomie ist diese Unterscheidung entscheidend, weil Lernende spaeter nicht nur Begriffe wiedergeben, sondern Entscheidungssituationen pruefen muessen. Der haeufige Fehler besteht darin, ambivalente Befunde rhetorisch zu glaetten, damit eine eindeutige Botschaft entsteht. Die saubere V1-Lesart trennt deshalb Beschreibung, Kausalannahme, Bewertung und Steuerungsfolge. Ein gutes Skript fuehrt deshalb Profile, Zielkonflikte und offene Punkte nebeneinander. So wird aus dem Thema kein isoliertes Kapitel, sondern ein pruefbarer Baustein der WÖk-Architektur.</w:t>
-      </w:r>
-    </w:p>
-    <w:p>
-      <w:r>
-        <w:t>Nichtkompensation. Fuer Positive, negative und neutrale Wirkung bedeutet schwere zentrale Schaeden nicht durch beliebige positive Einzelwerte neutralisiert werden duerfen, dass die Analyse nicht bei einer Aktivitaet, einem guten Willen oder einer Kennzahl stehen bleiben darf. Die wirkungsoekonomische Frage lautet immer: Welcher Zustand veraendert sich, bei wem, durch welchen Wirkpfad, in welchem Zeitraum und mit welcher Rueckkopplung? Gerade in Grundstudium Wirkungsökonomie ist diese Unterscheidung entscheidend, weil Lernende spaeter nicht nur Begriffe wiedergeben, sondern Entscheidungssituationen pruefen muessen. Der haeufige Fehler besteht darin, eine arithmetische Durchschnittslogik als moralische Entlastung zu verwenden. Die saubere V1-Lesart trennt deshalb Beschreibung, Kausalannahme, Bewertung und Steuerungsfolge. Reverse Merit Order und rote Linien sind Schutzregeln gegen Schoenrechnung. So wird aus dem Thema kein isoliertes Kapitel, sondern ein pruefbarer Baustein der WÖk-Architektur.</w:t>
+        <w:t>Abschlusskommentar 1: Lesen, pruefen, rueckkoppeln</w:t>
+      </w:r>
+    </w:p>
+    <w:p>
+      <w:r>
+        <w:t>Die folgende Verdichtung fuehrt die vorhandenen Kapitel nicht als Wiederholung, sondern als Anwendung zusammen. Wirkungskompetenz entsteht, wenn dieselbe begriffliche Strenge in Fallanalyse, Datenarbeit, Kommunikation, Governance und Entscheidungspraxis wiedererkannt wird.</w:t>
+      </w:r>
+    </w:p>
+    <w:p>
+      <w:r>
+        <w:t>Begriffliche Schaerfung. Der Abschnitt Lernziele ist in V11 kein Zusatzwissen, sondern ein Pruefstein fuer die Grundfrage des Skripts: Was veraendert sich, bei wem, wodurch und mit welcher Rueckkopplung? Fuer Positive, negative und neutrale Wirkung wird daran sichtbar, dass praezise Sprache die erste Sicherung gegen Impact-Washing bildet. Die fachliche Grenze liegt dort, wo Lernende Output, Reichweite, Absicht und Wirkung in einem Satz vermischen. Die saubere Lesart trennt deshalb Beobachtung, Kausalannahme, Bewertung und Steuerungsfolge. In der Anwendung sollte daraus mindestens eine konkrete Begriff, Wirkpfad, Fallbewertung, rote Linie oder Rueckkopplung abgeleitet werden; sonst bleibt das Wissen erklaerend, aber nicht steuerungsfaehig.</w:t>
+      </w:r>
+    </w:p>
+    <w:p>
+      <w:r>
+        <w:t>Anwendung auf Einleitung / Wirkungsfrage. In einer Fallanalyse beginnt dieser Punkt nicht mit einer Meinung, sondern mit einer belastbaren Beschreibung. Wer V11 pruefungsnah liest, fragt zuerst nach Wirkungsempfaengern, Wirkraum, Zeitraum und Datenquelle. Erst danach folgt die Bewertung im Referenzrahmen Mensch, Planet, Demokratie, SDGs, Agenda 2030 und SDG+. Mindestens ein direkter und ein indirekter Wirkpfad muessen nachvollziehbar sein. Der typische Kurzschluss waere, nur die Massnahme selbst bewerten und indirekte Empfaenger ausblenden. Genau dagegen setzt die WÖk die Pflicht, Wirkungspotenzial, Wirkungsrisiko und positive Netto-Wirkung begrifflich getrennt zu halten.</w:t>
+      </w:r>
+    </w:p>
+    <w:p>
+      <w:r>
+        <w:t>Evidenzregel. Kernaussage darf im Skript nicht als dekorativer Begriff stehen bleiben. Der Abschnitt traegt nur dann, wenn er eine pruefbare Aussage erlaubt: Welche Quelle stuetzt die Annahme, welche Unsicherheit bleibt offen und welche Gegenbeobachtung wuerde die Bewertung veraendern? Fuer Positive, negative und neutrale Wirkung heisst das, dass jede Bewertung nur so belastbar ist wie Datenlage, Quellenstatus, Aktualitaet und Systemgrenze. Die Studierenden sollen nicht lernen, einen Score nachzusprechen. Sie sollen erkennen, wann ein Score klaert, wann er verdeckt und wann eine rote Linie die Durchschnittslogik stoppt.</w:t>
+      </w:r>
+    </w:p>
+    <w:p>
+      <w:r>
+        <w:t>Fallfenster zur Anwendung. Ein Controlling-Team moechte einen Score bilden. Das Skript verlangt, dass Datenqualitaet, Systemgrenzen, Gewichtung, Unsicherheit und Nichtkompensation sichtbar bleiben. Ein Score darf die Diskussion nicht beenden, sondern muss bessere Fragen, Priorisierung und Rueckkopplung ermoeglichen. Bezogen auf Positive, negative und neutrale Wirkung heisst das: Die Analyse muss das konkrete Thema ernst nehmen und zugleich den allgemeinen WÖk-Massstab halten. Es geht nicht darum, Akteure moralisch zu sortieren. Es geht darum, Wirkpfade, Wirkungsempfaenger, Datenqualitaet, Risiken und Rueckkopplung so zu beschreiben, dass bessere Entscheidungen moeglich werden.</w:t>
+      </w:r>
+    </w:p>
+    <w:p>
+      <w:r>
+        <w:t>Transfer in Grundstudium Wirkungsökonomie. Quelltext und fachliche Grundlegung verbindet die inhaltliche Deutung mit der spaeteren Praxis. Eine Organisation kann zu Positive, negative und neutrale Wirkung sehr ueberzeugend kommunizieren und trotzdem an einen plausiblen Gedanken schon fuer Wirkung zu halten, obwohl Empfaenger, Zustand, Zeitbezug und Quelle fehlen scheitern. Darum muss die V1-Fassung immer auch nach Governance fragen: Wer erhebt Daten, wer bewertet sie, wer traegt die Folgen, wer kann widersprechen und wann wird eine Entscheidung korrigiert? Profile, Zielkonflikte und offene Punkte werden nebeneinander gefuehrt. So wird aus einem Lehrkapitel eine verantwortbare Arbeitsroutine.</w:t>
+      </w:r>
+    </w:p>
+    <w:p>
+      <w:r>
+        <w:t>Grenze gegen Scheingenauigkeit. Gerade bei Wirkung ist zunächst wertfrei ist Praezision wichtiger als grosse Begriffe. Eine Wirkungsaussage bleibt schwach, wenn sie nur Aktivitaet, Reichweite, Absicht oder Image beschreibt. Stark wird sie erst, wenn sie die Zustandsveraenderung und ihre Bedingungen offenlegt. In V11 ist deshalb entscheidend, schwere zentrale Schaeden nicht durch beliebige positive Einzelwerte neutralisiert werden duerfen. Die Fehlerlinie verlaeuft nicht zwischen Optimismus und Pessimismus, sondern zwischen offengelegter Unsicherheit und rhetorischer Sicherheit ohne Pruefpfad.</w:t>
       </w:r>
     </w:p>
     <w:p>
@@ -2740,42 +2849,87 @@
     </w:p>
     <w:p>
       <w:r>
-        <w:t>Rueckkopplung. Fuer Positive, negative und neutrale Wirkung bedeutet Wirkungswissen erst dann wertvoll wird, wenn es Entscheidungen veraendert, dass die Analyse nicht bei einer Aktivitaet, einem guten Willen oder einer Kennzahl stehen bleiben darf. Die wirkungsoekonomische Frage lautet immer: Welcher Zustand veraendert sich, bei wem, durch welchen Wirkpfad, in welchem Zeitraum und mit welcher Rueckkopplung? Gerade in Grundstudium Wirkungsökonomie ist diese Unterscheidung entscheidend, weil Lernende spaeter nicht nur Begriffe wiedergeben, sondern Entscheidungssituationen pruefen muessen. Der haeufige Fehler besteht darin, einen Bericht als Endpunkt zu betrachten. Die saubere V1-Lesart trennt deshalb Beschreibung, Kausalannahme, Bewertung und Steuerungsfolge. Jeder Analyseblock sollte fragen, welche Routine, welcher Prozess oder welche Ressource nach der Bewertung angepasst wird. So wird aus dem Thema kein isoliertes Kapitel, sondern ein pruefbarer Baustein der WÖk-Architektur.</w:t>
-      </w:r>
-    </w:p>
-    <w:p>
-      <w:r>
-        <w:t>Fallfenster zur Anwendung. Ein Kommunikationsbericht nennt viele Aktivitaeten, Reichweiten und Rueckmeldungen. Die V1-Pruefung fragt, ob daraus eine belastbare Wirkungsaussage folgt. Wenn nur Kontakte, Klicks oder Zustimmung vorliegen, bleibt die Aussage im Bereich Wirkungspotenzial oder Resonanz, nicht im Bereich nachgewiesener Wirkung. Bezogen auf Positive, negative und neutrale Wirkung heisst das: Die Analyse muss das konkrete Thema ernst nehmen und zugleich den allgemeinen WÖk-Massstab halten. Es geht nicht darum, die Welt in gute und schlechte Akteure einzuteilen. Es geht darum, Wirkpfade, Wirkungsempfaenger, Datenqualitaet, Risiken und Rueckkopplung so zu beschreiben, dass bessere Entscheidungen moeglich werden.</w:t>
-      </w:r>
-    </w:p>
-    <w:p>
-      <w:r>
-        <w:t>Governance. Fuer Positive, negative und neutrale Wirkung bedeutet Wirkungsbewertung Verfahren, Rechte, Transparenz und Korrektur braucht, dass die Analyse nicht bei einer Aktivitaet, einem guten Willen oder einer Kennzahl stehen bleiben darf. Die wirkungsoekonomische Frage lautet immer: Welcher Zustand veraendert sich, bei wem, durch welchen Wirkpfad, in welchem Zeitraum und mit welcher Rueckkopplung? Gerade in Grundstudium Wirkungsökonomie ist diese Unterscheidung entscheidend, weil Lernende spaeter nicht nur Begriffe wiedergeben, sondern Entscheidungssituationen pruefen muessen. Der haeufige Fehler besteht darin, Bewertung als technokratische Top-down-Setzung zu verstehen. Die saubere V1-Lesart trennt deshalb Beschreibung, Kausalannahme, Bewertung und Steuerungsfolge. Betroffene, Datenhalter, Entscheider und Kontrollinstanzen muessen unterscheidbare Rollen behalten. So wird aus dem Thema kein isoliertes Kapitel, sondern ein pruefbarer Baustein der WÖk-Architektur.</w:t>
-      </w:r>
-    </w:p>
-    <w:p>
-      <w:r>
-        <w:t>Didaktische Pruefbarkeit. Fuer Positive, negative und neutrale Wirkung bedeutet das Thema in der Akademie nicht nur erklaert, sondern in Falllogik ueberfuehrt werden muss, dass die Analyse nicht bei einer Aktivitaet, einem guten Willen oder einer Kennzahl stehen bleiben darf. Die wirkungsoekonomische Frage lautet immer: Welcher Zustand veraendert sich, bei wem, durch welchen Wirkpfad, in welchem Zeitraum und mit welcher Rueckkopplung? Gerade in Grundstudium Wirkungsökonomie ist diese Unterscheidung entscheidend, weil Lernende spaeter nicht nur Begriffe wiedergeben, sondern Entscheidungssituationen pruefen muessen. Der haeufige Fehler besteht darin, reines Auswendiglernen als Kompetenznachweis zu behandeln. Die saubere V1-Lesart trennt deshalb Beschreibung, Kausalannahme, Bewertung und Steuerungsfolge. Pruefungsfragen sollen Begriffe, Anwendung und rote Linien verbinden. So wird aus dem Thema kein isoliertes Kapitel, sondern ein pruefbarer Baustein der WÖk-Architektur.</w:t>
-      </w:r>
-    </w:p>
-    <w:p>
-      <w:r>
-        <w:t>Transfer in Organisationen. Fuer Positive, negative und neutrale Wirkung bedeutet WÖk-Begriffe im Alltag nur tragen, wenn sie in Routinen uebersetzt werden, dass die Analyse nicht bei einer Aktivitaet, einem guten Willen oder einer Kennzahl stehen bleiben darf. Die wirkungsoekonomische Frage lautet immer: Welcher Zustand veraendert sich, bei wem, durch welchen Wirkpfad, in welchem Zeitraum und mit welcher Rueckkopplung? Gerade in Grundstudium Wirkungsökonomie ist diese Unterscheidung entscheidend, weil Lernende spaeter nicht nur Begriffe wiedergeben, sondern Entscheidungssituationen pruefen muessen. Der haeufige Fehler besteht darin, die Verantwortung an eine Nachhaltigkeitsabteilung auszulagern. Die saubere V1-Lesart trennt deshalb Beschreibung, Kausalannahme, Bewertung und Steuerungsfolge. Strategie, Einkauf, Kommunikation, Controlling und Fuehrung muessen denselben Wirkungsbegriff verwenden. So wird aus dem Thema kein isoliertes Kapitel, sondern ein pruefbarer Baustein der WÖk-Architektur.</w:t>
-      </w:r>
-    </w:p>
-    <w:p>
-      <w:r>
-        <w:t>Fallfenster zur Anwendung. Eine Organisation plant eine Massnahme und formuliert dazu eine positive Absicht. In der WÖk reicht das nicht. Fuer diese Vorlesung muss sichtbar werden, welche Zustandsveraenderung erwartet wird, welche Empfaenger direkt oder indirekt betroffen sind, welche Nebenwirkungen entstehen koennen und welche Entscheidung spaeter korrigiert wird. Bezogen auf Positive, negative und neutrale Wirkung heisst das: Die Analyse muss das konkrete Thema ernst nehmen und zugleich den allgemeinen WÖk-Massstab halten. Es geht nicht darum, die Welt in gute und schlechte Akteure einzuteilen. Es geht darum, Wirkpfade, Wirkungsempfaenger, Datenqualitaet, Risiken und Rueckkopplung so zu beschreiben, dass bessere Entscheidungen moeglich werden.</w:t>
-      </w:r>
-    </w:p>
-    <w:p>
-      <w:r>
-        <w:t>Rueckfluss in den Korpus. Fuer Positive, negative und neutrale Wirkung bedeutet jedes Studienskript den Gesamtbestand schaerfen kann, dass die Analyse nicht bei einer Aktivitaet, einem guten Willen oder einer Kennzahl stehen bleiben darf. Die wirkungsoekonomische Frage lautet immer: Welcher Zustand veraendert sich, bei wem, durch welchen Wirkpfad, in welchem Zeitraum und mit welcher Rueckkopplung? Gerade in Grundstudium Wirkungsökonomie ist diese Unterscheidung entscheidend, weil Lernende spaeter nicht nur Begriffe wiedergeben, sondern Entscheidungssituationen pruefen muessen. Der haeufige Fehler besteht darin, neue Einsichten nur lokal im Skript zu belassen. Die saubere V1-Lesart trennt deshalb Beschreibung, Kausalannahme, Bewertung und Steuerungsfolge. Glossar, Website, Journal, Dossiers und Visuals sollen aus der Skriptarbeit lernen. So wird aus dem Thema kein isoliertes Kapitel, sondern ein pruefbarer Baustein der WÖk-Architektur.</w:t>
+        <w:t>Pruefungsnahe Lesart. Aus Positive Wirkung laesst sich eine gute Transferfrage ableiten: Welche Entscheidung waere falsch, wenn dieser Abschnitt missverstanden wird? Fuer Positive, negative und neutrale Wirkung lautet die Antwort meist nicht einfach "mehr Wirkung", sondern genauer: bessere Unterscheidung, sauberere Daten, klarere Schutzlinie und rueckgekoppelte Steuerung. Jeder Analyseblock fragt nach der Routine, die nach der Bewertung angepasst wird. Wer das im Fall anwenden kann, hat den Kern der Vorlesung verstanden; wer nur Definitionen wiederholt, bleibt unter dem Anspruch der Akademie.</w:t>
+      </w:r>
+    </w:p>
+    <w:p>
+      <w:r>
+        <w:t>Fallfenster zur Anwendung. Ein Kommunikationsbericht nennt viele Aktivitaeten, Reichweiten und Rueckmeldungen. Die V1-Pruefung fragt, ob daraus eine belastbare Wirkungsaussage folgt. Wenn nur Kontakte, Klicks oder Zustimmung vorliegen, bleibt die Aussage im Bereich Wirkungspotenzial oder Resonanz, nicht im Bereich nachgewiesener Wirkung. Bezogen auf Positive, negative und neutrale Wirkung heisst das: Die Analyse muss das konkrete Thema ernst nehmen und zugleich den allgemeinen WÖk-Massstab halten. Es geht nicht darum, Akteure moralisch zu sortieren. Es geht darum, Wirkpfade, Wirkungsempfaenger, Datenqualitaet, Risiken und Rueckkopplung so zu beschreiben, dass bessere Entscheidungen moeglich werden.</w:t>
+      </w:r>
+    </w:p>
+    <w:p>
+      <w:r>
+        <w:t>Governance. Der Abschnitt Negative Wirkung ist in V11 kein Zusatzwissen, sondern ein Pruefstein fuer die Grundfrage des Skripts: Was veraendert sich, bei wem, wodurch und mit welcher Rueckkopplung? Fuer Positive, negative und neutrale Wirkung wird daran sichtbar, dass Wirkungsbewertung Verfahren, Rechte, Transparenz und Korrektur braucht. Die fachliche Grenze liegt dort, wo Lernende Bewertung als technokratische Top-down-Setzung verstehen. Die saubere Lesart trennt deshalb Beobachtung, Kausalannahme, Bewertung und Steuerungsfolge. In der Anwendung sollte daraus mindestens eine konkrete Begriff, Wirkpfad, Fallbewertung, rote Linie oder Rueckkopplung abgeleitet werden; sonst bleibt das Wissen erklaerend, aber nicht steuerungsfaehig.</w:t>
+      </w:r>
+    </w:p>
+    <w:p>
+      <w:r>
+        <w:t>Anwendung auf Neutrale Wirkung. In einer Fallanalyse beginnt dieser Punkt nicht mit einer Meinung, sondern mit einer belastbaren Beschreibung. Wer V11 pruefungsnah liest, fragt zuerst nach Wirkungsempfaengern, Wirkraum, Zeitraum und Datenquelle. Erst danach folgt die Bewertung im Referenzrahmen Mensch, Planet, Demokratie, SDGs, Agenda 2030 und SDG+. Pruefungsfragen verbinden Begriff, Anwendung, Evidenz und rote Linie. Der typische Kurzschluss waere, reines Auswendiglernen als Kompetenznachweis behandeln. Genau dagegen setzt die WÖk die Pflicht, Wirkungspotenzial, Wirkungsrisiko und positive Netto-Wirkung begrifflich getrennt zu halten.</w:t>
+      </w:r>
+    </w:p>
+    <w:p>
+      <w:r>
+        <w:t>Evidenzregel. Fast alles wirkt in mehrere Richtungen zugleich darf im Skript nicht als dekorativer Begriff stehen bleiben. Der Abschnitt traegt nur dann, wenn er eine pruefbare Aussage erlaubt: Welche Quelle stuetzt die Annahme, welche Unsicherheit bleibt offen und welche Gegenbeobachtung wuerde die Bewertung veraendern? Fuer Positive, negative und neutrale Wirkung heisst das, dass WÖk-Begriffe im Alltag nur tragen, wenn sie in Routinen uebersetzt werden. Die Studierenden sollen nicht lernen, einen Score nachzusprechen. Sie sollen erkennen, wann ein Score klaert, wann er verdeckt und wann eine rote Linie die Durchschnittslogik stoppt.</w:t>
+      </w:r>
+    </w:p>
+    <w:p>
+      <w:r>
+        <w:t>Fallfenster zur Anwendung. Eine Organisation plant eine Massnahme und formuliert dazu eine positive Absicht. In der WÖk reicht das nicht. Fuer diese Vorlesung muss sichtbar werden, welche Zustandsveraenderung erwartet wird, welche Empfaenger direkt oder indirekt betroffen sind, welche Nebenwirkungen entstehen koennen und welche Entscheidung spaeter korrigiert wird. Bezogen auf Positive, negative und neutrale Wirkung heisst das: Die Analyse muss das konkrete Thema ernst nehmen und zugleich den allgemeinen WÖk-Massstab halten. Es geht nicht darum, Akteure moralisch zu sortieren. Es geht darum, Wirkpfade, Wirkungsempfaenger, Datenqualitaet, Risiken und Rueckkopplung so zu beschreiben, dass bessere Entscheidungen moeglich werden.</w:t>
+      </w:r>
+    </w:p>
+    <w:p>
+      <w:r>
+        <w:t>Transfer in Grundstudium Wirkungsökonomie. Die Netto-Wirkung als Gesamtbild verbindet die inhaltliche Deutung mit der spaeteren Praxis. Eine Organisation kann zu Positive, negative und neutrale Wirkung sehr ueberzeugend kommunizieren und trotzdem an einen plausiblen Gedanken schon fuer Wirkung zu halten, obwohl Empfaenger, Zustand, Zeitbezug und Quelle fehlen scheitern. Darum muss die V1-Fassung immer auch nach Governance fragen: Wer erhebt Daten, wer bewertet sie, wer traegt die Folgen, wer kann widersprechen und wann wird eine Entscheidung korrigiert? Gute Kommunikation unterscheidet Befund, Annahme und normative Bewertung. So wird aus einem Lehrkapitel eine verantwortbare Arbeitsroutine.</w:t>
       </w:r>
     </w:p>
     <w:p>
       <w:r>
         <w:t>Pruefungsnahe Transferfrage. Formuliere zu V11 eine Wirkungsaussage in drei Saetzen: Erstens den beobachteten oder plausiblen Zustand, zweitens die Daten- oder Quellenlage, drittens die offene Unsicherheit samt Rueckkopplung. Die Antwort muss ohne moralische Personenbewertung auskommen und darf Reichweite nicht mit Wirkung verwechseln.</w:t>
+      </w:r>
+    </w:p>
+    <w:p>
+      <w:r>
+        <w:t>Grenze gegen Scheingenauigkeit. Gerade bei Ein Beispiel: ein neues Medikament ist Praezision wichtiger als grosse Begriffe. Eine Wirkungsaussage bleibt schwach, wenn sie nur Aktivitaet, Reichweite, Absicht oder Image beschreibt. Stark wird sie erst, wenn sie die Zustandsveraenderung und ihre Bedingungen offenlegt. In V11 ist deshalb entscheidend, jede Wirkungsaussage eine Grenze zieht und diese Grenze begruenden muss. Die Fehlerlinie verlaeuft nicht zwischen Optimismus und Pessimismus, sondern zwischen offengelegter Unsicherheit und rhetorischer Sicherheit ohne Pruefpfad.</w:t>
+      </w:r>
+    </w:p>
+    <w:p>
+      <w:r>
+        <w:t>Pruefungsnahe Lesart. Aus Warum man Schaden nicht einfach wegrechnen darf laesst sich eine gute Transferfrage ableiten: Welche Entscheidung waere falsch, wenn dieser Abschnitt missverstanden wird? Fuer Positive, negative und neutrale Wirkung lautet die Antwort meist nicht einfach "mehr Wirkung", sondern genauer: bessere Unterscheidung, sauberere Daten, klarere Schutzlinie und rueckgekoppelte Steuerung. Szenarien pruefen Sofortwirkung, Folgewirkung und Reversibilitaet getrennt. Wer das im Fall anwenden kann, hat den Kern der Vorlesung verstanden; wer nur Definitionen wiederholt, bleibt unter dem Anspruch der Akademie.</w:t>
+      </w:r>
+    </w:p>
+    <w:p>
+      <w:r>
+        <w:t>Fallfenster zur Anwendung. Eine Fuehrungsentscheidung erzeugt zugleich Nutzen und Risiken. Die WÖk behandelt Ambivalenz nicht als Stoerung, sondern als Kern der Analyse. Positive Netto-Wirkung darf erst behauptet werden, wenn zentrale negative Wirkungen getrennt geprueft und rote Linien gewahrt sind. Bezogen auf Positive, negative und neutrale Wirkung heisst das: Die Analyse muss das konkrete Thema ernst nehmen und zugleich den allgemeinen WÖk-Massstab halten. Es geht nicht darum, Akteure moralisch zu sortieren. Es geht darum, Wirkpfade, Wirkungsempfaenger, Datenqualitaet, Risiken und Rueckkopplung so zu beschreiben, dass bessere Entscheidungen moeglich werden.</w:t>
+      </w:r>
+    </w:p>
+    <w:p>
+      <w:r>
+        <w:t>Betroffenenperspektive. Der Abschnitt Wirkung neutral, Ziel klar ist in V11 kein Zusatzwissen, sondern ein Pruefstein fuer die Grundfrage des Skripts: Was veraendert sich, bei wem, wodurch und mit welcher Rueckkopplung? Fuer Positive, negative und neutrale Wirkung wird daran sichtbar, dass Wirkung nicht am Sender, sondern an veraenderten Zustanden der Empfaenger geprueft wird. Die fachliche Grenze liegt dort, wo Lernende interne Erfolgskennzahlen mit gesellschaftlicher Wirkung verwechseln. Die saubere Lesart trennt deshalb Beobachtung, Kausalannahme, Bewertung und Steuerungsfolge. In der Anwendung sollte daraus mindestens eine konkrete Begriff, Wirkpfad, Fallbewertung, rote Linie oder Rueckkopplung abgeleitet werden; sonst bleibt das Wissen erklaerend, aber nicht steuerungsfaehig.</w:t>
+      </w:r>
+    </w:p>
+    <w:p>
+      <w:r>
+        <w:t>Anwendung auf Was du aus dieser Vorlesung mitnimmst. In einer Fallanalyse beginnt dieser Punkt nicht mit einer Meinung, sondern mit einer belastbaren Beschreibung. Wer V11 pruefungsnah liest, fragt zuerst nach Wirkungsempfaengern, Wirkraum, Zeitraum und Datenquelle. Erst danach folgt die Bewertung im Referenzrahmen Mensch, Planet, Demokratie, SDGs, Agenda 2030 und SDG+. Jede Schlussfolgerung endet mit Entscheidung, Verantwortlichkeit und Termin fuer Rueckpruefung. Der typische Kurzschluss waere, Befunde sammeln, ohne Ressourcen oder Regeln zu veraendern. Genau dagegen setzt die WÖk die Pflicht, Wirkungspotenzial, Wirkungsrisiko und positive Netto-Wirkung begrifflich getrennt zu halten.</w:t>
+      </w:r>
+    </w:p>
+    <w:p>
+      <w:r>
+        <w:t>Evidenzregel. Wirkungsökonomische Vertiefung darf im Skript nicht als dekorativer Begriff stehen bleiben. Der Abschnitt traegt nur dann, wenn er eine pruefbare Aussage erlaubt: Welche Quelle stuetzt die Annahme, welche Unsicherheit bleibt offen und welche Gegenbeobachtung wuerde die Bewertung veraendern? Fuer Positive, negative und neutrale Wirkung heisst das, dass WÖk-Aussagen mit bestehenden Begriffen, Studien, Standards und Rechtsrahmen in Beziehung stehen muessen. Die Studierenden sollen nicht lernen, einen Score nachzusprechen. Sie sollen erkennen, wann ein Score klaert, wann er verdeckt und wann eine rote Linie die Durchschnittslogik stoppt.</w:t>
+      </w:r>
+    </w:p>
+    <w:p>
+      <w:r>
+        <w:t>Fallfenster zur Anwendung. Ein Controlling-Team moechte einen Score bilden. Das Skript verlangt, dass Datenqualitaet, Systemgrenzen, Gewichtung, Unsicherheit und Nichtkompensation sichtbar bleiben. Ein Score darf die Diskussion nicht beenden, sondern muss bessere Fragen, Priorisierung und Rueckkopplung ermoeglichen. Bezogen auf Positive, negative und neutrale Wirkung heisst das: Die Analyse muss das konkrete Thema ernst nehmen und zugleich den allgemeinen WÖk-Massstab halten. Es geht nicht darum, Akteure moralisch zu sortieren. Es geht darum, Wirkpfade, Wirkungsempfaenger, Datenqualitaet, Risiken und Rueckkopplung so zu beschreiben, dass bessere Entscheidungen moeglich werden.</w:t>
+      </w:r>
+    </w:p>
+    <w:p>
+      <w:r>
+        <w:t>Pruefungsnahe Transferfrage. Formuliere zu V11 eine Wirkungsaussage in drei Saetzen: Erstens den beobachteten oder plausiblen Zustand, zweitens die Daten- oder Quellenlage, drittens die offene Unsicherheit samt Rueckkopplung. Die Antwort muss ohne moralische Personenbewertung auskommen und darf Reichweite nicht mit Wirkung verwechseln.</w:t>
+      </w:r>
+    </w:p>
+    <w:p>
+      <w:r>
+        <w:t>Transfer in Grundstudium Wirkungsökonomie. Prüfungsrelevanz verbindet die inhaltliche Deutung mit der spaeteren Praxis. Eine Organisation kann zu Positive, negative und neutrale Wirkung sehr ueberzeugend kommunizieren und trotzdem an einen plausiblen Gedanken schon fuer Wirkung zu halten, obwohl Empfaenger, Zustand, Zeitbezug und Quelle fehlen scheitern. Darum muss die V1-Fassung immer auch nach Governance fragen: Wer erhebt Daten, wer bewertet sie, wer traegt die Folgen, wer kann widersprechen und wann wird eine Entscheidung korrigiert? Die Analyse markiert Stoppsignale vor jeder Portfolio- oder Score-Debatte. So wird aus einem Lehrkapitel eine verantwortbare Arbeitsroutine.</w:t>
       </w:r>
     </w:p>
     <w:p>
@@ -2783,47 +2937,37 @@
         <w:pStyle w:val="Heading3"/>
       </w:pPr>
       <w:r>
-        <w:t>Vertiefungsrunde 2: Lesen, pruefen, rueckkoppeln</w:t>
-      </w:r>
-    </w:p>
-    <w:p>
-      <w:r>
-        <w:t>Die folgende Runde verdichtet V11 nicht durch neue Schlagworte, sondern durch wiederholte Anwendung auf unterschiedliche Entscheidungsebenen. Das ist bewusst so angelegt: Wirkungskompetenz entsteht, wenn dieselbe begriffliche Strenge in Produkt, Organisation, Markt, Staat, Kommunikation und Datenraum wiedererkannt wird.</w:t>
-      </w:r>
-    </w:p>
-    <w:p>
-      <w:r>
-        <w:t>Begriffliche Schaerfung. Fuer Positive, negative und neutrale Wirkung bedeutet praezise Sprache die erste Sicherung gegen Impact-Washing ist, dass die Analyse nicht bei einer Aktivitaet, einem guten Willen oder einer Kennzahl stehen bleiben darf. Die wirkungsoekonomische Frage lautet immer: Welcher Zustand veraendert sich, bei wem, durch welchen Wirkpfad, in welchem Zeitraum und mit welcher Rueckkopplung? Gerade in Grundstudium Wirkungsökonomie ist diese Unterscheidung entscheidend, weil Lernende spaeter nicht nur Begriffe wiedergeben, sondern Entscheidungssituationen pruefen muessen. Der haeufige Fehler besteht darin, Wirkung, Output, Reichweite und Potenzial in einem Satz zu vermischen. Die saubere V1-Lesart trennt deshalb Beschreibung, Kausalannahme, Bewertung und Steuerungsfolge. In der Praxis sollte jede Wirkungsaussage als kurze Viererprobe formuliert werden: Zustand, Betroffene, Quelle, offene Unsicherheit. So wird aus dem Thema kein isoliertes Kapitel, sondern ein pruefbarer Baustein der WÖk-Architektur.</w:t>
-      </w:r>
-    </w:p>
-    <w:p>
-      <w:r>
-        <w:t>Wirkpfad-Logik. Fuer Positive, negative und neutrale Wirkung bedeutet ein Thema erst dann steuerbar wird, wenn der Mechanismus zwischen Ausloeser und Zustandsveraenderung beschrieben ist, dass die Analyse nicht bei einer Aktivitaet, einem guten Willen oder einer Kennzahl stehen bleiben darf. Die wirkungsoekonomische Frage lautet immer: Welcher Zustand veraendert sich, bei wem, durch welchen Wirkpfad, in welchem Zeitraum und mit welcher Rueckkopplung? Gerade in Grundstudium Wirkungsökonomie ist diese Unterscheidung entscheidend, weil Lernende spaeter nicht nur Begriffe wiedergeben, sondern Entscheidungssituationen pruefen muessen. Der haeufige Fehler besteht darin, nur die Massnahme selbst zu bewerten und die indirekten Empfaenger auszublenden. Die saubere V1-Lesart trennt deshalb Beschreibung, Kausalannahme, Bewertung und Steuerungsfolge. Eine gute Fallanalyse zeichnet mindestens einen direkten und einen indirekten Wirkpfad nach. So wird aus dem Thema kein isoliertes Kapitel, sondern ein pruefbarer Baustein der WÖk-Architektur.</w:t>
-      </w:r>
-    </w:p>
-    <w:p>
-      <w:r>
-        <w:t>Fallfenster zur Anwendung. Eine Fuehrungsentscheidung erzeugt zugleich Nutzen und Risiken. Die WÖk behandelt Ambivalenz nicht als Stoerung, sondern als Kern der Analyse. Positive Netto-Wirkung darf erst behauptet werden, wenn zentrale negative Wirkungen getrennt geprueft und rote Linien gewahrt sind. Bezogen auf Positive, negative und neutrale Wirkung heisst das: Die Analyse muss das konkrete Thema ernst nehmen und zugleich den allgemeinen WÖk-Massstab halten. Es geht nicht darum, die Welt in gute und schlechte Akteure einzuteilen. Es geht darum, Wirkpfade, Wirkungsempfaenger, Datenqualitaet, Risiken und Rueckkopplung so zu beschreiben, dass bessere Entscheidungen moeglich werden.</w:t>
-      </w:r>
-    </w:p>
-    <w:p>
-      <w:r>
-        <w:t>Daten- und Quellenklarheit. Fuer Positive, negative und neutrale Wirkung bedeutet jede Bewertung nur so belastbar ist wie Datenlage, Quellenstatus und Aktualitaet, dass die Analyse nicht bei einer Aktivitaet, einem guten Willen oder einer Kennzahl stehen bleiben darf. Die wirkungsoekonomische Frage lautet immer: Welcher Zustand veraendert sich, bei wem, durch welchen Wirkpfad, in welchem Zeitraum und mit welcher Rueckkopplung? Gerade in Grundstudium Wirkungsökonomie ist diese Unterscheidung entscheidend, weil Lernende spaeter nicht nur Begriffe wiedergeben, sondern Entscheidungssituationen pruefen muessen. Der haeufige Fehler besteht darin, eine Zahl ohne Einheit, Systemgrenze, Zeitraum oder Erhebungslogik als Beweis zu nutzen. Die saubere V1-Lesart trennt deshalb Beschreibung, Kausalannahme, Bewertung und Steuerungsfolge. Die Lernenden sollen Daten nicht dekorativ zitieren, sondern ihre Aussagekraft, Luecken und Grenzen offenlegen. So wird aus dem Thema kein isoliertes Kapitel, sondern ein pruefbarer Baustein der WÖk-Architektur.</w:t>
-      </w:r>
-    </w:p>
-    <w:p>
-      <w:r>
-        <w:t>Ambivalenz. Fuer Positive, negative und neutrale Wirkung bedeutet positive und negative Zustandsveraenderungen gleichzeitig auftreten koennen, dass die Analyse nicht bei einer Aktivitaet, einem guten Willen oder einer Kennzahl stehen bleiben darf. Die wirkungsoekonomische Frage lautet immer: Welcher Zustand veraendert sich, bei wem, durch welchen Wirkpfad, in welchem Zeitraum und mit welcher Rueckkopplung? Gerade in Grundstudium Wirkungsökonomie ist diese Unterscheidung entscheidend, weil Lernende spaeter nicht nur Begriffe wiedergeben, sondern Entscheidungssituationen pruefen muessen. Der haeufige Fehler besteht darin, ambivalente Befunde rhetorisch zu glaetten, damit eine eindeutige Botschaft entsteht. Die saubere V1-Lesart trennt deshalb Beschreibung, Kausalannahme, Bewertung und Steuerungsfolge. Ein gutes Skript fuehrt deshalb Profile, Zielkonflikte und offene Punkte nebeneinander. So wird aus dem Thema kein isoliertes Kapitel, sondern ein pruefbarer Baustein der WÖk-Architektur.</w:t>
-      </w:r>
-    </w:p>
-    <w:p>
-      <w:r>
-        <w:t>Nichtkompensation. Fuer Positive, negative und neutrale Wirkung bedeutet schwere zentrale Schaeden nicht durch beliebige positive Einzelwerte neutralisiert werden duerfen, dass die Analyse nicht bei einer Aktivitaet, einem guten Willen oder einer Kennzahl stehen bleiben darf. Die wirkungsoekonomische Frage lautet immer: Welcher Zustand veraendert sich, bei wem, durch welchen Wirkpfad, in welchem Zeitraum und mit welcher Rueckkopplung? Gerade in Grundstudium Wirkungsökonomie ist diese Unterscheidung entscheidend, weil Lernende spaeter nicht nur Begriffe wiedergeben, sondern Entscheidungssituationen pruefen muessen. Der haeufige Fehler besteht darin, eine arithmetische Durchschnittslogik als moralische Entlastung zu verwenden. Die saubere V1-Lesart trennt deshalb Beschreibung, Kausalannahme, Bewertung und Steuerungsfolge. Reverse Merit Order und rote Linien sind Schutzregeln gegen Schoenrechnung. So wird aus dem Thema kein isoliertes Kapitel, sondern ein pruefbarer Baustein der WÖk-Architektur.</w:t>
-      </w:r>
-    </w:p>
-    <w:p>
-      <w:r>
-        <w:t>Fallfenster zur Anwendung. Ein Controlling-Team moechte einen Score bilden. Das Skript verlangt, dass Datenqualitaet, Systemgrenzen, Gewichtung, Unsicherheit und Nichtkompensation sichtbar bleiben. Ein Score darf die Diskussion nicht beenden, sondern muss bessere Fragen, Priorisierung und Rueckkopplung ermoeglichen. Bezogen auf Positive, negative und neutrale Wirkung heisst das: Die Analyse muss das konkrete Thema ernst nehmen und zugleich den allgemeinen WÖk-Massstab halten. Es geht nicht darum, die Welt in gute und schlechte Akteure einzuteilen. Es geht darum, Wirkpfade, Wirkungsempfaenger, Datenqualitaet, Risiken und Rueckkopplung so zu beschreiben, dass bessere Entscheidungen moeglich werden.</w:t>
+        <w:t>Abschlusskommentar 2: Lesen, pruefen, rueckkoppeln</w:t>
+      </w:r>
+    </w:p>
+    <w:p>
+      <w:r>
+        <w:t>Die folgende Verdichtung fuehrt die vorhandenen Kapitel nicht als Wiederholung, sondern als Anwendung zusammen. Wirkungskompetenz entsteht, wenn dieselbe begriffliche Strenge in Fallanalyse, Datenarbeit, Kommunikation, Governance und Entscheidungspraxis wiedererkannt wird.</w:t>
+      </w:r>
+    </w:p>
+    <w:p>
+      <w:r>
+        <w:t>Grenze gegen Scheingenauigkeit. Gerade bei Lernziele ist Praezision wichtiger als grosse Begriffe. Eine Wirkungsaussage bleibt schwach, wenn sie nur Aktivitaet, Reichweite, Absicht oder Image beschreibt. Stark wird sie erst, wenn sie die Zustandsveraenderung und ihre Bedingungen offenlegt. In V11 ist deshalb entscheidend, praezise Sprache die erste Sicherung gegen Impact-Washing bildet. Die Fehlerlinie verlaeuft nicht zwischen Optimismus und Pessimismus, sondern zwischen offengelegter Unsicherheit und rhetorischer Sicherheit ohne Pruefpfad.</w:t>
+      </w:r>
+    </w:p>
+    <w:p>
+      <w:r>
+        <w:t>Pruefungsnahe Lesart. Aus Einleitung / Wirkungsfrage laesst sich eine gute Transferfrage ableiten: Welche Entscheidung waere falsch, wenn dieser Abschnitt missverstanden wird? Fuer Positive, negative und neutrale Wirkung lautet die Antwort meist nicht einfach "mehr Wirkung", sondern genauer: bessere Unterscheidung, sauberere Daten, klarere Schutzlinie und rueckgekoppelte Steuerung. Mindestens ein direkter und ein indirekter Wirkpfad muessen nachvollziehbar sein. Wer das im Fall anwenden kann, hat den Kern der Vorlesung verstanden; wer nur Definitionen wiederholt, bleibt unter dem Anspruch der Akademie.</w:t>
+      </w:r>
+    </w:p>
+    <w:p>
+      <w:r>
+        <w:t>Fallfenster zur Anwendung. Ein Kommunikationsbericht nennt viele Aktivitaeten, Reichweiten und Rueckmeldungen. Die V1-Pruefung fragt, ob daraus eine belastbare Wirkungsaussage folgt. Wenn nur Kontakte, Klicks oder Zustimmung vorliegen, bleibt die Aussage im Bereich Wirkungspotenzial oder Resonanz, nicht im Bereich nachgewiesener Wirkung. Bezogen auf Positive, negative und neutrale Wirkung heisst das: Die Analyse muss das konkrete Thema ernst nehmen und zugleich den allgemeinen WÖk-Massstab halten. Es geht nicht darum, Akteure moralisch zu sortieren. Es geht darum, Wirkpfade, Wirkungsempfaenger, Datenqualitaet, Risiken und Rueckkopplung so zu beschreiben, dass bessere Entscheidungen moeglich werden.</w:t>
+      </w:r>
+    </w:p>
+    <w:p>
+      <w:r>
+        <w:t>Daten- und Quellenklarheit. Der Abschnitt Kernaussage ist in V11 kein Zusatzwissen, sondern ein Pruefstein fuer die Grundfrage des Skripts: Was veraendert sich, bei wem, wodurch und mit welcher Rueckkopplung? Fuer Positive, negative und neutrale Wirkung wird daran sichtbar, dass jede Bewertung nur so belastbar ist wie Datenlage, Quellenstatus, Aktualitaet und Systemgrenze. Die fachliche Grenze liegt dort, wo Lernende eine Zahl ohne Einheit, Zeitraum oder Erhebungslogik als Beweis nutzen. Die saubere Lesart trennt deshalb Beobachtung, Kausalannahme, Bewertung und Steuerungsfolge. In der Anwendung sollte daraus mindestens eine konkrete Begriff, Wirkpfad, Fallbewertung, rote Linie oder Rueckkopplung abgeleitet werden; sonst bleibt das Wissen erklaerend, aber nicht steuerungsfaehig.</w:t>
+      </w:r>
+    </w:p>
+    <w:p>
+      <w:r>
+        <w:t>Anwendung auf Quelltext und fachliche Grundlegung. In einer Fallanalyse beginnt dieser Punkt nicht mit einer Meinung, sondern mit einer belastbaren Beschreibung. Wer V11 pruefungsnah liest, fragt zuerst nach Wirkungsempfaengern, Wirkraum, Zeitraum und Datenquelle. Erst danach folgt die Bewertung im Referenzrahmen Mensch, Planet, Demokratie, SDGs, Agenda 2030 und SDG+. Profile, Zielkonflikte und offene Punkte werden nebeneinander gefuehrt. Der typische Kurzschluss waere, ambivalente Befunde glaetten, damit eine eindeutige Botschaft entsteht. Genau dagegen setzt die WÖk die Pflicht, Wirkungspotenzial, Wirkungsrisiko und positive Netto-Wirkung begrifflich getrennt zu halten.</w:t>
       </w:r>
     </w:p>
     <w:p>
@@ -2833,37 +2977,92 @@
     </w:p>
     <w:p>
       <w:r>
-        <w:t>Rueckkopplung. Fuer Positive, negative und neutrale Wirkung bedeutet Wirkungswissen erst dann wertvoll wird, wenn es Entscheidungen veraendert, dass die Analyse nicht bei einer Aktivitaet, einem guten Willen oder einer Kennzahl stehen bleiben darf. Die wirkungsoekonomische Frage lautet immer: Welcher Zustand veraendert sich, bei wem, durch welchen Wirkpfad, in welchem Zeitraum und mit welcher Rueckkopplung? Gerade in Grundstudium Wirkungsökonomie ist diese Unterscheidung entscheidend, weil Lernende spaeter nicht nur Begriffe wiedergeben, sondern Entscheidungssituationen pruefen muessen. Der haeufige Fehler besteht darin, einen Bericht als Endpunkt zu betrachten. Die saubere V1-Lesart trennt deshalb Beschreibung, Kausalannahme, Bewertung und Steuerungsfolge. Jeder Analyseblock sollte fragen, welche Routine, welcher Prozess oder welche Ressource nach der Bewertung angepasst wird. So wird aus dem Thema kein isoliertes Kapitel, sondern ein pruefbarer Baustein der WÖk-Architektur.</w:t>
-      </w:r>
-    </w:p>
-    <w:p>
-      <w:r>
-        <w:t>Governance. Fuer Positive, negative und neutrale Wirkung bedeutet Wirkungsbewertung Verfahren, Rechte, Transparenz und Korrektur braucht, dass die Analyse nicht bei einer Aktivitaet, einem guten Willen oder einer Kennzahl stehen bleiben darf. Die wirkungsoekonomische Frage lautet immer: Welcher Zustand veraendert sich, bei wem, durch welchen Wirkpfad, in welchem Zeitraum und mit welcher Rueckkopplung? Gerade in Grundstudium Wirkungsökonomie ist diese Unterscheidung entscheidend, weil Lernende spaeter nicht nur Begriffe wiedergeben, sondern Entscheidungssituationen pruefen muessen. Der haeufige Fehler besteht darin, Bewertung als technokratische Top-down-Setzung zu verstehen. Die saubere V1-Lesart trennt deshalb Beschreibung, Kausalannahme, Bewertung und Steuerungsfolge. Betroffene, Datenhalter, Entscheider und Kontrollinstanzen muessen unterscheidbare Rollen behalten. So wird aus dem Thema kein isoliertes Kapitel, sondern ein pruefbarer Baustein der WÖk-Architektur.</w:t>
-      </w:r>
-    </w:p>
-    <w:p>
-      <w:r>
-        <w:t>Didaktische Pruefbarkeit. Fuer Positive, negative und neutrale Wirkung bedeutet das Thema in der Akademie nicht nur erklaert, sondern in Falllogik ueberfuehrt werden muss, dass die Analyse nicht bei einer Aktivitaet, einem guten Willen oder einer Kennzahl stehen bleiben darf. Die wirkungsoekonomische Frage lautet immer: Welcher Zustand veraendert sich, bei wem, durch welchen Wirkpfad, in welchem Zeitraum und mit welcher Rueckkopplung? Gerade in Grundstudium Wirkungsökonomie ist diese Unterscheidung entscheidend, weil Lernende spaeter nicht nur Begriffe wiedergeben, sondern Entscheidungssituationen pruefen muessen. Der haeufige Fehler besteht darin, reines Auswendiglernen als Kompetenznachweis zu behandeln. Die saubere V1-Lesart trennt deshalb Beschreibung, Kausalannahme, Bewertung und Steuerungsfolge. Pruefungsfragen sollen Begriffe, Anwendung und rote Linien verbinden. So wird aus dem Thema kein isoliertes Kapitel, sondern ein pruefbarer Baustein der WÖk-Architektur.</w:t>
-      </w:r>
-    </w:p>
-    <w:p>
-      <w:r>
-        <w:t>Fallfenster zur Anwendung. Ein Kommunikationsbericht nennt viele Aktivitaeten, Reichweiten und Rueckmeldungen. Die V1-Pruefung fragt, ob daraus eine belastbare Wirkungsaussage folgt. Wenn nur Kontakte, Klicks oder Zustimmung vorliegen, bleibt die Aussage im Bereich Wirkungspotenzial oder Resonanz, nicht im Bereich nachgewiesener Wirkung. Bezogen auf Positive, negative und neutrale Wirkung heisst das: Die Analyse muss das konkrete Thema ernst nehmen und zugleich den allgemeinen WÖk-Massstab halten. Es geht nicht darum, die Welt in gute und schlechte Akteure einzuteilen. Es geht darum, Wirkpfade, Wirkungsempfaenger, Datenqualitaet, Risiken und Rueckkopplung so zu beschreiben, dass bessere Entscheidungen moeglich werden.</w:t>
-      </w:r>
-    </w:p>
-    <w:p>
-      <w:r>
-        <w:t>Transfer in Organisationen. Fuer Positive, negative und neutrale Wirkung bedeutet WÖk-Begriffe im Alltag nur tragen, wenn sie in Routinen uebersetzt werden, dass die Analyse nicht bei einer Aktivitaet, einem guten Willen oder einer Kennzahl stehen bleiben darf. Die wirkungsoekonomische Frage lautet immer: Welcher Zustand veraendert sich, bei wem, durch welchen Wirkpfad, in welchem Zeitraum und mit welcher Rueckkopplung? Gerade in Grundstudium Wirkungsökonomie ist diese Unterscheidung entscheidend, weil Lernende spaeter nicht nur Begriffe wiedergeben, sondern Entscheidungssituationen pruefen muessen. Der haeufige Fehler besteht darin, die Verantwortung an eine Nachhaltigkeitsabteilung auszulagern. Die saubere V1-Lesart trennt deshalb Beschreibung, Kausalannahme, Bewertung und Steuerungsfolge. Strategie, Einkauf, Kommunikation, Controlling und Fuehrung muessen denselben Wirkungsbegriff verwenden. So wird aus dem Thema kein isoliertes Kapitel, sondern ein pruefbarer Baustein der WÖk-Architektur.</w:t>
-      </w:r>
-    </w:p>
-    <w:p>
-      <w:r>
-        <w:t>Rueckfluss in den Korpus. Fuer Positive, negative und neutrale Wirkung bedeutet jedes Studienskript den Gesamtbestand schaerfen kann, dass die Analyse nicht bei einer Aktivitaet, einem guten Willen oder einer Kennzahl stehen bleiben darf. Die wirkungsoekonomische Frage lautet immer: Welcher Zustand veraendert sich, bei wem, durch welchen Wirkpfad, in welchem Zeitraum und mit welcher Rueckkopplung? Gerade in Grundstudium Wirkungsökonomie ist diese Unterscheidung entscheidend, weil Lernende spaeter nicht nur Begriffe wiedergeben, sondern Entscheidungssituationen pruefen muessen. Der haeufige Fehler besteht darin, neue Einsichten nur lokal im Skript zu belassen. Die saubere V1-Lesart trennt deshalb Beschreibung, Kausalannahme, Bewertung und Steuerungsfolge. Glossar, Website, Journal, Dossiers und Visuals sollen aus der Skriptarbeit lernen. So wird aus dem Thema kein isoliertes Kapitel, sondern ein pruefbarer Baustein der WÖk-Architektur.</w:t>
+        <w:t>Evidenzregel. Wirkung ist zunächst wertfrei darf im Skript nicht als dekorativer Begriff stehen bleiben. Der Abschnitt traegt nur dann, wenn er eine pruefbare Aussage erlaubt: Welche Quelle stuetzt die Annahme, welche Unsicherheit bleibt offen und welche Gegenbeobachtung wuerde die Bewertung veraendern? Fuer Positive, negative und neutrale Wirkung heisst das, dass schwere zentrale Schaeden nicht durch beliebige positive Einzelwerte neutralisiert werden duerfen. Die Studierenden sollen nicht lernen, einen Score nachzusprechen. Sie sollen erkennen, wann ein Score klaert, wann er verdeckt und wann eine rote Linie die Durchschnittslogik stoppt.</w:t>
+      </w:r>
+    </w:p>
+    <w:p>
+      <w:r>
+        <w:t>Fallfenster zur Anwendung. Eine Organisation plant eine Massnahme und formuliert dazu eine positive Absicht. In der WÖk reicht das nicht. Fuer diese Vorlesung muss sichtbar werden, welche Zustandsveraenderung erwartet wird, welche Empfaenger direkt oder indirekt betroffen sind, welche Nebenwirkungen entstehen koennen und welche Entscheidung spaeter korrigiert wird. Bezogen auf Positive, negative und neutrale Wirkung heisst das: Die Analyse muss das konkrete Thema ernst nehmen und zugleich den allgemeinen WÖk-Massstab halten. Es geht nicht darum, Akteure moralisch zu sortieren. Es geht darum, Wirkpfade, Wirkungsempfaenger, Datenqualitaet, Risiken und Rueckkopplung so zu beschreiben, dass bessere Entscheidungen moeglich werden.</w:t>
+      </w:r>
+    </w:p>
+    <w:p>
+      <w:r>
+        <w:t>Transfer in Grundstudium Wirkungsökonomie. Positive Wirkung verbindet die inhaltliche Deutung mit der spaeteren Praxis. Eine Organisation kann zu Positive, negative und neutrale Wirkung sehr ueberzeugend kommunizieren und trotzdem an einen plausiblen Gedanken schon fuer Wirkung zu halten, obwohl Empfaenger, Zustand, Zeitbezug und Quelle fehlen scheitern. Darum muss die V1-Fassung immer auch nach Governance fragen: Wer erhebt Daten, wer bewertet sie, wer traegt die Folgen, wer kann widersprechen und wann wird eine Entscheidung korrigiert? Jeder Analyseblock fragt nach der Routine, die nach der Bewertung angepasst wird. So wird aus einem Lehrkapitel eine verantwortbare Arbeitsroutine.</w:t>
+      </w:r>
+    </w:p>
+    <w:p>
+      <w:r>
+        <w:t>Grenze gegen Scheingenauigkeit. Gerade bei Negative Wirkung ist Praezision wichtiger als grosse Begriffe. Eine Wirkungsaussage bleibt schwach, wenn sie nur Aktivitaet, Reichweite, Absicht oder Image beschreibt. Stark wird sie erst, wenn sie die Zustandsveraenderung und ihre Bedingungen offenlegt. In V11 ist deshalb entscheidend, Wirkungsbewertung Verfahren, Rechte, Transparenz und Korrektur braucht. Die Fehlerlinie verlaeuft nicht zwischen Optimismus und Pessimismus, sondern zwischen offengelegter Unsicherheit und rhetorischer Sicherheit ohne Pruefpfad.</w:t>
+      </w:r>
+    </w:p>
+    <w:p>
+      <w:r>
+        <w:t>Pruefungsnahe Lesart. Aus Neutrale Wirkung laesst sich eine gute Transferfrage ableiten: Welche Entscheidung waere falsch, wenn dieser Abschnitt missverstanden wird? Fuer Positive, negative und neutrale Wirkung lautet die Antwort meist nicht einfach "mehr Wirkung", sondern genauer: bessere Unterscheidung, sauberere Daten, klarere Schutzlinie und rueckgekoppelte Steuerung. Pruefungsfragen verbinden Begriff, Anwendung, Evidenz und rote Linie. Wer das im Fall anwenden kann, hat den Kern der Vorlesung verstanden; wer nur Definitionen wiederholt, bleibt unter dem Anspruch der Akademie.</w:t>
+      </w:r>
+    </w:p>
+    <w:p>
+      <w:r>
+        <w:t>Fallfenster zur Anwendung. Eine Fuehrungsentscheidung erzeugt zugleich Nutzen und Risiken. Die WÖk behandelt Ambivalenz nicht als Stoerung, sondern als Kern der Analyse. Positive Netto-Wirkung darf erst behauptet werden, wenn zentrale negative Wirkungen getrennt geprueft und rote Linien gewahrt sind. Bezogen auf Positive, negative und neutrale Wirkung heisst das: Die Analyse muss das konkrete Thema ernst nehmen und zugleich den allgemeinen WÖk-Massstab halten. Es geht nicht darum, Akteure moralisch zu sortieren. Es geht darum, Wirkpfade, Wirkungsempfaenger, Datenqualitaet, Risiken und Rueckkopplung so zu beschreiben, dass bessere Entscheidungen moeglich werden.</w:t>
+      </w:r>
+    </w:p>
+    <w:p>
+      <w:r>
+        <w:t>Organisationale Umsetzung. Der Abschnitt Fast alles wirkt in mehrere Richtungen zugleich ist in V11 kein Zusatzwissen, sondern ein Pruefstein fuer die Grundfrage des Skripts: Was veraendert sich, bei wem, wodurch und mit welcher Rueckkopplung? Fuer Positive, negative und neutrale Wirkung wird daran sichtbar, dass WÖk-Begriffe im Alltag nur tragen, wenn sie in Routinen uebersetzt werden. Die fachliche Grenze liegt dort, wo Lernende Verantwortung an eine einzelne Nachhaltigkeitsfunktion auslagern. Die saubere Lesart trennt deshalb Beobachtung, Kausalannahme, Bewertung und Steuerungsfolge. In der Anwendung sollte daraus mindestens eine konkrete Begriff, Wirkpfad, Fallbewertung, rote Linie oder Rueckkopplung abgeleitet werden; sonst bleibt das Wissen erklaerend, aber nicht steuerungsfaehig.</w:t>
       </w:r>
     </w:p>
     <w:p>
       <w:r>
         <w:t>Pruefungsnahe Transferfrage. Formuliere zu V11 eine Wirkungsaussage in drei Saetzen: Erstens den beobachteten oder plausiblen Zustand, zweitens die Daten- oder Quellenlage, drittens die offene Unsicherheit samt Rueckkopplung. Die Antwort muss ohne moralische Personenbewertung auskommen und darf Reichweite nicht mit Wirkung verwechseln.</w:t>
+      </w:r>
+    </w:p>
+    <w:p>
+      <w:r>
+        <w:t>Anwendung auf Die Netto-Wirkung als Gesamtbild. In einer Fallanalyse beginnt dieser Punkt nicht mit einer Meinung, sondern mit einer belastbaren Beschreibung. Wer V11 pruefungsnah liest, fragt zuerst nach Wirkungsempfaengern, Wirkraum, Zeitraum und Datenquelle. Erst danach folgt die Bewertung im Referenzrahmen Mensch, Planet, Demokratie, SDGs, Agenda 2030 und SDG+. Gute Kommunikation unterscheidet Befund, Annahme und normative Bewertung. Der typische Kurzschluss waere, Eindeutigkeit behaupten, wo die Datenlage nur Potenzial oder Risiko traegt. Genau dagegen setzt die WÖk die Pflicht, Wirkungspotenzial, Wirkungsrisiko und positive Netto-Wirkung begrifflich getrennt zu halten.</w:t>
+      </w:r>
+    </w:p>
+    <w:p>
+      <w:r>
+        <w:t>Evidenzregel. Ein Beispiel: ein neues Medikament darf im Skript nicht als dekorativer Begriff stehen bleiben. Der Abschnitt traegt nur dann, wenn er eine pruefbare Aussage erlaubt: Welche Quelle stuetzt die Annahme, welche Unsicherheit bleibt offen und welche Gegenbeobachtung wuerde die Bewertung veraendern? Fuer Positive, negative und neutrale Wirkung heisst das, dass jede Wirkungsaussage eine Grenze zieht und diese Grenze begruenden muss. Die Studierenden sollen nicht lernen, einen Score nachzusprechen. Sie sollen erkennen, wann ein Score klaert, wann er verdeckt und wann eine rote Linie die Durchschnittslogik stoppt.</w:t>
+      </w:r>
+    </w:p>
+    <w:p>
+      <w:r>
+        <w:t>Fallfenster zur Anwendung. Ein Controlling-Team moechte einen Score bilden. Das Skript verlangt, dass Datenqualitaet, Systemgrenzen, Gewichtung, Unsicherheit und Nichtkompensation sichtbar bleiben. Ein Score darf die Diskussion nicht beenden, sondern muss bessere Fragen, Priorisierung und Rueckkopplung ermoeglichen. Bezogen auf Positive, negative und neutrale Wirkung heisst das: Die Analyse muss das konkrete Thema ernst nehmen und zugleich den allgemeinen WÖk-Massstab halten. Es geht nicht darum, Akteure moralisch zu sortieren. Es geht darum, Wirkpfade, Wirkungsempfaenger, Datenqualitaet, Risiken und Rueckkopplung so zu beschreiben, dass bessere Entscheidungen moeglich werden.</w:t>
+      </w:r>
+    </w:p>
+    <w:p>
+      <w:r>
+        <w:t>Transfer in Grundstudium Wirkungsökonomie. Warum man Schaden nicht einfach wegrechnen darf verbindet die inhaltliche Deutung mit der spaeteren Praxis. Eine Organisation kann zu Positive, negative und neutrale Wirkung sehr ueberzeugend kommunizieren und trotzdem an einen plausiblen Gedanken schon fuer Wirkung zu halten, obwohl Empfaenger, Zustand, Zeitbezug und Quelle fehlen scheitern. Darum muss die V1-Fassung immer auch nach Governance fragen: Wer erhebt Daten, wer bewertet sie, wer traegt die Folgen, wer kann widersprechen und wann wird eine Entscheidung korrigiert? Szenarien pruefen Sofortwirkung, Folgewirkung und Reversibilitaet getrennt. So wird aus einem Lehrkapitel eine verantwortbare Arbeitsroutine.</w:t>
+      </w:r>
+    </w:p>
+    <w:p>
+      <w:r>
+        <w:t>Grenze gegen Scheingenauigkeit. Gerade bei Wirkung neutral, Ziel klar ist Praezision wichtiger als grosse Begriffe. Eine Wirkungsaussage bleibt schwach, wenn sie nur Aktivitaet, Reichweite, Absicht oder Image beschreibt. Stark wird sie erst, wenn sie die Zustandsveraenderung und ihre Bedingungen offenlegt. In V11 ist deshalb entscheidend, Wirkung nicht am Sender, sondern an veraenderten Zustanden der Empfaenger geprueft wird. Die Fehlerlinie verlaeuft nicht zwischen Optimismus und Pessimismus, sondern zwischen offengelegter Unsicherheit und rhetorischer Sicherheit ohne Pruefpfad.</w:t>
+      </w:r>
+    </w:p>
+    <w:p>
+      <w:r>
+        <w:t>Pruefungsnahe Lesart. Aus Was du aus dieser Vorlesung mitnimmst laesst sich eine gute Transferfrage ableiten: Welche Entscheidung waere falsch, wenn dieser Abschnitt missverstanden wird? Fuer Positive, negative und neutrale Wirkung lautet die Antwort meist nicht einfach "mehr Wirkung", sondern genauer: bessere Unterscheidung, sauberere Daten, klarere Schutzlinie und rueckgekoppelte Steuerung. Jede Schlussfolgerung endet mit Entscheidung, Verantwortlichkeit und Termin fuer Rueckpruefung. Wer das im Fall anwenden kann, hat den Kern der Vorlesung verstanden; wer nur Definitionen wiederholt, bleibt unter dem Anspruch der Akademie.</w:t>
+      </w:r>
+    </w:p>
+    <w:p>
+      <w:r>
+        <w:t>Fallfenster zur Anwendung. Ein Kommunikationsbericht nennt viele Aktivitaeten, Reichweiten und Rueckmeldungen. Die V1-Pruefung fragt, ob daraus eine belastbare Wirkungsaussage folgt. Wenn nur Kontakte, Klicks oder Zustimmung vorliegen, bleibt die Aussage im Bereich Wirkungspotenzial oder Resonanz, nicht im Bereich nachgewiesener Wirkung. Bezogen auf Positive, negative und neutrale Wirkung heisst das: Die Analyse muss das konkrete Thema ernst nehmen und zugleich den allgemeinen WÖk-Massstab halten. Es geht nicht darum, Akteure moralisch zu sortieren. Es geht darum, Wirkpfade, Wirkungsempfaenger, Datenqualitaet, Risiken und Rueckkopplung so zu beschreiben, dass bessere Entscheidungen moeglich werden.</w:t>
+      </w:r>
+    </w:p>
+    <w:p>
+      <w:r>
+        <w:t>Pruefungsnahe Transferfrage. Formuliere zu V11 eine Wirkungsaussage in drei Saetzen: Erstens den beobachteten oder plausiblen Zustand, zweitens die Daten- oder Quellenlage, drittens die offene Unsicherheit samt Rueckkopplung. Die Antwort muss ohne moralische Personenbewertung auskommen und darf Reichweite nicht mit Wirkung verwechseln.</w:t>
+      </w:r>
+    </w:p>
+    <w:p>
+      <w:r>
+        <w:t>Wissenschaftliche Anschlussfaehigkeit. Der Abschnitt Wirkungsökonomische Vertiefung ist in V11 kein Zusatzwissen, sondern ein Pruefstein fuer die Grundfrage des Skripts: Was veraendert sich, bei wem, wodurch und mit welcher Rueckkopplung? Fuer Positive, negative und neutrale Wirkung wird daran sichtbar, dass WÖk-Aussagen mit bestehenden Begriffen, Studien, Standards und Rechtsrahmen in Beziehung stehen muessen. Die fachliche Grenze liegt dort, wo Lernende hausinterne Sprache als Ersatz fuer zitierfaehige Begruendung verwenden. Die saubere Lesart trennt deshalb Beobachtung, Kausalannahme, Bewertung und Steuerungsfolge. In der Anwendung sollte daraus mindestens eine konkrete Begriff, Wirkpfad, Fallbewertung, rote Linie oder Rueckkopplung abgeleitet werden; sonst bleibt das Wissen erklaerend, aber nicht steuerungsfaehig.</w:t>
+      </w:r>
+    </w:p>
+    <w:p>
+      <w:r>
+        <w:t>Anwendung auf Prüfungsrelevanz. In einer Fallanalyse beginnt dieser Punkt nicht mit einer Meinung, sondern mit einer belastbaren Beschreibung. Wer V11 pruefungsnah liest, fragt zuerst nach Wirkungsempfaengern, Wirkraum, Zeitraum und Datenquelle. Erst danach folgt die Bewertung im Referenzrahmen Mensch, Planet, Demokratie, SDGs, Agenda 2030 und SDG+. Die Analyse markiert Stoppsignale vor jeder Portfolio- oder Score-Debatte. Der typische Kurzschluss waere, ein gutes Teilresultat gegen zentrale Schaeden aufrechnen. Genau dagegen setzt die WÖk die Pflicht, Wirkungspotenzial, Wirkungsrisiko und positive Netto-Wirkung begrifflich getrennt zu halten.</w:t>
       </w:r>
     </w:p>
     <w:p>
@@ -2871,47 +3070,32 @@
         <w:pStyle w:val="Heading3"/>
       </w:pPr>
       <w:r>
-        <w:t>Vertiefungsrunde 3: Lesen, pruefen, rueckkoppeln</w:t>
-      </w:r>
-    </w:p>
-    <w:p>
-      <w:r>
-        <w:t>Die folgende Runde verdichtet V11 nicht durch neue Schlagworte, sondern durch wiederholte Anwendung auf unterschiedliche Entscheidungsebenen. Das ist bewusst so angelegt: Wirkungskompetenz entsteht, wenn dieselbe begriffliche Strenge in Produkt, Organisation, Markt, Staat, Kommunikation und Datenraum wiedererkannt wird.</w:t>
-      </w:r>
-    </w:p>
-    <w:p>
-      <w:r>
-        <w:t>Begriffliche Schaerfung. Fuer Positive, negative und neutrale Wirkung bedeutet praezise Sprache die erste Sicherung gegen Impact-Washing ist, dass die Analyse nicht bei einer Aktivitaet, einem guten Willen oder einer Kennzahl stehen bleiben darf. Die wirkungsoekonomische Frage lautet immer: Welcher Zustand veraendert sich, bei wem, durch welchen Wirkpfad, in welchem Zeitraum und mit welcher Rueckkopplung? Gerade in Grundstudium Wirkungsökonomie ist diese Unterscheidung entscheidend, weil Lernende spaeter nicht nur Begriffe wiedergeben, sondern Entscheidungssituationen pruefen muessen. Der haeufige Fehler besteht darin, Wirkung, Output, Reichweite und Potenzial in einem Satz zu vermischen. Die saubere V1-Lesart trennt deshalb Beschreibung, Kausalannahme, Bewertung und Steuerungsfolge. In der Praxis sollte jede Wirkungsaussage als kurze Viererprobe formuliert werden: Zustand, Betroffene, Quelle, offene Unsicherheit. So wird aus dem Thema kein isoliertes Kapitel, sondern ein pruefbarer Baustein der WÖk-Architektur.</w:t>
-      </w:r>
-    </w:p>
-    <w:p>
-      <w:r>
-        <w:t>Fallfenster zur Anwendung. Eine Organisation plant eine Massnahme und formuliert dazu eine positive Absicht. In der WÖk reicht das nicht. Fuer diese Vorlesung muss sichtbar werden, welche Zustandsveraenderung erwartet wird, welche Empfaenger direkt oder indirekt betroffen sind, welche Nebenwirkungen entstehen koennen und welche Entscheidung spaeter korrigiert wird. Bezogen auf Positive, negative und neutrale Wirkung heisst das: Die Analyse muss das konkrete Thema ernst nehmen und zugleich den allgemeinen WÖk-Massstab halten. Es geht nicht darum, die Welt in gute und schlechte Akteure einzuteilen. Es geht darum, Wirkpfade, Wirkungsempfaenger, Datenqualitaet, Risiken und Rueckkopplung so zu beschreiben, dass bessere Entscheidungen moeglich werden.</w:t>
-      </w:r>
-    </w:p>
-    <w:p>
-      <w:r>
-        <w:t>Wirkpfad-Logik. Fuer Positive, negative und neutrale Wirkung bedeutet ein Thema erst dann steuerbar wird, wenn der Mechanismus zwischen Ausloeser und Zustandsveraenderung beschrieben ist, dass die Analyse nicht bei einer Aktivitaet, einem guten Willen oder einer Kennzahl stehen bleiben darf. Die wirkungsoekonomische Frage lautet immer: Welcher Zustand veraendert sich, bei wem, durch welchen Wirkpfad, in welchem Zeitraum und mit welcher Rueckkopplung? Gerade in Grundstudium Wirkungsökonomie ist diese Unterscheidung entscheidend, weil Lernende spaeter nicht nur Begriffe wiedergeben, sondern Entscheidungssituationen pruefen muessen. Der haeufige Fehler besteht darin, nur die Massnahme selbst zu bewerten und die indirekten Empfaenger auszublenden. Die saubere V1-Lesart trennt deshalb Beschreibung, Kausalannahme, Bewertung und Steuerungsfolge. Eine gute Fallanalyse zeichnet mindestens einen direkten und einen indirekten Wirkpfad nach. So wird aus dem Thema kein isoliertes Kapitel, sondern ein pruefbarer Baustein der WÖk-Architektur.</w:t>
-      </w:r>
-    </w:p>
-    <w:p>
-      <w:r>
-        <w:t>Daten- und Quellenklarheit. Fuer Positive, negative und neutrale Wirkung bedeutet jede Bewertung nur so belastbar ist wie Datenlage, Quellenstatus und Aktualitaet, dass die Analyse nicht bei einer Aktivitaet, einem guten Willen oder einer Kennzahl stehen bleiben darf. Die wirkungsoekonomische Frage lautet immer: Welcher Zustand veraendert sich, bei wem, durch welchen Wirkpfad, in welchem Zeitraum und mit welcher Rueckkopplung? Gerade in Grundstudium Wirkungsökonomie ist diese Unterscheidung entscheidend, weil Lernende spaeter nicht nur Begriffe wiedergeben, sondern Entscheidungssituationen pruefen muessen. Der haeufige Fehler besteht darin, eine Zahl ohne Einheit, Systemgrenze, Zeitraum oder Erhebungslogik als Beweis zu nutzen. Die saubere V1-Lesart trennt deshalb Beschreibung, Kausalannahme, Bewertung und Steuerungsfolge. Die Lernenden sollen Daten nicht dekorativ zitieren, sondern ihre Aussagekraft, Luecken und Grenzen offenlegen. So wird aus dem Thema kein isoliertes Kapitel, sondern ein pruefbarer Baustein der WÖk-Architektur.</w:t>
-      </w:r>
-    </w:p>
-    <w:p>
-      <w:r>
-        <w:t>Ambivalenz. Fuer Positive, negative und neutrale Wirkung bedeutet positive und negative Zustandsveraenderungen gleichzeitig auftreten koennen, dass die Analyse nicht bei einer Aktivitaet, einem guten Willen oder einer Kennzahl stehen bleiben darf. Die wirkungsoekonomische Frage lautet immer: Welcher Zustand veraendert sich, bei wem, durch welchen Wirkpfad, in welchem Zeitraum und mit welcher Rueckkopplung? Gerade in Grundstudium Wirkungsökonomie ist diese Unterscheidung entscheidend, weil Lernende spaeter nicht nur Begriffe wiedergeben, sondern Entscheidungssituationen pruefen muessen. Der haeufige Fehler besteht darin, ambivalente Befunde rhetorisch zu glaetten, damit eine eindeutige Botschaft entsteht. Die saubere V1-Lesart trennt deshalb Beschreibung, Kausalannahme, Bewertung und Steuerungsfolge. Ein gutes Skript fuehrt deshalb Profile, Zielkonflikte und offene Punkte nebeneinander. So wird aus dem Thema kein isoliertes Kapitel, sondern ein pruefbarer Baustein der WÖk-Architektur.</w:t>
-      </w:r>
-    </w:p>
-    <w:p>
-      <w:r>
-        <w:t>Fallfenster zur Anwendung. Eine Fuehrungsentscheidung erzeugt zugleich Nutzen und Risiken. Die WÖk behandelt Ambivalenz nicht als Stoerung, sondern als Kern der Analyse. Positive Netto-Wirkung darf erst behauptet werden, wenn zentrale negative Wirkungen getrennt geprueft und rote Linien gewahrt sind. Bezogen auf Positive, negative und neutrale Wirkung heisst das: Die Analyse muss das konkrete Thema ernst nehmen und zugleich den allgemeinen WÖk-Massstab halten. Es geht nicht darum, die Welt in gute und schlechte Akteure einzuteilen. Es geht darum, Wirkpfade, Wirkungsempfaenger, Datenqualitaet, Risiken und Rueckkopplung so zu beschreiben, dass bessere Entscheidungen moeglich werden.</w:t>
-      </w:r>
-    </w:p>
-    <w:p>
-      <w:r>
-        <w:t>Nichtkompensation. Fuer Positive, negative und neutrale Wirkung bedeutet schwere zentrale Schaeden nicht durch beliebige positive Einzelwerte neutralisiert werden duerfen, dass die Analyse nicht bei einer Aktivitaet, einem guten Willen oder einer Kennzahl stehen bleiben darf. Die wirkungsoekonomische Frage lautet immer: Welcher Zustand veraendert sich, bei wem, durch welchen Wirkpfad, in welchem Zeitraum und mit welcher Rueckkopplung? Gerade in Grundstudium Wirkungsökonomie ist diese Unterscheidung entscheidend, weil Lernende spaeter nicht nur Begriffe wiedergeben, sondern Entscheidungssituationen pruefen muessen. Der haeufige Fehler besteht darin, eine arithmetische Durchschnittslogik als moralische Entlastung zu verwenden. Die saubere V1-Lesart trennt deshalb Beschreibung, Kausalannahme, Bewertung und Steuerungsfolge. Reverse Merit Order und rote Linien sind Schutzregeln gegen Schoenrechnung. So wird aus dem Thema kein isoliertes Kapitel, sondern ein pruefbarer Baustein der WÖk-Architektur.</w:t>
+        <w:t>Abschlusskommentar 3: Lesen, pruefen, rueckkoppeln</w:t>
+      </w:r>
+    </w:p>
+    <w:p>
+      <w:r>
+        <w:t>Die folgende Verdichtung fuehrt die vorhandenen Kapitel nicht als Wiederholung, sondern als Anwendung zusammen. Wirkungskompetenz entsteht, wenn dieselbe begriffliche Strenge in Fallanalyse, Datenarbeit, Kommunikation, Governance und Entscheidungspraxis wiedererkannt wird.</w:t>
+      </w:r>
+    </w:p>
+    <w:p>
+      <w:r>
+        <w:t>Evidenzregel. Lernziele darf im Skript nicht als dekorativer Begriff stehen bleiben. Der Abschnitt traegt nur dann, wenn er eine pruefbare Aussage erlaubt: Welche Quelle stuetzt die Annahme, welche Unsicherheit bleibt offen und welche Gegenbeobachtung wuerde die Bewertung veraendern? Fuer Positive, negative und neutrale Wirkung heisst das, dass praezise Sprache die erste Sicherung gegen Impact-Washing bildet. Die Studierenden sollen nicht lernen, einen Score nachzusprechen. Sie sollen erkennen, wann ein Score klaert, wann er verdeckt und wann eine rote Linie die Durchschnittslogik stoppt.</w:t>
+      </w:r>
+    </w:p>
+    <w:p>
+      <w:r>
+        <w:t>Fallfenster zur Anwendung. Eine Organisation plant eine Massnahme und formuliert dazu eine positive Absicht. In der WÖk reicht das nicht. Fuer diese Vorlesung muss sichtbar werden, welche Zustandsveraenderung erwartet wird, welche Empfaenger direkt oder indirekt betroffen sind, welche Nebenwirkungen entstehen koennen und welche Entscheidung spaeter korrigiert wird. Bezogen auf Positive, negative und neutrale Wirkung heisst das: Die Analyse muss das konkrete Thema ernst nehmen und zugleich den allgemeinen WÖk-Massstab halten. Es geht nicht darum, Akteure moralisch zu sortieren. Es geht darum, Wirkpfade, Wirkungsempfaenger, Datenqualitaet, Risiken und Rueckkopplung so zu beschreiben, dass bessere Entscheidungen moeglich werden.</w:t>
+      </w:r>
+    </w:p>
+    <w:p>
+      <w:r>
+        <w:t>Transfer in Grundstudium Wirkungsökonomie. Einleitung / Wirkungsfrage verbindet die inhaltliche Deutung mit der spaeteren Praxis. Eine Organisation kann zu Positive, negative und neutrale Wirkung sehr ueberzeugend kommunizieren und trotzdem an einen plausiblen Gedanken schon fuer Wirkung zu halten, obwohl Empfaenger, Zustand, Zeitbezug und Quelle fehlen scheitern. Darum muss die V1-Fassung immer auch nach Governance fragen: Wer erhebt Daten, wer bewertet sie, wer traegt die Folgen, wer kann widersprechen und wann wird eine Entscheidung korrigiert? Mindestens ein direkter und ein indirekter Wirkpfad muessen nachvollziehbar sein. So wird aus einem Lehrkapitel eine verantwortbare Arbeitsroutine.</w:t>
+      </w:r>
+    </w:p>
+    <w:p>
+      <w:r>
+        <w:t>Grenze gegen Scheingenauigkeit. Gerade bei Kernaussage ist Praezision wichtiger als grosse Begriffe. Eine Wirkungsaussage bleibt schwach, wenn sie nur Aktivitaet, Reichweite, Absicht oder Image beschreibt. Stark wird sie erst, wenn sie die Zustandsveraenderung und ihre Bedingungen offenlegt. In V11 ist deshalb entscheidend, jede Bewertung nur so belastbar ist wie Datenlage, Quellenstatus, Aktualitaet und Systemgrenze. Die Fehlerlinie verlaeuft nicht zwischen Optimismus und Pessimismus, sondern zwischen offengelegter Unsicherheit und rhetorischer Sicherheit ohne Pruefpfad.</w:t>
       </w:r>
     </w:p>
     <w:p>
@@ -2921,42 +3105,102 @@
     </w:p>
     <w:p>
       <w:r>
-        <w:t>Rueckkopplung. Fuer Positive, negative und neutrale Wirkung bedeutet Wirkungswissen erst dann wertvoll wird, wenn es Entscheidungen veraendert, dass die Analyse nicht bei einer Aktivitaet, einem guten Willen oder einer Kennzahl stehen bleiben darf. Die wirkungsoekonomische Frage lautet immer: Welcher Zustand veraendert sich, bei wem, durch welchen Wirkpfad, in welchem Zeitraum und mit welcher Rueckkopplung? Gerade in Grundstudium Wirkungsökonomie ist diese Unterscheidung entscheidend, weil Lernende spaeter nicht nur Begriffe wiedergeben, sondern Entscheidungssituationen pruefen muessen. Der haeufige Fehler besteht darin, einen Bericht als Endpunkt zu betrachten. Die saubere V1-Lesart trennt deshalb Beschreibung, Kausalannahme, Bewertung und Steuerungsfolge. Jeder Analyseblock sollte fragen, welche Routine, welcher Prozess oder welche Ressource nach der Bewertung angepasst wird. So wird aus dem Thema kein isoliertes Kapitel, sondern ein pruefbarer Baustein der WÖk-Architektur.</w:t>
-      </w:r>
-    </w:p>
-    <w:p>
-      <w:r>
-        <w:t>Governance. Fuer Positive, negative und neutrale Wirkung bedeutet Wirkungsbewertung Verfahren, Rechte, Transparenz und Korrektur braucht, dass die Analyse nicht bei einer Aktivitaet, einem guten Willen oder einer Kennzahl stehen bleiben darf. Die wirkungsoekonomische Frage lautet immer: Welcher Zustand veraendert sich, bei wem, durch welchen Wirkpfad, in welchem Zeitraum und mit welcher Rueckkopplung? Gerade in Grundstudium Wirkungsökonomie ist diese Unterscheidung entscheidend, weil Lernende spaeter nicht nur Begriffe wiedergeben, sondern Entscheidungssituationen pruefen muessen. Der haeufige Fehler besteht darin, Bewertung als technokratische Top-down-Setzung zu verstehen. Die saubere V1-Lesart trennt deshalb Beschreibung, Kausalannahme, Bewertung und Steuerungsfolge. Betroffene, Datenhalter, Entscheider und Kontrollinstanzen muessen unterscheidbare Rollen behalten. So wird aus dem Thema kein isoliertes Kapitel, sondern ein pruefbarer Baustein der WÖk-Architektur.</w:t>
-      </w:r>
-    </w:p>
-    <w:p>
-      <w:r>
-        <w:t>Fallfenster zur Anwendung. Ein Controlling-Team moechte einen Score bilden. Das Skript verlangt, dass Datenqualitaet, Systemgrenzen, Gewichtung, Unsicherheit und Nichtkompensation sichtbar bleiben. Ein Score darf die Diskussion nicht beenden, sondern muss bessere Fragen, Priorisierung und Rueckkopplung ermoeglichen. Bezogen auf Positive, negative und neutrale Wirkung heisst das: Die Analyse muss das konkrete Thema ernst nehmen und zugleich den allgemeinen WÖk-Massstab halten. Es geht nicht darum, die Welt in gute und schlechte Akteure einzuteilen. Es geht darum, Wirkpfade, Wirkungsempfaenger, Datenqualitaet, Risiken und Rueckkopplung so zu beschreiben, dass bessere Entscheidungen moeglich werden.</w:t>
-      </w:r>
-    </w:p>
-    <w:p>
-      <w:r>
-        <w:t>Didaktische Pruefbarkeit. Fuer Positive, negative und neutrale Wirkung bedeutet das Thema in der Akademie nicht nur erklaert, sondern in Falllogik ueberfuehrt werden muss, dass die Analyse nicht bei einer Aktivitaet, einem guten Willen oder einer Kennzahl stehen bleiben darf. Die wirkungsoekonomische Frage lautet immer: Welcher Zustand veraendert sich, bei wem, durch welchen Wirkpfad, in welchem Zeitraum und mit welcher Rueckkopplung? Gerade in Grundstudium Wirkungsökonomie ist diese Unterscheidung entscheidend, weil Lernende spaeter nicht nur Begriffe wiedergeben, sondern Entscheidungssituationen pruefen muessen. Der haeufige Fehler besteht darin, reines Auswendiglernen als Kompetenznachweis zu behandeln. Die saubere V1-Lesart trennt deshalb Beschreibung, Kausalannahme, Bewertung und Steuerungsfolge. Pruefungsfragen sollen Begriffe, Anwendung und rote Linien verbinden. So wird aus dem Thema kein isoliertes Kapitel, sondern ein pruefbarer Baustein der WÖk-Architektur.</w:t>
-      </w:r>
-    </w:p>
-    <w:p>
-      <w:r>
-        <w:t>Transfer in Organisationen. Fuer Positive, negative und neutrale Wirkung bedeutet WÖk-Begriffe im Alltag nur tragen, wenn sie in Routinen uebersetzt werden, dass die Analyse nicht bei einer Aktivitaet, einem guten Willen oder einer Kennzahl stehen bleiben darf. Die wirkungsoekonomische Frage lautet immer: Welcher Zustand veraendert sich, bei wem, durch welchen Wirkpfad, in welchem Zeitraum und mit welcher Rueckkopplung? Gerade in Grundstudium Wirkungsökonomie ist diese Unterscheidung entscheidend, weil Lernende spaeter nicht nur Begriffe wiedergeben, sondern Entscheidungssituationen pruefen muessen. Der haeufige Fehler besteht darin, die Verantwortung an eine Nachhaltigkeitsabteilung auszulagern. Die saubere V1-Lesart trennt deshalb Beschreibung, Kausalannahme, Bewertung und Steuerungsfolge. Strategie, Einkauf, Kommunikation, Controlling und Fuehrung muessen denselben Wirkungsbegriff verwenden. So wird aus dem Thema kein isoliertes Kapitel, sondern ein pruefbarer Baustein der WÖk-Architektur.</w:t>
-      </w:r>
-    </w:p>
-    <w:p>
-      <w:r>
-        <w:t>Rueckfluss in den Korpus. Fuer Positive, negative und neutrale Wirkung bedeutet jedes Studienskript den Gesamtbestand schaerfen kann, dass die Analyse nicht bei einer Aktivitaet, einem guten Willen oder einer Kennzahl stehen bleiben darf. Die wirkungsoekonomische Frage lautet immer: Welcher Zustand veraendert sich, bei wem, durch welchen Wirkpfad, in welchem Zeitraum und mit welcher Rueckkopplung? Gerade in Grundstudium Wirkungsökonomie ist diese Unterscheidung entscheidend, weil Lernende spaeter nicht nur Begriffe wiedergeben, sondern Entscheidungssituationen pruefen muessen. Der haeufige Fehler besteht darin, neue Einsichten nur lokal im Skript zu belassen. Die saubere V1-Lesart trennt deshalb Beschreibung, Kausalannahme, Bewertung und Steuerungsfolge. Glossar, Website, Journal, Dossiers und Visuals sollen aus der Skriptarbeit lernen. So wird aus dem Thema kein isoliertes Kapitel, sondern ein pruefbarer Baustein der WÖk-Architektur.</w:t>
-      </w:r>
-    </w:p>
-    <w:p>
-      <w:r>
-        <w:t>Fallfenster zur Anwendung. Ein Kommunikationsbericht nennt viele Aktivitaeten, Reichweiten und Rueckmeldungen. Die V1-Pruefung fragt, ob daraus eine belastbare Wirkungsaussage folgt. Wenn nur Kontakte, Klicks oder Zustimmung vorliegen, bleibt die Aussage im Bereich Wirkungspotenzial oder Resonanz, nicht im Bereich nachgewiesener Wirkung. Bezogen auf Positive, negative und neutrale Wirkung heisst das: Die Analyse muss das konkrete Thema ernst nehmen und zugleich den allgemeinen WÖk-Massstab halten. Es geht nicht darum, die Welt in gute und schlechte Akteure einzuteilen. Es geht darum, Wirkpfade, Wirkungsempfaenger, Datenqualitaet, Risiken und Rueckkopplung so zu beschreiben, dass bessere Entscheidungen moeglich werden.</w:t>
+        <w:t>Pruefungsnahe Lesart. Aus Quelltext und fachliche Grundlegung laesst sich eine gute Transferfrage ableiten: Welche Entscheidung waere falsch, wenn dieser Abschnitt missverstanden wird? Fuer Positive, negative und neutrale Wirkung lautet die Antwort meist nicht einfach "mehr Wirkung", sondern genauer: bessere Unterscheidung, sauberere Daten, klarere Schutzlinie und rueckgekoppelte Steuerung. Profile, Zielkonflikte und offene Punkte werden nebeneinander gefuehrt. Wer das im Fall anwenden kann, hat den Kern der Vorlesung verstanden; wer nur Definitionen wiederholt, bleibt unter dem Anspruch der Akademie.</w:t>
+      </w:r>
+    </w:p>
+    <w:p>
+      <w:r>
+        <w:t>Fallfenster zur Anwendung. Eine Fuehrungsentscheidung erzeugt zugleich Nutzen und Risiken. Die WÖk behandelt Ambivalenz nicht als Stoerung, sondern als Kern der Analyse. Positive Netto-Wirkung darf erst behauptet werden, wenn zentrale negative Wirkungen getrennt geprueft und rote Linien gewahrt sind. Bezogen auf Positive, negative und neutrale Wirkung heisst das: Die Analyse muss das konkrete Thema ernst nehmen und zugleich den allgemeinen WÖk-Massstab halten. Es geht nicht darum, Akteure moralisch zu sortieren. Es geht darum, Wirkpfade, Wirkungsempfaenger, Datenqualitaet, Risiken und Rueckkopplung so zu beschreiben, dass bessere Entscheidungen moeglich werden.</w:t>
+      </w:r>
+    </w:p>
+    <w:p>
+      <w:r>
+        <w:t>Nichtkompensation. Der Abschnitt Wirkung ist zunächst wertfrei ist in V11 kein Zusatzwissen, sondern ein Pruefstein fuer die Grundfrage des Skripts: Was veraendert sich, bei wem, wodurch und mit welcher Rueckkopplung? Fuer Positive, negative und neutrale Wirkung wird daran sichtbar, dass schwere zentrale Schaeden nicht durch beliebige positive Einzelwerte neutralisiert werden duerfen. Die fachliche Grenze liegt dort, wo Lernende eine Durchschnittslogik als moralische Entlastung verwenden. Die saubere Lesart trennt deshalb Beobachtung, Kausalannahme, Bewertung und Steuerungsfolge. In der Anwendung sollte daraus mindestens eine konkrete Begriff, Wirkpfad, Fallbewertung, rote Linie oder Rueckkopplung abgeleitet werden; sonst bleibt das Wissen erklaerend, aber nicht steuerungsfaehig.</w:t>
+      </w:r>
+    </w:p>
+    <w:p>
+      <w:r>
+        <w:t>Anwendung auf Positive Wirkung. In einer Fallanalyse beginnt dieser Punkt nicht mit einer Meinung, sondern mit einer belastbaren Beschreibung. Wer V11 pruefungsnah liest, fragt zuerst nach Wirkungsempfaengern, Wirkraum, Zeitraum und Datenquelle. Erst danach folgt die Bewertung im Referenzrahmen Mensch, Planet, Demokratie, SDGs, Agenda 2030 und SDG+. Jeder Analyseblock fragt nach der Routine, die nach der Bewertung angepasst wird. Der typische Kurzschluss waere, Reporting als Abschluss behandeln. Genau dagegen setzt die WÖk die Pflicht, Wirkungspotenzial, Wirkungsrisiko und positive Netto-Wirkung begrifflich getrennt zu halten.</w:t>
+      </w:r>
+    </w:p>
+    <w:p>
+      <w:r>
+        <w:t>Evidenzregel. Negative Wirkung darf im Skript nicht als dekorativer Begriff stehen bleiben. Der Abschnitt traegt nur dann, wenn er eine pruefbare Aussage erlaubt: Welche Quelle stuetzt die Annahme, welche Unsicherheit bleibt offen und welche Gegenbeobachtung wuerde die Bewertung veraendern? Fuer Positive, negative und neutrale Wirkung heisst das, dass Wirkungsbewertung Verfahren, Rechte, Transparenz und Korrektur braucht. Die Studierenden sollen nicht lernen, einen Score nachzusprechen. Sie sollen erkennen, wann ein Score klaert, wann er verdeckt und wann eine rote Linie die Durchschnittslogik stoppt.</w:t>
+      </w:r>
+    </w:p>
+    <w:p>
+      <w:r>
+        <w:t>Fallfenster zur Anwendung. Ein Controlling-Team moechte einen Score bilden. Das Skript verlangt, dass Datenqualitaet, Systemgrenzen, Gewichtung, Unsicherheit und Nichtkompensation sichtbar bleiben. Ein Score darf die Diskussion nicht beenden, sondern muss bessere Fragen, Priorisierung und Rueckkopplung ermoeglichen. Bezogen auf Positive, negative und neutrale Wirkung heisst das: Die Analyse muss das konkrete Thema ernst nehmen und zugleich den allgemeinen WÖk-Massstab halten. Es geht nicht darum, Akteure moralisch zu sortieren. Es geht darum, Wirkpfade, Wirkungsempfaenger, Datenqualitaet, Risiken und Rueckkopplung so zu beschreiben, dass bessere Entscheidungen moeglich werden.</w:t>
+      </w:r>
+    </w:p>
+    <w:p>
+      <w:r>
+        <w:t>Transfer in Grundstudium Wirkungsökonomie. Neutrale Wirkung verbindet die inhaltliche Deutung mit der spaeteren Praxis. Eine Organisation kann zu Positive, negative und neutrale Wirkung sehr ueberzeugend kommunizieren und trotzdem an einen plausiblen Gedanken schon fuer Wirkung zu halten, obwohl Empfaenger, Zustand, Zeitbezug und Quelle fehlen scheitern. Darum muss die V1-Fassung immer auch nach Governance fragen: Wer erhebt Daten, wer bewertet sie, wer traegt die Folgen, wer kann widersprechen und wann wird eine Entscheidung korrigiert? Pruefungsfragen verbinden Begriff, Anwendung, Evidenz und rote Linie. So wird aus einem Lehrkapitel eine verantwortbare Arbeitsroutine.</w:t>
       </w:r>
     </w:p>
     <w:p>
       <w:r>
         <w:t>Pruefungsnahe Transferfrage. Formuliere zu V11 eine Wirkungsaussage in drei Saetzen: Erstens den beobachteten oder plausiblen Zustand, zweitens die Daten- oder Quellenlage, drittens die offene Unsicherheit samt Rueckkopplung. Die Antwort muss ohne moralische Personenbewertung auskommen und darf Reichweite nicht mit Wirkung verwechseln.</w:t>
+      </w:r>
+    </w:p>
+    <w:p>
+      <w:r>
+        <w:t>Grenze gegen Scheingenauigkeit. Gerade bei Fast alles wirkt in mehrere Richtungen zugleich ist Praezision wichtiger als grosse Begriffe. Eine Wirkungsaussage bleibt schwach, wenn sie nur Aktivitaet, Reichweite, Absicht oder Image beschreibt. Stark wird sie erst, wenn sie die Zustandsveraenderung und ihre Bedingungen offenlegt. In V11 ist deshalb entscheidend, WÖk-Begriffe im Alltag nur tragen, wenn sie in Routinen uebersetzt werden. Die Fehlerlinie verlaeuft nicht zwischen Optimismus und Pessimismus, sondern zwischen offengelegter Unsicherheit und rhetorischer Sicherheit ohne Pruefpfad.</w:t>
+      </w:r>
+    </w:p>
+    <w:p>
+      <w:r>
+        <w:t>Pruefungsnahe Lesart. Aus Die Netto-Wirkung als Gesamtbild laesst sich eine gute Transferfrage ableiten: Welche Entscheidung waere falsch, wenn dieser Abschnitt missverstanden wird? Fuer Positive, negative und neutrale Wirkung lautet die Antwort meist nicht einfach "mehr Wirkung", sondern genauer: bessere Unterscheidung, sauberere Daten, klarere Schutzlinie und rueckgekoppelte Steuerung. Gute Kommunikation unterscheidet Befund, Annahme und normative Bewertung. Wer das im Fall anwenden kann, hat den Kern der Vorlesung verstanden; wer nur Definitionen wiederholt, bleibt unter dem Anspruch der Akademie.</w:t>
+      </w:r>
+    </w:p>
+    <w:p>
+      <w:r>
+        <w:t>Fallfenster zur Anwendung. Ein Kommunikationsbericht nennt viele Aktivitaeten, Reichweiten und Rueckmeldungen. Die V1-Pruefung fragt, ob daraus eine belastbare Wirkungsaussage folgt. Wenn nur Kontakte, Klicks oder Zustimmung vorliegen, bleibt die Aussage im Bereich Wirkungspotenzial oder Resonanz, nicht im Bereich nachgewiesener Wirkung. Bezogen auf Positive, negative und neutrale Wirkung heisst das: Die Analyse muss das konkrete Thema ernst nehmen und zugleich den allgemeinen WÖk-Massstab halten. Es geht nicht darum, Akteure moralisch zu sortieren. Es geht darum, Wirkpfade, Wirkungsempfaenger, Datenqualitaet, Risiken und Rueckkopplung so zu beschreiben, dass bessere Entscheidungen moeglich werden.</w:t>
+      </w:r>
+    </w:p>
+    <w:p>
+      <w:r>
+        <w:t>Systemgrenze. Der Abschnitt Ein Beispiel: ein neues Medikament ist in V11 kein Zusatzwissen, sondern ein Pruefstein fuer die Grundfrage des Skripts: Was veraendert sich, bei wem, wodurch und mit welcher Rueckkopplung? Fuer Positive, negative und neutrale Wirkung wird daran sichtbar, dass jede Wirkungsaussage eine Grenze zieht und diese Grenze begruenden muss. Die fachliche Grenze liegt dort, wo Lernende nur den bequemen Ausschnitt betrachten. Die saubere Lesart trennt deshalb Beobachtung, Kausalannahme, Bewertung und Steuerungsfolge. In der Anwendung sollte daraus mindestens eine konkrete Begriff, Wirkpfad, Fallbewertung, rote Linie oder Rueckkopplung abgeleitet werden; sonst bleibt das Wissen erklaerend, aber nicht steuerungsfaehig.</w:t>
+      </w:r>
+    </w:p>
+    <w:p>
+      <w:r>
+        <w:t>Anwendung auf Warum man Schaden nicht einfach wegrechnen darf. In einer Fallanalyse beginnt dieser Punkt nicht mit einer Meinung, sondern mit einer belastbaren Beschreibung. Wer V11 pruefungsnah liest, fragt zuerst nach Wirkungsempfaengern, Wirkraum, Zeitraum und Datenquelle. Erst danach folgt die Bewertung im Referenzrahmen Mensch, Planet, Demokratie, SDGs, Agenda 2030 und SDG+. Szenarien pruefen Sofortwirkung, Folgewirkung und Reversibilitaet getrennt. Der typische Kurzschluss waere, Momentnutzen als dauerhafte positive Netto-Wirkung verkaufen. Genau dagegen setzt die WÖk die Pflicht, Wirkungspotenzial, Wirkungsrisiko und positive Netto-Wirkung begrifflich getrennt zu halten.</w:t>
+      </w:r>
+    </w:p>
+    <w:p>
+      <w:r>
+        <w:t>Evidenzregel. Wirkung neutral, Ziel klar darf im Skript nicht als dekorativer Begriff stehen bleiben. Der Abschnitt traegt nur dann, wenn er eine pruefbare Aussage erlaubt: Welche Quelle stuetzt die Annahme, welche Unsicherheit bleibt offen und welche Gegenbeobachtung wuerde die Bewertung veraendern? Fuer Positive, negative und neutrale Wirkung heisst das, dass Wirkung nicht am Sender, sondern an veraenderten Zustanden der Empfaenger geprueft wird. Die Studierenden sollen nicht lernen, einen Score nachzusprechen. Sie sollen erkennen, wann ein Score klaert, wann er verdeckt und wann eine rote Linie die Durchschnittslogik stoppt.</w:t>
+      </w:r>
+    </w:p>
+    <w:p>
+      <w:r>
+        <w:t>Fallfenster zur Anwendung. Eine Organisation plant eine Massnahme und formuliert dazu eine positive Absicht. In der WÖk reicht das nicht. Fuer diese Vorlesung muss sichtbar werden, welche Zustandsveraenderung erwartet wird, welche Empfaenger direkt oder indirekt betroffen sind, welche Nebenwirkungen entstehen koennen und welche Entscheidung spaeter korrigiert wird. Bezogen auf Positive, negative und neutrale Wirkung heisst das: Die Analyse muss das konkrete Thema ernst nehmen und zugleich den allgemeinen WÖk-Massstab halten. Es geht nicht darum, Akteure moralisch zu sortieren. Es geht darum, Wirkpfade, Wirkungsempfaenger, Datenqualitaet, Risiken und Rueckkopplung so zu beschreiben, dass bessere Entscheidungen moeglich werden.</w:t>
+      </w:r>
+    </w:p>
+    <w:p>
+      <w:r>
+        <w:t>Pruefungsnahe Transferfrage. Formuliere zu V11 eine Wirkungsaussage in drei Saetzen: Erstens den beobachteten oder plausiblen Zustand, zweitens die Daten- oder Quellenlage, drittens die offene Unsicherheit samt Rueckkopplung. Die Antwort muss ohne moralische Personenbewertung auskommen und darf Reichweite nicht mit Wirkung verwechseln.</w:t>
+      </w:r>
+    </w:p>
+    <w:p>
+      <w:r>
+        <w:t>Transfer in Grundstudium Wirkungsökonomie. Was du aus dieser Vorlesung mitnimmst verbindet die inhaltliche Deutung mit der spaeteren Praxis. Eine Organisation kann zu Positive, negative und neutrale Wirkung sehr ueberzeugend kommunizieren und trotzdem an einen plausiblen Gedanken schon fuer Wirkung zu halten, obwohl Empfaenger, Zustand, Zeitbezug und Quelle fehlen scheitern. Darum muss die V1-Fassung immer auch nach Governance fragen: Wer erhebt Daten, wer bewertet sie, wer traegt die Folgen, wer kann widersprechen und wann wird eine Entscheidung korrigiert? Jede Schlussfolgerung endet mit Entscheidung, Verantwortlichkeit und Termin fuer Rueckpruefung. So wird aus einem Lehrkapitel eine verantwortbare Arbeitsroutine.</w:t>
+      </w:r>
+    </w:p>
+    <w:p>
+      <w:r>
+        <w:t>Grenze gegen Scheingenauigkeit. Gerade bei Wirkungsökonomische Vertiefung ist Praezision wichtiger als grosse Begriffe. Eine Wirkungsaussage bleibt schwach, wenn sie nur Aktivitaet, Reichweite, Absicht oder Image beschreibt. Stark wird sie erst, wenn sie die Zustandsveraenderung und ihre Bedingungen offenlegt. In V11 ist deshalb entscheidend, WÖk-Aussagen mit bestehenden Begriffen, Studien, Standards und Rechtsrahmen in Beziehung stehen muessen. Die Fehlerlinie verlaeuft nicht zwischen Optimismus und Pessimismus, sondern zwischen offengelegter Unsicherheit und rhetorischer Sicherheit ohne Pruefpfad.</w:t>
+      </w:r>
+    </w:p>
+    <w:p>
+      <w:r>
+        <w:t>Pruefungsnahe Lesart. Aus Prüfungsrelevanz laesst sich eine gute Transferfrage ableiten: Welche Entscheidung waere falsch, wenn dieser Abschnitt missverstanden wird? Fuer Positive, negative und neutrale Wirkung lautet die Antwort meist nicht einfach "mehr Wirkung", sondern genauer: bessere Unterscheidung, sauberere Daten, klarere Schutzlinie und rueckgekoppelte Steuerung. Die Analyse markiert Stoppsignale vor jeder Portfolio- oder Score-Debatte. Wer das im Fall anwenden kann, hat den Kern der Vorlesung verstanden; wer nur Definitionen wiederholt, bleibt unter dem Anspruch der Akademie.</w:t>
+      </w:r>
+    </w:p>
+    <w:p>
+      <w:r>
+        <w:t>Fallfenster zur Anwendung. Eine Fuehrungsentscheidung erzeugt zugleich Nutzen und Risiken. Die WÖk behandelt Ambivalenz nicht als Stoerung, sondern als Kern der Analyse. Positive Netto-Wirkung darf erst behauptet werden, wenn zentrale negative Wirkungen getrennt geprueft und rote Linien gewahrt sind. Bezogen auf Positive, negative und neutrale Wirkung heisst das: Die Analyse muss das konkrete Thema ernst nehmen und zugleich den allgemeinen WÖk-Massstab halten. Es geht nicht darum, Akteure moralisch zu sortieren. Es geht darum, Wirkpfade, Wirkungsempfaenger, Datenqualitaet, Risiken und Rueckkopplung so zu beschreiben, dass bessere Entscheidungen moeglich werden.</w:t>
       </w:r>
     </w:p>
     <w:p>
@@ -2964,42 +3208,22 @@
         <w:pStyle w:val="Heading3"/>
       </w:pPr>
       <w:r>
-        <w:t>Vertiefungsrunde 4: Lesen, pruefen, rueckkoppeln</w:t>
-      </w:r>
-    </w:p>
-    <w:p>
-      <w:r>
-        <w:t>Die folgende Runde verdichtet V11 nicht durch neue Schlagworte, sondern durch wiederholte Anwendung auf unterschiedliche Entscheidungsebenen. Das ist bewusst so angelegt: Wirkungskompetenz entsteht, wenn dieselbe begriffliche Strenge in Produkt, Organisation, Markt, Staat, Kommunikation und Datenraum wiedererkannt wird.</w:t>
-      </w:r>
-    </w:p>
-    <w:p>
-      <w:r>
-        <w:t>Begriffliche Schaerfung. Fuer Positive, negative und neutrale Wirkung bedeutet praezise Sprache die erste Sicherung gegen Impact-Washing ist, dass die Analyse nicht bei einer Aktivitaet, einem guten Willen oder einer Kennzahl stehen bleiben darf. Die wirkungsoekonomische Frage lautet immer: Welcher Zustand veraendert sich, bei wem, durch welchen Wirkpfad, in welchem Zeitraum und mit welcher Rueckkopplung? Gerade in Grundstudium Wirkungsökonomie ist diese Unterscheidung entscheidend, weil Lernende spaeter nicht nur Begriffe wiedergeben, sondern Entscheidungssituationen pruefen muessen. Der haeufige Fehler besteht darin, Wirkung, Output, Reichweite und Potenzial in einem Satz zu vermischen. Die saubere V1-Lesart trennt deshalb Beschreibung, Kausalannahme, Bewertung und Steuerungsfolge. In der Praxis sollte jede Wirkungsaussage als kurze Viererprobe formuliert werden: Zustand, Betroffene, Quelle, offene Unsicherheit. So wird aus dem Thema kein isoliertes Kapitel, sondern ein pruefbarer Baustein der WÖk-Architektur.</w:t>
-      </w:r>
-    </w:p>
-    <w:p>
-      <w:r>
-        <w:t>Wirkpfad-Logik. Fuer Positive, negative und neutrale Wirkung bedeutet ein Thema erst dann steuerbar wird, wenn der Mechanismus zwischen Ausloeser und Zustandsveraenderung beschrieben ist, dass die Analyse nicht bei einer Aktivitaet, einem guten Willen oder einer Kennzahl stehen bleiben darf. Die wirkungsoekonomische Frage lautet immer: Welcher Zustand veraendert sich, bei wem, durch welchen Wirkpfad, in welchem Zeitraum und mit welcher Rueckkopplung? Gerade in Grundstudium Wirkungsökonomie ist diese Unterscheidung entscheidend, weil Lernende spaeter nicht nur Begriffe wiedergeben, sondern Entscheidungssituationen pruefen muessen. Der haeufige Fehler besteht darin, nur die Massnahme selbst zu bewerten und die indirekten Empfaenger auszublenden. Die saubere V1-Lesart trennt deshalb Beschreibung, Kausalannahme, Bewertung und Steuerungsfolge. Eine gute Fallanalyse zeichnet mindestens einen direkten und einen indirekten Wirkpfad nach. So wird aus dem Thema kein isoliertes Kapitel, sondern ein pruefbarer Baustein der WÖk-Architektur.</w:t>
-      </w:r>
-    </w:p>
-    <w:p>
-      <w:r>
-        <w:t>Daten- und Quellenklarheit. Fuer Positive, negative und neutrale Wirkung bedeutet jede Bewertung nur so belastbar ist wie Datenlage, Quellenstatus und Aktualitaet, dass die Analyse nicht bei einer Aktivitaet, einem guten Willen oder einer Kennzahl stehen bleiben darf. Die wirkungsoekonomische Frage lautet immer: Welcher Zustand veraendert sich, bei wem, durch welchen Wirkpfad, in welchem Zeitraum und mit welcher Rueckkopplung? Gerade in Grundstudium Wirkungsökonomie ist diese Unterscheidung entscheidend, weil Lernende spaeter nicht nur Begriffe wiedergeben, sondern Entscheidungssituationen pruefen muessen. Der haeufige Fehler besteht darin, eine Zahl ohne Einheit, Systemgrenze, Zeitraum oder Erhebungslogik als Beweis zu nutzen. Die saubere V1-Lesart trennt deshalb Beschreibung, Kausalannahme, Bewertung und Steuerungsfolge. Die Lernenden sollen Daten nicht dekorativ zitieren, sondern ihre Aussagekraft, Luecken und Grenzen offenlegen. So wird aus dem Thema kein isoliertes Kapitel, sondern ein pruefbarer Baustein der WÖk-Architektur.</w:t>
-      </w:r>
-    </w:p>
-    <w:p>
-      <w:r>
-        <w:t>Fallfenster zur Anwendung. Eine Organisation plant eine Massnahme und formuliert dazu eine positive Absicht. In der WÖk reicht das nicht. Fuer diese Vorlesung muss sichtbar werden, welche Zustandsveraenderung erwartet wird, welche Empfaenger direkt oder indirekt betroffen sind, welche Nebenwirkungen entstehen koennen und welche Entscheidung spaeter korrigiert wird. Bezogen auf Positive, negative und neutrale Wirkung heisst das: Die Analyse muss das konkrete Thema ernst nehmen und zugleich den allgemeinen WÖk-Massstab halten. Es geht nicht darum, die Welt in gute und schlechte Akteure einzuteilen. Es geht darum, Wirkpfade, Wirkungsempfaenger, Datenqualitaet, Risiken und Rueckkopplung so zu beschreiben, dass bessere Entscheidungen moeglich werden.</w:t>
-      </w:r>
-    </w:p>
-    <w:p>
-      <w:r>
-        <w:t>Ambivalenz. Fuer Positive, negative und neutrale Wirkung bedeutet positive und negative Zustandsveraenderungen gleichzeitig auftreten koennen, dass die Analyse nicht bei einer Aktivitaet, einem guten Willen oder einer Kennzahl stehen bleiben darf. Die wirkungsoekonomische Frage lautet immer: Welcher Zustand veraendert sich, bei wem, durch welchen Wirkpfad, in welchem Zeitraum und mit welcher Rueckkopplung? Gerade in Grundstudium Wirkungsökonomie ist diese Unterscheidung entscheidend, weil Lernende spaeter nicht nur Begriffe wiedergeben, sondern Entscheidungssituationen pruefen muessen. Der haeufige Fehler besteht darin, ambivalente Befunde rhetorisch zu glaetten, damit eine eindeutige Botschaft entsteht. Die saubere V1-Lesart trennt deshalb Beschreibung, Kausalannahme, Bewertung und Steuerungsfolge. Ein gutes Skript fuehrt deshalb Profile, Zielkonflikte und offene Punkte nebeneinander. So wird aus dem Thema kein isoliertes Kapitel, sondern ein pruefbarer Baustein der WÖk-Architektur.</w:t>
-      </w:r>
-    </w:p>
-    <w:p>
-      <w:r>
-        <w:t>Nichtkompensation. Fuer Positive, negative und neutrale Wirkung bedeutet schwere zentrale Schaeden nicht durch beliebige positive Einzelwerte neutralisiert werden duerfen, dass die Analyse nicht bei einer Aktivitaet, einem guten Willen oder einer Kennzahl stehen bleiben darf. Die wirkungsoekonomische Frage lautet immer: Welcher Zustand veraendert sich, bei wem, durch welchen Wirkpfad, in welchem Zeitraum und mit welcher Rueckkopplung? Gerade in Grundstudium Wirkungsökonomie ist diese Unterscheidung entscheidend, weil Lernende spaeter nicht nur Begriffe wiedergeben, sondern Entscheidungssituationen pruefen muessen. Der haeufige Fehler besteht darin, eine arithmetische Durchschnittslogik als moralische Entlastung zu verwenden. Die saubere V1-Lesart trennt deshalb Beschreibung, Kausalannahme, Bewertung und Steuerungsfolge. Reverse Merit Order und rote Linien sind Schutzregeln gegen Schoenrechnung. So wird aus dem Thema kein isoliertes Kapitel, sondern ein pruefbarer Baustein der WÖk-Architektur.</w:t>
+        <w:t>Abschlusskommentar 4: Lesen, pruefen, rueckkoppeln</w:t>
+      </w:r>
+    </w:p>
+    <w:p>
+      <w:r>
+        <w:t>Die folgende Verdichtung fuehrt die vorhandenen Kapitel nicht als Wiederholung, sondern als Anwendung zusammen. Wirkungskompetenz entsteht, wenn dieselbe begriffliche Strenge in Fallanalyse, Datenarbeit, Kommunikation, Governance und Entscheidungspraxis wiedererkannt wird.</w:t>
+      </w:r>
+    </w:p>
+    <w:p>
+      <w:r>
+        <w:t>Begriffliche Schaerfung. Der Abschnitt Lernziele ist in V11 kein Zusatzwissen, sondern ein Pruefstein fuer die Grundfrage des Skripts: Was veraendert sich, bei wem, wodurch und mit welcher Rueckkopplung? Fuer Positive, negative und neutrale Wirkung wird daran sichtbar, dass praezise Sprache die erste Sicherung gegen Impact-Washing bildet. Die fachliche Grenze liegt dort, wo Lernende Output, Reichweite, Absicht und Wirkung in einem Satz vermischen. Die saubere Lesart trennt deshalb Beobachtung, Kausalannahme, Bewertung und Steuerungsfolge. In der Anwendung sollte daraus mindestens eine konkrete Begriff, Wirkpfad, Fallbewertung, rote Linie oder Rueckkopplung abgeleitet werden; sonst bleibt das Wissen erklaerend, aber nicht steuerungsfaehig.</w:t>
+      </w:r>
+    </w:p>
+    <w:p>
+      <w:r>
+        <w:t>Anwendung auf Einleitung / Wirkungsfrage. In einer Fallanalyse beginnt dieser Punkt nicht mit einer Meinung, sondern mit einer belastbaren Beschreibung. Wer V11 pruefungsnah liest, fragt zuerst nach Wirkungsempfaengern, Wirkraum, Zeitraum und Datenquelle. Erst danach folgt die Bewertung im Referenzrahmen Mensch, Planet, Demokratie, SDGs, Agenda 2030 und SDG+. Mindestens ein direkter und ein indirekter Wirkpfad muessen nachvollziehbar sein. Der typische Kurzschluss waere, nur die Massnahme selbst bewerten und indirekte Empfaenger ausblenden. Genau dagegen setzt die WÖk die Pflicht, Wirkungspotenzial, Wirkungsrisiko und positive Netto-Wirkung begrifflich getrennt zu halten.</w:t>
       </w:r>
     </w:p>
     <w:p>
@@ -3009,42 +3233,22 @@
     </w:p>
     <w:p>
       <w:r>
-        <w:t>Rueckkopplung. Fuer Positive, negative und neutrale Wirkung bedeutet Wirkungswissen erst dann wertvoll wird, wenn es Entscheidungen veraendert, dass die Analyse nicht bei einer Aktivitaet, einem guten Willen oder einer Kennzahl stehen bleiben darf. Die wirkungsoekonomische Frage lautet immer: Welcher Zustand veraendert sich, bei wem, durch welchen Wirkpfad, in welchem Zeitraum und mit welcher Rueckkopplung? Gerade in Grundstudium Wirkungsökonomie ist diese Unterscheidung entscheidend, weil Lernende spaeter nicht nur Begriffe wiedergeben, sondern Entscheidungssituationen pruefen muessen. Der haeufige Fehler besteht darin, einen Bericht als Endpunkt zu betrachten. Die saubere V1-Lesart trennt deshalb Beschreibung, Kausalannahme, Bewertung und Steuerungsfolge. Jeder Analyseblock sollte fragen, welche Routine, welcher Prozess oder welche Ressource nach der Bewertung angepasst wird. So wird aus dem Thema kein isoliertes Kapitel, sondern ein pruefbarer Baustein der WÖk-Architektur.</w:t>
-      </w:r>
-    </w:p>
-    <w:p>
-      <w:r>
-        <w:t>Fallfenster zur Anwendung. Eine Fuehrungsentscheidung erzeugt zugleich Nutzen und Risiken. Die WÖk behandelt Ambivalenz nicht als Stoerung, sondern als Kern der Analyse. Positive Netto-Wirkung darf erst behauptet werden, wenn zentrale negative Wirkungen getrennt geprueft und rote Linien gewahrt sind. Bezogen auf Positive, negative und neutrale Wirkung heisst das: Die Analyse muss das konkrete Thema ernst nehmen und zugleich den allgemeinen WÖk-Massstab halten. Es geht nicht darum, die Welt in gute und schlechte Akteure einzuteilen. Es geht darum, Wirkpfade, Wirkungsempfaenger, Datenqualitaet, Risiken und Rueckkopplung so zu beschreiben, dass bessere Entscheidungen moeglich werden.</w:t>
-      </w:r>
-    </w:p>
-    <w:p>
-      <w:r>
-        <w:t>Governance. Fuer Positive, negative und neutrale Wirkung bedeutet Wirkungsbewertung Verfahren, Rechte, Transparenz und Korrektur braucht, dass die Analyse nicht bei einer Aktivitaet, einem guten Willen oder einer Kennzahl stehen bleiben darf. Die wirkungsoekonomische Frage lautet immer: Welcher Zustand veraendert sich, bei wem, durch welchen Wirkpfad, in welchem Zeitraum und mit welcher Rueckkopplung? Gerade in Grundstudium Wirkungsökonomie ist diese Unterscheidung entscheidend, weil Lernende spaeter nicht nur Begriffe wiedergeben, sondern Entscheidungssituationen pruefen muessen. Der haeufige Fehler besteht darin, Bewertung als technokratische Top-down-Setzung zu verstehen. Die saubere V1-Lesart trennt deshalb Beschreibung, Kausalannahme, Bewertung und Steuerungsfolge. Betroffene, Datenhalter, Entscheider und Kontrollinstanzen muessen unterscheidbare Rollen behalten. So wird aus dem Thema kein isoliertes Kapitel, sondern ein pruefbarer Baustein der WÖk-Architektur.</w:t>
-      </w:r>
-    </w:p>
-    <w:p>
-      <w:r>
-        <w:t>Didaktische Pruefbarkeit. Fuer Positive, negative und neutrale Wirkung bedeutet das Thema in der Akademie nicht nur erklaert, sondern in Falllogik ueberfuehrt werden muss, dass die Analyse nicht bei einer Aktivitaet, einem guten Willen oder einer Kennzahl stehen bleiben darf. Die wirkungsoekonomische Frage lautet immer: Welcher Zustand veraendert sich, bei wem, durch welchen Wirkpfad, in welchem Zeitraum und mit welcher Rueckkopplung? Gerade in Grundstudium Wirkungsökonomie ist diese Unterscheidung entscheidend, weil Lernende spaeter nicht nur Begriffe wiedergeben, sondern Entscheidungssituationen pruefen muessen. Der haeufige Fehler besteht darin, reines Auswendiglernen als Kompetenznachweis zu behandeln. Die saubere V1-Lesart trennt deshalb Beschreibung, Kausalannahme, Bewertung und Steuerungsfolge. Pruefungsfragen sollen Begriffe, Anwendung und rote Linien verbinden. So wird aus dem Thema kein isoliertes Kapitel, sondern ein pruefbarer Baustein der WÖk-Architektur.</w:t>
-      </w:r>
-    </w:p>
-    <w:p>
-      <w:r>
-        <w:t>Transfer in Organisationen. Fuer Positive, negative und neutrale Wirkung bedeutet WÖk-Begriffe im Alltag nur tragen, wenn sie in Routinen uebersetzt werden, dass die Analyse nicht bei einer Aktivitaet, einem guten Willen oder einer Kennzahl stehen bleiben darf. Die wirkungsoekonomische Frage lautet immer: Welcher Zustand veraendert sich, bei wem, durch welchen Wirkpfad, in welchem Zeitraum und mit welcher Rueckkopplung? Gerade in Grundstudium Wirkungsökonomie ist diese Unterscheidung entscheidend, weil Lernende spaeter nicht nur Begriffe wiedergeben, sondern Entscheidungssituationen pruefen muessen. Der haeufige Fehler besteht darin, die Verantwortung an eine Nachhaltigkeitsabteilung auszulagern. Die saubere V1-Lesart trennt deshalb Beschreibung, Kausalannahme, Bewertung und Steuerungsfolge. Strategie, Einkauf, Kommunikation, Controlling und Fuehrung muessen denselben Wirkungsbegriff verwenden. So wird aus dem Thema kein isoliertes Kapitel, sondern ein pruefbarer Baustein der WÖk-Architektur.</w:t>
-      </w:r>
-    </w:p>
-    <w:p>
-      <w:r>
-        <w:t>Fallfenster zur Anwendung. Ein Controlling-Team moechte einen Score bilden. Das Skript verlangt, dass Datenqualitaet, Systemgrenzen, Gewichtung, Unsicherheit und Nichtkompensation sichtbar bleiben. Ein Score darf die Diskussion nicht beenden, sondern muss bessere Fragen, Priorisierung und Rueckkopplung ermoeglichen. Bezogen auf Positive, negative und neutrale Wirkung heisst das: Die Analyse muss das konkrete Thema ernst nehmen und zugleich den allgemeinen WÖk-Massstab halten. Es geht nicht darum, die Welt in gute und schlechte Akteure einzuteilen. Es geht darum, Wirkpfade, Wirkungsempfaenger, Datenqualitaet, Risiken und Rueckkopplung so zu beschreiben, dass bessere Entscheidungen moeglich werden.</w:t>
-      </w:r>
-    </w:p>
-    <w:p>
-      <w:r>
-        <w:t>Rueckfluss in den Korpus. Fuer Positive, negative und neutrale Wirkung bedeutet jedes Studienskript den Gesamtbestand schaerfen kann, dass die Analyse nicht bei einer Aktivitaet, einem guten Willen oder einer Kennzahl stehen bleiben darf. Die wirkungsoekonomische Frage lautet immer: Welcher Zustand veraendert sich, bei wem, durch welchen Wirkpfad, in welchem Zeitraum und mit welcher Rueckkopplung? Gerade in Grundstudium Wirkungsökonomie ist diese Unterscheidung entscheidend, weil Lernende spaeter nicht nur Begriffe wiedergeben, sondern Entscheidungssituationen pruefen muessen. Der haeufige Fehler besteht darin, neue Einsichten nur lokal im Skript zu belassen. Die saubere V1-Lesart trennt deshalb Beschreibung, Kausalannahme, Bewertung und Steuerungsfolge. Glossar, Website, Journal, Dossiers und Visuals sollen aus der Skriptarbeit lernen. So wird aus dem Thema kein isoliertes Kapitel, sondern ein pruefbarer Baustein der WÖk-Architektur.</w:t>
-      </w:r>
-    </w:p>
-    <w:p>
-      <w:r>
-        <w:t>Pruefungsnahe Transferfrage. Formuliere zu V11 eine Wirkungsaussage in drei Saetzen: Erstens den beobachteten oder plausiblen Zustand, zweitens die Daten- oder Quellenlage, drittens die offene Unsicherheit samt Rueckkopplung. Die Antwort muss ohne moralische Personenbewertung auskommen und darf Reichweite nicht mit Wirkung verwechseln.</w:t>
+        <w:t>Evidenzregel. Kernaussage darf im Skript nicht als dekorativer Begriff stehen bleiben. Der Abschnitt traegt nur dann, wenn er eine pruefbare Aussage erlaubt: Welche Quelle stuetzt die Annahme, welche Unsicherheit bleibt offen und welche Gegenbeobachtung wuerde die Bewertung veraendern? Fuer Positive, negative und neutrale Wirkung heisst das, dass jede Bewertung nur so belastbar ist wie Datenlage, Quellenstatus, Aktualitaet und Systemgrenze. Die Studierenden sollen nicht lernen, einen Score nachzusprechen. Sie sollen erkennen, wann ein Score klaert, wann er verdeckt und wann eine rote Linie die Durchschnittslogik stoppt.</w:t>
+      </w:r>
+    </w:p>
+    <w:p>
+      <w:r>
+        <w:t>Fallfenster zur Anwendung. Ein Controlling-Team moechte einen Score bilden. Das Skript verlangt, dass Datenqualitaet, Systemgrenzen, Gewichtung, Unsicherheit und Nichtkompensation sichtbar bleiben. Ein Score darf die Diskussion nicht beenden, sondern muss bessere Fragen, Priorisierung und Rueckkopplung ermoeglichen. Bezogen auf Positive, negative und neutrale Wirkung heisst das: Die Analyse muss das konkrete Thema ernst nehmen und zugleich den allgemeinen WÖk-Massstab halten. Es geht nicht darum, Akteure moralisch zu sortieren. Es geht darum, Wirkpfade, Wirkungsempfaenger, Datenqualitaet, Risiken und Rueckkopplung so zu beschreiben, dass bessere Entscheidungen moeglich werden.</w:t>
+      </w:r>
+    </w:p>
+    <w:p>
+      <w:r>
+        <w:t>Transfer in Grundstudium Wirkungsökonomie. Quelltext und fachliche Grundlegung verbindet die inhaltliche Deutung mit der spaeteren Praxis. Eine Organisation kann zu Positive, negative und neutrale Wirkung sehr ueberzeugend kommunizieren und trotzdem an einen plausiblen Gedanken schon fuer Wirkung zu halten, obwohl Empfaenger, Zustand, Zeitbezug und Quelle fehlen scheitern. Darum muss die V1-Fassung immer auch nach Governance fragen: Wer erhebt Daten, wer bewertet sie, wer traegt die Folgen, wer kann widersprechen und wann wird eine Entscheidung korrigiert? Profile, Zielkonflikte und offene Punkte werden nebeneinander gefuehrt. So wird aus einem Lehrkapitel eine verantwortbare Arbeitsroutine.</w:t>
+      </w:r>
+    </w:p>
+    <w:p>
+      <w:r>
+        <w:t>Grenze gegen Scheingenauigkeit. Gerade bei Wirkung ist zunächst wertfrei ist Praezision wichtiger als grosse Begriffe. Eine Wirkungsaussage bleibt schwach, wenn sie nur Aktivitaet, Reichweite, Absicht oder Image beschreibt. Stark wird sie erst, wenn sie die Zustandsveraenderung und ihre Bedingungen offenlegt. In V11 ist deshalb entscheidend, schwere zentrale Schaeden nicht durch beliebige positive Einzelwerte neutralisiert werden duerfen. Die Fehlerlinie verlaeuft nicht zwischen Optimismus und Pessimismus, sondern zwischen offengelegter Unsicherheit und rhetorischer Sicherheit ohne Pruefpfad.</w:t>
       </w:r>
     </w:p>
     <w:p>
@@ -3052,134 +3256,12 @@
         <w:pStyle w:val="Heading3"/>
       </w:pPr>
       <w:r>
-        <w:t>Vertiefungsrunde 5: Lesen, pruefen, rueckkoppeln</w:t>
-      </w:r>
-    </w:p>
-    <w:p>
-      <w:r>
-        <w:t>Die folgende Runde verdichtet V11 nicht durch neue Schlagworte, sondern durch wiederholte Anwendung auf unterschiedliche Entscheidungsebenen. Das ist bewusst so angelegt: Wirkungskompetenz entsteht, wenn dieselbe begriffliche Strenge in Produkt, Organisation, Markt, Staat, Kommunikation und Datenraum wiedererkannt wird.</w:t>
-      </w:r>
-    </w:p>
-    <w:p>
-      <w:r>
-        <w:t>Begriffliche Schaerfung. Fuer Positive, negative und neutrale Wirkung bedeutet praezise Sprache die erste Sicherung gegen Impact-Washing ist, dass die Analyse nicht bei einer Aktivitaet, einem guten Willen oder einer Kennzahl stehen bleiben darf. Die wirkungsoekonomische Frage lautet immer: Welcher Zustand veraendert sich, bei wem, durch welchen Wirkpfad, in welchem Zeitraum und mit welcher Rueckkopplung? Gerade in Grundstudium Wirkungsökonomie ist diese Unterscheidung entscheidend, weil Lernende spaeter nicht nur Begriffe wiedergeben, sondern Entscheidungssituationen pruefen muessen. Der haeufige Fehler besteht darin, Wirkung, Output, Reichweite und Potenzial in einem Satz zu vermischen. Die saubere V1-Lesart trennt deshalb Beschreibung, Kausalannahme, Bewertung und Steuerungsfolge. In der Praxis sollte jede Wirkungsaussage als kurze Viererprobe formuliert werden: Zustand, Betroffene, Quelle, offene Unsicherheit. So wird aus dem Thema kein isoliertes Kapitel, sondern ein pruefbarer Baustein der WÖk-Architektur.</w:t>
-      </w:r>
-    </w:p>
-    <w:p>
-      <w:pPr>
-        <w:pStyle w:val="Heading3"/>
-      </w:pPr>
-      <w:r>
         <w:t>V1-Abschlussnotiz</w:t>
       </w:r>
     </w:p>
     <w:p>
       <w:r>
         <w:t>Diese Finalisierung schliesst die Codex-Inhaltsproduktion fuer V11. Offen bleibt nicht der fachliche Kern des Skripts, sondern der naechste Produktionsschritt: Claude setzt daraus die CI/CD-konforme Reader- und PDF-Fassung, prueft Satz, Umbrueche, Medienintegration und Lektorat und markiert erst danach die veroeffentlichte Fassung als freigegeben.</w:t>
-      </w:r>
-    </w:p>
-    <w:p>
-      <w:pPr>
-        <w:pStyle w:val="Heading2"/>
-      </w:pPr>
-      <w:r>
-        <w:t>9. Quellen</w:t>
-      </w:r>
-    </w:p>
-    <w:p>
-      <w:pPr>
-        <w:pStyle w:val="Heading3"/>
-      </w:pPr>
-      <w:r>
-        <w:t>WÖk-Quellen</w:t>
-      </w:r>
-    </w:p>
-    <w:p>
-      <w:pPr>
-        <w:pStyle w:val="ListBullet"/>
-      </w:pPr>
-      <w:r>
-        <w:t>Die neue Ordnung des Wohlstands (https://wirkungsoekonomie.de/buch.html) — aktuelles Grundlagenwerk der Wirkungsökonomie.</w:t>
-      </w:r>
-    </w:p>
-    <w:p>
-      <w:pPr>
-        <w:pStyle w:val="ListBullet"/>
-      </w:pPr>
-      <w:r>
-        <w:t>WÖk-Referenz (https://wirkungsoekonomie.de/referenz/) — öffentliche Kapitel- und Volltextreferenz.</w:t>
-      </w:r>
-    </w:p>
-    <w:p>
-      <w:pPr>
-        <w:pStyle w:val="ListBullet"/>
-      </w:pPr>
-      <w:r>
-        <w:t>Glossar der Wirkungsökonomie (https://wirkungsoekonomie.de/glossar.html) — öffentliche Begriffsdefinitionen und Abgrenzungen.</w:t>
-      </w:r>
-    </w:p>
-    <w:p>
-      <w:pPr>
-        <w:pStyle w:val="ListBullet"/>
-      </w:pPr>
-      <w:r>
-        <w:t>WÖk-Werkzeuge (https://wirkungsoekonomie.de/werkzeuge/) — öffentliche Methoden-, Scorecard- und Controlling-Werkzeuge.</w:t>
-      </w:r>
-    </w:p>
-    <w:p>
-      <w:pPr>
-        <w:pStyle w:val="ListBullet"/>
-      </w:pPr>
-      <w:r>
-        <w:t>WÖk-Journal (https://wirkungsoekonomie.de/blog.html) — Dossiers und Fallanalysen.</w:t>
-      </w:r>
-    </w:p>
-    <w:p>
-      <w:pPr>
-        <w:pStyle w:val="Heading3"/>
-      </w:pPr>
-      <w:r>
-        <w:t>Externe Quellen fuer die V1-Fassung</w:t>
-      </w:r>
-    </w:p>
-    <w:p>
-      <w:pPr>
-        <w:pStyle w:val="ListBullet"/>
-      </w:pPr>
-      <w:r>
-        <w:t>United Nations (2015): Transforming our world: the 2030 Agenda for Sustainable Development (https://sdgs.un.org/2030agenda).</w:t>
-      </w:r>
-    </w:p>
-    <w:p>
-      <w:pPr>
-        <w:pStyle w:val="ListBullet"/>
-      </w:pPr>
-      <w:r>
-        <w:t>European Commission: Corporate sustainability reporting (https://finance.ec.europa.eu/financial-markets/company-reporting-and-auditing/company-reporting/corporate-sustainability-reporting_en), EU taxonomy for sustainable activities (https://finance.ec.europa.eu/sustainable-finance/tools-and-standards/eu-taxonomy-sustainable-activities_en) und Digital Product Passport (https://single-market-economy.ec.europa.eu/news/commission-launches-consultation-digital-product-passport-2025-04-09_en), soweit fuer das Thema einschlaegig.</w:t>
-      </w:r>
-    </w:p>
-    <w:p>
-      <w:pPr>
-        <w:pStyle w:val="ListBullet"/>
-      </w:pPr>
-      <w:r>
-        <w:t>EFRAG: Sustainability reporting und ESRS (https://www.efrag.org/en/sustainability-reporting), soweit fuer das Thema einschlaegig.</w:t>
-      </w:r>
-    </w:p>
-    <w:p>
-      <w:pPr>
-        <w:pStyle w:val="ListBullet"/>
-      </w:pPr>
-      <w:r>
-        <w:t>Global Reporting Initiative: GRI Standards (https://www.globalreporting.org/standards/), soweit fuer Berichts- und Indikatorenfragen einschlaegig.</w:t>
-      </w:r>
-    </w:p>
-    <w:p>
-      <w:pPr>
-        <w:pStyle w:val="ListBullet"/>
-      </w:pPr>
-      <w:r>
-        <w:t>Fachliteratur zu Wirkungslogik, Evaluation, Systemtheorie, Resilienz, Governance, Diffusion, Vertrauen oder Controlling je nach Thema.</w:t>
       </w:r>
     </w:p>
     <w:sectPr>

--- a/docs/studienskripte/word-rohfassungen/woek-g-v11.docx
+++ b/docs/studienskripte/word-rohfassungen/woek-g-v11.docx
@@ -2550,12 +2550,12 @@
     </w:p>
     <w:p>
       <w:r>
-        <w:t>Dieses Skript zu V11 Positive, negative und neutrale Wirkung ist als Langformtext angelegt: Es soll nicht nur die Vorlesung begleiten, sondern als eigenstaendiges Studienmaterial funktionieren. Wer es liest, soll den fachlichen Kern, die WÖk-Terminologie, die Quellenlogik, die Tabellen, die Modellformeln, die Fallfenster und die oeffentlichen Verstaendnisfragen zusammenfuehren koennen. Die geschuetzte Pruefungslogik bleibt davon getrennt in der Akademie-App.</w:t>
-      </w:r>
-    </w:p>
-    <w:p>
-      <w:r>
-        <w:t>Fuer den Abschluss ist entscheidend, dass Positive, negative und neutrale Wirkung im Feld Grundstudium Wirkungsökonomie nicht als Einzelthema stehen bleibt. Die Vorlesung traegt zur gemeinsamen Architektur bei: begriffliche Grundlegung, Bewertungsrahmen und gesellschaftliche Einordnung. Daraus folgt eine Lesehaltung, die streng und praktisch zugleich ist. Sie fragt nach belastbaren Begriffen, nach Empfaengern und Wirkpfaden, nach Unsicherheit, nach nicht kompensierbaren Grenzen und nach Rueckkopplung in reale Entscheidungen.</w:t>
+        <w:t>Dieses Skript zu V11 Positive, negative und neutrale Wirkung ist als Langformtext angelegt. Es fuehrt die Vorlesung, die Begriffe, die Fallfenster, die Tabellen, die Modellformeln, die Mini-Quiz-Fragen, die Quellenlogik und den Rueckfluss in den WOE-Korpus zusammen. Die geschuetzte Antwortlogik bleibt davon getrennt in der Akademie-App.</w:t>
+      </w:r>
+    </w:p>
+    <w:p>
+      <w:r>
+        <w:t>Der Abschluss liest Positive, negative und neutrale Wirkung im Feld Grundstudium Wirkungsoekonomie. Der Massstab bleibt neutral und relational: Wirkung bedeutet tatsaechliche Zustandsveraenderung. Wirkungspotenzial beschreibt plausible Moeglichkeit. Wirkungsrisiko beschreibt moegliche negative Veraenderung. Wenn eine Zielgroesse gemeint ist, geht es um positive Netto-Wirkung. Genau diese Trennung entscheidet, ob das Skript fachlich traegt.</w:t>
       </w:r>
     </w:p>
     <w:p>
@@ -2563,7 +2563,7 @@
         <w:pStyle w:val="Heading3"/>
       </w:pPr>
       <w:r>
-        <w:t>Abschlussmatrix fuer die Anwendung</w:t>
+        <w:t>Abschlussmatrix</w:t>
       </w:r>
     </w:p>
     <w:tbl>
@@ -2589,7 +2589,7 @@
               <w:rPr>
                 <w:b/>
               </w:rPr>
-              <w:t>Ebene</w:t>
+              <w:t>Pruefebene</w:t>
             </w:r>
           </w:p>
         </w:tc>
@@ -2617,7 +2617,7 @@
               <w:rPr>
                 <w:b/>
               </w:rPr>
-              <w:t>Qualitaetsgrenze</w:t>
+              <w:t>Grenze</w:t>
             </w:r>
           </w:p>
         </w:tc>
@@ -2641,7 +2641,7 @@
           </w:tcPr>
           <w:p>
             <w:r>
-              <w:t>Wirkung, Wirkungspotenzial und Wirkungsrisiko werden im Kontext der Vorlesung getrennt.</w:t>
+              <w:t>Wirkung, Wirkungspotenzial, Wirkungsrisiko und positive Netto-Wirkung getrennt lesen.</w:t>
             </w:r>
           </w:p>
         </w:tc>
@@ -2652,7 +2652,7 @@
           </w:tcPr>
           <w:p>
             <w:r>
-              <w:t>keine Absicht als Wirkung ausgeben</w:t>
+              <w:t>Keine Absicht als Wirkung ausgeben.</w:t>
             </w:r>
           </w:p>
         </w:tc>
@@ -2676,7 +2676,7 @@
           </w:tcPr>
           <w:p>
             <w:r>
-              <w:t>Ausloeser, Mechanismus, Wirkungsempfaenger, Zustand und Rueckkopplung werden sichtbar.</w:t>
+              <w:t>Ausloeser, Mechanismus, Empfaenger, Zustand und Rueckkopplung verbinden.</w:t>
             </w:r>
           </w:p>
         </w:tc>
@@ -2687,7 +2687,7 @@
           </w:tcPr>
           <w:p>
             <w:r>
-              <w:t>keine lineare Erfolgsgeschichte erfinden</w:t>
+              <w:t>Keine lineare Erfolgsgeschichte erfinden.</w:t>
             </w:r>
           </w:p>
         </w:tc>
@@ -2700,7 +2700,7 @@
           </w:tcPr>
           <w:p>
             <w:r>
-              <w:t>Daten</w:t>
+              <w:t>Evidenz</w:t>
             </w:r>
           </w:p>
         </w:tc>
@@ -2711,7 +2711,7 @@
           </w:tcPr>
           <w:p>
             <w:r>
-              <w:t>Quellen, Datenqualitaet, Unsicherheit und Aktualitaet werden benannt.</w:t>
+              <w:t>begriffliche Praezision, Fallbeschreibung, Quellenklarheit, Plausibilitaet und offene Unsicherheit pruefen.</w:t>
             </w:r>
           </w:p>
         </w:tc>
@@ -2722,7 +2722,7 @@
           </w:tcPr>
           <w:p>
             <w:r>
-              <w:t>keine Scheingenauigkeit erzeugen</w:t>
+              <w:t>Keine Scheingenauigkeit erzeugen.</w:t>
             </w:r>
           </w:p>
         </w:tc>
@@ -2746,7 +2746,7 @@
           </w:tcPr>
           <w:p>
             <w:r>
-              <w:t>SDGs, Agenda 2030, SDG+ und WÖk-Schutzlinien bilden den Referenzrahmen.</w:t>
+              <w:t>SDGs, Agenda 2030, SDG+, Nichtkompensation und Reverse Merit Order passend einsetzen.</w:t>
             </w:r>
           </w:p>
         </w:tc>
@@ -2757,7 +2757,7 @@
           </w:tcPr>
           <w:p>
             <w:r>
-              <w:t>keine Durchschnittslogik gegen rote Linien</w:t>
+              <w:t>Keine Durchschnittslogik gegen rote Linien.</w:t>
             </w:r>
           </w:p>
         </w:tc>
@@ -2781,7 +2781,7 @@
           </w:tcPr>
           <w:p>
             <w:r>
-              <w:t>Die Bewertung fuehrt zu Entscheidung, Budget, Prozess, Kommunikation oder Korrektur.</w:t>
+              <w:t>Ergebnis in Begriff, Fallbewertung, Wirkpfad, rote Linie, Quellenbeurteilung oder Rueckkopplungsregel uebersetzen.</w:t>
             </w:r>
           </w:p>
         </w:tc>
@@ -2792,7 +2792,7 @@
           </w:tcPr>
           <w:p>
             <w:r>
-              <w:t>kein Reporting ohne Rueckkopplung</w:t>
+              <w:t>Kein Reporting ohne Rueckkopplung.</w:t>
             </w:r>
           </w:p>
         </w:tc>
@@ -2804,132 +2804,107 @@
         <w:pStyle w:val="Heading3"/>
       </w:pPr>
       <w:r>
-        <w:t>Abschlusskommentar 1: Lesen, pruefen, rueckkoppeln</w:t>
-      </w:r>
-    </w:p>
-    <w:p>
-      <w:r>
-        <w:t>Die folgende Verdichtung fuehrt die vorhandenen Kapitel nicht als Wiederholung, sondern als Anwendung zusammen. Wirkungskompetenz entsteht, wenn dieselbe begriffliche Strenge in Fallanalyse, Datenarbeit, Kommunikation, Governance und Entscheidungspraxis wiedererkannt wird.</w:t>
-      </w:r>
-    </w:p>
-    <w:p>
-      <w:r>
-        <w:t>Begriffliche Schaerfung. Der Abschnitt Lernziele ist in V11 kein Zusatzwissen, sondern ein Pruefstein fuer die Grundfrage des Skripts: Was veraendert sich, bei wem, wodurch und mit welcher Rueckkopplung? Fuer Positive, negative und neutrale Wirkung wird daran sichtbar, dass praezise Sprache die erste Sicherung gegen Impact-Washing bildet. Die fachliche Grenze liegt dort, wo Lernende Output, Reichweite, Absicht und Wirkung in einem Satz vermischen. Die saubere Lesart trennt deshalb Beobachtung, Kausalannahme, Bewertung und Steuerungsfolge. In der Anwendung sollte daraus mindestens eine konkrete Begriff, Wirkpfad, Fallbewertung, rote Linie oder Rueckkopplung abgeleitet werden; sonst bleibt das Wissen erklaerend, aber nicht steuerungsfaehig.</w:t>
-      </w:r>
-    </w:p>
-    <w:p>
-      <w:r>
-        <w:t>Anwendung auf Einleitung / Wirkungsfrage. In einer Fallanalyse beginnt dieser Punkt nicht mit einer Meinung, sondern mit einer belastbaren Beschreibung. Wer V11 pruefungsnah liest, fragt zuerst nach Wirkungsempfaengern, Wirkraum, Zeitraum und Datenquelle. Erst danach folgt die Bewertung im Referenzrahmen Mensch, Planet, Demokratie, SDGs, Agenda 2030 und SDG+. Mindestens ein direkter und ein indirekter Wirkpfad muessen nachvollziehbar sein. Der typische Kurzschluss waere, nur die Massnahme selbst bewerten und indirekte Empfaenger ausblenden. Genau dagegen setzt die WÖk die Pflicht, Wirkungspotenzial, Wirkungsrisiko und positive Netto-Wirkung begrifflich getrennt zu halten.</w:t>
-      </w:r>
-    </w:p>
-    <w:p>
-      <w:r>
-        <w:t>Evidenzregel. Kernaussage darf im Skript nicht als dekorativer Begriff stehen bleiben. Der Abschnitt traegt nur dann, wenn er eine pruefbare Aussage erlaubt: Welche Quelle stuetzt die Annahme, welche Unsicherheit bleibt offen und welche Gegenbeobachtung wuerde die Bewertung veraendern? Fuer Positive, negative und neutrale Wirkung heisst das, dass jede Bewertung nur so belastbar ist wie Datenlage, Quellenstatus, Aktualitaet und Systemgrenze. Die Studierenden sollen nicht lernen, einen Score nachzusprechen. Sie sollen erkennen, wann ein Score klaert, wann er verdeckt und wann eine rote Linie die Durchschnittslogik stoppt.</w:t>
-      </w:r>
-    </w:p>
-    <w:p>
-      <w:r>
-        <w:t>Fallfenster zur Anwendung. Ein Controlling-Team moechte einen Score bilden. Das Skript verlangt, dass Datenqualitaet, Systemgrenzen, Gewichtung, Unsicherheit und Nichtkompensation sichtbar bleiben. Ein Score darf die Diskussion nicht beenden, sondern muss bessere Fragen, Priorisierung und Rueckkopplung ermoeglichen. Bezogen auf Positive, negative und neutrale Wirkung heisst das: Die Analyse muss das konkrete Thema ernst nehmen und zugleich den allgemeinen WÖk-Massstab halten. Es geht nicht darum, Akteure moralisch zu sortieren. Es geht darum, Wirkpfade, Wirkungsempfaenger, Datenqualitaet, Risiken und Rueckkopplung so zu beschreiben, dass bessere Entscheidungen moeglich werden.</w:t>
-      </w:r>
-    </w:p>
-    <w:p>
-      <w:r>
-        <w:t>Transfer in Grundstudium Wirkungsökonomie. Quelltext und fachliche Grundlegung verbindet die inhaltliche Deutung mit der spaeteren Praxis. Eine Organisation kann zu Positive, negative und neutrale Wirkung sehr ueberzeugend kommunizieren und trotzdem an einen plausiblen Gedanken schon fuer Wirkung zu halten, obwohl Empfaenger, Zustand, Zeitbezug und Quelle fehlen scheitern. Darum muss die V1-Fassung immer auch nach Governance fragen: Wer erhebt Daten, wer bewertet sie, wer traegt die Folgen, wer kann widersprechen und wann wird eine Entscheidung korrigiert? Profile, Zielkonflikte und offene Punkte werden nebeneinander gefuehrt. So wird aus einem Lehrkapitel eine verantwortbare Arbeitsroutine.</w:t>
-      </w:r>
-    </w:p>
-    <w:p>
-      <w:r>
-        <w:t>Grenze gegen Scheingenauigkeit. Gerade bei Wirkung ist zunächst wertfrei ist Praezision wichtiger als grosse Begriffe. Eine Wirkungsaussage bleibt schwach, wenn sie nur Aktivitaet, Reichweite, Absicht oder Image beschreibt. Stark wird sie erst, wenn sie die Zustandsveraenderung und ihre Bedingungen offenlegt. In V11 ist deshalb entscheidend, schwere zentrale Schaeden nicht durch beliebige positive Einzelwerte neutralisiert werden duerfen. Die Fehlerlinie verlaeuft nicht zwischen Optimismus und Pessimismus, sondern zwischen offengelegter Unsicherheit und rhetorischer Sicherheit ohne Pruefpfad.</w:t>
-      </w:r>
-    </w:p>
-    <w:p>
-      <w:r>
-        <w:t>Pruefungsnahe Transferfrage. Formuliere zu V11 eine Wirkungsaussage in drei Saetzen: Erstens den beobachteten oder plausiblen Zustand, zweitens die Daten- oder Quellenlage, drittens die offene Unsicherheit samt Rueckkopplung. Die Antwort muss ohne moralische Personenbewertung auskommen und darf Reichweite nicht mit Wirkung verwechseln.</w:t>
-      </w:r>
-    </w:p>
-    <w:p>
-      <w:r>
-        <w:t>Pruefungsnahe Lesart. Aus Positive Wirkung laesst sich eine gute Transferfrage ableiten: Welche Entscheidung waere falsch, wenn dieser Abschnitt missverstanden wird? Fuer Positive, negative und neutrale Wirkung lautet die Antwort meist nicht einfach "mehr Wirkung", sondern genauer: bessere Unterscheidung, sauberere Daten, klarere Schutzlinie und rueckgekoppelte Steuerung. Jeder Analyseblock fragt nach der Routine, die nach der Bewertung angepasst wird. Wer das im Fall anwenden kann, hat den Kern der Vorlesung verstanden; wer nur Definitionen wiederholt, bleibt unter dem Anspruch der Akademie.</w:t>
-      </w:r>
-    </w:p>
-    <w:p>
-      <w:r>
-        <w:t>Fallfenster zur Anwendung. Ein Kommunikationsbericht nennt viele Aktivitaeten, Reichweiten und Rueckmeldungen. Die V1-Pruefung fragt, ob daraus eine belastbare Wirkungsaussage folgt. Wenn nur Kontakte, Klicks oder Zustimmung vorliegen, bleibt die Aussage im Bereich Wirkungspotenzial oder Resonanz, nicht im Bereich nachgewiesener Wirkung. Bezogen auf Positive, negative und neutrale Wirkung heisst das: Die Analyse muss das konkrete Thema ernst nehmen und zugleich den allgemeinen WÖk-Massstab halten. Es geht nicht darum, Akteure moralisch zu sortieren. Es geht darum, Wirkpfade, Wirkungsempfaenger, Datenqualitaet, Risiken und Rueckkopplung so zu beschreiben, dass bessere Entscheidungen moeglich werden.</w:t>
-      </w:r>
-    </w:p>
-    <w:p>
-      <w:r>
-        <w:t>Governance. Der Abschnitt Negative Wirkung ist in V11 kein Zusatzwissen, sondern ein Pruefstein fuer die Grundfrage des Skripts: Was veraendert sich, bei wem, wodurch und mit welcher Rueckkopplung? Fuer Positive, negative und neutrale Wirkung wird daran sichtbar, dass Wirkungsbewertung Verfahren, Rechte, Transparenz und Korrektur braucht. Die fachliche Grenze liegt dort, wo Lernende Bewertung als technokratische Top-down-Setzung verstehen. Die saubere Lesart trennt deshalb Beobachtung, Kausalannahme, Bewertung und Steuerungsfolge. In der Anwendung sollte daraus mindestens eine konkrete Begriff, Wirkpfad, Fallbewertung, rote Linie oder Rueckkopplung abgeleitet werden; sonst bleibt das Wissen erklaerend, aber nicht steuerungsfaehig.</w:t>
-      </w:r>
-    </w:p>
-    <w:p>
-      <w:r>
-        <w:t>Anwendung auf Neutrale Wirkung. In einer Fallanalyse beginnt dieser Punkt nicht mit einer Meinung, sondern mit einer belastbaren Beschreibung. Wer V11 pruefungsnah liest, fragt zuerst nach Wirkungsempfaengern, Wirkraum, Zeitraum und Datenquelle. Erst danach folgt die Bewertung im Referenzrahmen Mensch, Planet, Demokratie, SDGs, Agenda 2030 und SDG+. Pruefungsfragen verbinden Begriff, Anwendung, Evidenz und rote Linie. Der typische Kurzschluss waere, reines Auswendiglernen als Kompetenznachweis behandeln. Genau dagegen setzt die WÖk die Pflicht, Wirkungspotenzial, Wirkungsrisiko und positive Netto-Wirkung begrifflich getrennt zu halten.</w:t>
-      </w:r>
-    </w:p>
-    <w:p>
-      <w:r>
-        <w:t>Evidenzregel. Fast alles wirkt in mehrere Richtungen zugleich darf im Skript nicht als dekorativer Begriff stehen bleiben. Der Abschnitt traegt nur dann, wenn er eine pruefbare Aussage erlaubt: Welche Quelle stuetzt die Annahme, welche Unsicherheit bleibt offen und welche Gegenbeobachtung wuerde die Bewertung veraendern? Fuer Positive, negative und neutrale Wirkung heisst das, dass WÖk-Begriffe im Alltag nur tragen, wenn sie in Routinen uebersetzt werden. Die Studierenden sollen nicht lernen, einen Score nachzusprechen. Sie sollen erkennen, wann ein Score klaert, wann er verdeckt und wann eine rote Linie die Durchschnittslogik stoppt.</w:t>
-      </w:r>
-    </w:p>
-    <w:p>
-      <w:r>
-        <w:t>Fallfenster zur Anwendung. Eine Organisation plant eine Massnahme und formuliert dazu eine positive Absicht. In der WÖk reicht das nicht. Fuer diese Vorlesung muss sichtbar werden, welche Zustandsveraenderung erwartet wird, welche Empfaenger direkt oder indirekt betroffen sind, welche Nebenwirkungen entstehen koennen und welche Entscheidung spaeter korrigiert wird. Bezogen auf Positive, negative und neutrale Wirkung heisst das: Die Analyse muss das konkrete Thema ernst nehmen und zugleich den allgemeinen WÖk-Massstab halten. Es geht nicht darum, Akteure moralisch zu sortieren. Es geht darum, Wirkpfade, Wirkungsempfaenger, Datenqualitaet, Risiken und Rueckkopplung so zu beschreiben, dass bessere Entscheidungen moeglich werden.</w:t>
-      </w:r>
-    </w:p>
-    <w:p>
-      <w:r>
-        <w:t>Transfer in Grundstudium Wirkungsökonomie. Die Netto-Wirkung als Gesamtbild verbindet die inhaltliche Deutung mit der spaeteren Praxis. Eine Organisation kann zu Positive, negative und neutrale Wirkung sehr ueberzeugend kommunizieren und trotzdem an einen plausiblen Gedanken schon fuer Wirkung zu halten, obwohl Empfaenger, Zustand, Zeitbezug und Quelle fehlen scheitern. Darum muss die V1-Fassung immer auch nach Governance fragen: Wer erhebt Daten, wer bewertet sie, wer traegt die Folgen, wer kann widersprechen und wann wird eine Entscheidung korrigiert? Gute Kommunikation unterscheidet Befund, Annahme und normative Bewertung. So wird aus einem Lehrkapitel eine verantwortbare Arbeitsroutine.</w:t>
-      </w:r>
-    </w:p>
-    <w:p>
-      <w:r>
-        <w:t>Pruefungsnahe Transferfrage. Formuliere zu V11 eine Wirkungsaussage in drei Saetzen: Erstens den beobachteten oder plausiblen Zustand, zweitens die Daten- oder Quellenlage, drittens die offene Unsicherheit samt Rueckkopplung. Die Antwort muss ohne moralische Personenbewertung auskommen und darf Reichweite nicht mit Wirkung verwechseln.</w:t>
-      </w:r>
-    </w:p>
-    <w:p>
-      <w:r>
-        <w:t>Grenze gegen Scheingenauigkeit. Gerade bei Ein Beispiel: ein neues Medikament ist Praezision wichtiger als grosse Begriffe. Eine Wirkungsaussage bleibt schwach, wenn sie nur Aktivitaet, Reichweite, Absicht oder Image beschreibt. Stark wird sie erst, wenn sie die Zustandsveraenderung und ihre Bedingungen offenlegt. In V11 ist deshalb entscheidend, jede Wirkungsaussage eine Grenze zieht und diese Grenze begruenden muss. Die Fehlerlinie verlaeuft nicht zwischen Optimismus und Pessimismus, sondern zwischen offengelegter Unsicherheit und rhetorischer Sicherheit ohne Pruefpfad.</w:t>
-      </w:r>
-    </w:p>
-    <w:p>
-      <w:r>
-        <w:t>Pruefungsnahe Lesart. Aus Warum man Schaden nicht einfach wegrechnen darf laesst sich eine gute Transferfrage ableiten: Welche Entscheidung waere falsch, wenn dieser Abschnitt missverstanden wird? Fuer Positive, negative und neutrale Wirkung lautet die Antwort meist nicht einfach "mehr Wirkung", sondern genauer: bessere Unterscheidung, sauberere Daten, klarere Schutzlinie und rueckgekoppelte Steuerung. Szenarien pruefen Sofortwirkung, Folgewirkung und Reversibilitaet getrennt. Wer das im Fall anwenden kann, hat den Kern der Vorlesung verstanden; wer nur Definitionen wiederholt, bleibt unter dem Anspruch der Akademie.</w:t>
-      </w:r>
-    </w:p>
-    <w:p>
-      <w:r>
-        <w:t>Fallfenster zur Anwendung. Eine Fuehrungsentscheidung erzeugt zugleich Nutzen und Risiken. Die WÖk behandelt Ambivalenz nicht als Stoerung, sondern als Kern der Analyse. Positive Netto-Wirkung darf erst behauptet werden, wenn zentrale negative Wirkungen getrennt geprueft und rote Linien gewahrt sind. Bezogen auf Positive, negative und neutrale Wirkung heisst das: Die Analyse muss das konkrete Thema ernst nehmen und zugleich den allgemeinen WÖk-Massstab halten. Es geht nicht darum, Akteure moralisch zu sortieren. Es geht darum, Wirkpfade, Wirkungsempfaenger, Datenqualitaet, Risiken und Rueckkopplung so zu beschreiben, dass bessere Entscheidungen moeglich werden.</w:t>
-      </w:r>
-    </w:p>
-    <w:p>
-      <w:r>
-        <w:t>Betroffenenperspektive. Der Abschnitt Wirkung neutral, Ziel klar ist in V11 kein Zusatzwissen, sondern ein Pruefstein fuer die Grundfrage des Skripts: Was veraendert sich, bei wem, wodurch und mit welcher Rueckkopplung? Fuer Positive, negative und neutrale Wirkung wird daran sichtbar, dass Wirkung nicht am Sender, sondern an veraenderten Zustanden der Empfaenger geprueft wird. Die fachliche Grenze liegt dort, wo Lernende interne Erfolgskennzahlen mit gesellschaftlicher Wirkung verwechseln. Die saubere Lesart trennt deshalb Beobachtung, Kausalannahme, Bewertung und Steuerungsfolge. In der Anwendung sollte daraus mindestens eine konkrete Begriff, Wirkpfad, Fallbewertung, rote Linie oder Rueckkopplung abgeleitet werden; sonst bleibt das Wissen erklaerend, aber nicht steuerungsfaehig.</w:t>
-      </w:r>
-    </w:p>
-    <w:p>
-      <w:r>
-        <w:t>Anwendung auf Was du aus dieser Vorlesung mitnimmst. In einer Fallanalyse beginnt dieser Punkt nicht mit einer Meinung, sondern mit einer belastbaren Beschreibung. Wer V11 pruefungsnah liest, fragt zuerst nach Wirkungsempfaengern, Wirkraum, Zeitraum und Datenquelle. Erst danach folgt die Bewertung im Referenzrahmen Mensch, Planet, Demokratie, SDGs, Agenda 2030 und SDG+. Jede Schlussfolgerung endet mit Entscheidung, Verantwortlichkeit und Termin fuer Rueckpruefung. Der typische Kurzschluss waere, Befunde sammeln, ohne Ressourcen oder Regeln zu veraendern. Genau dagegen setzt die WÖk die Pflicht, Wirkungspotenzial, Wirkungsrisiko und positive Netto-Wirkung begrifflich getrennt zu halten.</w:t>
-      </w:r>
-    </w:p>
-    <w:p>
-      <w:r>
-        <w:t>Evidenzregel. Wirkungsökonomische Vertiefung darf im Skript nicht als dekorativer Begriff stehen bleiben. Der Abschnitt traegt nur dann, wenn er eine pruefbare Aussage erlaubt: Welche Quelle stuetzt die Annahme, welche Unsicherheit bleibt offen und welche Gegenbeobachtung wuerde die Bewertung veraendern? Fuer Positive, negative und neutrale Wirkung heisst das, dass WÖk-Aussagen mit bestehenden Begriffen, Studien, Standards und Rechtsrahmen in Beziehung stehen muessen. Die Studierenden sollen nicht lernen, einen Score nachzusprechen. Sie sollen erkennen, wann ein Score klaert, wann er verdeckt und wann eine rote Linie die Durchschnittslogik stoppt.</w:t>
-      </w:r>
-    </w:p>
-    <w:p>
-      <w:r>
-        <w:t>Fallfenster zur Anwendung. Ein Controlling-Team moechte einen Score bilden. Das Skript verlangt, dass Datenqualitaet, Systemgrenzen, Gewichtung, Unsicherheit und Nichtkompensation sichtbar bleiben. Ein Score darf die Diskussion nicht beenden, sondern muss bessere Fragen, Priorisierung und Rueckkopplung ermoeglichen. Bezogen auf Positive, negative und neutrale Wirkung heisst das: Die Analyse muss das konkrete Thema ernst nehmen und zugleich den allgemeinen WÖk-Massstab halten. Es geht nicht darum, Akteure moralisch zu sortieren. Es geht darum, Wirkpfade, Wirkungsempfaenger, Datenqualitaet, Risiken und Rueckkopplung so zu beschreiben, dass bessere Entscheidungen moeglich werden.</w:t>
-      </w:r>
-    </w:p>
-    <w:p>
-      <w:r>
-        <w:t>Pruefungsnahe Transferfrage. Formuliere zu V11 eine Wirkungsaussage in drei Saetzen: Erstens den beobachteten oder plausiblen Zustand, zweitens die Daten- oder Quellenlage, drittens die offene Unsicherheit samt Rueckkopplung. Die Antwort muss ohne moralische Personenbewertung auskommen und darf Reichweite nicht mit Wirkung verwechseln.</w:t>
-      </w:r>
-    </w:p>
-    <w:p>
-      <w:r>
-        <w:t>Transfer in Grundstudium Wirkungsökonomie. Prüfungsrelevanz verbindet die inhaltliche Deutung mit der spaeteren Praxis. Eine Organisation kann zu Positive, negative und neutrale Wirkung sehr ueberzeugend kommunizieren und trotzdem an einen plausiblen Gedanken schon fuer Wirkung zu halten, obwohl Empfaenger, Zustand, Zeitbezug und Quelle fehlen scheitern. Darum muss die V1-Fassung immer auch nach Governance fragen: Wer erhebt Daten, wer bewertet sie, wer traegt die Folgen, wer kann widersprechen und wann wird eine Entscheidung korrigiert? Die Analyse markiert Stoppsignale vor jeder Portfolio- oder Score-Debatte. So wird aus einem Lehrkapitel eine verantwortbare Arbeitsroutine.</w:t>
+        <w:t>Schlussvertiefung 1: Positive, negative und neutrale Wirkung im Anwendungsfall</w:t>
+      </w:r>
+    </w:p>
+    <w:p>
+      <w:r>
+        <w:t>Die folgenden Abschnitte sind keine neue Pruefungsloesung. Sie verdichten die vorhandenen Kapitel zu einer Lesart, mit der Studierende einen Fall selbststaendig analysieren koennen. Im Mittelpunkt stehen Wirkpfade, Wirkungsempfaenger, Bewertung und Rueckkopplung, nicht moralische Personenbewertung.</w:t>
+      </w:r>
+    </w:p>
+    <w:p>
+      <w:r>
+        <w:t>Begriffliche Schlussklaerung. Einleitung / Wirkungsfrage zeigt, warum Positive, negative und neutrale Wirkung mehr ist als ein Schlagwort im Feld Wirkpfade, Wirkungsempfaenger, Bewertung und Rueckkopplung. Die wirkungsoekonomische Frage lautet: Welche reale Veraenderung wird moeglich, welche bleibt nur Potenzial und wo entsteht ein Wirkungsrisiko? Diese Unterscheidung schuetzt vor Impact-Washing, weil sie Absicht, Aktivitaet, Reichweite und Wirkung auseinanderhaelt.</w:t>
+      </w:r>
+    </w:p>
+    <w:p>
+      <w:r>
+        <w:t>Eine Kommune, ein Unternehmen oder eine Bildungsorganisation will Positive, negative und neutrale Wirkung praktisch anwenden. Der erste Schritt ist nicht die Auswahl eines Instruments, sondern die Klaerung der Zustandsveraenderung. Bei Einleitung / Wirkungsfrage muss deshalb benannt werden, wer betroffen ist, welcher Zustand sich veraendert, welche Frist gilt und welche Gegenbeobachtung die Annahme widerlegen wuerde. Erst danach entsteht eine begruendete Entscheidung im Feld Begriff, Fallbewertung, Wirkpfad, rote Linie, Quellenbeurteilung oder Rueckkopplungsregel.</w:t>
+      </w:r>
+    </w:p>
+    <w:p>
+      <w:r>
+        <w:t>Wirkpfad und Empfaenger. In V11 muss Kernaussage immer mit Empfaengern gelesen werden. Wirkung entsteht nicht beim Sender, sondern an veraenderten Zustaenden von Menschen, Oekosystemen, Institutionen, Oeffentlichkeit oder kuenftigen Handlungsspielraeumen. Darum reicht es nicht, interne Aktivitaeten zu dokumentieren. Entscheidend ist, ob sich ein Zustand nachvollziehbar veraendert und ob diese Veraenderung im Referenzrahmen Mensch, Planet, Demokratie, SDGs, Agenda 2030 und SDG+ tragfaehig bewertet werden kann.</w:t>
+      </w:r>
+    </w:p>
+    <w:p>
+      <w:r>
+        <w:t>Ein Bericht behauptet, die Massnahme zu Positive, negative und neutrale Wirkung sei erfolgreich. Die WOE-Lesart fragt bei Kernaussage nach belastbaren Nachweisen: begriffliche Praezision, Fallbeschreibung, Quellenklarheit, Plausibilitaet und offene Unsicherheit. Wenn diese Nachweise fehlen, bleibt die Aussage Wirkungspotenzial oder Kommunikationsbehauptung. Sie kann wichtig sein, aber sie ist noch keine belegte Wirkung.</w:t>
+      </w:r>
+    </w:p>
+    <w:p>
+      <w:r>
+        <w:t>Daten, Quellen und Evidenz. Wissenschaftliche Anschlussfaehigkeit entsteht hier durch Quellenklarheit. Bei Quelltext und fachliche Grundlegung werden interne WOE-Begriffe nicht als Ersatz fuer Belege benutzt, sondern mit Grundlagenwerk, WOE-Referenz, Glossar, Werkzeuge, Journal und externe Fachquellen verbunden. Wo die Datenlage offen bleibt, wird das offengelegt. Wo eine Aussage nur plausibel ist, bleibt sie als Wirkungspotenzial markiert. Wo ein Schaden eine rote Linie beruehrt, greift Nichtkompensation vor Durchschnittslogik.</w:t>
+      </w:r>
+    </w:p>
+    <w:p>
+      <w:r>
+        <w:t>In einer kontroversen Entscheidung wirkt Quelltext und fachliche Grundlegung als Pruefpunkt fuer Ambivalenz. Ein Nutzen fuer eine Gruppe kann mit Risiken fuer andere Wirkungsempfaenger einhergehen. Das Skript verlangt deshalb, positive und negative Zustandsveraenderungen getrennt zu fuehren, bevor von positiver Netto-Wirkung gesprochen wird.</w:t>
+      </w:r>
+    </w:p>
+    <w:p>
+      <w:r>
+        <w:t>Bewertung und rote Linien. In Grundstudium Wirkungsoekonomie wird Wirkung ist zunächst wertfrei erst steuerungsfaehig, wenn daraus eine Entscheidung folgt. Die Grundbegriffe muessen in spaeteren Modulen wiedererkennbar bleiben. Ohne diese Rueckkopplung bleibt Reporting eine Beschreibung. Mit Rueckkopplung wird aus Bewertung eine veraenderte Routine: ein anderer Prozess, ein geaenderter Anreiz, eine bessere Datenpflicht, eine korrigierte Kommunikation oder eine neue Priorisierung.</w:t>
+      </w:r>
+    </w:p>
+    <w:p>
+      <w:r>
+        <w:t>Die typische Fehlstelle bei Positive, negative und neutrale Wirkung liegt darin, Absicht, Aktivitaet oder Reporting als Wirkung zu behandeln. Bei Wirkung ist zunächst wertfrei wird diese Fehlstelle konkret: Ein scheinbar plausibler Befund darf nicht zur Abkuerzung werden. Quellen, Systemgrenzen, Unsicherheit und Rueckkopplung bleiben sichtbar.</w:t>
+      </w:r>
+    </w:p>
+    <w:p>
+      <w:r>
+        <w:t>Kontrollfrage. Welche Entscheidung waere falsch, wenn Wirkung ist zunächst wertfrei in V11 missverstanden wird? Die Antwort muss mindestens eine Daten- oder Quellenannahme, eine betroffene Gruppe oder Schutzdimension, eine moegliche Nebenwirkung und einen Rueckkopplungsschritt nennen. Richtig ist nicht die lauteste Bewertung, sondern diejenige, die Begriff, Beleg und Steuerungsfolge zusammenhaelt.</w:t>
+      </w:r>
+    </w:p>
+    <w:p>
+      <w:r>
+        <w:t>Steuerung und Rueckkopplung. Die Grenze gegen Scheingenauigkeit verlaeuft bei Positive Wirkung nicht zwischen Optimismus und Pessimismus. Sie verlaeuft zwischen offengelegter Unsicherheit und rhetorischer Sicherheit. Wer Positive, negative und neutrale Wirkung belastbar anwenden will, benennt Systemgrenze, Zeitraum, Vergleichspunkt und offene Gegenhypothese. Gerade dadurch bleibt das Skript anschlussfaehig fuer Forschung, Praxis und spaetere Revision.</w:t>
+      </w:r>
+    </w:p>
+    <w:p>
+      <w:r>
+        <w:t>Fuer die Pruefung ist Positive Wirkung dann verstanden, wenn daraus eine belastbare Fallantwort entsteht. Eine gute Antwort unterscheidet Beobachtung, Kausalannahme, Bewertung und Steuerungsfolge. Sie bewertet keine Menschen, sondern Wirkpfade, Zustandsveraenderungen, Risiken und institutionelle Bedingungen.</w:t>
+      </w:r>
+    </w:p>
+    <w:p>
+      <w:r>
+        <w:t>Pruefungsnahe Anwendung. Negative Wirkung zeigt, warum Positive, negative und neutrale Wirkung mehr ist als ein Schlagwort im Feld Wirkpfade, Wirkungsempfaenger, Bewertung und Rueckkopplung. Die wirkungsoekonomische Frage lautet: Welche reale Veraenderung wird moeglich, welche bleibt nur Potenzial und wo entsteht ein Wirkungsrisiko? Diese Unterscheidung schuetzt vor Impact-Washing, weil sie Absicht, Aktivitaet, Reichweite und Wirkung auseinanderhaelt.</w:t>
+      </w:r>
+    </w:p>
+    <w:p>
+      <w:r>
+        <w:t>Eine Kommune, ein Unternehmen oder eine Bildungsorganisation will Positive, negative und neutrale Wirkung praktisch anwenden. Der erste Schritt ist nicht die Auswahl eines Instruments, sondern die Klaerung der Zustandsveraenderung. Bei Negative Wirkung muss deshalb benannt werden, wer betroffen ist, welcher Zustand sich veraendert, welche Frist gilt und welche Gegenbeobachtung die Annahme widerlegen wuerde. Erst danach entsteht eine begruendete Entscheidung im Feld Begriff, Fallbewertung, Wirkpfad, rote Linie, Quellenbeurteilung oder Rueckkopplungsregel.</w:t>
+      </w:r>
+    </w:p>
+    <w:p>
+      <w:r>
+        <w:t>Rueckfluss. Fuer den WOE-Korpus bedeutet das: Begriffe aus Positive, negative und neutrale Wirkung sollten dort geschaerft werden, wo sie in Glossar, Werkzeugen, Journal oder Readern doppeldeutig bleiben. Offene Forschungsfragen werden nicht versteckt. Sie markieren die Stelle, an der spaetere Evidenz, ein besserer Datensatz oder eine praezisere Fallstudie die Bewertung veraendern kann.</w:t>
+      </w:r>
+    </w:p>
+    <w:p>
+      <w:r>
+        <w:t>Transfer in den WOE-Korpus. In V11 muss Neutrale Wirkung immer mit Empfaengern gelesen werden. Wirkung entsteht nicht beim Sender, sondern an veraenderten Zustaenden von Menschen, Oekosystemen, Institutionen, Oeffentlichkeit oder kuenftigen Handlungsspielraeumen. Darum reicht es nicht, interne Aktivitaeten zu dokumentieren. Entscheidend ist, ob sich ein Zustand nachvollziehbar veraendert und ob diese Veraenderung im Referenzrahmen Mensch, Planet, Demokratie, SDGs, Agenda 2030 und SDG+ tragfaehig bewertet werden kann.</w:t>
+      </w:r>
+    </w:p>
+    <w:p>
+      <w:r>
+        <w:t>Ein Bericht behauptet, die Massnahme zu Positive, negative und neutrale Wirkung sei erfolgreich. Die WOE-Lesart fragt bei Neutrale Wirkung nach belastbaren Nachweisen: begriffliche Praezision, Fallbeschreibung, Quellenklarheit, Plausibilitaet und offene Unsicherheit. Wenn diese Nachweise fehlen, bleibt die Aussage Wirkungspotenzial oder Kommunikationsbehauptung. Sie kann wichtig sein, aber sie ist noch keine belegte Wirkung.</w:t>
+      </w:r>
+    </w:p>
+    <w:p>
+      <w:r>
+        <w:t>Grenzen der Aussage. Wissenschaftliche Anschlussfaehigkeit entsteht hier durch Quellenklarheit. Bei Fast alles wirkt in mehrere Richtungen zugleich werden interne WOE-Begriffe nicht als Ersatz fuer Belege benutzt, sondern mit Grundlagenwerk, WOE-Referenz, Glossar, Werkzeuge, Journal und externe Fachquellen verbunden. Wo die Datenlage offen bleibt, wird das offengelegt. Wo eine Aussage nur plausibel ist, bleibt sie als Wirkungspotenzial markiert. Wo ein Schaden eine rote Linie beruehrt, greift Nichtkompensation vor Durchschnittslogik.</w:t>
+      </w:r>
+    </w:p>
+    <w:p>
+      <w:r>
+        <w:t>In einer kontroversen Entscheidung wirkt Fast alles wirkt in mehrere Richtungen zugleich als Pruefpunkt fuer Ambivalenz. Ein Nutzen fuer eine Gruppe kann mit Risiken fuer andere Wirkungsempfaenger einhergehen. Das Skript verlangt deshalb, positive und negative Zustandsveraenderungen getrennt zu fuehren, bevor von positiver Netto-Wirkung gesprochen wird.</w:t>
+      </w:r>
+    </w:p>
+    <w:p>
+      <w:r>
+        <w:t>Kontrollfrage. Welche Entscheidung waere falsch, wenn Fast alles wirkt in mehrere Richtungen zugleich in V11 missverstanden wird? Die Antwort muss mindestens eine Daten- oder Quellenannahme, eine betroffene Gruppe oder Schutzdimension, eine moegliche Nebenwirkung und einen Rueckkopplungsschritt nennen. Richtig ist nicht die lauteste Bewertung, sondern diejenige, die Begriff, Beleg und Steuerungsfolge zusammenhaelt.</w:t>
       </w:r>
     </w:p>
     <w:p>
@@ -2937,132 +2912,107 @@
         <w:pStyle w:val="Heading3"/>
       </w:pPr>
       <w:r>
-        <w:t>Abschlusskommentar 2: Lesen, pruefen, rueckkoppeln</w:t>
-      </w:r>
-    </w:p>
-    <w:p>
-      <w:r>
-        <w:t>Die folgende Verdichtung fuehrt die vorhandenen Kapitel nicht als Wiederholung, sondern als Anwendung zusammen. Wirkungskompetenz entsteht, wenn dieselbe begriffliche Strenge in Fallanalyse, Datenarbeit, Kommunikation, Governance und Entscheidungspraxis wiedererkannt wird.</w:t>
-      </w:r>
-    </w:p>
-    <w:p>
-      <w:r>
-        <w:t>Grenze gegen Scheingenauigkeit. Gerade bei Lernziele ist Praezision wichtiger als grosse Begriffe. Eine Wirkungsaussage bleibt schwach, wenn sie nur Aktivitaet, Reichweite, Absicht oder Image beschreibt. Stark wird sie erst, wenn sie die Zustandsveraenderung und ihre Bedingungen offenlegt. In V11 ist deshalb entscheidend, praezise Sprache die erste Sicherung gegen Impact-Washing bildet. Die Fehlerlinie verlaeuft nicht zwischen Optimismus und Pessimismus, sondern zwischen offengelegter Unsicherheit und rhetorischer Sicherheit ohne Pruefpfad.</w:t>
-      </w:r>
-    </w:p>
-    <w:p>
-      <w:r>
-        <w:t>Pruefungsnahe Lesart. Aus Einleitung / Wirkungsfrage laesst sich eine gute Transferfrage ableiten: Welche Entscheidung waere falsch, wenn dieser Abschnitt missverstanden wird? Fuer Positive, negative und neutrale Wirkung lautet die Antwort meist nicht einfach "mehr Wirkung", sondern genauer: bessere Unterscheidung, sauberere Daten, klarere Schutzlinie und rueckgekoppelte Steuerung. Mindestens ein direkter und ein indirekter Wirkpfad muessen nachvollziehbar sein. Wer das im Fall anwenden kann, hat den Kern der Vorlesung verstanden; wer nur Definitionen wiederholt, bleibt unter dem Anspruch der Akademie.</w:t>
-      </w:r>
-    </w:p>
-    <w:p>
-      <w:r>
-        <w:t>Fallfenster zur Anwendung. Ein Kommunikationsbericht nennt viele Aktivitaeten, Reichweiten und Rueckmeldungen. Die V1-Pruefung fragt, ob daraus eine belastbare Wirkungsaussage folgt. Wenn nur Kontakte, Klicks oder Zustimmung vorliegen, bleibt die Aussage im Bereich Wirkungspotenzial oder Resonanz, nicht im Bereich nachgewiesener Wirkung. Bezogen auf Positive, negative und neutrale Wirkung heisst das: Die Analyse muss das konkrete Thema ernst nehmen und zugleich den allgemeinen WÖk-Massstab halten. Es geht nicht darum, Akteure moralisch zu sortieren. Es geht darum, Wirkpfade, Wirkungsempfaenger, Datenqualitaet, Risiken und Rueckkopplung so zu beschreiben, dass bessere Entscheidungen moeglich werden.</w:t>
-      </w:r>
-    </w:p>
-    <w:p>
-      <w:r>
-        <w:t>Daten- und Quellenklarheit. Der Abschnitt Kernaussage ist in V11 kein Zusatzwissen, sondern ein Pruefstein fuer die Grundfrage des Skripts: Was veraendert sich, bei wem, wodurch und mit welcher Rueckkopplung? Fuer Positive, negative und neutrale Wirkung wird daran sichtbar, dass jede Bewertung nur so belastbar ist wie Datenlage, Quellenstatus, Aktualitaet und Systemgrenze. Die fachliche Grenze liegt dort, wo Lernende eine Zahl ohne Einheit, Zeitraum oder Erhebungslogik als Beweis nutzen. Die saubere Lesart trennt deshalb Beobachtung, Kausalannahme, Bewertung und Steuerungsfolge. In der Anwendung sollte daraus mindestens eine konkrete Begriff, Wirkpfad, Fallbewertung, rote Linie oder Rueckkopplung abgeleitet werden; sonst bleibt das Wissen erklaerend, aber nicht steuerungsfaehig.</w:t>
-      </w:r>
-    </w:p>
-    <w:p>
-      <w:r>
-        <w:t>Anwendung auf Quelltext und fachliche Grundlegung. In einer Fallanalyse beginnt dieser Punkt nicht mit einer Meinung, sondern mit einer belastbaren Beschreibung. Wer V11 pruefungsnah liest, fragt zuerst nach Wirkungsempfaengern, Wirkraum, Zeitraum und Datenquelle. Erst danach folgt die Bewertung im Referenzrahmen Mensch, Planet, Demokratie, SDGs, Agenda 2030 und SDG+. Profile, Zielkonflikte und offene Punkte werden nebeneinander gefuehrt. Der typische Kurzschluss waere, ambivalente Befunde glaetten, damit eine eindeutige Botschaft entsteht. Genau dagegen setzt die WÖk die Pflicht, Wirkungspotenzial, Wirkungsrisiko und positive Netto-Wirkung begrifflich getrennt zu halten.</w:t>
-      </w:r>
-    </w:p>
-    <w:p>
-      <w:r>
-        <w:t>Pruefungsnahe Transferfrage. Formuliere zu V11 eine Wirkungsaussage in drei Saetzen: Erstens den beobachteten oder plausiblen Zustand, zweitens die Daten- oder Quellenlage, drittens die offene Unsicherheit samt Rueckkopplung. Die Antwort muss ohne moralische Personenbewertung auskommen und darf Reichweite nicht mit Wirkung verwechseln.</w:t>
-      </w:r>
-    </w:p>
-    <w:p>
-      <w:r>
-        <w:t>Evidenzregel. Wirkung ist zunächst wertfrei darf im Skript nicht als dekorativer Begriff stehen bleiben. Der Abschnitt traegt nur dann, wenn er eine pruefbare Aussage erlaubt: Welche Quelle stuetzt die Annahme, welche Unsicherheit bleibt offen und welche Gegenbeobachtung wuerde die Bewertung veraendern? Fuer Positive, negative und neutrale Wirkung heisst das, dass schwere zentrale Schaeden nicht durch beliebige positive Einzelwerte neutralisiert werden duerfen. Die Studierenden sollen nicht lernen, einen Score nachzusprechen. Sie sollen erkennen, wann ein Score klaert, wann er verdeckt und wann eine rote Linie die Durchschnittslogik stoppt.</w:t>
-      </w:r>
-    </w:p>
-    <w:p>
-      <w:r>
-        <w:t>Fallfenster zur Anwendung. Eine Organisation plant eine Massnahme und formuliert dazu eine positive Absicht. In der WÖk reicht das nicht. Fuer diese Vorlesung muss sichtbar werden, welche Zustandsveraenderung erwartet wird, welche Empfaenger direkt oder indirekt betroffen sind, welche Nebenwirkungen entstehen koennen und welche Entscheidung spaeter korrigiert wird. Bezogen auf Positive, negative und neutrale Wirkung heisst das: Die Analyse muss das konkrete Thema ernst nehmen und zugleich den allgemeinen WÖk-Massstab halten. Es geht nicht darum, Akteure moralisch zu sortieren. Es geht darum, Wirkpfade, Wirkungsempfaenger, Datenqualitaet, Risiken und Rueckkopplung so zu beschreiben, dass bessere Entscheidungen moeglich werden.</w:t>
-      </w:r>
-    </w:p>
-    <w:p>
-      <w:r>
-        <w:t>Transfer in Grundstudium Wirkungsökonomie. Positive Wirkung verbindet die inhaltliche Deutung mit der spaeteren Praxis. Eine Organisation kann zu Positive, negative und neutrale Wirkung sehr ueberzeugend kommunizieren und trotzdem an einen plausiblen Gedanken schon fuer Wirkung zu halten, obwohl Empfaenger, Zustand, Zeitbezug und Quelle fehlen scheitern. Darum muss die V1-Fassung immer auch nach Governance fragen: Wer erhebt Daten, wer bewertet sie, wer traegt die Folgen, wer kann widersprechen und wann wird eine Entscheidung korrigiert? Jeder Analyseblock fragt nach der Routine, die nach der Bewertung angepasst wird. So wird aus einem Lehrkapitel eine verantwortbare Arbeitsroutine.</w:t>
-      </w:r>
-    </w:p>
-    <w:p>
-      <w:r>
-        <w:t>Grenze gegen Scheingenauigkeit. Gerade bei Negative Wirkung ist Praezision wichtiger als grosse Begriffe. Eine Wirkungsaussage bleibt schwach, wenn sie nur Aktivitaet, Reichweite, Absicht oder Image beschreibt. Stark wird sie erst, wenn sie die Zustandsveraenderung und ihre Bedingungen offenlegt. In V11 ist deshalb entscheidend, Wirkungsbewertung Verfahren, Rechte, Transparenz und Korrektur braucht. Die Fehlerlinie verlaeuft nicht zwischen Optimismus und Pessimismus, sondern zwischen offengelegter Unsicherheit und rhetorischer Sicherheit ohne Pruefpfad.</w:t>
-      </w:r>
-    </w:p>
-    <w:p>
-      <w:r>
-        <w:t>Pruefungsnahe Lesart. Aus Neutrale Wirkung laesst sich eine gute Transferfrage ableiten: Welche Entscheidung waere falsch, wenn dieser Abschnitt missverstanden wird? Fuer Positive, negative und neutrale Wirkung lautet die Antwort meist nicht einfach "mehr Wirkung", sondern genauer: bessere Unterscheidung, sauberere Daten, klarere Schutzlinie und rueckgekoppelte Steuerung. Pruefungsfragen verbinden Begriff, Anwendung, Evidenz und rote Linie. Wer das im Fall anwenden kann, hat den Kern der Vorlesung verstanden; wer nur Definitionen wiederholt, bleibt unter dem Anspruch der Akademie.</w:t>
-      </w:r>
-    </w:p>
-    <w:p>
-      <w:r>
-        <w:t>Fallfenster zur Anwendung. Eine Fuehrungsentscheidung erzeugt zugleich Nutzen und Risiken. Die WÖk behandelt Ambivalenz nicht als Stoerung, sondern als Kern der Analyse. Positive Netto-Wirkung darf erst behauptet werden, wenn zentrale negative Wirkungen getrennt geprueft und rote Linien gewahrt sind. Bezogen auf Positive, negative und neutrale Wirkung heisst das: Die Analyse muss das konkrete Thema ernst nehmen und zugleich den allgemeinen WÖk-Massstab halten. Es geht nicht darum, Akteure moralisch zu sortieren. Es geht darum, Wirkpfade, Wirkungsempfaenger, Datenqualitaet, Risiken und Rueckkopplung so zu beschreiben, dass bessere Entscheidungen moeglich werden.</w:t>
-      </w:r>
-    </w:p>
-    <w:p>
-      <w:r>
-        <w:t>Organisationale Umsetzung. Der Abschnitt Fast alles wirkt in mehrere Richtungen zugleich ist in V11 kein Zusatzwissen, sondern ein Pruefstein fuer die Grundfrage des Skripts: Was veraendert sich, bei wem, wodurch und mit welcher Rueckkopplung? Fuer Positive, negative und neutrale Wirkung wird daran sichtbar, dass WÖk-Begriffe im Alltag nur tragen, wenn sie in Routinen uebersetzt werden. Die fachliche Grenze liegt dort, wo Lernende Verantwortung an eine einzelne Nachhaltigkeitsfunktion auslagern. Die saubere Lesart trennt deshalb Beobachtung, Kausalannahme, Bewertung und Steuerungsfolge. In der Anwendung sollte daraus mindestens eine konkrete Begriff, Wirkpfad, Fallbewertung, rote Linie oder Rueckkopplung abgeleitet werden; sonst bleibt das Wissen erklaerend, aber nicht steuerungsfaehig.</w:t>
-      </w:r>
-    </w:p>
-    <w:p>
-      <w:r>
-        <w:t>Pruefungsnahe Transferfrage. Formuliere zu V11 eine Wirkungsaussage in drei Saetzen: Erstens den beobachteten oder plausiblen Zustand, zweitens die Daten- oder Quellenlage, drittens die offene Unsicherheit samt Rueckkopplung. Die Antwort muss ohne moralische Personenbewertung auskommen und darf Reichweite nicht mit Wirkung verwechseln.</w:t>
-      </w:r>
-    </w:p>
-    <w:p>
-      <w:r>
-        <w:t>Anwendung auf Die Netto-Wirkung als Gesamtbild. In einer Fallanalyse beginnt dieser Punkt nicht mit einer Meinung, sondern mit einer belastbaren Beschreibung. Wer V11 pruefungsnah liest, fragt zuerst nach Wirkungsempfaengern, Wirkraum, Zeitraum und Datenquelle. Erst danach folgt die Bewertung im Referenzrahmen Mensch, Planet, Demokratie, SDGs, Agenda 2030 und SDG+. Gute Kommunikation unterscheidet Befund, Annahme und normative Bewertung. Der typische Kurzschluss waere, Eindeutigkeit behaupten, wo die Datenlage nur Potenzial oder Risiko traegt. Genau dagegen setzt die WÖk die Pflicht, Wirkungspotenzial, Wirkungsrisiko und positive Netto-Wirkung begrifflich getrennt zu halten.</w:t>
-      </w:r>
-    </w:p>
-    <w:p>
-      <w:r>
-        <w:t>Evidenzregel. Ein Beispiel: ein neues Medikament darf im Skript nicht als dekorativer Begriff stehen bleiben. Der Abschnitt traegt nur dann, wenn er eine pruefbare Aussage erlaubt: Welche Quelle stuetzt die Annahme, welche Unsicherheit bleibt offen und welche Gegenbeobachtung wuerde die Bewertung veraendern? Fuer Positive, negative und neutrale Wirkung heisst das, dass jede Wirkungsaussage eine Grenze zieht und diese Grenze begruenden muss. Die Studierenden sollen nicht lernen, einen Score nachzusprechen. Sie sollen erkennen, wann ein Score klaert, wann er verdeckt und wann eine rote Linie die Durchschnittslogik stoppt.</w:t>
-      </w:r>
-    </w:p>
-    <w:p>
-      <w:r>
-        <w:t>Fallfenster zur Anwendung. Ein Controlling-Team moechte einen Score bilden. Das Skript verlangt, dass Datenqualitaet, Systemgrenzen, Gewichtung, Unsicherheit und Nichtkompensation sichtbar bleiben. Ein Score darf die Diskussion nicht beenden, sondern muss bessere Fragen, Priorisierung und Rueckkopplung ermoeglichen. Bezogen auf Positive, negative und neutrale Wirkung heisst das: Die Analyse muss das konkrete Thema ernst nehmen und zugleich den allgemeinen WÖk-Massstab halten. Es geht nicht darum, Akteure moralisch zu sortieren. Es geht darum, Wirkpfade, Wirkungsempfaenger, Datenqualitaet, Risiken und Rueckkopplung so zu beschreiben, dass bessere Entscheidungen moeglich werden.</w:t>
-      </w:r>
-    </w:p>
-    <w:p>
-      <w:r>
-        <w:t>Transfer in Grundstudium Wirkungsökonomie. Warum man Schaden nicht einfach wegrechnen darf verbindet die inhaltliche Deutung mit der spaeteren Praxis. Eine Organisation kann zu Positive, negative und neutrale Wirkung sehr ueberzeugend kommunizieren und trotzdem an einen plausiblen Gedanken schon fuer Wirkung zu halten, obwohl Empfaenger, Zustand, Zeitbezug und Quelle fehlen scheitern. Darum muss die V1-Fassung immer auch nach Governance fragen: Wer erhebt Daten, wer bewertet sie, wer traegt die Folgen, wer kann widersprechen und wann wird eine Entscheidung korrigiert? Szenarien pruefen Sofortwirkung, Folgewirkung und Reversibilitaet getrennt. So wird aus einem Lehrkapitel eine verantwortbare Arbeitsroutine.</w:t>
-      </w:r>
-    </w:p>
-    <w:p>
-      <w:r>
-        <w:t>Grenze gegen Scheingenauigkeit. Gerade bei Wirkung neutral, Ziel klar ist Praezision wichtiger als grosse Begriffe. Eine Wirkungsaussage bleibt schwach, wenn sie nur Aktivitaet, Reichweite, Absicht oder Image beschreibt. Stark wird sie erst, wenn sie die Zustandsveraenderung und ihre Bedingungen offenlegt. In V11 ist deshalb entscheidend, Wirkung nicht am Sender, sondern an veraenderten Zustanden der Empfaenger geprueft wird. Die Fehlerlinie verlaeuft nicht zwischen Optimismus und Pessimismus, sondern zwischen offengelegter Unsicherheit und rhetorischer Sicherheit ohne Pruefpfad.</w:t>
-      </w:r>
-    </w:p>
-    <w:p>
-      <w:r>
-        <w:t>Pruefungsnahe Lesart. Aus Was du aus dieser Vorlesung mitnimmst laesst sich eine gute Transferfrage ableiten: Welche Entscheidung waere falsch, wenn dieser Abschnitt missverstanden wird? Fuer Positive, negative und neutrale Wirkung lautet die Antwort meist nicht einfach "mehr Wirkung", sondern genauer: bessere Unterscheidung, sauberere Daten, klarere Schutzlinie und rueckgekoppelte Steuerung. Jede Schlussfolgerung endet mit Entscheidung, Verantwortlichkeit und Termin fuer Rueckpruefung. Wer das im Fall anwenden kann, hat den Kern der Vorlesung verstanden; wer nur Definitionen wiederholt, bleibt unter dem Anspruch der Akademie.</w:t>
-      </w:r>
-    </w:p>
-    <w:p>
-      <w:r>
-        <w:t>Fallfenster zur Anwendung. Ein Kommunikationsbericht nennt viele Aktivitaeten, Reichweiten und Rueckmeldungen. Die V1-Pruefung fragt, ob daraus eine belastbare Wirkungsaussage folgt. Wenn nur Kontakte, Klicks oder Zustimmung vorliegen, bleibt die Aussage im Bereich Wirkungspotenzial oder Resonanz, nicht im Bereich nachgewiesener Wirkung. Bezogen auf Positive, negative und neutrale Wirkung heisst das: Die Analyse muss das konkrete Thema ernst nehmen und zugleich den allgemeinen WÖk-Massstab halten. Es geht nicht darum, Akteure moralisch zu sortieren. Es geht darum, Wirkpfade, Wirkungsempfaenger, Datenqualitaet, Risiken und Rueckkopplung so zu beschreiben, dass bessere Entscheidungen moeglich werden.</w:t>
-      </w:r>
-    </w:p>
-    <w:p>
-      <w:r>
-        <w:t>Pruefungsnahe Transferfrage. Formuliere zu V11 eine Wirkungsaussage in drei Saetzen: Erstens den beobachteten oder plausiblen Zustand, zweitens die Daten- oder Quellenlage, drittens die offene Unsicherheit samt Rueckkopplung. Die Antwort muss ohne moralische Personenbewertung auskommen und darf Reichweite nicht mit Wirkung verwechseln.</w:t>
-      </w:r>
-    </w:p>
-    <w:p>
-      <w:r>
-        <w:t>Wissenschaftliche Anschlussfaehigkeit. Der Abschnitt Wirkungsökonomische Vertiefung ist in V11 kein Zusatzwissen, sondern ein Pruefstein fuer die Grundfrage des Skripts: Was veraendert sich, bei wem, wodurch und mit welcher Rueckkopplung? Fuer Positive, negative und neutrale Wirkung wird daran sichtbar, dass WÖk-Aussagen mit bestehenden Begriffen, Studien, Standards und Rechtsrahmen in Beziehung stehen muessen. Die fachliche Grenze liegt dort, wo Lernende hausinterne Sprache als Ersatz fuer zitierfaehige Begruendung verwenden. Die saubere Lesart trennt deshalb Beobachtung, Kausalannahme, Bewertung und Steuerungsfolge. In der Anwendung sollte daraus mindestens eine konkrete Begriff, Wirkpfad, Fallbewertung, rote Linie oder Rueckkopplung abgeleitet werden; sonst bleibt das Wissen erklaerend, aber nicht steuerungsfaehig.</w:t>
-      </w:r>
-    </w:p>
-    <w:p>
-      <w:r>
-        <w:t>Anwendung auf Prüfungsrelevanz. In einer Fallanalyse beginnt dieser Punkt nicht mit einer Meinung, sondern mit einer belastbaren Beschreibung. Wer V11 pruefungsnah liest, fragt zuerst nach Wirkungsempfaengern, Wirkraum, Zeitraum und Datenquelle. Erst danach folgt die Bewertung im Referenzrahmen Mensch, Planet, Demokratie, SDGs, Agenda 2030 und SDG+. Die Analyse markiert Stoppsignale vor jeder Portfolio- oder Score-Debatte. Der typische Kurzschluss waere, ein gutes Teilresultat gegen zentrale Schaeden aufrechnen. Genau dagegen setzt die WÖk die Pflicht, Wirkungspotenzial, Wirkungsrisiko und positive Netto-Wirkung begrifflich getrennt zu halten.</w:t>
+        <w:t>Schlussvertiefung 2: Positive, negative und neutrale Wirkung im Anwendungsfall</w:t>
+      </w:r>
+    </w:p>
+    <w:p>
+      <w:r>
+        <w:t>Die folgenden Abschnitte sind keine neue Pruefungsloesung. Sie verdichten die vorhandenen Kapitel zu einer Lesart, mit der Studierende einen Fall selbststaendig analysieren koennen. Im Mittelpunkt stehen Wirkpfade, Wirkungsempfaenger, Bewertung und Rueckkopplung, nicht moralische Personenbewertung.</w:t>
+      </w:r>
+    </w:p>
+    <w:p>
+      <w:r>
+        <w:t>Begriffliche Schlussklaerung. In Grundstudium Wirkungsoekonomie wird Die Netto-Wirkung als Gesamtbild erst steuerungsfaehig, wenn daraus eine Entscheidung folgt. Die Grundbegriffe muessen in spaeteren Modulen wiedererkennbar bleiben. Ohne diese Rueckkopplung bleibt Reporting eine Beschreibung. Mit Rueckkopplung wird aus Bewertung eine veraenderte Routine: ein anderer Prozess, ein geaenderter Anreiz, eine bessere Datenpflicht, eine korrigierte Kommunikation oder eine neue Priorisierung.</w:t>
+      </w:r>
+    </w:p>
+    <w:p>
+      <w:r>
+        <w:t>Die typische Fehlstelle bei Positive, negative und neutrale Wirkung liegt darin, Absicht, Aktivitaet oder Reporting als Wirkung zu behandeln. Bei Die Netto-Wirkung als Gesamtbild wird diese Fehlstelle konkret: Ein scheinbar plausibler Befund darf nicht zur Abkuerzung werden. Quellen, Systemgrenzen, Unsicherheit und Rueckkopplung bleiben sichtbar.</w:t>
+      </w:r>
+    </w:p>
+    <w:p>
+      <w:r>
+        <w:t>Wirkpfad und Empfaenger. Die Grenze gegen Scheingenauigkeit verlaeuft bei Ein Beispiel: ein neues Medikament nicht zwischen Optimismus und Pessimismus. Sie verlaeuft zwischen offengelegter Unsicherheit und rhetorischer Sicherheit. Wer Positive, negative und neutrale Wirkung belastbar anwenden will, benennt Systemgrenze, Zeitraum, Vergleichspunkt und offene Gegenhypothese. Gerade dadurch bleibt das Skript anschlussfaehig fuer Forschung, Praxis und spaetere Revision.</w:t>
+      </w:r>
+    </w:p>
+    <w:p>
+      <w:r>
+        <w:t>Fuer die Pruefung ist Ein Beispiel: ein neues Medikament dann verstanden, wenn daraus eine belastbare Fallantwort entsteht. Eine gute Antwort unterscheidet Beobachtung, Kausalannahme, Bewertung und Steuerungsfolge. Sie bewertet keine Menschen, sondern Wirkpfade, Zustandsveraenderungen, Risiken und institutionelle Bedingungen.</w:t>
+      </w:r>
+    </w:p>
+    <w:p>
+      <w:r>
+        <w:t>Daten, Quellen und Evidenz. Warum man Schaden nicht einfach wegrechnen darf zeigt, warum Positive, negative und neutrale Wirkung mehr ist als ein Schlagwort im Feld Wirkpfade, Wirkungsempfaenger, Bewertung und Rueckkopplung. Die wirkungsoekonomische Frage lautet: Welche reale Veraenderung wird moeglich, welche bleibt nur Potenzial und wo entsteht ein Wirkungsrisiko? Diese Unterscheidung schuetzt vor Impact-Washing, weil sie Absicht, Aktivitaet, Reichweite und Wirkung auseinanderhaelt.</w:t>
+      </w:r>
+    </w:p>
+    <w:p>
+      <w:r>
+        <w:t>Eine Kommune, ein Unternehmen oder eine Bildungsorganisation will Positive, negative und neutrale Wirkung praktisch anwenden. Der erste Schritt ist nicht die Auswahl eines Instruments, sondern die Klaerung der Zustandsveraenderung. Bei Warum man Schaden nicht einfach wegrechnen darf muss deshalb benannt werden, wer betroffen ist, welcher Zustand sich veraendert, welche Frist gilt und welche Gegenbeobachtung die Annahme widerlegen wuerde. Erst danach entsteht eine begruendete Entscheidung im Feld Begriff, Fallbewertung, Wirkpfad, rote Linie, Quellenbeurteilung oder Rueckkopplungsregel.</w:t>
+      </w:r>
+    </w:p>
+    <w:p>
+      <w:r>
+        <w:t>Bewertung und rote Linien. In V11 muss Wirkung neutral, Ziel klar immer mit Empfaengern gelesen werden. Wirkung entsteht nicht beim Sender, sondern an veraenderten Zustaenden von Menschen, Oekosystemen, Institutionen, Oeffentlichkeit oder kuenftigen Handlungsspielraeumen. Darum reicht es nicht, interne Aktivitaeten zu dokumentieren. Entscheidend ist, ob sich ein Zustand nachvollziehbar veraendert und ob diese Veraenderung im Referenzrahmen Mensch, Planet, Demokratie, SDGs, Agenda 2030 und SDG+ tragfaehig bewertet werden kann.</w:t>
+      </w:r>
+    </w:p>
+    <w:p>
+      <w:r>
+        <w:t>Ein Bericht behauptet, die Massnahme zu Positive, negative und neutrale Wirkung sei erfolgreich. Die WOE-Lesart fragt bei Wirkung neutral, Ziel klar nach belastbaren Nachweisen: begriffliche Praezision, Fallbeschreibung, Quellenklarheit, Plausibilitaet und offene Unsicherheit. Wenn diese Nachweise fehlen, bleibt die Aussage Wirkungspotenzial oder Kommunikationsbehauptung. Sie kann wichtig sein, aber sie ist noch keine belegte Wirkung.</w:t>
+      </w:r>
+    </w:p>
+    <w:p>
+      <w:r>
+        <w:t>Kontrollfrage. Welche Entscheidung waere falsch, wenn Wirkung neutral, Ziel klar in V11 missverstanden wird? Die Antwort muss mindestens eine Daten- oder Quellenannahme, eine betroffene Gruppe oder Schutzdimension, eine moegliche Nebenwirkung und einen Rueckkopplungsschritt nennen. Richtig ist nicht die lauteste Bewertung, sondern diejenige, die Begriff, Beleg und Steuerungsfolge zusammenhaelt.</w:t>
+      </w:r>
+    </w:p>
+    <w:p>
+      <w:r>
+        <w:t>Rueckfluss. Fuer den WOE-Korpus bedeutet das: Begriffe aus Positive, negative und neutrale Wirkung sollten dort geschaerft werden, wo sie in Glossar, Werkzeugen, Journal oder Readern doppeldeutig bleiben. Offene Forschungsfragen werden nicht versteckt. Sie markieren die Stelle, an der spaetere Evidenz, ein besserer Datensatz oder eine praezisere Fallstudie die Bewertung veraendern kann.</w:t>
+      </w:r>
+    </w:p>
+    <w:p>
+      <w:r>
+        <w:t>Steuerung und Rueckkopplung. Wissenschaftliche Anschlussfaehigkeit entsteht hier durch Quellenklarheit. Bei Was du aus dieser Vorlesung mitnimmst werden interne WOE-Begriffe nicht als Ersatz fuer Belege benutzt, sondern mit Grundlagenwerk, WOE-Referenz, Glossar, Werkzeuge, Journal und externe Fachquellen verbunden. Wo die Datenlage offen bleibt, wird das offengelegt. Wo eine Aussage nur plausibel ist, bleibt sie als Wirkungspotenzial markiert. Wo ein Schaden eine rote Linie beruehrt, greift Nichtkompensation vor Durchschnittslogik.</w:t>
+      </w:r>
+    </w:p>
+    <w:p>
+      <w:r>
+        <w:t>In einer kontroversen Entscheidung wirkt Was du aus dieser Vorlesung mitnimmst als Pruefpunkt fuer Ambivalenz. Ein Nutzen fuer eine Gruppe kann mit Risiken fuer andere Wirkungsempfaenger einhergehen. Das Skript verlangt deshalb, positive und negative Zustandsveraenderungen getrennt zu fuehren, bevor von positiver Netto-Wirkung gesprochen wird.</w:t>
+      </w:r>
+    </w:p>
+    <w:p>
+      <w:r>
+        <w:t>Pruefungsnahe Anwendung. In Grundstudium Wirkungsoekonomie wird Wirkungsökonomische Vertiefung erst steuerungsfaehig, wenn daraus eine Entscheidung folgt. Die Grundbegriffe muessen in spaeteren Modulen wiedererkennbar bleiben. Ohne diese Rueckkopplung bleibt Reporting eine Beschreibung. Mit Rueckkopplung wird aus Bewertung eine veraenderte Routine: ein anderer Prozess, ein geaenderter Anreiz, eine bessere Datenpflicht, eine korrigierte Kommunikation oder eine neue Priorisierung.</w:t>
+      </w:r>
+    </w:p>
+    <w:p>
+      <w:r>
+        <w:t>Die typische Fehlstelle bei Positive, negative und neutrale Wirkung liegt darin, Absicht, Aktivitaet oder Reporting als Wirkung zu behandeln. Bei Wirkungsökonomische Vertiefung wird diese Fehlstelle konkret: Ein scheinbar plausibler Befund darf nicht zur Abkuerzung werden. Quellen, Systemgrenzen, Unsicherheit und Rueckkopplung bleiben sichtbar.</w:t>
+      </w:r>
+    </w:p>
+    <w:p>
+      <w:r>
+        <w:t>Transfer in den WOE-Korpus. Die Grenze gegen Scheingenauigkeit verlaeuft bei Begriffliche Präzision nicht zwischen Optimismus und Pessimismus. Sie verlaeuft zwischen offengelegter Unsicherheit und rhetorischer Sicherheit. Wer Positive, negative und neutrale Wirkung belastbar anwenden will, benennt Systemgrenze, Zeitraum, Vergleichspunkt und offene Gegenhypothese. Gerade dadurch bleibt das Skript anschlussfaehig fuer Forschung, Praxis und spaetere Revision.</w:t>
+      </w:r>
+    </w:p>
+    <w:p>
+      <w:r>
+        <w:t>Fuer die Pruefung ist Begriffliche Präzision dann verstanden, wenn daraus eine belastbare Fallantwort entsteht. Eine gute Antwort unterscheidet Beobachtung, Kausalannahme, Bewertung und Steuerungsfolge. Sie bewertet keine Menschen, sondern Wirkpfade, Zustandsveraenderungen, Risiken und institutionelle Bedingungen.</w:t>
+      </w:r>
+    </w:p>
+    <w:p>
+      <w:r>
+        <w:t>Grenzen der Aussage. Wirkpfad zeigt, warum Positive, negative und neutrale Wirkung mehr ist als ein Schlagwort im Feld Wirkpfade, Wirkungsempfaenger, Bewertung und Rueckkopplung. Die wirkungsoekonomische Frage lautet: Welche reale Veraenderung wird moeglich, welche bleibt nur Potenzial und wo entsteht ein Wirkungsrisiko? Diese Unterscheidung schuetzt vor Impact-Washing, weil sie Absicht, Aktivitaet, Reichweite und Wirkung auseinanderhaelt.</w:t>
+      </w:r>
+    </w:p>
+    <w:p>
+      <w:r>
+        <w:t>Eine Kommune, ein Unternehmen oder eine Bildungsorganisation will Positive, negative und neutrale Wirkung praktisch anwenden. Der erste Schritt ist nicht die Auswahl eines Instruments, sondern die Klaerung der Zustandsveraenderung. Bei Wirkpfad muss deshalb benannt werden, wer betroffen ist, welcher Zustand sich veraendert, welche Frist gilt und welche Gegenbeobachtung die Annahme widerlegen wuerde. Erst danach entsteht eine begruendete Entscheidung im Feld Begriff, Fallbewertung, Wirkpfad, rote Linie, Quellenbeurteilung oder Rueckkopplungsregel.</w:t>
+      </w:r>
+    </w:p>
+    <w:p>
+      <w:r>
+        <w:t>Kontrollfrage. Welche Entscheidung waere falsch, wenn Wirkpfad in V11 missverstanden wird? Die Antwort muss mindestens eine Daten- oder Quellenannahme, eine betroffene Gruppe oder Schutzdimension, eine moegliche Nebenwirkung und einen Rueckkopplungsschritt nennen. Richtig ist nicht die lauteste Bewertung, sondern diejenige, die Begriff, Beleg und Steuerungsfolge zusammenhaelt.</w:t>
       </w:r>
     </w:p>
     <w:p>
@@ -3070,137 +3020,112 @@
         <w:pStyle w:val="Heading3"/>
       </w:pPr>
       <w:r>
-        <w:t>Abschlusskommentar 3: Lesen, pruefen, rueckkoppeln</w:t>
-      </w:r>
-    </w:p>
-    <w:p>
-      <w:r>
-        <w:t>Die folgende Verdichtung fuehrt die vorhandenen Kapitel nicht als Wiederholung, sondern als Anwendung zusammen. Wirkungskompetenz entsteht, wenn dieselbe begriffliche Strenge in Fallanalyse, Datenarbeit, Kommunikation, Governance und Entscheidungspraxis wiedererkannt wird.</w:t>
-      </w:r>
-    </w:p>
-    <w:p>
-      <w:r>
-        <w:t>Evidenzregel. Lernziele darf im Skript nicht als dekorativer Begriff stehen bleiben. Der Abschnitt traegt nur dann, wenn er eine pruefbare Aussage erlaubt: Welche Quelle stuetzt die Annahme, welche Unsicherheit bleibt offen und welche Gegenbeobachtung wuerde die Bewertung veraendern? Fuer Positive, negative und neutrale Wirkung heisst das, dass praezise Sprache die erste Sicherung gegen Impact-Washing bildet. Die Studierenden sollen nicht lernen, einen Score nachzusprechen. Sie sollen erkennen, wann ein Score klaert, wann er verdeckt und wann eine rote Linie die Durchschnittslogik stoppt.</w:t>
-      </w:r>
-    </w:p>
-    <w:p>
-      <w:r>
-        <w:t>Fallfenster zur Anwendung. Eine Organisation plant eine Massnahme und formuliert dazu eine positive Absicht. In der WÖk reicht das nicht. Fuer diese Vorlesung muss sichtbar werden, welche Zustandsveraenderung erwartet wird, welche Empfaenger direkt oder indirekt betroffen sind, welche Nebenwirkungen entstehen koennen und welche Entscheidung spaeter korrigiert wird. Bezogen auf Positive, negative und neutrale Wirkung heisst das: Die Analyse muss das konkrete Thema ernst nehmen und zugleich den allgemeinen WÖk-Massstab halten. Es geht nicht darum, Akteure moralisch zu sortieren. Es geht darum, Wirkpfade, Wirkungsempfaenger, Datenqualitaet, Risiken und Rueckkopplung so zu beschreiben, dass bessere Entscheidungen moeglich werden.</w:t>
-      </w:r>
-    </w:p>
-    <w:p>
-      <w:r>
-        <w:t>Transfer in Grundstudium Wirkungsökonomie. Einleitung / Wirkungsfrage verbindet die inhaltliche Deutung mit der spaeteren Praxis. Eine Organisation kann zu Positive, negative und neutrale Wirkung sehr ueberzeugend kommunizieren und trotzdem an einen plausiblen Gedanken schon fuer Wirkung zu halten, obwohl Empfaenger, Zustand, Zeitbezug und Quelle fehlen scheitern. Darum muss die V1-Fassung immer auch nach Governance fragen: Wer erhebt Daten, wer bewertet sie, wer traegt die Folgen, wer kann widersprechen und wann wird eine Entscheidung korrigiert? Mindestens ein direkter und ein indirekter Wirkpfad muessen nachvollziehbar sein. So wird aus einem Lehrkapitel eine verantwortbare Arbeitsroutine.</w:t>
-      </w:r>
-    </w:p>
-    <w:p>
-      <w:r>
-        <w:t>Grenze gegen Scheingenauigkeit. Gerade bei Kernaussage ist Praezision wichtiger als grosse Begriffe. Eine Wirkungsaussage bleibt schwach, wenn sie nur Aktivitaet, Reichweite, Absicht oder Image beschreibt. Stark wird sie erst, wenn sie die Zustandsveraenderung und ihre Bedingungen offenlegt. In V11 ist deshalb entscheidend, jede Bewertung nur so belastbar ist wie Datenlage, Quellenstatus, Aktualitaet und Systemgrenze. Die Fehlerlinie verlaeuft nicht zwischen Optimismus und Pessimismus, sondern zwischen offengelegter Unsicherheit und rhetorischer Sicherheit ohne Pruefpfad.</w:t>
-      </w:r>
-    </w:p>
-    <w:p>
-      <w:r>
-        <w:t>Pruefungsnahe Transferfrage. Formuliere zu V11 eine Wirkungsaussage in drei Saetzen: Erstens den beobachteten oder plausiblen Zustand, zweitens die Daten- oder Quellenlage, drittens die offene Unsicherheit samt Rueckkopplung. Die Antwort muss ohne moralische Personenbewertung auskommen und darf Reichweite nicht mit Wirkung verwechseln.</w:t>
-      </w:r>
-    </w:p>
-    <w:p>
-      <w:r>
-        <w:t>Pruefungsnahe Lesart. Aus Quelltext und fachliche Grundlegung laesst sich eine gute Transferfrage ableiten: Welche Entscheidung waere falsch, wenn dieser Abschnitt missverstanden wird? Fuer Positive, negative und neutrale Wirkung lautet die Antwort meist nicht einfach "mehr Wirkung", sondern genauer: bessere Unterscheidung, sauberere Daten, klarere Schutzlinie und rueckgekoppelte Steuerung. Profile, Zielkonflikte und offene Punkte werden nebeneinander gefuehrt. Wer das im Fall anwenden kann, hat den Kern der Vorlesung verstanden; wer nur Definitionen wiederholt, bleibt unter dem Anspruch der Akademie.</w:t>
-      </w:r>
-    </w:p>
-    <w:p>
-      <w:r>
-        <w:t>Fallfenster zur Anwendung. Eine Fuehrungsentscheidung erzeugt zugleich Nutzen und Risiken. Die WÖk behandelt Ambivalenz nicht als Stoerung, sondern als Kern der Analyse. Positive Netto-Wirkung darf erst behauptet werden, wenn zentrale negative Wirkungen getrennt geprueft und rote Linien gewahrt sind. Bezogen auf Positive, negative und neutrale Wirkung heisst das: Die Analyse muss das konkrete Thema ernst nehmen und zugleich den allgemeinen WÖk-Massstab halten. Es geht nicht darum, Akteure moralisch zu sortieren. Es geht darum, Wirkpfade, Wirkungsempfaenger, Datenqualitaet, Risiken und Rueckkopplung so zu beschreiben, dass bessere Entscheidungen moeglich werden.</w:t>
-      </w:r>
-    </w:p>
-    <w:p>
-      <w:r>
-        <w:t>Nichtkompensation. Der Abschnitt Wirkung ist zunächst wertfrei ist in V11 kein Zusatzwissen, sondern ein Pruefstein fuer die Grundfrage des Skripts: Was veraendert sich, bei wem, wodurch und mit welcher Rueckkopplung? Fuer Positive, negative und neutrale Wirkung wird daran sichtbar, dass schwere zentrale Schaeden nicht durch beliebige positive Einzelwerte neutralisiert werden duerfen. Die fachliche Grenze liegt dort, wo Lernende eine Durchschnittslogik als moralische Entlastung verwenden. Die saubere Lesart trennt deshalb Beobachtung, Kausalannahme, Bewertung und Steuerungsfolge. In der Anwendung sollte daraus mindestens eine konkrete Begriff, Wirkpfad, Fallbewertung, rote Linie oder Rueckkopplung abgeleitet werden; sonst bleibt das Wissen erklaerend, aber nicht steuerungsfaehig.</w:t>
-      </w:r>
-    </w:p>
-    <w:p>
-      <w:r>
-        <w:t>Anwendung auf Positive Wirkung. In einer Fallanalyse beginnt dieser Punkt nicht mit einer Meinung, sondern mit einer belastbaren Beschreibung. Wer V11 pruefungsnah liest, fragt zuerst nach Wirkungsempfaengern, Wirkraum, Zeitraum und Datenquelle. Erst danach folgt die Bewertung im Referenzrahmen Mensch, Planet, Demokratie, SDGs, Agenda 2030 und SDG+. Jeder Analyseblock fragt nach der Routine, die nach der Bewertung angepasst wird. Der typische Kurzschluss waere, Reporting als Abschluss behandeln. Genau dagegen setzt die WÖk die Pflicht, Wirkungspotenzial, Wirkungsrisiko und positive Netto-Wirkung begrifflich getrennt zu halten.</w:t>
-      </w:r>
-    </w:p>
-    <w:p>
-      <w:r>
-        <w:t>Evidenzregel. Negative Wirkung darf im Skript nicht als dekorativer Begriff stehen bleiben. Der Abschnitt traegt nur dann, wenn er eine pruefbare Aussage erlaubt: Welche Quelle stuetzt die Annahme, welche Unsicherheit bleibt offen und welche Gegenbeobachtung wuerde die Bewertung veraendern? Fuer Positive, negative und neutrale Wirkung heisst das, dass Wirkungsbewertung Verfahren, Rechte, Transparenz und Korrektur braucht. Die Studierenden sollen nicht lernen, einen Score nachzusprechen. Sie sollen erkennen, wann ein Score klaert, wann er verdeckt und wann eine rote Linie die Durchschnittslogik stoppt.</w:t>
-      </w:r>
-    </w:p>
-    <w:p>
-      <w:r>
-        <w:t>Fallfenster zur Anwendung. Ein Controlling-Team moechte einen Score bilden. Das Skript verlangt, dass Datenqualitaet, Systemgrenzen, Gewichtung, Unsicherheit und Nichtkompensation sichtbar bleiben. Ein Score darf die Diskussion nicht beenden, sondern muss bessere Fragen, Priorisierung und Rueckkopplung ermoeglichen. Bezogen auf Positive, negative und neutrale Wirkung heisst das: Die Analyse muss das konkrete Thema ernst nehmen und zugleich den allgemeinen WÖk-Massstab halten. Es geht nicht darum, Akteure moralisch zu sortieren. Es geht darum, Wirkpfade, Wirkungsempfaenger, Datenqualitaet, Risiken und Rueckkopplung so zu beschreiben, dass bessere Entscheidungen moeglich werden.</w:t>
-      </w:r>
-    </w:p>
-    <w:p>
-      <w:r>
-        <w:t>Transfer in Grundstudium Wirkungsökonomie. Neutrale Wirkung verbindet die inhaltliche Deutung mit der spaeteren Praxis. Eine Organisation kann zu Positive, negative und neutrale Wirkung sehr ueberzeugend kommunizieren und trotzdem an einen plausiblen Gedanken schon fuer Wirkung zu halten, obwohl Empfaenger, Zustand, Zeitbezug und Quelle fehlen scheitern. Darum muss die V1-Fassung immer auch nach Governance fragen: Wer erhebt Daten, wer bewertet sie, wer traegt die Folgen, wer kann widersprechen und wann wird eine Entscheidung korrigiert? Pruefungsfragen verbinden Begriff, Anwendung, Evidenz und rote Linie. So wird aus einem Lehrkapitel eine verantwortbare Arbeitsroutine.</w:t>
-      </w:r>
-    </w:p>
-    <w:p>
-      <w:r>
-        <w:t>Pruefungsnahe Transferfrage. Formuliere zu V11 eine Wirkungsaussage in drei Saetzen: Erstens den beobachteten oder plausiblen Zustand, zweitens die Daten- oder Quellenlage, drittens die offene Unsicherheit samt Rueckkopplung. Die Antwort muss ohne moralische Personenbewertung auskommen und darf Reichweite nicht mit Wirkung verwechseln.</w:t>
-      </w:r>
-    </w:p>
-    <w:p>
-      <w:r>
-        <w:t>Grenze gegen Scheingenauigkeit. Gerade bei Fast alles wirkt in mehrere Richtungen zugleich ist Praezision wichtiger als grosse Begriffe. Eine Wirkungsaussage bleibt schwach, wenn sie nur Aktivitaet, Reichweite, Absicht oder Image beschreibt. Stark wird sie erst, wenn sie die Zustandsveraenderung und ihre Bedingungen offenlegt. In V11 ist deshalb entscheidend, WÖk-Begriffe im Alltag nur tragen, wenn sie in Routinen uebersetzt werden. Die Fehlerlinie verlaeuft nicht zwischen Optimismus und Pessimismus, sondern zwischen offengelegter Unsicherheit und rhetorischer Sicherheit ohne Pruefpfad.</w:t>
-      </w:r>
-    </w:p>
-    <w:p>
-      <w:r>
-        <w:t>Pruefungsnahe Lesart. Aus Die Netto-Wirkung als Gesamtbild laesst sich eine gute Transferfrage ableiten: Welche Entscheidung waere falsch, wenn dieser Abschnitt missverstanden wird? Fuer Positive, negative und neutrale Wirkung lautet die Antwort meist nicht einfach "mehr Wirkung", sondern genauer: bessere Unterscheidung, sauberere Daten, klarere Schutzlinie und rueckgekoppelte Steuerung. Gute Kommunikation unterscheidet Befund, Annahme und normative Bewertung. Wer das im Fall anwenden kann, hat den Kern der Vorlesung verstanden; wer nur Definitionen wiederholt, bleibt unter dem Anspruch der Akademie.</w:t>
-      </w:r>
-    </w:p>
-    <w:p>
-      <w:r>
-        <w:t>Fallfenster zur Anwendung. Ein Kommunikationsbericht nennt viele Aktivitaeten, Reichweiten und Rueckmeldungen. Die V1-Pruefung fragt, ob daraus eine belastbare Wirkungsaussage folgt. Wenn nur Kontakte, Klicks oder Zustimmung vorliegen, bleibt die Aussage im Bereich Wirkungspotenzial oder Resonanz, nicht im Bereich nachgewiesener Wirkung. Bezogen auf Positive, negative und neutrale Wirkung heisst das: Die Analyse muss das konkrete Thema ernst nehmen und zugleich den allgemeinen WÖk-Massstab halten. Es geht nicht darum, Akteure moralisch zu sortieren. Es geht darum, Wirkpfade, Wirkungsempfaenger, Datenqualitaet, Risiken und Rueckkopplung so zu beschreiben, dass bessere Entscheidungen moeglich werden.</w:t>
-      </w:r>
-    </w:p>
-    <w:p>
-      <w:r>
-        <w:t>Systemgrenze. Der Abschnitt Ein Beispiel: ein neues Medikament ist in V11 kein Zusatzwissen, sondern ein Pruefstein fuer die Grundfrage des Skripts: Was veraendert sich, bei wem, wodurch und mit welcher Rueckkopplung? Fuer Positive, negative und neutrale Wirkung wird daran sichtbar, dass jede Wirkungsaussage eine Grenze zieht und diese Grenze begruenden muss. Die fachliche Grenze liegt dort, wo Lernende nur den bequemen Ausschnitt betrachten. Die saubere Lesart trennt deshalb Beobachtung, Kausalannahme, Bewertung und Steuerungsfolge. In der Anwendung sollte daraus mindestens eine konkrete Begriff, Wirkpfad, Fallbewertung, rote Linie oder Rueckkopplung abgeleitet werden; sonst bleibt das Wissen erklaerend, aber nicht steuerungsfaehig.</w:t>
-      </w:r>
-    </w:p>
-    <w:p>
-      <w:r>
-        <w:t>Anwendung auf Warum man Schaden nicht einfach wegrechnen darf. In einer Fallanalyse beginnt dieser Punkt nicht mit einer Meinung, sondern mit einer belastbaren Beschreibung. Wer V11 pruefungsnah liest, fragt zuerst nach Wirkungsempfaengern, Wirkraum, Zeitraum und Datenquelle. Erst danach folgt die Bewertung im Referenzrahmen Mensch, Planet, Demokratie, SDGs, Agenda 2030 und SDG+. Szenarien pruefen Sofortwirkung, Folgewirkung und Reversibilitaet getrennt. Der typische Kurzschluss waere, Momentnutzen als dauerhafte positive Netto-Wirkung verkaufen. Genau dagegen setzt die WÖk die Pflicht, Wirkungspotenzial, Wirkungsrisiko und positive Netto-Wirkung begrifflich getrennt zu halten.</w:t>
-      </w:r>
-    </w:p>
-    <w:p>
-      <w:r>
-        <w:t>Evidenzregel. Wirkung neutral, Ziel klar darf im Skript nicht als dekorativer Begriff stehen bleiben. Der Abschnitt traegt nur dann, wenn er eine pruefbare Aussage erlaubt: Welche Quelle stuetzt die Annahme, welche Unsicherheit bleibt offen und welche Gegenbeobachtung wuerde die Bewertung veraendern? Fuer Positive, negative und neutrale Wirkung heisst das, dass Wirkung nicht am Sender, sondern an veraenderten Zustanden der Empfaenger geprueft wird. Die Studierenden sollen nicht lernen, einen Score nachzusprechen. Sie sollen erkennen, wann ein Score klaert, wann er verdeckt und wann eine rote Linie die Durchschnittslogik stoppt.</w:t>
-      </w:r>
-    </w:p>
-    <w:p>
-      <w:r>
-        <w:t>Fallfenster zur Anwendung. Eine Organisation plant eine Massnahme und formuliert dazu eine positive Absicht. In der WÖk reicht das nicht. Fuer diese Vorlesung muss sichtbar werden, welche Zustandsveraenderung erwartet wird, welche Empfaenger direkt oder indirekt betroffen sind, welche Nebenwirkungen entstehen koennen und welche Entscheidung spaeter korrigiert wird. Bezogen auf Positive, negative und neutrale Wirkung heisst das: Die Analyse muss das konkrete Thema ernst nehmen und zugleich den allgemeinen WÖk-Massstab halten. Es geht nicht darum, Akteure moralisch zu sortieren. Es geht darum, Wirkpfade, Wirkungsempfaenger, Datenqualitaet, Risiken und Rueckkopplung so zu beschreiben, dass bessere Entscheidungen moeglich werden.</w:t>
-      </w:r>
-    </w:p>
-    <w:p>
-      <w:r>
-        <w:t>Pruefungsnahe Transferfrage. Formuliere zu V11 eine Wirkungsaussage in drei Saetzen: Erstens den beobachteten oder plausiblen Zustand, zweitens die Daten- oder Quellenlage, drittens die offene Unsicherheit samt Rueckkopplung. Die Antwort muss ohne moralische Personenbewertung auskommen und darf Reichweite nicht mit Wirkung verwechseln.</w:t>
-      </w:r>
-    </w:p>
-    <w:p>
-      <w:r>
-        <w:t>Transfer in Grundstudium Wirkungsökonomie. Was du aus dieser Vorlesung mitnimmst verbindet die inhaltliche Deutung mit der spaeteren Praxis. Eine Organisation kann zu Positive, negative und neutrale Wirkung sehr ueberzeugend kommunizieren und trotzdem an einen plausiblen Gedanken schon fuer Wirkung zu halten, obwohl Empfaenger, Zustand, Zeitbezug und Quelle fehlen scheitern. Darum muss die V1-Fassung immer auch nach Governance fragen: Wer erhebt Daten, wer bewertet sie, wer traegt die Folgen, wer kann widersprechen und wann wird eine Entscheidung korrigiert? Jede Schlussfolgerung endet mit Entscheidung, Verantwortlichkeit und Termin fuer Rueckpruefung. So wird aus einem Lehrkapitel eine verantwortbare Arbeitsroutine.</w:t>
-      </w:r>
-    </w:p>
-    <w:p>
-      <w:r>
-        <w:t>Grenze gegen Scheingenauigkeit. Gerade bei Wirkungsökonomische Vertiefung ist Praezision wichtiger als grosse Begriffe. Eine Wirkungsaussage bleibt schwach, wenn sie nur Aktivitaet, Reichweite, Absicht oder Image beschreibt. Stark wird sie erst, wenn sie die Zustandsveraenderung und ihre Bedingungen offenlegt. In V11 ist deshalb entscheidend, WÖk-Aussagen mit bestehenden Begriffen, Studien, Standards und Rechtsrahmen in Beziehung stehen muessen. Die Fehlerlinie verlaeuft nicht zwischen Optimismus und Pessimismus, sondern zwischen offengelegter Unsicherheit und rhetorischer Sicherheit ohne Pruefpfad.</w:t>
-      </w:r>
-    </w:p>
-    <w:p>
-      <w:r>
-        <w:t>Pruefungsnahe Lesart. Aus Prüfungsrelevanz laesst sich eine gute Transferfrage ableiten: Welche Entscheidung waere falsch, wenn dieser Abschnitt missverstanden wird? Fuer Positive, negative und neutrale Wirkung lautet die Antwort meist nicht einfach "mehr Wirkung", sondern genauer: bessere Unterscheidung, sauberere Daten, klarere Schutzlinie und rueckgekoppelte Steuerung. Die Analyse markiert Stoppsignale vor jeder Portfolio- oder Score-Debatte. Wer das im Fall anwenden kann, hat den Kern der Vorlesung verstanden; wer nur Definitionen wiederholt, bleibt unter dem Anspruch der Akademie.</w:t>
-      </w:r>
-    </w:p>
-    <w:p>
-      <w:r>
-        <w:t>Fallfenster zur Anwendung. Eine Fuehrungsentscheidung erzeugt zugleich Nutzen und Risiken. Die WÖk behandelt Ambivalenz nicht als Stoerung, sondern als Kern der Analyse. Positive Netto-Wirkung darf erst behauptet werden, wenn zentrale negative Wirkungen getrennt geprueft und rote Linien gewahrt sind. Bezogen auf Positive, negative und neutrale Wirkung heisst das: Die Analyse muss das konkrete Thema ernst nehmen und zugleich den allgemeinen WÖk-Massstab halten. Es geht nicht darum, Akteure moralisch zu sortieren. Es geht darum, Wirkpfade, Wirkungsempfaenger, Datenqualitaet, Risiken und Rueckkopplung so zu beschreiben, dass bessere Entscheidungen moeglich werden.</w:t>
+        <w:t>Schlussvertiefung 3: Positive, negative und neutrale Wirkung im Anwendungsfall</w:t>
+      </w:r>
+    </w:p>
+    <w:p>
+      <w:r>
+        <w:t>Die folgenden Abschnitte sind keine neue Pruefungsloesung. Sie verdichten die vorhandenen Kapitel zu einer Lesart, mit der Studierende einen Fall selbststaendig analysieren koennen. Im Mittelpunkt stehen Wirkpfade, Wirkungsempfaenger, Bewertung und Rueckkopplung, nicht moralische Personenbewertung.</w:t>
+      </w:r>
+    </w:p>
+    <w:p>
+      <w:r>
+        <w:t>Begriffliche Schlussklaerung. In V11 muss Leitthese immer mit Empfaengern gelesen werden. Wirkung entsteht nicht beim Sender, sondern an veraenderten Zustaenden von Menschen, Oekosystemen, Institutionen, Oeffentlichkeit oder kuenftigen Handlungsspielraeumen. Darum reicht es nicht, interne Aktivitaeten zu dokumentieren. Entscheidend ist, ob sich ein Zustand nachvollziehbar veraendert und ob diese Veraenderung im Referenzrahmen Mensch, Planet, Demokratie, SDGs, Agenda 2030 und SDG+ tragfaehig bewertet werden kann.</w:t>
+      </w:r>
+    </w:p>
+    <w:p>
+      <w:r>
+        <w:t>Ein Bericht behauptet, die Massnahme zu Positive, negative und neutrale Wirkung sei erfolgreich. Die WOE-Lesart fragt bei Leitthese nach belastbaren Nachweisen: begriffliche Praezision, Fallbeschreibung, Quellenklarheit, Plausibilitaet und offene Unsicherheit. Wenn diese Nachweise fehlen, bleibt die Aussage Wirkungspotenzial oder Kommunikationsbehauptung. Sie kann wichtig sein, aber sie ist noch keine belegte Wirkung.</w:t>
+      </w:r>
+    </w:p>
+    <w:p>
+      <w:r>
+        <w:t>Wirkpfad und Empfaenger. Wissenschaftliche Anschlussfaehigkeit entsteht hier durch Quellenklarheit. Bei Didaktische Einordnung im Studiengang werden interne WOE-Begriffe nicht als Ersatz fuer Belege benutzt, sondern mit Grundlagenwerk, WOE-Referenz, Glossar, Werkzeuge, Journal und externe Fachquellen verbunden. Wo die Datenlage offen bleibt, wird das offengelegt. Wo eine Aussage nur plausibel ist, bleibt sie als Wirkungspotenzial markiert. Wo ein Schaden eine rote Linie beruehrt, greift Nichtkompensation vor Durchschnittslogik.</w:t>
+      </w:r>
+    </w:p>
+    <w:p>
+      <w:r>
+        <w:t>In einer kontroversen Entscheidung wirkt Didaktische Einordnung im Studiengang als Pruefpunkt fuer Ambivalenz. Ein Nutzen fuer eine Gruppe kann mit Risiken fuer andere Wirkungsempfaenger einhergehen. Das Skript verlangt deshalb, positive und negative Zustandsveraenderungen getrennt zu fuehren, bevor von positiver Netto-Wirkung gesprochen wird.</w:t>
+      </w:r>
+    </w:p>
+    <w:p>
+      <w:r>
+        <w:t>Rueckfluss. Fuer den WOE-Korpus bedeutet das: Begriffe aus Positive, negative und neutrale Wirkung sollten dort geschaerft werden, wo sie in Glossar, Werkzeugen, Journal oder Readern doppeldeutig bleiben. Offene Forschungsfragen werden nicht versteckt. Sie markieren die Stelle, an der spaetere Evidenz, ein besserer Datensatz oder eine praezisere Fallstudie die Bewertung veraendern kann.</w:t>
+      </w:r>
+    </w:p>
+    <w:p>
+      <w:r>
+        <w:t>Daten, Quellen und Evidenz. In Grundstudium Wirkungsoekonomie wird Analysemodell erst steuerungsfaehig, wenn daraus eine Entscheidung folgt. Die Grundbegriffe muessen in spaeteren Modulen wiedererkennbar bleiben. Ohne diese Rueckkopplung bleibt Reporting eine Beschreibung. Mit Rueckkopplung wird aus Bewertung eine veraenderte Routine: ein anderer Prozess, ein geaenderter Anreiz, eine bessere Datenpflicht, eine korrigierte Kommunikation oder eine neue Priorisierung.</w:t>
+      </w:r>
+    </w:p>
+    <w:p>
+      <w:r>
+        <w:t>Die typische Fehlstelle bei Positive, negative und neutrale Wirkung liegt darin, Absicht, Aktivitaet oder Reporting als Wirkung zu behandeln. Bei Analysemodell wird diese Fehlstelle konkret: Ein scheinbar plausibler Befund darf nicht zur Abkuerzung werden. Quellen, Systemgrenzen, Unsicherheit und Rueckkopplung bleiben sichtbar.</w:t>
+      </w:r>
+    </w:p>
+    <w:p>
+      <w:r>
+        <w:t>Bewertung und rote Linien. Die Grenze gegen Scheingenauigkeit verlaeuft bei Modellformel nicht zwischen Optimismus und Pessimismus. Sie verlaeuft zwischen offengelegter Unsicherheit und rhetorischer Sicherheit. Wer Positive, negative und neutrale Wirkung belastbar anwenden will, benennt Systemgrenze, Zeitraum, Vergleichspunkt und offene Gegenhypothese. Gerade dadurch bleibt das Skript anschlussfaehig fuer Forschung, Praxis und spaetere Revision.</w:t>
+      </w:r>
+    </w:p>
+    <w:p>
+      <w:r>
+        <w:t>Fuer die Pruefung ist Modellformel dann verstanden, wenn daraus eine belastbare Fallantwort entsteht. Eine gute Antwort unterscheidet Beobachtung, Kausalannahme, Bewertung und Steuerungsfolge. Sie bewertet keine Menschen, sondern Wirkpfade, Zustandsveraenderungen, Risiken und institutionelle Bedingungen.</w:t>
+      </w:r>
+    </w:p>
+    <w:p>
+      <w:r>
+        <w:t>Kontrollfrage. Welche Entscheidung waere falsch, wenn Modellformel in V11 missverstanden wird? Die Antwort muss mindestens eine Daten- oder Quellenannahme, eine betroffene Gruppe oder Schutzdimension, eine moegliche Nebenwirkung und einen Rueckkopplungsschritt nennen. Richtig ist nicht die lauteste Bewertung, sondern diejenige, die Begriff, Beleg und Steuerungsfolge zusammenhaelt.</w:t>
+      </w:r>
+    </w:p>
+    <w:p>
+      <w:r>
+        <w:t>Steuerung und Rueckkopplung. Fallfenster zeigt, warum Positive, negative und neutrale Wirkung mehr ist als ein Schlagwort im Feld Wirkpfade, Wirkungsempfaenger, Bewertung und Rueckkopplung. Die wirkungsoekonomische Frage lautet: Welche reale Veraenderung wird moeglich, welche bleibt nur Potenzial und wo entsteht ein Wirkungsrisiko? Diese Unterscheidung schuetzt vor Impact-Washing, weil sie Absicht, Aktivitaet, Reichweite und Wirkung auseinanderhaelt.</w:t>
+      </w:r>
+    </w:p>
+    <w:p>
+      <w:r>
+        <w:t>Eine Kommune, ein Unternehmen oder eine Bildungsorganisation will Positive, negative und neutrale Wirkung praktisch anwenden. Der erste Schritt ist nicht die Auswahl eines Instruments, sondern die Klaerung der Zustandsveraenderung. Bei Fallfenster muss deshalb benannt werden, wer betroffen ist, welcher Zustand sich veraendert, welche Frist gilt und welche Gegenbeobachtung die Annahme widerlegen wuerde. Erst danach entsteht eine begruendete Entscheidung im Feld Begriff, Fallbewertung, Wirkpfad, rote Linie, Quellenbeurteilung oder Rueckkopplungsregel.</w:t>
+      </w:r>
+    </w:p>
+    <w:p>
+      <w:r>
+        <w:t>Pruefungsnahe Anwendung. In V11 muss Prüfungsnahe Fallfragen ohne geschützte Antwortlogik immer mit Empfaengern gelesen werden. Wirkung entsteht nicht beim Sender, sondern an veraenderten Zustaenden von Menschen, Oekosystemen, Institutionen, Oeffentlichkeit oder kuenftigen Handlungsspielraeumen. Darum reicht es nicht, interne Aktivitaeten zu dokumentieren. Entscheidend ist, ob sich ein Zustand nachvollziehbar veraendert und ob diese Veraenderung im Referenzrahmen Mensch, Planet, Demokratie, SDGs, Agenda 2030 und SDG+ tragfaehig bewertet werden kann.</w:t>
+      </w:r>
+    </w:p>
+    <w:p>
+      <w:r>
+        <w:t>Ein Bericht behauptet, die Massnahme zu Positive, negative und neutrale Wirkung sei erfolgreich. Die WOE-Lesart fragt bei Prüfungsnahe Fallfragen ohne geschützte Antwortlogik nach belastbaren Nachweisen: begriffliche Praezision, Fallbeschreibung, Quellenklarheit, Plausibilitaet und offene Unsicherheit. Wenn diese Nachweise fehlen, bleibt die Aussage Wirkungspotenzial oder Kommunikationsbehauptung. Sie kann wichtig sein, aber sie ist noch keine belegte Wirkung.</w:t>
+      </w:r>
+    </w:p>
+    <w:p>
+      <w:r>
+        <w:t>Transfer in den WOE-Korpus. Wissenschaftliche Anschlussfaehigkeit entsteht hier durch Quellenklarheit. Bei Einleitung / Wirkungsfrage werden interne WOE-Begriffe nicht als Ersatz fuer Belege benutzt, sondern mit Grundlagenwerk, WOE-Referenz, Glossar, Werkzeuge, Journal und externe Fachquellen verbunden. Wo die Datenlage offen bleibt, wird das offengelegt. Wo eine Aussage nur plausibel ist, bleibt sie als Wirkungspotenzial markiert. Wo ein Schaden eine rote Linie beruehrt, greift Nichtkompensation vor Durchschnittslogik.</w:t>
+      </w:r>
+    </w:p>
+    <w:p>
+      <w:r>
+        <w:t>In einer kontroversen Entscheidung wirkt Einleitung / Wirkungsfrage als Pruefpunkt fuer Ambivalenz. Ein Nutzen fuer eine Gruppe kann mit Risiken fuer andere Wirkungsempfaenger einhergehen. Das Skript verlangt deshalb, positive und negative Zustandsveraenderungen getrennt zu fuehren, bevor von positiver Netto-Wirkung gesprochen wird.</w:t>
+      </w:r>
+    </w:p>
+    <w:p>
+      <w:r>
+        <w:t>Grenzen der Aussage. In Grundstudium Wirkungsoekonomie wird Kernaussage erst steuerungsfaehig, wenn daraus eine Entscheidung folgt. Die Grundbegriffe muessen in spaeteren Modulen wiedererkennbar bleiben. Ohne diese Rueckkopplung bleibt Reporting eine Beschreibung. Mit Rueckkopplung wird aus Bewertung eine veraenderte Routine: ein anderer Prozess, ein geaenderter Anreiz, eine bessere Datenpflicht, eine korrigierte Kommunikation oder eine neue Priorisierung.</w:t>
+      </w:r>
+    </w:p>
+    <w:p>
+      <w:r>
+        <w:t>Die typische Fehlstelle bei Positive, negative und neutrale Wirkung liegt darin, Absicht, Aktivitaet oder Reporting als Wirkung zu behandeln. Bei Kernaussage wird diese Fehlstelle konkret: Ein scheinbar plausibler Befund darf nicht zur Abkuerzung werden. Quellen, Systemgrenzen, Unsicherheit und Rueckkopplung bleiben sichtbar.</w:t>
+      </w:r>
+    </w:p>
+    <w:p>
+      <w:r>
+        <w:t>Kontrollfrage. Welche Entscheidung waere falsch, wenn Kernaussage in V11 missverstanden wird? Die Antwort muss mindestens eine Daten- oder Quellenannahme, eine betroffene Gruppe oder Schutzdimension, eine moegliche Nebenwirkung und einen Rueckkopplungsschritt nennen. Richtig ist nicht die lauteste Bewertung, sondern diejenige, die Begriff, Beleg und Steuerungsfolge zusammenhaelt.</w:t>
+      </w:r>
+    </w:p>
+    <w:p>
+      <w:r>
+        <w:t>Rueckfluss. Fuer den WOE-Korpus bedeutet das: Begriffe aus Positive, negative und neutrale Wirkung sollten dort geschaerft werden, wo sie in Glossar, Werkzeugen, Journal oder Readern doppeldeutig bleiben. Offene Forschungsfragen werden nicht versteckt. Sie markieren die Stelle, an der spaetere Evidenz, ein besserer Datensatz oder eine praezisere Fallstudie die Bewertung veraendern kann.</w:t>
       </w:r>
     </w:p>
     <w:p>
@@ -3208,47 +3133,107 @@
         <w:pStyle w:val="Heading3"/>
       </w:pPr>
       <w:r>
-        <w:t>Abschlusskommentar 4: Lesen, pruefen, rueckkoppeln</w:t>
-      </w:r>
-    </w:p>
-    <w:p>
-      <w:r>
-        <w:t>Die folgende Verdichtung fuehrt die vorhandenen Kapitel nicht als Wiederholung, sondern als Anwendung zusammen. Wirkungskompetenz entsteht, wenn dieselbe begriffliche Strenge in Fallanalyse, Datenarbeit, Kommunikation, Governance und Entscheidungspraxis wiedererkannt wird.</w:t>
-      </w:r>
-    </w:p>
-    <w:p>
-      <w:r>
-        <w:t>Begriffliche Schaerfung. Der Abschnitt Lernziele ist in V11 kein Zusatzwissen, sondern ein Pruefstein fuer die Grundfrage des Skripts: Was veraendert sich, bei wem, wodurch und mit welcher Rueckkopplung? Fuer Positive, negative und neutrale Wirkung wird daran sichtbar, dass praezise Sprache die erste Sicherung gegen Impact-Washing bildet. Die fachliche Grenze liegt dort, wo Lernende Output, Reichweite, Absicht und Wirkung in einem Satz vermischen. Die saubere Lesart trennt deshalb Beobachtung, Kausalannahme, Bewertung und Steuerungsfolge. In der Anwendung sollte daraus mindestens eine konkrete Begriff, Wirkpfad, Fallbewertung, rote Linie oder Rueckkopplung abgeleitet werden; sonst bleibt das Wissen erklaerend, aber nicht steuerungsfaehig.</w:t>
-      </w:r>
-    </w:p>
-    <w:p>
-      <w:r>
-        <w:t>Anwendung auf Einleitung / Wirkungsfrage. In einer Fallanalyse beginnt dieser Punkt nicht mit einer Meinung, sondern mit einer belastbaren Beschreibung. Wer V11 pruefungsnah liest, fragt zuerst nach Wirkungsempfaengern, Wirkraum, Zeitraum und Datenquelle. Erst danach folgt die Bewertung im Referenzrahmen Mensch, Planet, Demokratie, SDGs, Agenda 2030 und SDG+. Mindestens ein direkter und ein indirekter Wirkpfad muessen nachvollziehbar sein. Der typische Kurzschluss waere, nur die Massnahme selbst bewerten und indirekte Empfaenger ausblenden. Genau dagegen setzt die WÖk die Pflicht, Wirkungspotenzial, Wirkungsrisiko und positive Netto-Wirkung begrifflich getrennt zu halten.</w:t>
-      </w:r>
-    </w:p>
-    <w:p>
-      <w:r>
-        <w:t>Pruefungsnahe Transferfrage. Formuliere zu V11 eine Wirkungsaussage in drei Saetzen: Erstens den beobachteten oder plausiblen Zustand, zweitens die Daten- oder Quellenlage, drittens die offene Unsicherheit samt Rueckkopplung. Die Antwort muss ohne moralische Personenbewertung auskommen und darf Reichweite nicht mit Wirkung verwechseln.</w:t>
-      </w:r>
-    </w:p>
-    <w:p>
-      <w:r>
-        <w:t>Evidenzregel. Kernaussage darf im Skript nicht als dekorativer Begriff stehen bleiben. Der Abschnitt traegt nur dann, wenn er eine pruefbare Aussage erlaubt: Welche Quelle stuetzt die Annahme, welche Unsicherheit bleibt offen und welche Gegenbeobachtung wuerde die Bewertung veraendern? Fuer Positive, negative und neutrale Wirkung heisst das, dass jede Bewertung nur so belastbar ist wie Datenlage, Quellenstatus, Aktualitaet und Systemgrenze. Die Studierenden sollen nicht lernen, einen Score nachzusprechen. Sie sollen erkennen, wann ein Score klaert, wann er verdeckt und wann eine rote Linie die Durchschnittslogik stoppt.</w:t>
-      </w:r>
-    </w:p>
-    <w:p>
-      <w:r>
-        <w:t>Fallfenster zur Anwendung. Ein Controlling-Team moechte einen Score bilden. Das Skript verlangt, dass Datenqualitaet, Systemgrenzen, Gewichtung, Unsicherheit und Nichtkompensation sichtbar bleiben. Ein Score darf die Diskussion nicht beenden, sondern muss bessere Fragen, Priorisierung und Rueckkopplung ermoeglichen. Bezogen auf Positive, negative und neutrale Wirkung heisst das: Die Analyse muss das konkrete Thema ernst nehmen und zugleich den allgemeinen WÖk-Massstab halten. Es geht nicht darum, Akteure moralisch zu sortieren. Es geht darum, Wirkpfade, Wirkungsempfaenger, Datenqualitaet, Risiken und Rueckkopplung so zu beschreiben, dass bessere Entscheidungen moeglich werden.</w:t>
-      </w:r>
-    </w:p>
-    <w:p>
-      <w:r>
-        <w:t>Transfer in Grundstudium Wirkungsökonomie. Quelltext und fachliche Grundlegung verbindet die inhaltliche Deutung mit der spaeteren Praxis. Eine Organisation kann zu Positive, negative und neutrale Wirkung sehr ueberzeugend kommunizieren und trotzdem an einen plausiblen Gedanken schon fuer Wirkung zu halten, obwohl Empfaenger, Zustand, Zeitbezug und Quelle fehlen scheitern. Darum muss die V1-Fassung immer auch nach Governance fragen: Wer erhebt Daten, wer bewertet sie, wer traegt die Folgen, wer kann widersprechen und wann wird eine Entscheidung korrigiert? Profile, Zielkonflikte und offene Punkte werden nebeneinander gefuehrt. So wird aus einem Lehrkapitel eine verantwortbare Arbeitsroutine.</w:t>
-      </w:r>
-    </w:p>
-    <w:p>
-      <w:r>
-        <w:t>Grenze gegen Scheingenauigkeit. Gerade bei Wirkung ist zunächst wertfrei ist Praezision wichtiger als grosse Begriffe. Eine Wirkungsaussage bleibt schwach, wenn sie nur Aktivitaet, Reichweite, Absicht oder Image beschreibt. Stark wird sie erst, wenn sie die Zustandsveraenderung und ihre Bedingungen offenlegt. In V11 ist deshalb entscheidend, schwere zentrale Schaeden nicht durch beliebige positive Einzelwerte neutralisiert werden duerfen. Die Fehlerlinie verlaeuft nicht zwischen Optimismus und Pessimismus, sondern zwischen offengelegter Unsicherheit und rhetorischer Sicherheit ohne Pruefpfad.</w:t>
+        <w:t>Schlussvertiefung 4: Positive, negative und neutrale Wirkung im Anwendungsfall</w:t>
+      </w:r>
+    </w:p>
+    <w:p>
+      <w:r>
+        <w:t>Die folgenden Abschnitte sind keine neue Pruefungsloesung. Sie verdichten die vorhandenen Kapitel zu einer Lesart, mit der Studierende einen Fall selbststaendig analysieren koennen. Im Mittelpunkt stehen Wirkpfade, Wirkungsempfaenger, Bewertung und Rueckkopplung, nicht moralische Personenbewertung.</w:t>
+      </w:r>
+    </w:p>
+    <w:p>
+      <w:r>
+        <w:t>Begriffliche Schlussklaerung. Die Grenze gegen Scheingenauigkeit verlaeuft bei Quelltext und fachliche Grundlegung nicht zwischen Optimismus und Pessimismus. Sie verlaeuft zwischen offengelegter Unsicherheit und rhetorischer Sicherheit. Wer Positive, negative und neutrale Wirkung belastbar anwenden will, benennt Systemgrenze, Zeitraum, Vergleichspunkt und offene Gegenhypothese. Gerade dadurch bleibt das Skript anschlussfaehig fuer Forschung, Praxis und spaetere Revision.</w:t>
+      </w:r>
+    </w:p>
+    <w:p>
+      <w:r>
+        <w:t>Fuer die Pruefung ist Quelltext und fachliche Grundlegung dann verstanden, wenn daraus eine belastbare Fallantwort entsteht. Eine gute Antwort unterscheidet Beobachtung, Kausalannahme, Bewertung und Steuerungsfolge. Sie bewertet keine Menschen, sondern Wirkpfade, Zustandsveraenderungen, Risiken und institutionelle Bedingungen.</w:t>
+      </w:r>
+    </w:p>
+    <w:p>
+      <w:r>
+        <w:t>Wirkpfad und Empfaenger. Wirkung ist zunächst wertfrei zeigt, warum Positive, negative und neutrale Wirkung mehr ist als ein Schlagwort im Feld Wirkpfade, Wirkungsempfaenger, Bewertung und Rueckkopplung. Die wirkungsoekonomische Frage lautet: Welche reale Veraenderung wird moeglich, welche bleibt nur Potenzial und wo entsteht ein Wirkungsrisiko? Diese Unterscheidung schuetzt vor Impact-Washing, weil sie Absicht, Aktivitaet, Reichweite und Wirkung auseinanderhaelt.</w:t>
+      </w:r>
+    </w:p>
+    <w:p>
+      <w:r>
+        <w:t>Eine Kommune, ein Unternehmen oder eine Bildungsorganisation will Positive, negative und neutrale Wirkung praktisch anwenden. Der erste Schritt ist nicht die Auswahl eines Instruments, sondern die Klaerung der Zustandsveraenderung. Bei Wirkung ist zunächst wertfrei muss deshalb benannt werden, wer betroffen ist, welcher Zustand sich veraendert, welche Frist gilt und welche Gegenbeobachtung die Annahme widerlegen wuerde. Erst danach entsteht eine begruendete Entscheidung im Feld Begriff, Fallbewertung, Wirkpfad, rote Linie, Quellenbeurteilung oder Rueckkopplungsregel.</w:t>
+      </w:r>
+    </w:p>
+    <w:p>
+      <w:r>
+        <w:t>Daten, Quellen und Evidenz. In V11 muss Positive Wirkung immer mit Empfaengern gelesen werden. Wirkung entsteht nicht beim Sender, sondern an veraenderten Zustaenden von Menschen, Oekosystemen, Institutionen, Oeffentlichkeit oder kuenftigen Handlungsspielraeumen. Darum reicht es nicht, interne Aktivitaeten zu dokumentieren. Entscheidend ist, ob sich ein Zustand nachvollziehbar veraendert und ob diese Veraenderung im Referenzrahmen Mensch, Planet, Demokratie, SDGs, Agenda 2030 und SDG+ tragfaehig bewertet werden kann.</w:t>
+      </w:r>
+    </w:p>
+    <w:p>
+      <w:r>
+        <w:t>Ein Bericht behauptet, die Massnahme zu Positive, negative und neutrale Wirkung sei erfolgreich. Die WOE-Lesart fragt bei Positive Wirkung nach belastbaren Nachweisen: begriffliche Praezision, Fallbeschreibung, Quellenklarheit, Plausibilitaet und offene Unsicherheit. Wenn diese Nachweise fehlen, bleibt die Aussage Wirkungspotenzial oder Kommunikationsbehauptung. Sie kann wichtig sein, aber sie ist noch keine belegte Wirkung.</w:t>
+      </w:r>
+    </w:p>
+    <w:p>
+      <w:r>
+        <w:t>Bewertung und rote Linien. Wissenschaftliche Anschlussfaehigkeit entsteht hier durch Quellenklarheit. Bei Negative Wirkung werden interne WOE-Begriffe nicht als Ersatz fuer Belege benutzt, sondern mit Grundlagenwerk, WOE-Referenz, Glossar, Werkzeuge, Journal und externe Fachquellen verbunden. Wo die Datenlage offen bleibt, wird das offengelegt. Wo eine Aussage nur plausibel ist, bleibt sie als Wirkungspotenzial markiert. Wo ein Schaden eine rote Linie beruehrt, greift Nichtkompensation vor Durchschnittslogik.</w:t>
+      </w:r>
+    </w:p>
+    <w:p>
+      <w:r>
+        <w:t>In einer kontroversen Entscheidung wirkt Negative Wirkung als Pruefpunkt fuer Ambivalenz. Ein Nutzen fuer eine Gruppe kann mit Risiken fuer andere Wirkungsempfaenger einhergehen. Das Skript verlangt deshalb, positive und negative Zustandsveraenderungen getrennt zu fuehren, bevor von positiver Netto-Wirkung gesprochen wird.</w:t>
+      </w:r>
+    </w:p>
+    <w:p>
+      <w:r>
+        <w:t>Kontrollfrage. Welche Entscheidung waere falsch, wenn Negative Wirkung in V11 missverstanden wird? Die Antwort muss mindestens eine Daten- oder Quellenannahme, eine betroffene Gruppe oder Schutzdimension, eine moegliche Nebenwirkung und einen Rueckkopplungsschritt nennen. Richtig ist nicht die lauteste Bewertung, sondern diejenige, die Begriff, Beleg und Steuerungsfolge zusammenhaelt.</w:t>
+      </w:r>
+    </w:p>
+    <w:p>
+      <w:r>
+        <w:t>Steuerung und Rueckkopplung. In Grundstudium Wirkungsoekonomie wird Neutrale Wirkung erst steuerungsfaehig, wenn daraus eine Entscheidung folgt. Die Grundbegriffe muessen in spaeteren Modulen wiedererkennbar bleiben. Ohne diese Rueckkopplung bleibt Reporting eine Beschreibung. Mit Rueckkopplung wird aus Bewertung eine veraenderte Routine: ein anderer Prozess, ein geaenderter Anreiz, eine bessere Datenpflicht, eine korrigierte Kommunikation oder eine neue Priorisierung.</w:t>
+      </w:r>
+    </w:p>
+    <w:p>
+      <w:r>
+        <w:t>Die typische Fehlstelle bei Positive, negative und neutrale Wirkung liegt darin, Absicht, Aktivitaet oder Reporting als Wirkung zu behandeln. Bei Neutrale Wirkung wird diese Fehlstelle konkret: Ein scheinbar plausibler Befund darf nicht zur Abkuerzung werden. Quellen, Systemgrenzen, Unsicherheit und Rueckkopplung bleiben sichtbar.</w:t>
+      </w:r>
+    </w:p>
+    <w:p>
+      <w:r>
+        <w:t>Pruefungsnahe Anwendung. Die Grenze gegen Scheingenauigkeit verlaeuft bei Fast alles wirkt in mehrere Richtungen zugleich nicht zwischen Optimismus und Pessimismus. Sie verlaeuft zwischen offengelegter Unsicherheit und rhetorischer Sicherheit. Wer Positive, negative und neutrale Wirkung belastbar anwenden will, benennt Systemgrenze, Zeitraum, Vergleichspunkt und offene Gegenhypothese. Gerade dadurch bleibt das Skript anschlussfaehig fuer Forschung, Praxis und spaetere Revision.</w:t>
+      </w:r>
+    </w:p>
+    <w:p>
+      <w:r>
+        <w:t>Fuer die Pruefung ist Fast alles wirkt in mehrere Richtungen zugleich dann verstanden, wenn daraus eine belastbare Fallantwort entsteht. Eine gute Antwort unterscheidet Beobachtung, Kausalannahme, Bewertung und Steuerungsfolge. Sie bewertet keine Menschen, sondern Wirkpfade, Zustandsveraenderungen, Risiken und institutionelle Bedingungen.</w:t>
+      </w:r>
+    </w:p>
+    <w:p>
+      <w:r>
+        <w:t>Rueckfluss. Fuer den WOE-Korpus bedeutet das: Begriffe aus Positive, negative und neutrale Wirkung sollten dort geschaerft werden, wo sie in Glossar, Werkzeugen, Journal oder Readern doppeldeutig bleiben. Offene Forschungsfragen werden nicht versteckt. Sie markieren die Stelle, an der spaetere Evidenz, ein besserer Datensatz oder eine praezisere Fallstudie die Bewertung veraendern kann.</w:t>
+      </w:r>
+    </w:p>
+    <w:p>
+      <w:r>
+        <w:t>Transfer in den WOE-Korpus. Die Netto-Wirkung als Gesamtbild zeigt, warum Positive, negative und neutrale Wirkung mehr ist als ein Schlagwort im Feld Wirkpfade, Wirkungsempfaenger, Bewertung und Rueckkopplung. Die wirkungsoekonomische Frage lautet: Welche reale Veraenderung wird moeglich, welche bleibt nur Potenzial und wo entsteht ein Wirkungsrisiko? Diese Unterscheidung schuetzt vor Impact-Washing, weil sie Absicht, Aktivitaet, Reichweite und Wirkung auseinanderhaelt.</w:t>
+      </w:r>
+    </w:p>
+    <w:p>
+      <w:r>
+        <w:t>Eine Kommune, ein Unternehmen oder eine Bildungsorganisation will Positive, negative und neutrale Wirkung praktisch anwenden. Der erste Schritt ist nicht die Auswahl eines Instruments, sondern die Klaerung der Zustandsveraenderung. Bei Die Netto-Wirkung als Gesamtbild muss deshalb benannt werden, wer betroffen ist, welcher Zustand sich veraendert, welche Frist gilt und welche Gegenbeobachtung die Annahme widerlegen wuerde. Erst danach entsteht eine begruendete Entscheidung im Feld Begriff, Fallbewertung, Wirkpfad, rote Linie, Quellenbeurteilung oder Rueckkopplungsregel.</w:t>
+      </w:r>
+    </w:p>
+    <w:p>
+      <w:r>
+        <w:t>Grenzen der Aussage. In V11 muss Ein Beispiel: ein neues Medikament immer mit Empfaengern gelesen werden. Wirkung entsteht nicht beim Sender, sondern an veraenderten Zustaenden von Menschen, Oekosystemen, Institutionen, Oeffentlichkeit oder kuenftigen Handlungsspielraeumen. Darum reicht es nicht, interne Aktivitaeten zu dokumentieren. Entscheidend ist, ob sich ein Zustand nachvollziehbar veraendert und ob diese Veraenderung im Referenzrahmen Mensch, Planet, Demokratie, SDGs, Agenda 2030 und SDG+ tragfaehig bewertet werden kann.</w:t>
+      </w:r>
+    </w:p>
+    <w:p>
+      <w:r>
+        <w:t>Ein Bericht behauptet, die Massnahme zu Positive, negative und neutrale Wirkung sei erfolgreich. Die WOE-Lesart fragt bei Ein Beispiel: ein neues Medikament nach belastbaren Nachweisen: begriffliche Praezision, Fallbeschreibung, Quellenklarheit, Plausibilitaet und offene Unsicherheit. Wenn diese Nachweise fehlen, bleibt die Aussage Wirkungspotenzial oder Kommunikationsbehauptung. Sie kann wichtig sein, aber sie ist noch keine belegte Wirkung.</w:t>
+      </w:r>
+    </w:p>
+    <w:p>
+      <w:r>
+        <w:t>Kontrollfrage. Welche Entscheidung waere falsch, wenn Ein Beispiel: ein neues Medikament in V11 missverstanden wird? Die Antwort muss mindestens eine Daten- oder Quellenannahme, eine betroffene Gruppe oder Schutzdimension, eine moegliche Nebenwirkung und einen Rueckkopplungsschritt nennen. Richtig ist nicht die lauteste Bewertung, sondern diejenige, die Begriff, Beleg und Steuerungsfolge zusammenhaelt.</w:t>
       </w:r>
     </w:p>
     <w:p>
@@ -3256,12 +3241,291 @@
         <w:pStyle w:val="Heading3"/>
       </w:pPr>
       <w:r>
+        <w:t>Schlussvertiefung 5: Positive, negative und neutrale Wirkung im Anwendungsfall</w:t>
+      </w:r>
+    </w:p>
+    <w:p>
+      <w:r>
+        <w:t>Die folgenden Abschnitte sind keine neue Pruefungsloesung. Sie verdichten die vorhandenen Kapitel zu einer Lesart, mit der Studierende einen Fall selbststaendig analysieren koennen. Im Mittelpunkt stehen Wirkpfade, Wirkungsempfaenger, Bewertung und Rueckkopplung, nicht moralische Personenbewertung.</w:t>
+      </w:r>
+    </w:p>
+    <w:p>
+      <w:r>
+        <w:t>Begriffliche Schlussklaerung. Wissenschaftliche Anschlussfaehigkeit entsteht hier durch Quellenklarheit. Bei Warum man Schaden nicht einfach wegrechnen darf werden interne WOE-Begriffe nicht als Ersatz fuer Belege benutzt, sondern mit Grundlagenwerk, WOE-Referenz, Glossar, Werkzeuge, Journal und externe Fachquellen verbunden. Wo die Datenlage offen bleibt, wird das offengelegt. Wo eine Aussage nur plausibel ist, bleibt sie als Wirkungspotenzial markiert. Wo ein Schaden eine rote Linie beruehrt, greift Nichtkompensation vor Durchschnittslogik.</w:t>
+      </w:r>
+    </w:p>
+    <w:p>
+      <w:r>
+        <w:t>In einer kontroversen Entscheidung wirkt Warum man Schaden nicht einfach wegrechnen darf als Pruefpunkt fuer Ambivalenz. Ein Nutzen fuer eine Gruppe kann mit Risiken fuer andere Wirkungsempfaenger einhergehen. Das Skript verlangt deshalb, positive und negative Zustandsveraenderungen getrennt zu fuehren, bevor von positiver Netto-Wirkung gesprochen wird.</w:t>
+      </w:r>
+    </w:p>
+    <w:p>
+      <w:r>
+        <w:t>Wirkpfad und Empfaenger. In Grundstudium Wirkungsoekonomie wird Wirkung neutral, Ziel klar erst steuerungsfaehig, wenn daraus eine Entscheidung folgt. Die Grundbegriffe muessen in spaeteren Modulen wiedererkennbar bleiben. Ohne diese Rueckkopplung bleibt Reporting eine Beschreibung. Mit Rueckkopplung wird aus Bewertung eine veraenderte Routine: ein anderer Prozess, ein geaenderter Anreiz, eine bessere Datenpflicht, eine korrigierte Kommunikation oder eine neue Priorisierung.</w:t>
+      </w:r>
+    </w:p>
+    <w:p>
+      <w:r>
+        <w:t>Die typische Fehlstelle bei Positive, negative und neutrale Wirkung liegt darin, Absicht, Aktivitaet oder Reporting als Wirkung zu behandeln. Bei Wirkung neutral, Ziel klar wird diese Fehlstelle konkret: Ein scheinbar plausibler Befund darf nicht zur Abkuerzung werden. Quellen, Systemgrenzen, Unsicherheit und Rueckkopplung bleiben sichtbar.</w:t>
+      </w:r>
+    </w:p>
+    <w:p>
+      <w:r>
+        <w:t>Daten, Quellen und Evidenz. Die Grenze gegen Scheingenauigkeit verlaeuft bei Was du aus dieser Vorlesung mitnimmst nicht zwischen Optimismus und Pessimismus. Sie verlaeuft zwischen offengelegter Unsicherheit und rhetorischer Sicherheit. Wer Positive, negative und neutrale Wirkung belastbar anwenden will, benennt Systemgrenze, Zeitraum, Vergleichspunkt und offene Gegenhypothese. Gerade dadurch bleibt das Skript anschlussfaehig fuer Forschung, Praxis und spaetere Revision.</w:t>
+      </w:r>
+    </w:p>
+    <w:p>
+      <w:r>
+        <w:t>Fuer die Pruefung ist Was du aus dieser Vorlesung mitnimmst dann verstanden, wenn daraus eine belastbare Fallantwort entsteht. Eine gute Antwort unterscheidet Beobachtung, Kausalannahme, Bewertung und Steuerungsfolge. Sie bewertet keine Menschen, sondern Wirkpfade, Zustandsveraenderungen, Risiken und institutionelle Bedingungen.</w:t>
+      </w:r>
+    </w:p>
+    <w:p>
+      <w:r>
+        <w:t>Bewertung und rote Linien. Wirkungsökonomische Vertiefung zeigt, warum Positive, negative und neutrale Wirkung mehr ist als ein Schlagwort im Feld Wirkpfade, Wirkungsempfaenger, Bewertung und Rueckkopplung. Die wirkungsoekonomische Frage lautet: Welche reale Veraenderung wird moeglich, welche bleibt nur Potenzial und wo entsteht ein Wirkungsrisiko? Diese Unterscheidung schuetzt vor Impact-Washing, weil sie Absicht, Aktivitaet, Reichweite und Wirkung auseinanderhaelt.</w:t>
+      </w:r>
+    </w:p>
+    <w:p>
+      <w:r>
+        <w:t>Eine Kommune, ein Unternehmen oder eine Bildungsorganisation will Positive, negative und neutrale Wirkung praktisch anwenden. Der erste Schritt ist nicht die Auswahl eines Instruments, sondern die Klaerung der Zustandsveraenderung. Bei Wirkungsökonomische Vertiefung muss deshalb benannt werden, wer betroffen ist, welcher Zustand sich veraendert, welche Frist gilt und welche Gegenbeobachtung die Annahme widerlegen wuerde. Erst danach entsteht eine begruendete Entscheidung im Feld Begriff, Fallbewertung, Wirkpfad, rote Linie, Quellenbeurteilung oder Rueckkopplungsregel.</w:t>
+      </w:r>
+    </w:p>
+    <w:p>
+      <w:r>
+        <w:t>Kontrollfrage. Welche Entscheidung waere falsch, wenn Wirkungsökonomische Vertiefung in V11 missverstanden wird? Die Antwort muss mindestens eine Daten- oder Quellenannahme, eine betroffene Gruppe oder Schutzdimension, eine moegliche Nebenwirkung und einen Rueckkopplungsschritt nennen. Richtig ist nicht die lauteste Bewertung, sondern diejenige, die Begriff, Beleg und Steuerungsfolge zusammenhaelt.</w:t>
+      </w:r>
+    </w:p>
+    <w:p>
+      <w:r>
+        <w:t>Rueckfluss. Fuer den WOE-Korpus bedeutet das: Begriffe aus Positive, negative und neutrale Wirkung sollten dort geschaerft werden, wo sie in Glossar, Werkzeugen, Journal oder Readern doppeldeutig bleiben. Offene Forschungsfragen werden nicht versteckt. Sie markieren die Stelle, an der spaetere Evidenz, ein besserer Datensatz oder eine praezisere Fallstudie die Bewertung veraendern kann.</w:t>
+      </w:r>
+    </w:p>
+    <w:p>
+      <w:r>
+        <w:t>Steuerung und Rueckkopplung. In V11 muss Begriffliche Präzision immer mit Empfaengern gelesen werden. Wirkung entsteht nicht beim Sender, sondern an veraenderten Zustaenden von Menschen, Oekosystemen, Institutionen, Oeffentlichkeit oder kuenftigen Handlungsspielraeumen. Darum reicht es nicht, interne Aktivitaeten zu dokumentieren. Entscheidend ist, ob sich ein Zustand nachvollziehbar veraendert und ob diese Veraenderung im Referenzrahmen Mensch, Planet, Demokratie, SDGs, Agenda 2030 und SDG+ tragfaehig bewertet werden kann.</w:t>
+      </w:r>
+    </w:p>
+    <w:p>
+      <w:r>
+        <w:t>Ein Bericht behauptet, die Massnahme zu Positive, negative und neutrale Wirkung sei erfolgreich. Die WOE-Lesart fragt bei Begriffliche Präzision nach belastbaren Nachweisen: begriffliche Praezision, Fallbeschreibung, Quellenklarheit, Plausibilitaet und offene Unsicherheit. Wenn diese Nachweise fehlen, bleibt die Aussage Wirkungspotenzial oder Kommunikationsbehauptung. Sie kann wichtig sein, aber sie ist noch keine belegte Wirkung.</w:t>
+      </w:r>
+    </w:p>
+    <w:p>
+      <w:r>
+        <w:t>Pruefungsnahe Anwendung. Wissenschaftliche Anschlussfaehigkeit entsteht hier durch Quellenklarheit. Bei Wirkpfad werden interne WOE-Begriffe nicht als Ersatz fuer Belege benutzt, sondern mit Grundlagenwerk, WOE-Referenz, Glossar, Werkzeuge, Journal und externe Fachquellen verbunden. Wo die Datenlage offen bleibt, wird das offengelegt. Wo eine Aussage nur plausibel ist, bleibt sie als Wirkungspotenzial markiert. Wo ein Schaden eine rote Linie beruehrt, greift Nichtkompensation vor Durchschnittslogik.</w:t>
+      </w:r>
+    </w:p>
+    <w:p>
+      <w:r>
+        <w:t>In einer kontroversen Entscheidung wirkt Wirkpfad als Pruefpunkt fuer Ambivalenz. Ein Nutzen fuer eine Gruppe kann mit Risiken fuer andere Wirkungsempfaenger einhergehen. Das Skript verlangt deshalb, positive und negative Zustandsveraenderungen getrennt zu fuehren, bevor von positiver Netto-Wirkung gesprochen wird.</w:t>
+      </w:r>
+    </w:p>
+    <w:p>
+      <w:r>
+        <w:t>Transfer in den WOE-Korpus. In Grundstudium Wirkungsoekonomie wird Leitthese erst steuerungsfaehig, wenn daraus eine Entscheidung folgt. Die Grundbegriffe muessen in spaeteren Modulen wiedererkennbar bleiben. Ohne diese Rueckkopplung bleibt Reporting eine Beschreibung. Mit Rueckkopplung wird aus Bewertung eine veraenderte Routine: ein anderer Prozess, ein geaenderter Anreiz, eine bessere Datenpflicht, eine korrigierte Kommunikation oder eine neue Priorisierung.</w:t>
+      </w:r>
+    </w:p>
+    <w:p>
+      <w:r>
+        <w:t>Die typische Fehlstelle bei Positive, negative und neutrale Wirkung liegt darin, Absicht, Aktivitaet oder Reporting als Wirkung zu behandeln. Bei Leitthese wird diese Fehlstelle konkret: Ein scheinbar plausibler Befund darf nicht zur Abkuerzung werden. Quellen, Systemgrenzen, Unsicherheit und Rueckkopplung bleiben sichtbar.</w:t>
+      </w:r>
+    </w:p>
+    <w:p>
+      <w:r>
+        <w:t>Grenzen der Aussage. Die Grenze gegen Scheingenauigkeit verlaeuft bei Didaktische Einordnung im Studiengang nicht zwischen Optimismus und Pessimismus. Sie verlaeuft zwischen offengelegter Unsicherheit und rhetorischer Sicherheit. Wer Positive, negative und neutrale Wirkung belastbar anwenden will, benennt Systemgrenze, Zeitraum, Vergleichspunkt und offene Gegenhypothese. Gerade dadurch bleibt das Skript anschlussfaehig fuer Forschung, Praxis und spaetere Revision.</w:t>
+      </w:r>
+    </w:p>
+    <w:p>
+      <w:r>
+        <w:t>Fuer die Pruefung ist Didaktische Einordnung im Studiengang dann verstanden, wenn daraus eine belastbare Fallantwort entsteht. Eine gute Antwort unterscheidet Beobachtung, Kausalannahme, Bewertung und Steuerungsfolge. Sie bewertet keine Menschen, sondern Wirkpfade, Zustandsveraenderungen, Risiken und institutionelle Bedingungen.</w:t>
+      </w:r>
+    </w:p>
+    <w:p>
+      <w:r>
+        <w:t>Kontrollfrage. Welche Entscheidung waere falsch, wenn Didaktische Einordnung im Studiengang in V11 missverstanden wird? Die Antwort muss mindestens eine Daten- oder Quellenannahme, eine betroffene Gruppe oder Schutzdimension, eine moegliche Nebenwirkung und einen Rueckkopplungsschritt nennen. Richtig ist nicht die lauteste Bewertung, sondern diejenige, die Begriff, Beleg und Steuerungsfolge zusammenhaelt.</w:t>
+      </w:r>
+    </w:p>
+    <w:p>
+      <w:pPr>
+        <w:pStyle w:val="Heading3"/>
+      </w:pPr>
+      <w:r>
+        <w:t>Schlussvertiefung 6: Positive, negative und neutrale Wirkung im Anwendungsfall</w:t>
+      </w:r>
+    </w:p>
+    <w:p>
+      <w:r>
+        <w:t>Die folgenden Abschnitte sind keine neue Pruefungsloesung. Sie verdichten die vorhandenen Kapitel zu einer Lesart, mit der Studierende einen Fall selbststaendig analysieren koennen. Im Mittelpunkt stehen Wirkpfade, Wirkungsempfaenger, Bewertung und Rueckkopplung, nicht moralische Personenbewertung.</w:t>
+      </w:r>
+    </w:p>
+    <w:p>
+      <w:r>
+        <w:t>Begriffliche Schlussklaerung. Analysemodell zeigt, warum Positive, negative und neutrale Wirkung mehr ist als ein Schlagwort im Feld Wirkpfade, Wirkungsempfaenger, Bewertung und Rueckkopplung. Die wirkungsoekonomische Frage lautet: Welche reale Veraenderung wird moeglich, welche bleibt nur Potenzial und wo entsteht ein Wirkungsrisiko? Diese Unterscheidung schuetzt vor Impact-Washing, weil sie Absicht, Aktivitaet, Reichweite und Wirkung auseinanderhaelt.</w:t>
+      </w:r>
+    </w:p>
+    <w:p>
+      <w:r>
+        <w:t>Eine Kommune, ein Unternehmen oder eine Bildungsorganisation will Positive, negative und neutrale Wirkung praktisch anwenden. Der erste Schritt ist nicht die Auswahl eines Instruments, sondern die Klaerung der Zustandsveraenderung. Bei Analysemodell muss deshalb benannt werden, wer betroffen ist, welcher Zustand sich veraendert, welche Frist gilt und welche Gegenbeobachtung die Annahme widerlegen wuerde. Erst danach entsteht eine begruendete Entscheidung im Feld Begriff, Fallbewertung, Wirkpfad, rote Linie, Quellenbeurteilung oder Rueckkopplungsregel.</w:t>
+      </w:r>
+    </w:p>
+    <w:p>
+      <w:r>
+        <w:t>Wirkpfad und Empfaenger. In V11 muss Modellformel immer mit Empfaengern gelesen werden. Wirkung entsteht nicht beim Sender, sondern an veraenderten Zustaenden von Menschen, Oekosystemen, Institutionen, Oeffentlichkeit oder kuenftigen Handlungsspielraeumen. Darum reicht es nicht, interne Aktivitaeten zu dokumentieren. Entscheidend ist, ob sich ein Zustand nachvollziehbar veraendert und ob diese Veraenderung im Referenzrahmen Mensch, Planet, Demokratie, SDGs, Agenda 2030 und SDG+ tragfaehig bewertet werden kann.</w:t>
+      </w:r>
+    </w:p>
+    <w:p>
+      <w:r>
+        <w:t>Ein Bericht behauptet, die Massnahme zu Positive, negative und neutrale Wirkung sei erfolgreich. Die WOE-Lesart fragt bei Modellformel nach belastbaren Nachweisen: begriffliche Praezision, Fallbeschreibung, Quellenklarheit, Plausibilitaet und offene Unsicherheit. Wenn diese Nachweise fehlen, bleibt die Aussage Wirkungspotenzial oder Kommunikationsbehauptung. Sie kann wichtig sein, aber sie ist noch keine belegte Wirkung.</w:t>
+      </w:r>
+    </w:p>
+    <w:p>
+      <w:r>
+        <w:t>Rueckfluss. Fuer den WOE-Korpus bedeutet das: Begriffe aus Positive, negative und neutrale Wirkung sollten dort geschaerft werden, wo sie in Glossar, Werkzeugen, Journal oder Readern doppeldeutig bleiben. Offene Forschungsfragen werden nicht versteckt. Sie markieren die Stelle, an der spaetere Evidenz, ein besserer Datensatz oder eine praezisere Fallstudie die Bewertung veraendern kann.</w:t>
+      </w:r>
+    </w:p>
+    <w:p>
+      <w:r>
+        <w:t>Daten, Quellen und Evidenz. Wissenschaftliche Anschlussfaehigkeit entsteht hier durch Quellenklarheit. Bei Fallfenster werden interne WOE-Begriffe nicht als Ersatz fuer Belege benutzt, sondern mit Grundlagenwerk, WOE-Referenz, Glossar, Werkzeuge, Journal und externe Fachquellen verbunden. Wo die Datenlage offen bleibt, wird das offengelegt. Wo eine Aussage nur plausibel ist, bleibt sie als Wirkungspotenzial markiert. Wo ein Schaden eine rote Linie beruehrt, greift Nichtkompensation vor Durchschnittslogik.</w:t>
+      </w:r>
+    </w:p>
+    <w:p>
+      <w:r>
+        <w:t>In einer kontroversen Entscheidung wirkt Fallfenster als Pruefpunkt fuer Ambivalenz. Ein Nutzen fuer eine Gruppe kann mit Risiken fuer andere Wirkungsempfaenger einhergehen. Das Skript verlangt deshalb, positive und negative Zustandsveraenderungen getrennt zu fuehren, bevor von positiver Netto-Wirkung gesprochen wird.</w:t>
+      </w:r>
+    </w:p>
+    <w:p>
+      <w:r>
+        <w:t>Bewertung und rote Linien. In Grundstudium Wirkungsoekonomie wird Prüfungsnahe Fallfragen ohne geschützte Antwortlogik erst steuerungsfaehig, wenn daraus eine Entscheidung folgt. Die Grundbegriffe muessen in spaeteren Modulen wiedererkennbar bleiben. Ohne diese Rueckkopplung bleibt Reporting eine Beschreibung. Mit Rueckkopplung wird aus Bewertung eine veraenderte Routine: ein anderer Prozess, ein geaenderter Anreiz, eine bessere Datenpflicht, eine korrigierte Kommunikation oder eine neue Priorisierung.</w:t>
+      </w:r>
+    </w:p>
+    <w:p>
+      <w:r>
+        <w:t>Die typische Fehlstelle bei Positive, negative und neutrale Wirkung liegt darin, Absicht, Aktivitaet oder Reporting als Wirkung zu behandeln. Bei Prüfungsnahe Fallfragen ohne geschützte Antwortlogik wird diese Fehlstelle konkret: Ein scheinbar plausibler Befund darf nicht zur Abkuerzung werden. Quellen, Systemgrenzen, Unsicherheit und Rueckkopplung bleiben sichtbar.</w:t>
+      </w:r>
+    </w:p>
+    <w:p>
+      <w:r>
+        <w:t>Kontrollfrage. Welche Entscheidung waere falsch, wenn Prüfungsnahe Fallfragen ohne geschützte Antwortlogik in V11 missverstanden wird? Die Antwort muss mindestens eine Daten- oder Quellenannahme, eine betroffene Gruppe oder Schutzdimension, eine moegliche Nebenwirkung und einen Rueckkopplungsschritt nennen. Richtig ist nicht die lauteste Bewertung, sondern diejenige, die Begriff, Beleg und Steuerungsfolge zusammenhaelt.</w:t>
+      </w:r>
+    </w:p>
+    <w:p>
+      <w:r>
+        <w:t>Steuerung und Rueckkopplung. Die Grenze gegen Scheingenauigkeit verlaeuft bei Einleitung / Wirkungsfrage nicht zwischen Optimismus und Pessimismus. Sie verlaeuft zwischen offengelegter Unsicherheit und rhetorischer Sicherheit. Wer Positive, negative und neutrale Wirkung belastbar anwenden will, benennt Systemgrenze, Zeitraum, Vergleichspunkt und offene Gegenhypothese. Gerade dadurch bleibt das Skript anschlussfaehig fuer Forschung, Praxis und spaetere Revision.</w:t>
+      </w:r>
+    </w:p>
+    <w:p>
+      <w:r>
+        <w:t>Fuer die Pruefung ist Einleitung / Wirkungsfrage dann verstanden, wenn daraus eine belastbare Fallantwort entsteht. Eine gute Antwort unterscheidet Beobachtung, Kausalannahme, Bewertung und Steuerungsfolge. Sie bewertet keine Menschen, sondern Wirkpfade, Zustandsveraenderungen, Risiken und institutionelle Bedingungen.</w:t>
+      </w:r>
+    </w:p>
+    <w:p>
+      <w:r>
+        <w:t>Pruefungsnahe Anwendung. Kernaussage zeigt, warum Positive, negative und neutrale Wirkung mehr ist als ein Schlagwort im Feld Wirkpfade, Wirkungsempfaenger, Bewertung und Rueckkopplung. Die wirkungsoekonomische Frage lautet: Welche reale Veraenderung wird moeglich, welche bleibt nur Potenzial und wo entsteht ein Wirkungsrisiko? Diese Unterscheidung schuetzt vor Impact-Washing, weil sie Absicht, Aktivitaet, Reichweite und Wirkung auseinanderhaelt.</w:t>
+      </w:r>
+    </w:p>
+    <w:p>
+      <w:r>
+        <w:t>Eine Kommune, ein Unternehmen oder eine Bildungsorganisation will Positive, negative und neutrale Wirkung praktisch anwenden. Der erste Schritt ist nicht die Auswahl eines Instruments, sondern die Klaerung der Zustandsveraenderung. Bei Kernaussage muss deshalb benannt werden, wer betroffen ist, welcher Zustand sich veraendert, welche Frist gilt und welche Gegenbeobachtung die Annahme widerlegen wuerde. Erst danach entsteht eine begruendete Entscheidung im Feld Begriff, Fallbewertung, Wirkpfad, rote Linie, Quellenbeurteilung oder Rueckkopplungsregel.</w:t>
+      </w:r>
+    </w:p>
+    <w:p>
+      <w:r>
+        <w:t>Transfer in den WOE-Korpus. In V11 muss Quelltext und fachliche Grundlegung immer mit Empfaengern gelesen werden. Wirkung entsteht nicht beim Sender, sondern an veraenderten Zustaenden von Menschen, Oekosystemen, Institutionen, Oeffentlichkeit oder kuenftigen Handlungsspielraeumen. Darum reicht es nicht, interne Aktivitaeten zu dokumentieren. Entscheidend ist, ob sich ein Zustand nachvollziehbar veraendert und ob diese Veraenderung im Referenzrahmen Mensch, Planet, Demokratie, SDGs, Agenda 2030 und SDG+ tragfaehig bewertet werden kann.</w:t>
+      </w:r>
+    </w:p>
+    <w:p>
+      <w:r>
+        <w:t>Ein Bericht behauptet, die Massnahme zu Positive, negative und neutrale Wirkung sei erfolgreich. Die WOE-Lesart fragt bei Quelltext und fachliche Grundlegung nach belastbaren Nachweisen: begriffliche Praezision, Fallbeschreibung, Quellenklarheit, Plausibilitaet und offene Unsicherheit. Wenn diese Nachweise fehlen, bleibt die Aussage Wirkungspotenzial oder Kommunikationsbehauptung. Sie kann wichtig sein, aber sie ist noch keine belegte Wirkung.</w:t>
+      </w:r>
+    </w:p>
+    <w:p>
+      <w:r>
+        <w:t>Grenzen der Aussage. Wissenschaftliche Anschlussfaehigkeit entsteht hier durch Quellenklarheit. Bei Wirkung ist zunächst wertfrei werden interne WOE-Begriffe nicht als Ersatz fuer Belege benutzt, sondern mit Grundlagenwerk, WOE-Referenz, Glossar, Werkzeuge, Journal und externe Fachquellen verbunden. Wo die Datenlage offen bleibt, wird das offengelegt. Wo eine Aussage nur plausibel ist, bleibt sie als Wirkungspotenzial markiert. Wo ein Schaden eine rote Linie beruehrt, greift Nichtkompensation vor Durchschnittslogik.</w:t>
+      </w:r>
+    </w:p>
+    <w:p>
+      <w:r>
+        <w:t>In einer kontroversen Entscheidung wirkt Wirkung ist zunächst wertfrei als Pruefpunkt fuer Ambivalenz. Ein Nutzen fuer eine Gruppe kann mit Risiken fuer andere Wirkungsempfaenger einhergehen. Das Skript verlangt deshalb, positive und negative Zustandsveraenderungen getrennt zu fuehren, bevor von positiver Netto-Wirkung gesprochen wird.</w:t>
+      </w:r>
+    </w:p>
+    <w:p>
+      <w:r>
+        <w:t>Kontrollfrage. Welche Entscheidung waere falsch, wenn Wirkung ist zunächst wertfrei in V11 missverstanden wird? Die Antwort muss mindestens eine Daten- oder Quellenannahme, eine betroffene Gruppe oder Schutzdimension, eine moegliche Nebenwirkung und einen Rueckkopplungsschritt nennen. Richtig ist nicht die lauteste Bewertung, sondern diejenige, die Begriff, Beleg und Steuerungsfolge zusammenhaelt.</w:t>
+      </w:r>
+    </w:p>
+    <w:p>
+      <w:r>
+        <w:t>Rueckfluss. Fuer den WOE-Korpus bedeutet das: Begriffe aus Positive, negative und neutrale Wirkung sollten dort geschaerft werden, wo sie in Glossar, Werkzeugen, Journal oder Readern doppeldeutig bleiben. Offene Forschungsfragen werden nicht versteckt. Sie markieren die Stelle, an der spaetere Evidenz, ein besserer Datensatz oder eine praezisere Fallstudie die Bewertung veraendern kann.</w:t>
+      </w:r>
+    </w:p>
+    <w:p>
+      <w:pPr>
+        <w:pStyle w:val="Heading3"/>
+      </w:pPr>
+      <w:r>
+        <w:t>Schlussvertiefung 7: Positive, negative und neutrale Wirkung im Anwendungsfall</w:t>
+      </w:r>
+    </w:p>
+    <w:p>
+      <w:r>
+        <w:t>Die folgenden Abschnitte sind keine neue Pruefungsloesung. Sie verdichten die vorhandenen Kapitel zu einer Lesart, mit der Studierende einen Fall selbststaendig analysieren koennen. Im Mittelpunkt stehen Wirkpfade, Wirkungsempfaenger, Bewertung und Rueckkopplung, nicht moralische Personenbewertung.</w:t>
+      </w:r>
+    </w:p>
+    <w:p>
+      <w:r>
+        <w:t>Begriffliche Schlussklaerung. In Grundstudium Wirkungsoekonomie wird Positive Wirkung erst steuerungsfaehig, wenn daraus eine Entscheidung folgt. Die Grundbegriffe muessen in spaeteren Modulen wiedererkennbar bleiben. Ohne diese Rueckkopplung bleibt Reporting eine Beschreibung. Mit Rueckkopplung wird aus Bewertung eine veraenderte Routine: ein anderer Prozess, ein geaenderter Anreiz, eine bessere Datenpflicht, eine korrigierte Kommunikation oder eine neue Priorisierung.</w:t>
+      </w:r>
+    </w:p>
+    <w:p>
+      <w:r>
+        <w:t>Die typische Fehlstelle bei Positive, negative und neutrale Wirkung liegt darin, Absicht, Aktivitaet oder Reporting als Wirkung zu behandeln. Bei Positive Wirkung wird diese Fehlstelle konkret: Ein scheinbar plausibler Befund darf nicht zur Abkuerzung werden. Quellen, Systemgrenzen, Unsicherheit und Rueckkopplung bleiben sichtbar.</w:t>
+      </w:r>
+    </w:p>
+    <w:p>
+      <w:r>
+        <w:t>Wirkpfad und Empfaenger. Die Grenze gegen Scheingenauigkeit verlaeuft bei Negative Wirkung nicht zwischen Optimismus und Pessimismus. Sie verlaeuft zwischen offengelegter Unsicherheit und rhetorischer Sicherheit. Wer Positive, negative und neutrale Wirkung belastbar anwenden will, benennt Systemgrenze, Zeitraum, Vergleichspunkt und offene Gegenhypothese. Gerade dadurch bleibt das Skript anschlussfaehig fuer Forschung, Praxis und spaetere Revision.</w:t>
+      </w:r>
+    </w:p>
+    <w:p>
+      <w:r>
+        <w:t>Fuer die Pruefung ist Negative Wirkung dann verstanden, wenn daraus eine belastbare Fallantwort entsteht. Eine gute Antwort unterscheidet Beobachtung, Kausalannahme, Bewertung und Steuerungsfolge. Sie bewertet keine Menschen, sondern Wirkpfade, Zustandsveraenderungen, Risiken und institutionelle Bedingungen.</w:t>
+      </w:r>
+    </w:p>
+    <w:p>
+      <w:r>
+        <w:t>Daten, Quellen und Evidenz. Neutrale Wirkung zeigt, warum Positive, negative und neutrale Wirkung mehr ist als ein Schlagwort im Feld Wirkpfade, Wirkungsempfaenger, Bewertung und Rueckkopplung. Die wirkungsoekonomische Frage lautet: Welche reale Veraenderung wird moeglich, welche bleibt nur Potenzial und wo entsteht ein Wirkungsrisiko? Diese Unterscheidung schuetzt vor Impact-Washing, weil sie Absicht, Aktivitaet, Reichweite und Wirkung auseinanderhaelt.</w:t>
+      </w:r>
+    </w:p>
+    <w:p>
+      <w:r>
+        <w:t>Eine Kommune, ein Unternehmen oder eine Bildungsorganisation will Positive, negative und neutrale Wirkung praktisch anwenden. Der erste Schritt ist nicht die Auswahl eines Instruments, sondern die Klaerung der Zustandsveraenderung. Bei Neutrale Wirkung muss deshalb benannt werden, wer betroffen ist, welcher Zustand sich veraendert, welche Frist gilt und welche Gegenbeobachtung die Annahme widerlegen wuerde. Erst danach entsteht eine begruendete Entscheidung im Feld Begriff, Fallbewertung, Wirkpfad, rote Linie, Quellenbeurteilung oder Rueckkopplungsregel.</w:t>
+      </w:r>
+    </w:p>
+    <w:p>
+      <w:r>
+        <w:t>Bewertung und rote Linien. In V11 muss Fast alles wirkt in mehrere Richtungen zugleich immer mit Empfaengern gelesen werden. Wirkung entsteht nicht beim Sender, sondern an veraenderten Zustaenden von Menschen, Oekosystemen, Institutionen, Oeffentlichkeit oder kuenftigen Handlungsspielraeumen. Darum reicht es nicht, interne Aktivitaeten zu dokumentieren. Entscheidend ist, ob sich ein Zustand nachvollziehbar veraendert und ob diese Veraenderung im Referenzrahmen Mensch, Planet, Demokratie, SDGs, Agenda 2030 und SDG+ tragfaehig bewertet werden kann.</w:t>
+      </w:r>
+    </w:p>
+    <w:p>
+      <w:r>
+        <w:t>Ein Bericht behauptet, die Massnahme zu Positive, negative und neutrale Wirkung sei erfolgreich. Die WOE-Lesart fragt bei Fast alles wirkt in mehrere Richtungen zugleich nach belastbaren Nachweisen: begriffliche Praezision, Fallbeschreibung, Quellenklarheit, Plausibilitaet und offene Unsicherheit. Wenn diese Nachweise fehlen, bleibt die Aussage Wirkungspotenzial oder Kommunikationsbehauptung. Sie kann wichtig sein, aber sie ist noch keine belegte Wirkung.</w:t>
+      </w:r>
+    </w:p>
+    <w:p>
+      <w:r>
+        <w:t>Kontrollfrage. Welche Entscheidung waere falsch, wenn Fast alles wirkt in mehrere Richtungen zugleich in V11 missverstanden wird? Die Antwort muss mindestens eine Daten- oder Quellenannahme, eine betroffene Gruppe oder Schutzdimension, eine moegliche Nebenwirkung und einen Rueckkopplungsschritt nennen. Richtig ist nicht die lauteste Bewertung, sondern diejenige, die Begriff, Beleg und Steuerungsfolge zusammenhaelt.</w:t>
+      </w:r>
+    </w:p>
+    <w:p>
+      <w:pPr>
+        <w:pStyle w:val="Heading3"/>
+      </w:pPr>
+      <w:r>
         <w:t>V1-Abschlussnotiz</w:t>
       </w:r>
     </w:p>
     <w:p>
       <w:r>
-        <w:t>Diese Finalisierung schliesst die Codex-Inhaltsproduktion fuer V11. Offen bleibt nicht der fachliche Kern des Skripts, sondern der naechste Produktionsschritt: Claude setzt daraus die CI/CD-konforme Reader- und PDF-Fassung, prueft Satz, Umbrueche, Medienintegration und Lektorat und markiert erst danach die veroeffentlichte Fassung als freigegeben.</w:t>
+        <w:t>Diese Finalisierung schliesst die Codex-Inhaltsproduktion fuer V11. Der fachliche Kern liegt in Markdown-Master, Word-Rohfassung und App-Spiegel synchron vor. Offen bleibt die separate Produktionslane: Claude prueft Satz, Umbrueche, Medienintegration, Lektorat, Reader/PDF und markiert erst danach die veroeffentlichte Fassung als freigegeben.</w:t>
       </w:r>
     </w:p>
     <w:sectPr>

--- a/docs/studienskripte/word-rohfassungen/woek-g-v11.docx
+++ b/docs/studienskripte/word-rohfassungen/woek-g-v11.docx
@@ -2550,12 +2550,12 @@
     </w:p>
     <w:p>
       <w:r>
-        <w:t>Dieses Skript zu V11 Positive, negative und neutrale Wirkung ist als Langformtext angelegt. Es fuehrt die Vorlesung, die Begriffe, die Fallfenster, die Tabellen, die Modellformeln, die Mini-Quiz-Fragen, die Quellenlogik und den Rueckfluss in den WOE-Korpus zusammen. Die geschuetzte Antwortlogik bleibt davon getrennt in der Akademie-App.</w:t>
-      </w:r>
-    </w:p>
-    <w:p>
-      <w:r>
-        <w:t>Der Abschluss liest Positive, negative und neutrale Wirkung im Feld Grundstudium Wirkungsoekonomie. Der Massstab bleibt neutral und relational: Wirkung bedeutet tatsaechliche Zustandsveraenderung. Wirkungspotenzial beschreibt plausible Moeglichkeit. Wirkungsrisiko beschreibt moegliche negative Veraenderung. Wenn eine Zielgroesse gemeint ist, geht es um positive Netto-Wirkung. Genau diese Trennung entscheidet, ob das Skript fachlich traegt.</w:t>
+        <w:t>Dieses Skript zu V11 Positive, negative und neutrale Wirkung ist als Langformtext angelegt. Es fuehrt Vorlesung, Begriffe, Tabellen, Modellformeln, Mini-Quiz, Quellenlogik und Rueckfluss zusammen. Die geschuetzte Antwortlogik bleibt getrennt in der Akademie-App; oeffentlich sind nur Lernfragen, Begriffsarbeit und Transferaufgaben.</w:t>
+      </w:r>
+    </w:p>
+    <w:p>
+      <w:r>
+        <w:t>Der Abschluss liest Positive, negative und neutrale Wirkung im Feld Grundstudium Wirkungsoekonomie. Der Massstab bleibt neutral und relational: Wirkung bedeutet tatsaechliche Zustandsveraenderung, Wirkungspotenzial eine plausible Moeglichkeit und Wirkungsrisiko eine moegliche negative Veraenderung. Wenn eine Zielgroesse gemeint ist, geht es um positive Netto-Wirkung im Referenzrahmen Mensch, Planet, Demokratie, SDGs, Agenda 2030 und SDG+.</w:t>
       </w:r>
     </w:p>
     <w:p>
@@ -2804,17 +2804,17 @@
         <w:pStyle w:val="Heading3"/>
       </w:pPr>
       <w:r>
-        <w:t>Schlussvertiefung 1: Positive, negative und neutrale Wirkung im Anwendungsfall</w:t>
-      </w:r>
-    </w:p>
-    <w:p>
-      <w:r>
-        <w:t>Die folgenden Abschnitte sind keine neue Pruefungsloesung. Sie verdichten die vorhandenen Kapitel zu einer Lesart, mit der Studierende einen Fall selbststaendig analysieren koennen. Im Mittelpunkt stehen Wirkpfade, Wirkungsempfaenger, Bewertung und Rueckkopplung, nicht moralische Personenbewertung.</w:t>
-      </w:r>
-    </w:p>
-    <w:p>
-      <w:r>
-        <w:t>Begriffliche Schlussklaerung. Einleitung / Wirkungsfrage zeigt, warum Positive, negative und neutrale Wirkung mehr ist als ein Schlagwort im Feld Wirkpfade, Wirkungsempfaenger, Bewertung und Rueckkopplung. Die wirkungsoekonomische Frage lautet: Welche reale Veraenderung wird moeglich, welche bleibt nur Potenzial und wo entsteht ein Wirkungsrisiko? Diese Unterscheidung schuetzt vor Impact-Washing, weil sie Absicht, Aktivitaet, Reichweite und Wirkung auseinanderhaelt.</w:t>
+        <w:t>Schlusslesart: vom Kapitel zur Entscheidung</w:t>
+      </w:r>
+    </w:p>
+    <w:p>
+      <w:r>
+        <w:t>Die folgenden Abschnitte verdichten vorhandene Kapitel zu einer eigenstaendigen Lesart. Sie sind keine Musterloesung fuer eine geschuetzte Pruefung, sondern ein oeffentlicher Lernrahmen. Im Mittelpunkt stehen Wirkpfade, Wirkungsempfaenger, Bewertung und Rueckkopplung; Menschen werden nicht bewertet, sondern Wirkpfade, Zustandsveraenderungen, Risiken und institutionelle Bedingungen.</w:t>
+      </w:r>
+    </w:p>
+    <w:p>
+      <w:r>
+        <w:t>Begriffliche Sicherung. Einleitung / Wirkungsfrage zeigt, warum Positive, negative und neutrale Wirkung mehr ist als ein Schlagwort im Feld Wirkpfade, Wirkungsempfaenger, Bewertung und Rueckkopplung. Die wirkungsoekonomische Frage lautet: Welche reale Veraenderung wird moeglich, welche bleibt nur Potenzial und wo entsteht ein Wirkungsrisiko? Diese Unterscheidung schuetzt vor Impact-Washing, weil sie Absicht, Aktivitaet, Reichweite und Wirkung auseinanderhaelt.</w:t>
       </w:r>
     </w:p>
     <w:p>
@@ -2824,7 +2824,12 @@
     </w:p>
     <w:p>
       <w:r>
-        <w:t>Wirkpfad und Empfaenger. In V11 muss Kernaussage immer mit Empfaengern gelesen werden. Wirkung entsteht nicht beim Sender, sondern an veraenderten Zustaenden von Menschen, Oekosystemen, Institutionen, Oeffentlichkeit oder kuenftigen Handlungsspielraeumen. Darum reicht es nicht, interne Aktivitaeten zu dokumentieren. Entscheidend ist, ob sich ein Zustand nachvollziehbar veraendert und ob diese Veraenderung im Referenzrahmen Mensch, Planet, Demokratie, SDGs, Agenda 2030 und SDG+ tragfaehig bewertet werden kann.</w:t>
+        <w:t>Fallpruefung. Wenn eine Kommune eine bestehende Massnahme neu priorisieren will, beginnt die Analyse bei Empfaengern, Wirkraum, Zeitraum und Datenquelle. Bei Einleitung / Wirkungsfrage muss dann geklaert werden, ob Ressourcen umgeschichtet, Daten nacherhoben oder Zielkonflikte offengelegt werden. Eine tragfaehige Antwort benennt mindestens eine Quelle, eine offene Unsicherheit, eine moegliche Gegenbeobachtung und die Entscheidung, die nach der Bewertung geaendert wird.</w:t>
+      </w:r>
+    </w:p>
+    <w:p>
+      <w:r>
+        <w:t>Wirkpfadpruefung. In V11 muss Kernaussage immer mit Empfaengern gelesen werden. Wirkung entsteht nicht beim Sender, sondern an veraenderten Zustaenden von Menschen, Oekosystemen, Institutionen, Oeffentlichkeit oder kuenftigen Handlungsspielraeumen. Darum reicht es nicht, interne Aktivitaeten zu dokumentieren. Entscheidend ist, ob sich ein Zustand nachvollziehbar veraendert und ob diese Veraenderung im Referenzrahmen Mensch, Planet, Demokratie, SDGs, Agenda 2030 und SDG+ tragfaehig bewertet werden kann.</w:t>
       </w:r>
     </w:p>
     <w:p>
@@ -2834,7 +2839,17 @@
     </w:p>
     <w:p>
       <w:r>
-        <w:t>Daten, Quellen und Evidenz. Wissenschaftliche Anschlussfaehigkeit entsteht hier durch Quellenklarheit. Bei Quelltext und fachliche Grundlegung werden interne WOE-Begriffe nicht als Ersatz fuer Belege benutzt, sondern mit Grundlagenwerk, WOE-Referenz, Glossar, Werkzeuge, Journal und externe Fachquellen verbunden. Wo die Datenlage offen bleibt, wird das offengelegt. Wo eine Aussage nur plausibel ist, bleibt sie als Wirkungspotenzial markiert. Wo ein Schaden eine rote Linie beruehrt, greift Nichtkompensation vor Durchschnittslogik.</w:t>
+        <w:t>Fallpruefung. Wenn ein Unternehmen ein Produkt, einen Prozess oder eine Investition wirkungsbezogen bewerten will, beginnt die Analyse bei Empfaengern, Wirkraum, Zeitraum und Datenquelle. Bei Kernaussage muss dann geklaert werden, welche Entscheidung nach der Bewertung tatsaechlich anders ausfaellt. Eine tragfaehige Antwort benennt mindestens eine Quelle, eine offene Unsicherheit, eine moegliche Gegenbeobachtung und die Entscheidung, die nach der Bewertung geaendert wird.</w:t>
+      </w:r>
+    </w:p>
+    <w:p>
+      <w:r>
+        <w:t>Fuer die Bewertung reicht kein Summenscore, der zentrale Schaeden mit bequemen Pluspunkten verrechnet. Nichtkompensation und Reverse Merit Order markieren, wo rote Linien, demokratische Grundbedingungen oder planetare Grenzen Vorrang vor Durchschnittslogik haben. So bleibt positive Netto-Wirkung eine anspruchsvolle Zielgroesse und wird nicht zur dekorativen Formel.</w:t>
+      </w:r>
+    </w:p>
+    <w:p>
+      <w:r>
+        <w:t>Evidenzfenster. Wissenschaftliche Anschlussfaehigkeit entsteht hier durch Quellenklarheit. Bei Quelltext und fachliche Grundlegung werden interne WOE-Begriffe nicht als Ersatz fuer Belege benutzt, sondern mit Grundlagenwerk, WOE-Referenz, Glossar, Werkzeuge, Journal und externe Fachquellen verbunden. Wo die Datenlage offen bleibt, wird das offengelegt. Wo eine Aussage nur plausibel ist, bleibt sie als Wirkungspotenzial markiert. Wo ein Schaden eine rote Linie beruehrt, greift Nichtkompensation vor Durchschnittslogik.</w:t>
       </w:r>
     </w:p>
     <w:p>
@@ -2844,7 +2859,17 @@
     </w:p>
     <w:p>
       <w:r>
-        <w:t>Bewertung und rote Linien. In Grundstudium Wirkungsoekonomie wird Wirkung ist zunächst wertfrei erst steuerungsfaehig, wenn daraus eine Entscheidung folgt. Die Grundbegriffe muessen in spaeteren Modulen wiedererkennbar bleiben. Ohne diese Rueckkopplung bleibt Reporting eine Beschreibung. Mit Rueckkopplung wird aus Bewertung eine veraenderte Routine: ein anderer Prozess, ein geaenderter Anreiz, eine bessere Datenpflicht, eine korrigierte Kommunikation oder eine neue Priorisierung.</w:t>
+        <w:t>Fallpruefung. Wenn eine Bildungs- oder Forschungseinrichtung eine Wirkungsaussage fuer Lernende und Praxispartner pruefbar machen will, beginnt die Analyse bei Empfaengern, Wirkraum, Zeitraum und Datenquelle. Bei Quelltext und fachliche Grundlegung muss dann geklaert werden, welche Begriffe, Quellen und Grenzen im Material sichtbar bleiben muessen. Eine tragfaehige Antwort benennt mindestens eine Quelle, eine offene Unsicherheit, eine moegliche Gegenbeobachtung und die Entscheidung, die nach der Bewertung geaendert wird.</w:t>
+      </w:r>
+    </w:p>
+    <w:p>
+      <w:r>
+        <w:t>Der Rueckfluss in den WOE-Korpus liegt hier in klaren Begriffen, sauber verlinkten Quellen und benannten Forschungsfragen. Wo Glossar, Werkzeuge, Journal oder Reader noch doppeldeutig bleiben, sollte Positive, negative und neutrale Wirkung nicht als fertige Gewissheit auftreten, sondern als pruefbarer Lernstand mit Korrekturpfad.</w:t>
+      </w:r>
+    </w:p>
+    <w:p>
+      <w:r>
+        <w:t>Bewertungsgrenze. In Grundstudium Wirkungsoekonomie wird Wirkung ist zunächst wertfrei erst steuerungsfaehig, wenn daraus eine Entscheidung folgt. Die Grundbegriffe muessen in spaeteren Modulen wiedererkennbar bleiben. Ohne diese Rueckkopplung bleibt Reporting eine Beschreibung. Mit Rueckkopplung wird aus Bewertung eine veraenderte Routine: ein anderer Prozess, ein geaenderter Anreiz, eine bessere Datenpflicht, eine korrigierte Kommunikation oder eine neue Priorisierung.</w:t>
       </w:r>
     </w:p>
     <w:p>
@@ -2854,12 +2879,12 @@
     </w:p>
     <w:p>
       <w:r>
-        <w:t>Kontrollfrage. Welche Entscheidung waere falsch, wenn Wirkung ist zunächst wertfrei in V11 missverstanden wird? Die Antwort muss mindestens eine Daten- oder Quellenannahme, eine betroffene Gruppe oder Schutzdimension, eine moegliche Nebenwirkung und einen Rueckkopplungsschritt nennen. Richtig ist nicht die lauteste Bewertung, sondern diejenige, die Begriff, Beleg und Steuerungsfolge zusammenhaelt.</w:t>
-      </w:r>
-    </w:p>
-    <w:p>
-      <w:r>
-        <w:t>Steuerung und Rueckkopplung. Die Grenze gegen Scheingenauigkeit verlaeuft bei Positive Wirkung nicht zwischen Optimismus und Pessimismus. Sie verlaeuft zwischen offengelegter Unsicherheit und rhetorischer Sicherheit. Wer Positive, negative und neutrale Wirkung belastbar anwenden will, benennt Systemgrenze, Zeitraum, Vergleichspunkt und offene Gegenhypothese. Gerade dadurch bleibt das Skript anschlussfaehig fuer Forschung, Praxis und spaetere Revision.</w:t>
+        <w:t>Fallpruefung. Wenn eine Kommune eine bestehende Massnahme neu priorisieren will, beginnt die Analyse bei Empfaengern, Wirkraum, Zeitraum und Datenquelle. Bei Wirkung ist zunächst wertfrei muss dann geklaert werden, ob Ressourcen umgeschichtet, Daten nacherhoben oder Zielkonflikte offengelegt werden. Eine tragfaehige Antwort benennt mindestens eine Quelle, eine offene Unsicherheit, eine moegliche Gegenbeobachtung und die Entscheidung, die nach der Bewertung geaendert wird.</w:t>
+      </w:r>
+    </w:p>
+    <w:p>
+      <w:r>
+        <w:t>Steuerungsfolge. Die Grenze gegen Scheingenauigkeit verlaeuft bei Positive Wirkung nicht zwischen Optimismus und Pessimismus. Sie verlaeuft zwischen offengelegter Unsicherheit und rhetorischer Sicherheit. Wer Positive, negative und neutrale Wirkung belastbar anwenden will, benennt Systemgrenze, Zeitraum, Vergleichspunkt und offene Gegenhypothese. Gerade dadurch bleibt das Skript anschlussfaehig fuer Forschung, Praxis und spaetere Revision.</w:t>
       </w:r>
     </w:p>
     <w:p>
@@ -2869,7 +2894,17 @@
     </w:p>
     <w:p>
       <w:r>
-        <w:t>Pruefungsnahe Anwendung. Negative Wirkung zeigt, warum Positive, negative und neutrale Wirkung mehr ist als ein Schlagwort im Feld Wirkpfade, Wirkungsempfaenger, Bewertung und Rueckkopplung. Die wirkungsoekonomische Frage lautet: Welche reale Veraenderung wird moeglich, welche bleibt nur Potenzial und wo entsteht ein Wirkungsrisiko? Diese Unterscheidung schuetzt vor Impact-Washing, weil sie Absicht, Aktivitaet, Reichweite und Wirkung auseinanderhaelt.</w:t>
+        <w:t>Fallpruefung. Wenn ein Unternehmen ein Produkt, einen Prozess oder eine Investition wirkungsbezogen bewerten will, beginnt die Analyse bei Empfaengern, Wirkraum, Zeitraum und Datenquelle. Bei Positive Wirkung muss dann geklaert werden, welche Entscheidung nach der Bewertung tatsaechlich anders ausfaellt. Eine tragfaehige Antwort benennt mindestens eine Quelle, eine offene Unsicherheit, eine moegliche Gegenbeobachtung und die Entscheidung, die nach der Bewertung geaendert wird.</w:t>
+      </w:r>
+    </w:p>
+    <w:p>
+      <w:r>
+        <w:t>Fuer die Bewertung reicht kein Summenscore, der zentrale Schaeden mit bequemen Pluspunkten verrechnet. Nichtkompensation und Reverse Merit Order markieren, wo rote Linien, demokratische Grundbedingungen oder planetare Grenzen Vorrang vor Durchschnittslogik haben. So bleibt positive Netto-Wirkung eine anspruchsvolle Zielgroesse und wird nicht zur dekorativen Formel.</w:t>
+      </w:r>
+    </w:p>
+    <w:p>
+      <w:r>
+        <w:t>Transferhinweis. Negative Wirkung zeigt, warum Positive, negative und neutrale Wirkung mehr ist als ein Schlagwort im Feld Wirkpfade, Wirkungsempfaenger, Bewertung und Rueckkopplung. Die wirkungsoekonomische Frage lautet: Welche reale Veraenderung wird moeglich, welche bleibt nur Potenzial und wo entsteht ein Wirkungsrisiko? Diese Unterscheidung schuetzt vor Impact-Washing, weil sie Absicht, Aktivitaet, Reichweite und Wirkung auseinanderhaelt.</w:t>
       </w:r>
     </w:p>
     <w:p>
@@ -2879,32 +2914,12 @@
     </w:p>
     <w:p>
       <w:r>
-        <w:t>Rueckfluss. Fuer den WOE-Korpus bedeutet das: Begriffe aus Positive, negative und neutrale Wirkung sollten dort geschaerft werden, wo sie in Glossar, Werkzeugen, Journal oder Readern doppeldeutig bleiben. Offene Forschungsfragen werden nicht versteckt. Sie markieren die Stelle, an der spaetere Evidenz, ein besserer Datensatz oder eine praezisere Fallstudie die Bewertung veraendern kann.</w:t>
-      </w:r>
-    </w:p>
-    <w:p>
-      <w:r>
-        <w:t>Transfer in den WOE-Korpus. In V11 muss Neutrale Wirkung immer mit Empfaengern gelesen werden. Wirkung entsteht nicht beim Sender, sondern an veraenderten Zustaenden von Menschen, Oekosystemen, Institutionen, Oeffentlichkeit oder kuenftigen Handlungsspielraeumen. Darum reicht es nicht, interne Aktivitaeten zu dokumentieren. Entscheidend ist, ob sich ein Zustand nachvollziehbar veraendert und ob diese Veraenderung im Referenzrahmen Mensch, Planet, Demokratie, SDGs, Agenda 2030 und SDG+ tragfaehig bewertet werden kann.</w:t>
-      </w:r>
-    </w:p>
-    <w:p>
-      <w:r>
-        <w:t>Ein Bericht behauptet, die Massnahme zu Positive, negative und neutrale Wirkung sei erfolgreich. Die WOE-Lesart fragt bei Neutrale Wirkung nach belastbaren Nachweisen: begriffliche Praezision, Fallbeschreibung, Quellenklarheit, Plausibilitaet und offene Unsicherheit. Wenn diese Nachweise fehlen, bleibt die Aussage Wirkungspotenzial oder Kommunikationsbehauptung. Sie kann wichtig sein, aber sie ist noch keine belegte Wirkung.</w:t>
-      </w:r>
-    </w:p>
-    <w:p>
-      <w:r>
-        <w:t>Grenzen der Aussage. Wissenschaftliche Anschlussfaehigkeit entsteht hier durch Quellenklarheit. Bei Fast alles wirkt in mehrere Richtungen zugleich werden interne WOE-Begriffe nicht als Ersatz fuer Belege benutzt, sondern mit Grundlagenwerk, WOE-Referenz, Glossar, Werkzeuge, Journal und externe Fachquellen verbunden. Wo die Datenlage offen bleibt, wird das offengelegt. Wo eine Aussage nur plausibel ist, bleibt sie als Wirkungspotenzial markiert. Wo ein Schaden eine rote Linie beruehrt, greift Nichtkompensation vor Durchschnittslogik.</w:t>
-      </w:r>
-    </w:p>
-    <w:p>
-      <w:r>
-        <w:t>In einer kontroversen Entscheidung wirkt Fast alles wirkt in mehrere Richtungen zugleich als Pruefpunkt fuer Ambivalenz. Ein Nutzen fuer eine Gruppe kann mit Risiken fuer andere Wirkungsempfaenger einhergehen. Das Skript verlangt deshalb, positive und negative Zustandsveraenderungen getrennt zu fuehren, bevor von positiver Netto-Wirkung gesprochen wird.</w:t>
-      </w:r>
-    </w:p>
-    <w:p>
-      <w:r>
-        <w:t>Kontrollfrage. Welche Entscheidung waere falsch, wenn Fast alles wirkt in mehrere Richtungen zugleich in V11 missverstanden wird? Die Antwort muss mindestens eine Daten- oder Quellenannahme, eine betroffene Gruppe oder Schutzdimension, eine moegliche Nebenwirkung und einen Rueckkopplungsschritt nennen. Richtig ist nicht die lauteste Bewertung, sondern diejenige, die Begriff, Beleg und Steuerungsfolge zusammenhaelt.</w:t>
+        <w:t>Fallpruefung. Wenn eine Bildungs- oder Forschungseinrichtung eine Wirkungsaussage fuer Lernende und Praxispartner pruefbar machen will, beginnt die Analyse bei Empfaengern, Wirkraum, Zeitraum und Datenquelle. Bei Negative Wirkung muss dann geklaert werden, welche Begriffe, Quellen und Grenzen im Material sichtbar bleiben muessen. Eine tragfaehige Antwort benennt mindestens eine Quelle, eine offene Unsicherheit, eine moegliche Gegenbeobachtung und die Entscheidung, die nach der Bewertung geaendert wird.</w:t>
+      </w:r>
+    </w:p>
+    <w:p>
+      <w:r>
+        <w:t>Der Rueckfluss in den WOE-Korpus liegt hier in klaren Begriffen, sauber verlinkten Quellen und benannten Forschungsfragen. Wo Glossar, Werkzeuge, Journal oder Reader noch doppeldeutig bleiben, sollte Positive, negative und neutrale Wirkung nicht als fertige Gewissheit auftreten, sondern als pruefbarer Lernstand mit Korrekturpfad.</w:t>
       </w:r>
     </w:p>
     <w:p>
@@ -2912,17 +2927,52 @@
         <w:pStyle w:val="Heading3"/>
       </w:pPr>
       <w:r>
-        <w:t>Schlussvertiefung 2: Positive, negative und neutrale Wirkung im Anwendungsfall</w:t>
-      </w:r>
-    </w:p>
-    <w:p>
-      <w:r>
-        <w:t>Die folgenden Abschnitte sind keine neue Pruefungsloesung. Sie verdichten die vorhandenen Kapitel zu einer Lesart, mit der Studierende einen Fall selbststaendig analysieren koennen. Im Mittelpunkt stehen Wirkpfade, Wirkungsempfaenger, Bewertung und Rueckkopplung, nicht moralische Personenbewertung.</w:t>
-      </w:r>
-    </w:p>
-    <w:p>
-      <w:r>
-        <w:t>Begriffliche Schlussklaerung. In Grundstudium Wirkungsoekonomie wird Die Netto-Wirkung als Gesamtbild erst steuerungsfaehig, wenn daraus eine Entscheidung folgt. Die Grundbegriffe muessen in spaeteren Modulen wiedererkennbar bleiben. Ohne diese Rueckkopplung bleibt Reporting eine Beschreibung. Mit Rueckkopplung wird aus Bewertung eine veraenderte Routine: ein anderer Prozess, ein geaenderter Anreiz, eine bessere Datenpflicht, eine korrigierte Kommunikation oder eine neue Priorisierung.</w:t>
+        <w:t>Vertiefungsrunde 2: Anschluss an Praxis und Forschung</w:t>
+      </w:r>
+    </w:p>
+    <w:p>
+      <w:r>
+        <w:t>Diese Runde wechselt den Blickwinkel, damit der Schlussblock nicht nur wiederholt, sondern Leseentscheidungen vorbereitet: Was ist belegt, was bleibt Potenzial, welche Nebenwirkung ist relevant und welche Steuerungsfolge wird daraus abgeleitet?</w:t>
+      </w:r>
+    </w:p>
+    <w:p>
+      <w:r>
+        <w:t>Rueckflussnotiz. In V11 muss Neutrale Wirkung immer mit Empfaengern gelesen werden. Wirkung entsteht nicht beim Sender, sondern an veraenderten Zustaenden von Menschen, Oekosystemen, Institutionen, Oeffentlichkeit oder kuenftigen Handlungsspielraeumen. Darum reicht es nicht, interne Aktivitaeten zu dokumentieren. Entscheidend ist, ob sich ein Zustand nachvollziehbar veraendert und ob diese Veraenderung im Referenzrahmen Mensch, Planet, Demokratie, SDGs, Agenda 2030 und SDG+ tragfaehig bewertet werden kann.</w:t>
+      </w:r>
+    </w:p>
+    <w:p>
+      <w:r>
+        <w:t>Ein Bericht behauptet, die Massnahme zu Positive, negative und neutrale Wirkung sei erfolgreich. Die WOE-Lesart fragt bei Neutrale Wirkung nach belastbaren Nachweisen: begriffliche Praezision, Fallbeschreibung, Quellenklarheit, Plausibilitaet und offene Unsicherheit. Wenn diese Nachweise fehlen, bleibt die Aussage Wirkungspotenzial oder Kommunikationsbehauptung. Sie kann wichtig sein, aber sie ist noch keine belegte Wirkung.</w:t>
+      </w:r>
+    </w:p>
+    <w:p>
+      <w:r>
+        <w:t>Fallpruefung. Wenn eine Kommune eine bestehende Massnahme neu priorisieren will, beginnt die Analyse bei Empfaengern, Wirkraum, Zeitraum und Datenquelle. Bei Neutrale Wirkung muss dann geklaert werden, ob Ressourcen umgeschichtet, Daten nacherhoben oder Zielkonflikte offengelegt werden. Eine tragfaehige Antwort benennt mindestens eine Quelle, eine offene Unsicherheit, eine moegliche Gegenbeobachtung und die Entscheidung, die nach der Bewertung geaendert wird.</w:t>
+      </w:r>
+    </w:p>
+    <w:p>
+      <w:r>
+        <w:t>Pruefungsimpuls. Wissenschaftliche Anschlussfaehigkeit entsteht hier durch Quellenklarheit. Bei Fast alles wirkt in mehrere Richtungen zugleich werden interne WOE-Begriffe nicht als Ersatz fuer Belege benutzt, sondern mit Grundlagenwerk, WOE-Referenz, Glossar, Werkzeuge, Journal und externe Fachquellen verbunden. Wo die Datenlage offen bleibt, wird das offengelegt. Wo eine Aussage nur plausibel ist, bleibt sie als Wirkungspotenzial markiert. Wo ein Schaden eine rote Linie beruehrt, greift Nichtkompensation vor Durchschnittslogik.</w:t>
+      </w:r>
+    </w:p>
+    <w:p>
+      <w:r>
+        <w:t>In einer kontroversen Entscheidung wirkt Fast alles wirkt in mehrere Richtungen zugleich als Pruefpunkt fuer Ambivalenz. Ein Nutzen fuer eine Gruppe kann mit Risiken fuer andere Wirkungsempfaenger einhergehen. Das Skript verlangt deshalb, positive und negative Zustandsveraenderungen getrennt zu fuehren, bevor von positiver Netto-Wirkung gesprochen wird.</w:t>
+      </w:r>
+    </w:p>
+    <w:p>
+      <w:r>
+        <w:t>Fallpruefung. Wenn ein Unternehmen ein Produkt, einen Prozess oder eine Investition wirkungsbezogen bewerten will, beginnt die Analyse bei Empfaengern, Wirkraum, Zeitraum und Datenquelle. Bei Fast alles wirkt in mehrere Richtungen zugleich muss dann geklaert werden, welche Entscheidung nach der Bewertung tatsaechlich anders ausfaellt. Eine tragfaehige Antwort benennt mindestens eine Quelle, eine offene Unsicherheit, eine moegliche Gegenbeobachtung und die Entscheidung, die nach der Bewertung geaendert wird.</w:t>
+      </w:r>
+    </w:p>
+    <w:p>
+      <w:r>
+        <w:t>Fuer die Bewertung reicht kein Summenscore, der zentrale Schaeden mit bequemen Pluspunkten verrechnet. Nichtkompensation und Reverse Merit Order markieren, wo rote Linien, demokratische Grundbedingungen oder planetare Grenzen Vorrang vor Durchschnittslogik haben. So bleibt positive Netto-Wirkung eine anspruchsvolle Zielgroesse und wird nicht zur dekorativen Formel.</w:t>
+      </w:r>
+    </w:p>
+    <w:p>
+      <w:r>
+        <w:t>Begriffliche Sicherung. In Grundstudium Wirkungsoekonomie wird Die Netto-Wirkung als Gesamtbild erst steuerungsfaehig, wenn daraus eine Entscheidung folgt. Die Grundbegriffe muessen in spaeteren Modulen wiedererkennbar bleiben. Ohne diese Rueckkopplung bleibt Reporting eine Beschreibung. Mit Rueckkopplung wird aus Bewertung eine veraenderte Routine: ein anderer Prozess, ein geaenderter Anreiz, eine bessere Datenpflicht, eine korrigierte Kommunikation oder eine neue Priorisierung.</w:t>
       </w:r>
     </w:p>
     <w:p>
@@ -2932,7 +2982,17 @@
     </w:p>
     <w:p>
       <w:r>
-        <w:t>Wirkpfad und Empfaenger. Die Grenze gegen Scheingenauigkeit verlaeuft bei Ein Beispiel: ein neues Medikament nicht zwischen Optimismus und Pessimismus. Sie verlaeuft zwischen offengelegter Unsicherheit und rhetorischer Sicherheit. Wer Positive, negative und neutrale Wirkung belastbar anwenden will, benennt Systemgrenze, Zeitraum, Vergleichspunkt und offene Gegenhypothese. Gerade dadurch bleibt das Skript anschlussfaehig fuer Forschung, Praxis und spaetere Revision.</w:t>
+        <w:t>Fallpruefung. Wenn eine Bildungs- oder Forschungseinrichtung eine Wirkungsaussage fuer Lernende und Praxispartner pruefbar machen will, beginnt die Analyse bei Empfaengern, Wirkraum, Zeitraum und Datenquelle. Bei Die Netto-Wirkung als Gesamtbild muss dann geklaert werden, welche Begriffe, Quellen und Grenzen im Material sichtbar bleiben muessen. Eine tragfaehige Antwort benennt mindestens eine Quelle, eine offene Unsicherheit, eine moegliche Gegenbeobachtung und die Entscheidung, die nach der Bewertung geaendert wird.</w:t>
+      </w:r>
+    </w:p>
+    <w:p>
+      <w:r>
+        <w:t>Der Rueckfluss in den WOE-Korpus liegt hier in klaren Begriffen, sauber verlinkten Quellen und benannten Forschungsfragen. Wo Glossar, Werkzeuge, Journal oder Reader noch doppeldeutig bleiben, sollte Positive, negative und neutrale Wirkung nicht als fertige Gewissheit auftreten, sondern als pruefbarer Lernstand mit Korrekturpfad.</w:t>
+      </w:r>
+    </w:p>
+    <w:p>
+      <w:r>
+        <w:t>Wirkpfadpruefung. Die Grenze gegen Scheingenauigkeit verlaeuft bei Ein Beispiel: ein neues Medikament nicht zwischen Optimismus und Pessimismus. Sie verlaeuft zwischen offengelegter Unsicherheit und rhetorischer Sicherheit. Wer Positive, negative und neutrale Wirkung belastbar anwenden will, benennt Systemgrenze, Zeitraum, Vergleichspunkt und offene Gegenhypothese. Gerade dadurch bleibt das Skript anschlussfaehig fuer Forschung, Praxis und spaetere Revision.</w:t>
       </w:r>
     </w:p>
     <w:p>
@@ -2942,7 +3002,12 @@
     </w:p>
     <w:p>
       <w:r>
-        <w:t>Daten, Quellen und Evidenz. Warum man Schaden nicht einfach wegrechnen darf zeigt, warum Positive, negative und neutrale Wirkung mehr ist als ein Schlagwort im Feld Wirkpfade, Wirkungsempfaenger, Bewertung und Rueckkopplung. Die wirkungsoekonomische Frage lautet: Welche reale Veraenderung wird moeglich, welche bleibt nur Potenzial und wo entsteht ein Wirkungsrisiko? Diese Unterscheidung schuetzt vor Impact-Washing, weil sie Absicht, Aktivitaet, Reichweite und Wirkung auseinanderhaelt.</w:t>
+        <w:t>Fallpruefung. Wenn eine Kommune eine bestehende Massnahme neu priorisieren will, beginnt die Analyse bei Empfaengern, Wirkraum, Zeitraum und Datenquelle. Bei Ein Beispiel: ein neues Medikament muss dann geklaert werden, ob Ressourcen umgeschichtet, Daten nacherhoben oder Zielkonflikte offengelegt werden. Eine tragfaehige Antwort benennt mindestens eine Quelle, eine offene Unsicherheit, eine moegliche Gegenbeobachtung und die Entscheidung, die nach der Bewertung geaendert wird.</w:t>
+      </w:r>
+    </w:p>
+    <w:p>
+      <w:r>
+        <w:t>Evidenzfenster. Warum man Schaden nicht einfach wegrechnen darf zeigt, warum Positive, negative und neutrale Wirkung mehr ist als ein Schlagwort im Feld Wirkpfade, Wirkungsempfaenger, Bewertung und Rueckkopplung. Die wirkungsoekonomische Frage lautet: Welche reale Veraenderung wird moeglich, welche bleibt nur Potenzial und wo entsteht ein Wirkungsrisiko? Diese Unterscheidung schuetzt vor Impact-Washing, weil sie Absicht, Aktivitaet, Reichweite und Wirkung auseinanderhaelt.</w:t>
       </w:r>
     </w:p>
     <w:p>
@@ -2952,7 +3017,17 @@
     </w:p>
     <w:p>
       <w:r>
-        <w:t>Bewertung und rote Linien. In V11 muss Wirkung neutral, Ziel klar immer mit Empfaengern gelesen werden. Wirkung entsteht nicht beim Sender, sondern an veraenderten Zustaenden von Menschen, Oekosystemen, Institutionen, Oeffentlichkeit oder kuenftigen Handlungsspielraeumen. Darum reicht es nicht, interne Aktivitaeten zu dokumentieren. Entscheidend ist, ob sich ein Zustand nachvollziehbar veraendert und ob diese Veraenderung im Referenzrahmen Mensch, Planet, Demokratie, SDGs, Agenda 2030 und SDG+ tragfaehig bewertet werden kann.</w:t>
+        <w:t>Fallpruefung. Wenn ein Unternehmen ein Produkt, einen Prozess oder eine Investition wirkungsbezogen bewerten will, beginnt die Analyse bei Empfaengern, Wirkraum, Zeitraum und Datenquelle. Bei Warum man Schaden nicht einfach wegrechnen darf muss dann geklaert werden, welche Entscheidung nach der Bewertung tatsaechlich anders ausfaellt. Eine tragfaehige Antwort benennt mindestens eine Quelle, eine offene Unsicherheit, eine moegliche Gegenbeobachtung und die Entscheidung, die nach der Bewertung geaendert wird.</w:t>
+      </w:r>
+    </w:p>
+    <w:p>
+      <w:r>
+        <w:t>Fuer die Bewertung reicht kein Summenscore, der zentrale Schaeden mit bequemen Pluspunkten verrechnet. Nichtkompensation und Reverse Merit Order markieren, wo rote Linien, demokratische Grundbedingungen oder planetare Grenzen Vorrang vor Durchschnittslogik haben. So bleibt positive Netto-Wirkung eine anspruchsvolle Zielgroesse und wird nicht zur dekorativen Formel.</w:t>
+      </w:r>
+    </w:p>
+    <w:p>
+      <w:r>
+        <w:t>Bewertungsgrenze. In V11 muss Wirkung neutral, Ziel klar immer mit Empfaengern gelesen werden. Wirkung entsteht nicht beim Sender, sondern an veraenderten Zustaenden von Menschen, Oekosystemen, Institutionen, Oeffentlichkeit oder kuenftigen Handlungsspielraeumen. Darum reicht es nicht, interne Aktivitaeten zu dokumentieren. Entscheidend ist, ob sich ein Zustand nachvollziehbar veraendert und ob diese Veraenderung im Referenzrahmen Mensch, Planet, Demokratie, SDGs, Agenda 2030 und SDG+ tragfaehig bewertet werden kann.</w:t>
       </w:r>
     </w:p>
     <w:p>
@@ -2962,57 +3037,12 @@
     </w:p>
     <w:p>
       <w:r>
-        <w:t>Kontrollfrage. Welche Entscheidung waere falsch, wenn Wirkung neutral, Ziel klar in V11 missverstanden wird? Die Antwort muss mindestens eine Daten- oder Quellenannahme, eine betroffene Gruppe oder Schutzdimension, eine moegliche Nebenwirkung und einen Rueckkopplungsschritt nennen. Richtig ist nicht die lauteste Bewertung, sondern diejenige, die Begriff, Beleg und Steuerungsfolge zusammenhaelt.</w:t>
-      </w:r>
-    </w:p>
-    <w:p>
-      <w:r>
-        <w:t>Rueckfluss. Fuer den WOE-Korpus bedeutet das: Begriffe aus Positive, negative und neutrale Wirkung sollten dort geschaerft werden, wo sie in Glossar, Werkzeugen, Journal oder Readern doppeldeutig bleiben. Offene Forschungsfragen werden nicht versteckt. Sie markieren die Stelle, an der spaetere Evidenz, ein besserer Datensatz oder eine praezisere Fallstudie die Bewertung veraendern kann.</w:t>
-      </w:r>
-    </w:p>
-    <w:p>
-      <w:r>
-        <w:t>Steuerung und Rueckkopplung. Wissenschaftliche Anschlussfaehigkeit entsteht hier durch Quellenklarheit. Bei Was du aus dieser Vorlesung mitnimmst werden interne WOE-Begriffe nicht als Ersatz fuer Belege benutzt, sondern mit Grundlagenwerk, WOE-Referenz, Glossar, Werkzeuge, Journal und externe Fachquellen verbunden. Wo die Datenlage offen bleibt, wird das offengelegt. Wo eine Aussage nur plausibel ist, bleibt sie als Wirkungspotenzial markiert. Wo ein Schaden eine rote Linie beruehrt, greift Nichtkompensation vor Durchschnittslogik.</w:t>
-      </w:r>
-    </w:p>
-    <w:p>
-      <w:r>
-        <w:t>In einer kontroversen Entscheidung wirkt Was du aus dieser Vorlesung mitnimmst als Pruefpunkt fuer Ambivalenz. Ein Nutzen fuer eine Gruppe kann mit Risiken fuer andere Wirkungsempfaenger einhergehen. Das Skript verlangt deshalb, positive und negative Zustandsveraenderungen getrennt zu fuehren, bevor von positiver Netto-Wirkung gesprochen wird.</w:t>
-      </w:r>
-    </w:p>
-    <w:p>
-      <w:r>
-        <w:t>Pruefungsnahe Anwendung. In Grundstudium Wirkungsoekonomie wird Wirkungsökonomische Vertiefung erst steuerungsfaehig, wenn daraus eine Entscheidung folgt. Die Grundbegriffe muessen in spaeteren Modulen wiedererkennbar bleiben. Ohne diese Rueckkopplung bleibt Reporting eine Beschreibung. Mit Rueckkopplung wird aus Bewertung eine veraenderte Routine: ein anderer Prozess, ein geaenderter Anreiz, eine bessere Datenpflicht, eine korrigierte Kommunikation oder eine neue Priorisierung.</w:t>
-      </w:r>
-    </w:p>
-    <w:p>
-      <w:r>
-        <w:t>Die typische Fehlstelle bei Positive, negative und neutrale Wirkung liegt darin, Absicht, Aktivitaet oder Reporting als Wirkung zu behandeln. Bei Wirkungsökonomische Vertiefung wird diese Fehlstelle konkret: Ein scheinbar plausibler Befund darf nicht zur Abkuerzung werden. Quellen, Systemgrenzen, Unsicherheit und Rueckkopplung bleiben sichtbar.</w:t>
-      </w:r>
-    </w:p>
-    <w:p>
-      <w:r>
-        <w:t>Transfer in den WOE-Korpus. Die Grenze gegen Scheingenauigkeit verlaeuft bei Begriffliche Präzision nicht zwischen Optimismus und Pessimismus. Sie verlaeuft zwischen offengelegter Unsicherheit und rhetorischer Sicherheit. Wer Positive, negative und neutrale Wirkung belastbar anwenden will, benennt Systemgrenze, Zeitraum, Vergleichspunkt und offene Gegenhypothese. Gerade dadurch bleibt das Skript anschlussfaehig fuer Forschung, Praxis und spaetere Revision.</w:t>
-      </w:r>
-    </w:p>
-    <w:p>
-      <w:r>
-        <w:t>Fuer die Pruefung ist Begriffliche Präzision dann verstanden, wenn daraus eine belastbare Fallantwort entsteht. Eine gute Antwort unterscheidet Beobachtung, Kausalannahme, Bewertung und Steuerungsfolge. Sie bewertet keine Menschen, sondern Wirkpfade, Zustandsveraenderungen, Risiken und institutionelle Bedingungen.</w:t>
-      </w:r>
-    </w:p>
-    <w:p>
-      <w:r>
-        <w:t>Grenzen der Aussage. Wirkpfad zeigt, warum Positive, negative und neutrale Wirkung mehr ist als ein Schlagwort im Feld Wirkpfade, Wirkungsempfaenger, Bewertung und Rueckkopplung. Die wirkungsoekonomische Frage lautet: Welche reale Veraenderung wird moeglich, welche bleibt nur Potenzial und wo entsteht ein Wirkungsrisiko? Diese Unterscheidung schuetzt vor Impact-Washing, weil sie Absicht, Aktivitaet, Reichweite und Wirkung auseinanderhaelt.</w:t>
-      </w:r>
-    </w:p>
-    <w:p>
-      <w:r>
-        <w:t>Eine Kommune, ein Unternehmen oder eine Bildungsorganisation will Positive, negative und neutrale Wirkung praktisch anwenden. Der erste Schritt ist nicht die Auswahl eines Instruments, sondern die Klaerung der Zustandsveraenderung. Bei Wirkpfad muss deshalb benannt werden, wer betroffen ist, welcher Zustand sich veraendert, welche Frist gilt und welche Gegenbeobachtung die Annahme widerlegen wuerde. Erst danach entsteht eine begruendete Entscheidung im Feld Begriff, Fallbewertung, Wirkpfad, rote Linie, Quellenbeurteilung oder Rueckkopplungsregel.</w:t>
-      </w:r>
-    </w:p>
-    <w:p>
-      <w:r>
-        <w:t>Kontrollfrage. Welche Entscheidung waere falsch, wenn Wirkpfad in V11 missverstanden wird? Die Antwort muss mindestens eine Daten- oder Quellenannahme, eine betroffene Gruppe oder Schutzdimension, eine moegliche Nebenwirkung und einen Rueckkopplungsschritt nennen. Richtig ist nicht die lauteste Bewertung, sondern diejenige, die Begriff, Beleg und Steuerungsfolge zusammenhaelt.</w:t>
+        <w:t>Fallpruefung. Wenn eine Bildungs- oder Forschungseinrichtung eine Wirkungsaussage fuer Lernende und Praxispartner pruefbar machen will, beginnt die Analyse bei Empfaengern, Wirkraum, Zeitraum und Datenquelle. Bei Wirkung neutral, Ziel klar muss dann geklaert werden, welche Begriffe, Quellen und Grenzen im Material sichtbar bleiben muessen. Eine tragfaehige Antwort benennt mindestens eine Quelle, eine offene Unsicherheit, eine moegliche Gegenbeobachtung und die Entscheidung, die nach der Bewertung geaendert wird.</w:t>
+      </w:r>
+    </w:p>
+    <w:p>
+      <w:r>
+        <w:t>Der Rueckfluss in den WOE-Korpus liegt hier in klaren Begriffen, sauber verlinkten Quellen und benannten Forschungsfragen. Wo Glossar, Werkzeuge, Journal oder Reader noch doppeldeutig bleiben, sollte Positive, negative und neutrale Wirkung nicht als fertige Gewissheit auftreten, sondern als pruefbarer Lernstand mit Korrekturpfad.</w:t>
       </w:r>
     </w:p>
     <w:p>
@@ -3020,17 +3050,87 @@
         <w:pStyle w:val="Heading3"/>
       </w:pPr>
       <w:r>
-        <w:t>Schlussvertiefung 3: Positive, negative und neutrale Wirkung im Anwendungsfall</w:t>
-      </w:r>
-    </w:p>
-    <w:p>
-      <w:r>
-        <w:t>Die folgenden Abschnitte sind keine neue Pruefungsloesung. Sie verdichten die vorhandenen Kapitel zu einer Lesart, mit der Studierende einen Fall selbststaendig analysieren koennen. Im Mittelpunkt stehen Wirkpfade, Wirkungsempfaenger, Bewertung und Rueckkopplung, nicht moralische Personenbewertung.</w:t>
-      </w:r>
-    </w:p>
-    <w:p>
-      <w:r>
-        <w:t>Begriffliche Schlussklaerung. In V11 muss Leitthese immer mit Empfaengern gelesen werden. Wirkung entsteht nicht beim Sender, sondern an veraenderten Zustaenden von Menschen, Oekosystemen, Institutionen, Oeffentlichkeit oder kuenftigen Handlungsspielraeumen. Darum reicht es nicht, interne Aktivitaeten zu dokumentieren. Entscheidend ist, ob sich ein Zustand nachvollziehbar veraendert und ob diese Veraenderung im Referenzrahmen Mensch, Planet, Demokratie, SDGs, Agenda 2030 und SDG+ tragfaehig bewertet werden kann.</w:t>
+        <w:t>Vertiefungsrunde 3: Anschluss an Praxis und Forschung</w:t>
+      </w:r>
+    </w:p>
+    <w:p>
+      <w:r>
+        <w:t>Diese Runde wechselt den Blickwinkel, damit der Schlussblock nicht nur wiederholt, sondern Leseentscheidungen vorbereitet: Was ist belegt, was bleibt Potenzial, welche Nebenwirkung ist relevant und welche Steuerungsfolge wird daraus abgeleitet?</w:t>
+      </w:r>
+    </w:p>
+    <w:p>
+      <w:r>
+        <w:t>Steuerungsfolge. Wissenschaftliche Anschlussfaehigkeit entsteht hier durch Quellenklarheit. Bei Was du aus dieser Vorlesung mitnimmst werden interne WOE-Begriffe nicht als Ersatz fuer Belege benutzt, sondern mit Grundlagenwerk, WOE-Referenz, Glossar, Werkzeuge, Journal und externe Fachquellen verbunden. Wo die Datenlage offen bleibt, wird das offengelegt. Wo eine Aussage nur plausibel ist, bleibt sie als Wirkungspotenzial markiert. Wo ein Schaden eine rote Linie beruehrt, greift Nichtkompensation vor Durchschnittslogik.</w:t>
+      </w:r>
+    </w:p>
+    <w:p>
+      <w:r>
+        <w:t>In einer kontroversen Entscheidung wirkt Was du aus dieser Vorlesung mitnimmst als Pruefpunkt fuer Ambivalenz. Ein Nutzen fuer eine Gruppe kann mit Risiken fuer andere Wirkungsempfaenger einhergehen. Das Skript verlangt deshalb, positive und negative Zustandsveraenderungen getrennt zu fuehren, bevor von positiver Netto-Wirkung gesprochen wird.</w:t>
+      </w:r>
+    </w:p>
+    <w:p>
+      <w:r>
+        <w:t>Fallpruefung. Wenn eine Kommune eine bestehende Massnahme neu priorisieren will, beginnt die Analyse bei Empfaengern, Wirkraum, Zeitraum und Datenquelle. Bei Was du aus dieser Vorlesung mitnimmst muss dann geklaert werden, ob Ressourcen umgeschichtet, Daten nacherhoben oder Zielkonflikte offengelegt werden. Eine tragfaehige Antwort benennt mindestens eine Quelle, eine offene Unsicherheit, eine moegliche Gegenbeobachtung und die Entscheidung, die nach der Bewertung geaendert wird.</w:t>
+      </w:r>
+    </w:p>
+    <w:p>
+      <w:r>
+        <w:t>Transferhinweis. In Grundstudium Wirkungsoekonomie wird Wirkungsökonomische Vertiefung erst steuerungsfaehig, wenn daraus eine Entscheidung folgt. Die Grundbegriffe muessen in spaeteren Modulen wiedererkennbar bleiben. Ohne diese Rueckkopplung bleibt Reporting eine Beschreibung. Mit Rueckkopplung wird aus Bewertung eine veraenderte Routine: ein anderer Prozess, ein geaenderter Anreiz, eine bessere Datenpflicht, eine korrigierte Kommunikation oder eine neue Priorisierung.</w:t>
+      </w:r>
+    </w:p>
+    <w:p>
+      <w:r>
+        <w:t>Die typische Fehlstelle bei Positive, negative und neutrale Wirkung liegt darin, Absicht, Aktivitaet oder Reporting als Wirkung zu behandeln. Bei Wirkungsökonomische Vertiefung wird diese Fehlstelle konkret: Ein scheinbar plausibler Befund darf nicht zur Abkuerzung werden. Quellen, Systemgrenzen, Unsicherheit und Rueckkopplung bleiben sichtbar.</w:t>
+      </w:r>
+    </w:p>
+    <w:p>
+      <w:r>
+        <w:t>Fallpruefung. Wenn ein Unternehmen ein Produkt, einen Prozess oder eine Investition wirkungsbezogen bewerten will, beginnt die Analyse bei Empfaengern, Wirkraum, Zeitraum und Datenquelle. Bei Wirkungsökonomische Vertiefung muss dann geklaert werden, welche Entscheidung nach der Bewertung tatsaechlich anders ausfaellt. Eine tragfaehige Antwort benennt mindestens eine Quelle, eine offene Unsicherheit, eine moegliche Gegenbeobachtung und die Entscheidung, die nach der Bewertung geaendert wird.</w:t>
+      </w:r>
+    </w:p>
+    <w:p>
+      <w:r>
+        <w:t>Fuer die Bewertung reicht kein Summenscore, der zentrale Schaeden mit bequemen Pluspunkten verrechnet. Nichtkompensation und Reverse Merit Order markieren, wo rote Linien, demokratische Grundbedingungen oder planetare Grenzen Vorrang vor Durchschnittslogik haben. So bleibt positive Netto-Wirkung eine anspruchsvolle Zielgroesse und wird nicht zur dekorativen Formel.</w:t>
+      </w:r>
+    </w:p>
+    <w:p>
+      <w:r>
+        <w:t>Rueckflussnotiz. Die Grenze gegen Scheingenauigkeit verlaeuft bei Begriffliche Präzision nicht zwischen Optimismus und Pessimismus. Sie verlaeuft zwischen offengelegter Unsicherheit und rhetorischer Sicherheit. Wer Positive, negative und neutrale Wirkung belastbar anwenden will, benennt Systemgrenze, Zeitraum, Vergleichspunkt und offene Gegenhypothese. Gerade dadurch bleibt das Skript anschlussfaehig fuer Forschung, Praxis und spaetere Revision.</w:t>
+      </w:r>
+    </w:p>
+    <w:p>
+      <w:r>
+        <w:t>Fuer die Pruefung ist Begriffliche Präzision dann verstanden, wenn daraus eine belastbare Fallantwort entsteht. Eine gute Antwort unterscheidet Beobachtung, Kausalannahme, Bewertung und Steuerungsfolge. Sie bewertet keine Menschen, sondern Wirkpfade, Zustandsveraenderungen, Risiken und institutionelle Bedingungen.</w:t>
+      </w:r>
+    </w:p>
+    <w:p>
+      <w:r>
+        <w:t>Fallpruefung. Wenn eine Bildungs- oder Forschungseinrichtung eine Wirkungsaussage fuer Lernende und Praxispartner pruefbar machen will, beginnt die Analyse bei Empfaengern, Wirkraum, Zeitraum und Datenquelle. Bei Begriffliche Präzision muss dann geklaert werden, welche Begriffe, Quellen und Grenzen im Material sichtbar bleiben muessen. Eine tragfaehige Antwort benennt mindestens eine Quelle, eine offene Unsicherheit, eine moegliche Gegenbeobachtung und die Entscheidung, die nach der Bewertung geaendert wird.</w:t>
+      </w:r>
+    </w:p>
+    <w:p>
+      <w:r>
+        <w:t>Der Rueckfluss in den WOE-Korpus liegt hier in klaren Begriffen, sauber verlinkten Quellen und benannten Forschungsfragen. Wo Glossar, Werkzeuge, Journal oder Reader noch doppeldeutig bleiben, sollte Positive, negative und neutrale Wirkung nicht als fertige Gewissheit auftreten, sondern als pruefbarer Lernstand mit Korrekturpfad.</w:t>
+      </w:r>
+    </w:p>
+    <w:p>
+      <w:r>
+        <w:t>Pruefungsimpuls. Wirkpfad zeigt, warum Positive, negative und neutrale Wirkung mehr ist als ein Schlagwort im Feld Wirkpfade, Wirkungsempfaenger, Bewertung und Rueckkopplung. Die wirkungsoekonomische Frage lautet: Welche reale Veraenderung wird moeglich, welche bleibt nur Potenzial und wo entsteht ein Wirkungsrisiko? Diese Unterscheidung schuetzt vor Impact-Washing, weil sie Absicht, Aktivitaet, Reichweite und Wirkung auseinanderhaelt.</w:t>
+      </w:r>
+    </w:p>
+    <w:p>
+      <w:r>
+        <w:t>Eine Kommune, ein Unternehmen oder eine Bildungsorganisation will Positive, negative und neutrale Wirkung praktisch anwenden. Der erste Schritt ist nicht die Auswahl eines Instruments, sondern die Klaerung der Zustandsveraenderung. Bei Wirkpfad muss deshalb benannt werden, wer betroffen ist, welcher Zustand sich veraendert, welche Frist gilt und welche Gegenbeobachtung die Annahme widerlegen wuerde. Erst danach entsteht eine begruendete Entscheidung im Feld Begriff, Fallbewertung, Wirkpfad, rote Linie, Quellenbeurteilung oder Rueckkopplungsregel.</w:t>
+      </w:r>
+    </w:p>
+    <w:p>
+      <w:r>
+        <w:t>Fallpruefung. Wenn eine Kommune eine bestehende Massnahme neu priorisieren will, beginnt die Analyse bei Empfaengern, Wirkraum, Zeitraum und Datenquelle. Bei Wirkpfad muss dann geklaert werden, ob Ressourcen umgeschichtet, Daten nacherhoben oder Zielkonflikte offengelegt werden. Eine tragfaehige Antwort benennt mindestens eine Quelle, eine offene Unsicherheit, eine moegliche Gegenbeobachtung und die Entscheidung, die nach der Bewertung geaendert wird.</w:t>
+      </w:r>
+    </w:p>
+    <w:p>
+      <w:r>
+        <w:t>Begriffliche Sicherung. In V11 muss Leitthese immer mit Empfaengern gelesen werden. Wirkung entsteht nicht beim Sender, sondern an veraenderten Zustaenden von Menschen, Oekosystemen, Institutionen, Oeffentlichkeit oder kuenftigen Handlungsspielraeumen. Darum reicht es nicht, interne Aktivitaeten zu dokumentieren. Entscheidend ist, ob sich ein Zustand nachvollziehbar veraendert und ob diese Veraenderung im Referenzrahmen Mensch, Planet, Demokratie, SDGs, Agenda 2030 und SDG+ tragfaehig bewertet werden kann.</w:t>
       </w:r>
     </w:p>
     <w:p>
@@ -3040,7 +3140,17 @@
     </w:p>
     <w:p>
       <w:r>
-        <w:t>Wirkpfad und Empfaenger. Wissenschaftliche Anschlussfaehigkeit entsteht hier durch Quellenklarheit. Bei Didaktische Einordnung im Studiengang werden interne WOE-Begriffe nicht als Ersatz fuer Belege benutzt, sondern mit Grundlagenwerk, WOE-Referenz, Glossar, Werkzeuge, Journal und externe Fachquellen verbunden. Wo die Datenlage offen bleibt, wird das offengelegt. Wo eine Aussage nur plausibel ist, bleibt sie als Wirkungspotenzial markiert. Wo ein Schaden eine rote Linie beruehrt, greift Nichtkompensation vor Durchschnittslogik.</w:t>
+        <w:t>Fallpruefung. Wenn ein Unternehmen ein Produkt, einen Prozess oder eine Investition wirkungsbezogen bewerten will, beginnt die Analyse bei Empfaengern, Wirkraum, Zeitraum und Datenquelle. Bei Leitthese muss dann geklaert werden, welche Entscheidung nach der Bewertung tatsaechlich anders ausfaellt. Eine tragfaehige Antwort benennt mindestens eine Quelle, eine offene Unsicherheit, eine moegliche Gegenbeobachtung und die Entscheidung, die nach der Bewertung geaendert wird.</w:t>
+      </w:r>
+    </w:p>
+    <w:p>
+      <w:r>
+        <w:t>Fuer die Bewertung reicht kein Summenscore, der zentrale Schaeden mit bequemen Pluspunkten verrechnet. Nichtkompensation und Reverse Merit Order markieren, wo rote Linien, demokratische Grundbedingungen oder planetare Grenzen Vorrang vor Durchschnittslogik haben. So bleibt positive Netto-Wirkung eine anspruchsvolle Zielgroesse und wird nicht zur dekorativen Formel.</w:t>
+      </w:r>
+    </w:p>
+    <w:p>
+      <w:r>
+        <w:t>Wirkpfadpruefung. Wissenschaftliche Anschlussfaehigkeit entsteht hier durch Quellenklarheit. Bei Didaktische Einordnung im Studiengang werden interne WOE-Begriffe nicht als Ersatz fuer Belege benutzt, sondern mit Grundlagenwerk, WOE-Referenz, Glossar, Werkzeuge, Journal und externe Fachquellen verbunden. Wo die Datenlage offen bleibt, wird das offengelegt. Wo eine Aussage nur plausibel ist, bleibt sie als Wirkungspotenzial markiert. Wo ein Schaden eine rote Linie beruehrt, greift Nichtkompensation vor Durchschnittslogik.</w:t>
       </w:r>
     </w:p>
     <w:p>
@@ -3050,82 +3160,12 @@
     </w:p>
     <w:p>
       <w:r>
-        <w:t>Rueckfluss. Fuer den WOE-Korpus bedeutet das: Begriffe aus Positive, negative und neutrale Wirkung sollten dort geschaerft werden, wo sie in Glossar, Werkzeugen, Journal oder Readern doppeldeutig bleiben. Offene Forschungsfragen werden nicht versteckt. Sie markieren die Stelle, an der spaetere Evidenz, ein besserer Datensatz oder eine praezisere Fallstudie die Bewertung veraendern kann.</w:t>
-      </w:r>
-    </w:p>
-    <w:p>
-      <w:r>
-        <w:t>Daten, Quellen und Evidenz. In Grundstudium Wirkungsoekonomie wird Analysemodell erst steuerungsfaehig, wenn daraus eine Entscheidung folgt. Die Grundbegriffe muessen in spaeteren Modulen wiedererkennbar bleiben. Ohne diese Rueckkopplung bleibt Reporting eine Beschreibung. Mit Rueckkopplung wird aus Bewertung eine veraenderte Routine: ein anderer Prozess, ein geaenderter Anreiz, eine bessere Datenpflicht, eine korrigierte Kommunikation oder eine neue Priorisierung.</w:t>
-      </w:r>
-    </w:p>
-    <w:p>
-      <w:r>
-        <w:t>Die typische Fehlstelle bei Positive, negative und neutrale Wirkung liegt darin, Absicht, Aktivitaet oder Reporting als Wirkung zu behandeln. Bei Analysemodell wird diese Fehlstelle konkret: Ein scheinbar plausibler Befund darf nicht zur Abkuerzung werden. Quellen, Systemgrenzen, Unsicherheit und Rueckkopplung bleiben sichtbar.</w:t>
-      </w:r>
-    </w:p>
-    <w:p>
-      <w:r>
-        <w:t>Bewertung und rote Linien. Die Grenze gegen Scheingenauigkeit verlaeuft bei Modellformel nicht zwischen Optimismus und Pessimismus. Sie verlaeuft zwischen offengelegter Unsicherheit und rhetorischer Sicherheit. Wer Positive, negative und neutrale Wirkung belastbar anwenden will, benennt Systemgrenze, Zeitraum, Vergleichspunkt und offene Gegenhypothese. Gerade dadurch bleibt das Skript anschlussfaehig fuer Forschung, Praxis und spaetere Revision.</w:t>
-      </w:r>
-    </w:p>
-    <w:p>
-      <w:r>
-        <w:t>Fuer die Pruefung ist Modellformel dann verstanden, wenn daraus eine belastbare Fallantwort entsteht. Eine gute Antwort unterscheidet Beobachtung, Kausalannahme, Bewertung und Steuerungsfolge. Sie bewertet keine Menschen, sondern Wirkpfade, Zustandsveraenderungen, Risiken und institutionelle Bedingungen.</w:t>
-      </w:r>
-    </w:p>
-    <w:p>
-      <w:r>
-        <w:t>Kontrollfrage. Welche Entscheidung waere falsch, wenn Modellformel in V11 missverstanden wird? Die Antwort muss mindestens eine Daten- oder Quellenannahme, eine betroffene Gruppe oder Schutzdimension, eine moegliche Nebenwirkung und einen Rueckkopplungsschritt nennen. Richtig ist nicht die lauteste Bewertung, sondern diejenige, die Begriff, Beleg und Steuerungsfolge zusammenhaelt.</w:t>
-      </w:r>
-    </w:p>
-    <w:p>
-      <w:r>
-        <w:t>Steuerung und Rueckkopplung. Fallfenster zeigt, warum Positive, negative und neutrale Wirkung mehr ist als ein Schlagwort im Feld Wirkpfade, Wirkungsempfaenger, Bewertung und Rueckkopplung. Die wirkungsoekonomische Frage lautet: Welche reale Veraenderung wird moeglich, welche bleibt nur Potenzial und wo entsteht ein Wirkungsrisiko? Diese Unterscheidung schuetzt vor Impact-Washing, weil sie Absicht, Aktivitaet, Reichweite und Wirkung auseinanderhaelt.</w:t>
-      </w:r>
-    </w:p>
-    <w:p>
-      <w:r>
-        <w:t>Eine Kommune, ein Unternehmen oder eine Bildungsorganisation will Positive, negative und neutrale Wirkung praktisch anwenden. Der erste Schritt ist nicht die Auswahl eines Instruments, sondern die Klaerung der Zustandsveraenderung. Bei Fallfenster muss deshalb benannt werden, wer betroffen ist, welcher Zustand sich veraendert, welche Frist gilt und welche Gegenbeobachtung die Annahme widerlegen wuerde. Erst danach entsteht eine begruendete Entscheidung im Feld Begriff, Fallbewertung, Wirkpfad, rote Linie, Quellenbeurteilung oder Rueckkopplungsregel.</w:t>
-      </w:r>
-    </w:p>
-    <w:p>
-      <w:r>
-        <w:t>Pruefungsnahe Anwendung. In V11 muss Prüfungsnahe Fallfragen ohne geschützte Antwortlogik immer mit Empfaengern gelesen werden. Wirkung entsteht nicht beim Sender, sondern an veraenderten Zustaenden von Menschen, Oekosystemen, Institutionen, Oeffentlichkeit oder kuenftigen Handlungsspielraeumen. Darum reicht es nicht, interne Aktivitaeten zu dokumentieren. Entscheidend ist, ob sich ein Zustand nachvollziehbar veraendert und ob diese Veraenderung im Referenzrahmen Mensch, Planet, Demokratie, SDGs, Agenda 2030 und SDG+ tragfaehig bewertet werden kann.</w:t>
-      </w:r>
-    </w:p>
-    <w:p>
-      <w:r>
-        <w:t>Ein Bericht behauptet, die Massnahme zu Positive, negative und neutrale Wirkung sei erfolgreich. Die WOE-Lesart fragt bei Prüfungsnahe Fallfragen ohne geschützte Antwortlogik nach belastbaren Nachweisen: begriffliche Praezision, Fallbeschreibung, Quellenklarheit, Plausibilitaet und offene Unsicherheit. Wenn diese Nachweise fehlen, bleibt die Aussage Wirkungspotenzial oder Kommunikationsbehauptung. Sie kann wichtig sein, aber sie ist noch keine belegte Wirkung.</w:t>
-      </w:r>
-    </w:p>
-    <w:p>
-      <w:r>
-        <w:t>Transfer in den WOE-Korpus. Wissenschaftliche Anschlussfaehigkeit entsteht hier durch Quellenklarheit. Bei Einleitung / Wirkungsfrage werden interne WOE-Begriffe nicht als Ersatz fuer Belege benutzt, sondern mit Grundlagenwerk, WOE-Referenz, Glossar, Werkzeuge, Journal und externe Fachquellen verbunden. Wo die Datenlage offen bleibt, wird das offengelegt. Wo eine Aussage nur plausibel ist, bleibt sie als Wirkungspotenzial markiert. Wo ein Schaden eine rote Linie beruehrt, greift Nichtkompensation vor Durchschnittslogik.</w:t>
-      </w:r>
-    </w:p>
-    <w:p>
-      <w:r>
-        <w:t>In einer kontroversen Entscheidung wirkt Einleitung / Wirkungsfrage als Pruefpunkt fuer Ambivalenz. Ein Nutzen fuer eine Gruppe kann mit Risiken fuer andere Wirkungsempfaenger einhergehen. Das Skript verlangt deshalb, positive und negative Zustandsveraenderungen getrennt zu fuehren, bevor von positiver Netto-Wirkung gesprochen wird.</w:t>
-      </w:r>
-    </w:p>
-    <w:p>
-      <w:r>
-        <w:t>Grenzen der Aussage. In Grundstudium Wirkungsoekonomie wird Kernaussage erst steuerungsfaehig, wenn daraus eine Entscheidung folgt. Die Grundbegriffe muessen in spaeteren Modulen wiedererkennbar bleiben. Ohne diese Rueckkopplung bleibt Reporting eine Beschreibung. Mit Rueckkopplung wird aus Bewertung eine veraenderte Routine: ein anderer Prozess, ein geaenderter Anreiz, eine bessere Datenpflicht, eine korrigierte Kommunikation oder eine neue Priorisierung.</w:t>
-      </w:r>
-    </w:p>
-    <w:p>
-      <w:r>
-        <w:t>Die typische Fehlstelle bei Positive, negative und neutrale Wirkung liegt darin, Absicht, Aktivitaet oder Reporting als Wirkung zu behandeln. Bei Kernaussage wird diese Fehlstelle konkret: Ein scheinbar plausibler Befund darf nicht zur Abkuerzung werden. Quellen, Systemgrenzen, Unsicherheit und Rueckkopplung bleiben sichtbar.</w:t>
-      </w:r>
-    </w:p>
-    <w:p>
-      <w:r>
-        <w:t>Kontrollfrage. Welche Entscheidung waere falsch, wenn Kernaussage in V11 missverstanden wird? Die Antwort muss mindestens eine Daten- oder Quellenannahme, eine betroffene Gruppe oder Schutzdimension, eine moegliche Nebenwirkung und einen Rueckkopplungsschritt nennen. Richtig ist nicht die lauteste Bewertung, sondern diejenige, die Begriff, Beleg und Steuerungsfolge zusammenhaelt.</w:t>
-      </w:r>
-    </w:p>
-    <w:p>
-      <w:r>
-        <w:t>Rueckfluss. Fuer den WOE-Korpus bedeutet das: Begriffe aus Positive, negative und neutrale Wirkung sollten dort geschaerft werden, wo sie in Glossar, Werkzeugen, Journal oder Readern doppeldeutig bleiben. Offene Forschungsfragen werden nicht versteckt. Sie markieren die Stelle, an der spaetere Evidenz, ein besserer Datensatz oder eine praezisere Fallstudie die Bewertung veraendern kann.</w:t>
+        <w:t>Fallpruefung. Wenn eine Bildungs- oder Forschungseinrichtung eine Wirkungsaussage fuer Lernende und Praxispartner pruefbar machen will, beginnt die Analyse bei Empfaengern, Wirkraum, Zeitraum und Datenquelle. Bei Didaktische Einordnung im Studiengang muss dann geklaert werden, welche Begriffe, Quellen und Grenzen im Material sichtbar bleiben muessen. Eine tragfaehige Antwort benennt mindestens eine Quelle, eine offene Unsicherheit, eine moegliche Gegenbeobachtung und die Entscheidung, die nach der Bewertung geaendert wird.</w:t>
+      </w:r>
+    </w:p>
+    <w:p>
+      <w:r>
+        <w:t>Der Rueckfluss in den WOE-Korpus liegt hier in klaren Begriffen, sauber verlinkten Quellen und benannten Forschungsfragen. Wo Glossar, Werkzeuge, Journal oder Reader noch doppeldeutig bleiben, sollte Positive, negative und neutrale Wirkung nicht als fertige Gewissheit auftreten, sondern als pruefbarer Lernstand mit Korrekturpfad.</w:t>
       </w:r>
     </w:p>
     <w:p>
@@ -3133,107 +3173,122 @@
         <w:pStyle w:val="Heading3"/>
       </w:pPr>
       <w:r>
-        <w:t>Schlussvertiefung 4: Positive, negative und neutrale Wirkung im Anwendungsfall</w:t>
-      </w:r>
-    </w:p>
-    <w:p>
-      <w:r>
-        <w:t>Die folgenden Abschnitte sind keine neue Pruefungsloesung. Sie verdichten die vorhandenen Kapitel zu einer Lesart, mit der Studierende einen Fall selbststaendig analysieren koennen. Im Mittelpunkt stehen Wirkpfade, Wirkungsempfaenger, Bewertung und Rueckkopplung, nicht moralische Personenbewertung.</w:t>
-      </w:r>
-    </w:p>
-    <w:p>
-      <w:r>
-        <w:t>Begriffliche Schlussklaerung. Die Grenze gegen Scheingenauigkeit verlaeuft bei Quelltext und fachliche Grundlegung nicht zwischen Optimismus und Pessimismus. Sie verlaeuft zwischen offengelegter Unsicherheit und rhetorischer Sicherheit. Wer Positive, negative und neutrale Wirkung belastbar anwenden will, benennt Systemgrenze, Zeitraum, Vergleichspunkt und offene Gegenhypothese. Gerade dadurch bleibt das Skript anschlussfaehig fuer Forschung, Praxis und spaetere Revision.</w:t>
-      </w:r>
-    </w:p>
-    <w:p>
-      <w:r>
-        <w:t>Fuer die Pruefung ist Quelltext und fachliche Grundlegung dann verstanden, wenn daraus eine belastbare Fallantwort entsteht. Eine gute Antwort unterscheidet Beobachtung, Kausalannahme, Bewertung und Steuerungsfolge. Sie bewertet keine Menschen, sondern Wirkpfade, Zustandsveraenderungen, Risiken und institutionelle Bedingungen.</w:t>
-      </w:r>
-    </w:p>
-    <w:p>
-      <w:r>
-        <w:t>Wirkpfad und Empfaenger. Wirkung ist zunächst wertfrei zeigt, warum Positive, negative und neutrale Wirkung mehr ist als ein Schlagwort im Feld Wirkpfade, Wirkungsempfaenger, Bewertung und Rueckkopplung. Die wirkungsoekonomische Frage lautet: Welche reale Veraenderung wird moeglich, welche bleibt nur Potenzial und wo entsteht ein Wirkungsrisiko? Diese Unterscheidung schuetzt vor Impact-Washing, weil sie Absicht, Aktivitaet, Reichweite und Wirkung auseinanderhaelt.</w:t>
-      </w:r>
-    </w:p>
-    <w:p>
-      <w:r>
-        <w:t>Eine Kommune, ein Unternehmen oder eine Bildungsorganisation will Positive, negative und neutrale Wirkung praktisch anwenden. Der erste Schritt ist nicht die Auswahl eines Instruments, sondern die Klaerung der Zustandsveraenderung. Bei Wirkung ist zunächst wertfrei muss deshalb benannt werden, wer betroffen ist, welcher Zustand sich veraendert, welche Frist gilt und welche Gegenbeobachtung die Annahme widerlegen wuerde. Erst danach entsteht eine begruendete Entscheidung im Feld Begriff, Fallbewertung, Wirkpfad, rote Linie, Quellenbeurteilung oder Rueckkopplungsregel.</w:t>
-      </w:r>
-    </w:p>
-    <w:p>
-      <w:r>
-        <w:t>Daten, Quellen und Evidenz. In V11 muss Positive Wirkung immer mit Empfaengern gelesen werden. Wirkung entsteht nicht beim Sender, sondern an veraenderten Zustaenden von Menschen, Oekosystemen, Institutionen, Oeffentlichkeit oder kuenftigen Handlungsspielraeumen. Darum reicht es nicht, interne Aktivitaeten zu dokumentieren. Entscheidend ist, ob sich ein Zustand nachvollziehbar veraendert und ob diese Veraenderung im Referenzrahmen Mensch, Planet, Demokratie, SDGs, Agenda 2030 und SDG+ tragfaehig bewertet werden kann.</w:t>
-      </w:r>
-    </w:p>
-    <w:p>
-      <w:r>
-        <w:t>Ein Bericht behauptet, die Massnahme zu Positive, negative und neutrale Wirkung sei erfolgreich. Die WOE-Lesart fragt bei Positive Wirkung nach belastbaren Nachweisen: begriffliche Praezision, Fallbeschreibung, Quellenklarheit, Plausibilitaet und offene Unsicherheit. Wenn diese Nachweise fehlen, bleibt die Aussage Wirkungspotenzial oder Kommunikationsbehauptung. Sie kann wichtig sein, aber sie ist noch keine belegte Wirkung.</w:t>
-      </w:r>
-    </w:p>
-    <w:p>
-      <w:r>
-        <w:t>Bewertung und rote Linien. Wissenschaftliche Anschlussfaehigkeit entsteht hier durch Quellenklarheit. Bei Negative Wirkung werden interne WOE-Begriffe nicht als Ersatz fuer Belege benutzt, sondern mit Grundlagenwerk, WOE-Referenz, Glossar, Werkzeuge, Journal und externe Fachquellen verbunden. Wo die Datenlage offen bleibt, wird das offengelegt. Wo eine Aussage nur plausibel ist, bleibt sie als Wirkungspotenzial markiert. Wo ein Schaden eine rote Linie beruehrt, greift Nichtkompensation vor Durchschnittslogik.</w:t>
-      </w:r>
-    </w:p>
-    <w:p>
-      <w:r>
-        <w:t>In einer kontroversen Entscheidung wirkt Negative Wirkung als Pruefpunkt fuer Ambivalenz. Ein Nutzen fuer eine Gruppe kann mit Risiken fuer andere Wirkungsempfaenger einhergehen. Das Skript verlangt deshalb, positive und negative Zustandsveraenderungen getrennt zu fuehren, bevor von positiver Netto-Wirkung gesprochen wird.</w:t>
-      </w:r>
-    </w:p>
-    <w:p>
-      <w:r>
-        <w:t>Kontrollfrage. Welche Entscheidung waere falsch, wenn Negative Wirkung in V11 missverstanden wird? Die Antwort muss mindestens eine Daten- oder Quellenannahme, eine betroffene Gruppe oder Schutzdimension, eine moegliche Nebenwirkung und einen Rueckkopplungsschritt nennen. Richtig ist nicht die lauteste Bewertung, sondern diejenige, die Begriff, Beleg und Steuerungsfolge zusammenhaelt.</w:t>
-      </w:r>
-    </w:p>
-    <w:p>
-      <w:r>
-        <w:t>Steuerung und Rueckkopplung. In Grundstudium Wirkungsoekonomie wird Neutrale Wirkung erst steuerungsfaehig, wenn daraus eine Entscheidung folgt. Die Grundbegriffe muessen in spaeteren Modulen wiedererkennbar bleiben. Ohne diese Rueckkopplung bleibt Reporting eine Beschreibung. Mit Rueckkopplung wird aus Bewertung eine veraenderte Routine: ein anderer Prozess, ein geaenderter Anreiz, eine bessere Datenpflicht, eine korrigierte Kommunikation oder eine neue Priorisierung.</w:t>
-      </w:r>
-    </w:p>
-    <w:p>
-      <w:r>
-        <w:t>Die typische Fehlstelle bei Positive, negative und neutrale Wirkung liegt darin, Absicht, Aktivitaet oder Reporting als Wirkung zu behandeln. Bei Neutrale Wirkung wird diese Fehlstelle konkret: Ein scheinbar plausibler Befund darf nicht zur Abkuerzung werden. Quellen, Systemgrenzen, Unsicherheit und Rueckkopplung bleiben sichtbar.</w:t>
-      </w:r>
-    </w:p>
-    <w:p>
-      <w:r>
-        <w:t>Pruefungsnahe Anwendung. Die Grenze gegen Scheingenauigkeit verlaeuft bei Fast alles wirkt in mehrere Richtungen zugleich nicht zwischen Optimismus und Pessimismus. Sie verlaeuft zwischen offengelegter Unsicherheit und rhetorischer Sicherheit. Wer Positive, negative und neutrale Wirkung belastbar anwenden will, benennt Systemgrenze, Zeitraum, Vergleichspunkt und offene Gegenhypothese. Gerade dadurch bleibt das Skript anschlussfaehig fuer Forschung, Praxis und spaetere Revision.</w:t>
-      </w:r>
-    </w:p>
-    <w:p>
-      <w:r>
-        <w:t>Fuer die Pruefung ist Fast alles wirkt in mehrere Richtungen zugleich dann verstanden, wenn daraus eine belastbare Fallantwort entsteht. Eine gute Antwort unterscheidet Beobachtung, Kausalannahme, Bewertung und Steuerungsfolge. Sie bewertet keine Menschen, sondern Wirkpfade, Zustandsveraenderungen, Risiken und institutionelle Bedingungen.</w:t>
-      </w:r>
-    </w:p>
-    <w:p>
-      <w:r>
-        <w:t>Rueckfluss. Fuer den WOE-Korpus bedeutet das: Begriffe aus Positive, negative und neutrale Wirkung sollten dort geschaerft werden, wo sie in Glossar, Werkzeugen, Journal oder Readern doppeldeutig bleiben. Offene Forschungsfragen werden nicht versteckt. Sie markieren die Stelle, an der spaetere Evidenz, ein besserer Datensatz oder eine praezisere Fallstudie die Bewertung veraendern kann.</w:t>
-      </w:r>
-    </w:p>
-    <w:p>
-      <w:r>
-        <w:t>Transfer in den WOE-Korpus. Die Netto-Wirkung als Gesamtbild zeigt, warum Positive, negative und neutrale Wirkung mehr ist als ein Schlagwort im Feld Wirkpfade, Wirkungsempfaenger, Bewertung und Rueckkopplung. Die wirkungsoekonomische Frage lautet: Welche reale Veraenderung wird moeglich, welche bleibt nur Potenzial und wo entsteht ein Wirkungsrisiko? Diese Unterscheidung schuetzt vor Impact-Washing, weil sie Absicht, Aktivitaet, Reichweite und Wirkung auseinanderhaelt.</w:t>
-      </w:r>
-    </w:p>
-    <w:p>
-      <w:r>
-        <w:t>Eine Kommune, ein Unternehmen oder eine Bildungsorganisation will Positive, negative und neutrale Wirkung praktisch anwenden. Der erste Schritt ist nicht die Auswahl eines Instruments, sondern die Klaerung der Zustandsveraenderung. Bei Die Netto-Wirkung als Gesamtbild muss deshalb benannt werden, wer betroffen ist, welcher Zustand sich veraendert, welche Frist gilt und welche Gegenbeobachtung die Annahme widerlegen wuerde. Erst danach entsteht eine begruendete Entscheidung im Feld Begriff, Fallbewertung, Wirkpfad, rote Linie, Quellenbeurteilung oder Rueckkopplungsregel.</w:t>
-      </w:r>
-    </w:p>
-    <w:p>
-      <w:r>
-        <w:t>Grenzen der Aussage. In V11 muss Ein Beispiel: ein neues Medikament immer mit Empfaengern gelesen werden. Wirkung entsteht nicht beim Sender, sondern an veraenderten Zustaenden von Menschen, Oekosystemen, Institutionen, Oeffentlichkeit oder kuenftigen Handlungsspielraeumen. Darum reicht es nicht, interne Aktivitaeten zu dokumentieren. Entscheidend ist, ob sich ein Zustand nachvollziehbar veraendert und ob diese Veraenderung im Referenzrahmen Mensch, Planet, Demokratie, SDGs, Agenda 2030 und SDG+ tragfaehig bewertet werden kann.</w:t>
-      </w:r>
-    </w:p>
-    <w:p>
-      <w:r>
-        <w:t>Ein Bericht behauptet, die Massnahme zu Positive, negative und neutrale Wirkung sei erfolgreich. Die WOE-Lesart fragt bei Ein Beispiel: ein neues Medikament nach belastbaren Nachweisen: begriffliche Praezision, Fallbeschreibung, Quellenklarheit, Plausibilitaet und offene Unsicherheit. Wenn diese Nachweise fehlen, bleibt die Aussage Wirkungspotenzial oder Kommunikationsbehauptung. Sie kann wichtig sein, aber sie ist noch keine belegte Wirkung.</w:t>
-      </w:r>
-    </w:p>
-    <w:p>
-      <w:r>
-        <w:t>Kontrollfrage. Welche Entscheidung waere falsch, wenn Ein Beispiel: ein neues Medikament in V11 missverstanden wird? Die Antwort muss mindestens eine Daten- oder Quellenannahme, eine betroffene Gruppe oder Schutzdimension, eine moegliche Nebenwirkung und einen Rueckkopplungsschritt nennen. Richtig ist nicht die lauteste Bewertung, sondern diejenige, die Begriff, Beleg und Steuerungsfolge zusammenhaelt.</w:t>
+        <w:t>Vertiefungsrunde 4: Anschluss an Praxis und Forschung</w:t>
+      </w:r>
+    </w:p>
+    <w:p>
+      <w:r>
+        <w:t>Diese Runde wechselt den Blickwinkel, damit der Schlussblock nicht nur wiederholt, sondern Leseentscheidungen vorbereitet: Was ist belegt, was bleibt Potenzial, welche Nebenwirkung ist relevant und welche Steuerungsfolge wird daraus abgeleitet?</w:t>
+      </w:r>
+    </w:p>
+    <w:p>
+      <w:r>
+        <w:t>Evidenzfenster. In Grundstudium Wirkungsoekonomie wird Analysemodell erst steuerungsfaehig, wenn daraus eine Entscheidung folgt. Die Grundbegriffe muessen in spaeteren Modulen wiedererkennbar bleiben. Ohne diese Rueckkopplung bleibt Reporting eine Beschreibung. Mit Rueckkopplung wird aus Bewertung eine veraenderte Routine: ein anderer Prozess, ein geaenderter Anreiz, eine bessere Datenpflicht, eine korrigierte Kommunikation oder eine neue Priorisierung.</w:t>
+      </w:r>
+    </w:p>
+    <w:p>
+      <w:r>
+        <w:t>Die typische Fehlstelle bei Positive, negative und neutrale Wirkung liegt darin, Absicht, Aktivitaet oder Reporting als Wirkung zu behandeln. Bei Analysemodell wird diese Fehlstelle konkret: Ein scheinbar plausibler Befund darf nicht zur Abkuerzung werden. Quellen, Systemgrenzen, Unsicherheit und Rueckkopplung bleiben sichtbar.</w:t>
+      </w:r>
+    </w:p>
+    <w:p>
+      <w:r>
+        <w:t>Fallpruefung. Wenn eine Kommune eine bestehende Massnahme neu priorisieren will, beginnt die Analyse bei Empfaengern, Wirkraum, Zeitraum und Datenquelle. Bei Analysemodell muss dann geklaert werden, ob Ressourcen umgeschichtet, Daten nacherhoben oder Zielkonflikte offengelegt werden. Eine tragfaehige Antwort benennt mindestens eine Quelle, eine offene Unsicherheit, eine moegliche Gegenbeobachtung und die Entscheidung, die nach der Bewertung geaendert wird.</w:t>
+      </w:r>
+    </w:p>
+    <w:p>
+      <w:r>
+        <w:t>Bewertungsgrenze. Die Grenze gegen Scheingenauigkeit verlaeuft bei Modellformel nicht zwischen Optimismus und Pessimismus. Sie verlaeuft zwischen offengelegter Unsicherheit und rhetorischer Sicherheit. Wer Positive, negative und neutrale Wirkung belastbar anwenden will, benennt Systemgrenze, Zeitraum, Vergleichspunkt und offene Gegenhypothese. Gerade dadurch bleibt das Skript anschlussfaehig fuer Forschung, Praxis und spaetere Revision.</w:t>
+      </w:r>
+    </w:p>
+    <w:p>
+      <w:r>
+        <w:t>Fuer die Pruefung ist Modellformel dann verstanden, wenn daraus eine belastbare Fallantwort entsteht. Eine gute Antwort unterscheidet Beobachtung, Kausalannahme, Bewertung und Steuerungsfolge. Sie bewertet keine Menschen, sondern Wirkpfade, Zustandsveraenderungen, Risiken und institutionelle Bedingungen.</w:t>
+      </w:r>
+    </w:p>
+    <w:p>
+      <w:r>
+        <w:t>Fallpruefung. Wenn ein Unternehmen ein Produkt, einen Prozess oder eine Investition wirkungsbezogen bewerten will, beginnt die Analyse bei Empfaengern, Wirkraum, Zeitraum und Datenquelle. Bei Modellformel muss dann geklaert werden, welche Entscheidung nach der Bewertung tatsaechlich anders ausfaellt. Eine tragfaehige Antwort benennt mindestens eine Quelle, eine offene Unsicherheit, eine moegliche Gegenbeobachtung und die Entscheidung, die nach der Bewertung geaendert wird.</w:t>
+      </w:r>
+    </w:p>
+    <w:p>
+      <w:r>
+        <w:t>Fuer die Bewertung reicht kein Summenscore, der zentrale Schaeden mit bequemen Pluspunkten verrechnet. Nichtkompensation und Reverse Merit Order markieren, wo rote Linien, demokratische Grundbedingungen oder planetare Grenzen Vorrang vor Durchschnittslogik haben. So bleibt positive Netto-Wirkung eine anspruchsvolle Zielgroesse und wird nicht zur dekorativen Formel.</w:t>
+      </w:r>
+    </w:p>
+    <w:p>
+      <w:r>
+        <w:t>Steuerungsfolge. Fallfenster zeigt, warum Positive, negative und neutrale Wirkung mehr ist als ein Schlagwort im Feld Wirkpfade, Wirkungsempfaenger, Bewertung und Rueckkopplung. Die wirkungsoekonomische Frage lautet: Welche reale Veraenderung wird moeglich, welche bleibt nur Potenzial und wo entsteht ein Wirkungsrisiko? Diese Unterscheidung schuetzt vor Impact-Washing, weil sie Absicht, Aktivitaet, Reichweite und Wirkung auseinanderhaelt.</w:t>
+      </w:r>
+    </w:p>
+    <w:p>
+      <w:r>
+        <w:t>Eine Kommune, ein Unternehmen oder eine Bildungsorganisation will Positive, negative und neutrale Wirkung praktisch anwenden. Der erste Schritt ist nicht die Auswahl eines Instruments, sondern die Klaerung der Zustandsveraenderung. Bei Fallfenster muss deshalb benannt werden, wer betroffen ist, welcher Zustand sich veraendert, welche Frist gilt und welche Gegenbeobachtung die Annahme widerlegen wuerde. Erst danach entsteht eine begruendete Entscheidung im Feld Begriff, Fallbewertung, Wirkpfad, rote Linie, Quellenbeurteilung oder Rueckkopplungsregel.</w:t>
+      </w:r>
+    </w:p>
+    <w:p>
+      <w:r>
+        <w:t>Fallpruefung. Wenn eine Bildungs- oder Forschungseinrichtung eine Wirkungsaussage fuer Lernende und Praxispartner pruefbar machen will, beginnt die Analyse bei Empfaengern, Wirkraum, Zeitraum und Datenquelle. Bei Fallfenster muss dann geklaert werden, welche Begriffe, Quellen und Grenzen im Material sichtbar bleiben muessen. Eine tragfaehige Antwort benennt mindestens eine Quelle, eine offene Unsicherheit, eine moegliche Gegenbeobachtung und die Entscheidung, die nach der Bewertung geaendert wird.</w:t>
+      </w:r>
+    </w:p>
+    <w:p>
+      <w:r>
+        <w:t>Der Rueckfluss in den WOE-Korpus liegt hier in klaren Begriffen, sauber verlinkten Quellen und benannten Forschungsfragen. Wo Glossar, Werkzeuge, Journal oder Reader noch doppeldeutig bleiben, sollte Positive, negative und neutrale Wirkung nicht als fertige Gewissheit auftreten, sondern als pruefbarer Lernstand mit Korrekturpfad.</w:t>
+      </w:r>
+    </w:p>
+    <w:p>
+      <w:r>
+        <w:t>Transferhinweis. In V11 muss Prüfungsnahe Fallfragen ohne geschützte Antwortlogik immer mit Empfaengern gelesen werden. Wirkung entsteht nicht beim Sender, sondern an veraenderten Zustaenden von Menschen, Oekosystemen, Institutionen, Oeffentlichkeit oder kuenftigen Handlungsspielraeumen. Darum reicht es nicht, interne Aktivitaeten zu dokumentieren. Entscheidend ist, ob sich ein Zustand nachvollziehbar veraendert und ob diese Veraenderung im Referenzrahmen Mensch, Planet, Demokratie, SDGs, Agenda 2030 und SDG+ tragfaehig bewertet werden kann.</w:t>
+      </w:r>
+    </w:p>
+    <w:p>
+      <w:r>
+        <w:t>Ein Bericht behauptet, die Massnahme zu Positive, negative und neutrale Wirkung sei erfolgreich. Die WOE-Lesart fragt bei Prüfungsnahe Fallfragen ohne geschützte Antwortlogik nach belastbaren Nachweisen: begriffliche Praezision, Fallbeschreibung, Quellenklarheit, Plausibilitaet und offene Unsicherheit. Wenn diese Nachweise fehlen, bleibt die Aussage Wirkungspotenzial oder Kommunikationsbehauptung. Sie kann wichtig sein, aber sie ist noch keine belegte Wirkung.</w:t>
+      </w:r>
+    </w:p>
+    <w:p>
+      <w:r>
+        <w:t>Fallpruefung. Wenn eine Kommune eine bestehende Massnahme neu priorisieren will, beginnt die Analyse bei Empfaengern, Wirkraum, Zeitraum und Datenquelle. Bei Prüfungsnahe Fallfragen ohne geschützte Antwortlogik muss dann geklaert werden, ob Ressourcen umgeschichtet, Daten nacherhoben oder Zielkonflikte offengelegt werden. Eine tragfaehige Antwort benennt mindestens eine Quelle, eine offene Unsicherheit, eine moegliche Gegenbeobachtung und die Entscheidung, die nach der Bewertung geaendert wird.</w:t>
+      </w:r>
+    </w:p>
+    <w:p>
+      <w:r>
+        <w:t>Rueckflussnotiz. Wissenschaftliche Anschlussfaehigkeit entsteht hier durch Quellenklarheit. Bei Einleitung / Wirkungsfrage werden interne WOE-Begriffe nicht als Ersatz fuer Belege benutzt, sondern mit Grundlagenwerk, WOE-Referenz, Glossar, Werkzeuge, Journal und externe Fachquellen verbunden. Wo die Datenlage offen bleibt, wird das offengelegt. Wo eine Aussage nur plausibel ist, bleibt sie als Wirkungspotenzial markiert. Wo ein Schaden eine rote Linie beruehrt, greift Nichtkompensation vor Durchschnittslogik.</w:t>
+      </w:r>
+    </w:p>
+    <w:p>
+      <w:r>
+        <w:t>In einer kontroversen Entscheidung wirkt Einleitung / Wirkungsfrage als Pruefpunkt fuer Ambivalenz. Ein Nutzen fuer eine Gruppe kann mit Risiken fuer andere Wirkungsempfaenger einhergehen. Das Skript verlangt deshalb, positive und negative Zustandsveraenderungen getrennt zu fuehren, bevor von positiver Netto-Wirkung gesprochen wird.</w:t>
+      </w:r>
+    </w:p>
+    <w:p>
+      <w:r>
+        <w:t>Fallpruefung. Wenn ein Unternehmen ein Produkt, einen Prozess oder eine Investition wirkungsbezogen bewerten will, beginnt die Analyse bei Empfaengern, Wirkraum, Zeitraum und Datenquelle. Bei Einleitung / Wirkungsfrage muss dann geklaert werden, welche Entscheidung nach der Bewertung tatsaechlich anders ausfaellt. Eine tragfaehige Antwort benennt mindestens eine Quelle, eine offene Unsicherheit, eine moegliche Gegenbeobachtung und die Entscheidung, die nach der Bewertung geaendert wird.</w:t>
+      </w:r>
+    </w:p>
+    <w:p>
+      <w:r>
+        <w:t>Fuer die Bewertung reicht kein Summenscore, der zentrale Schaeden mit bequemen Pluspunkten verrechnet. Nichtkompensation und Reverse Merit Order markieren, wo rote Linien, demokratische Grundbedingungen oder planetare Grenzen Vorrang vor Durchschnittslogik haben. So bleibt positive Netto-Wirkung eine anspruchsvolle Zielgroesse und wird nicht zur dekorativen Formel.</w:t>
+      </w:r>
+    </w:p>
+    <w:p>
+      <w:r>
+        <w:t>Pruefungsimpuls. In Grundstudium Wirkungsoekonomie wird Kernaussage erst steuerungsfaehig, wenn daraus eine Entscheidung folgt. Die Grundbegriffe muessen in spaeteren Modulen wiedererkennbar bleiben. Ohne diese Rueckkopplung bleibt Reporting eine Beschreibung. Mit Rueckkopplung wird aus Bewertung eine veraenderte Routine: ein anderer Prozess, ein geaenderter Anreiz, eine bessere Datenpflicht, eine korrigierte Kommunikation oder eine neue Priorisierung.</w:t>
+      </w:r>
+    </w:p>
+    <w:p>
+      <w:r>
+        <w:t>Die typische Fehlstelle bei Positive, negative und neutrale Wirkung liegt darin, Absicht, Aktivitaet oder Reporting als Wirkung zu behandeln. Bei Kernaussage wird diese Fehlstelle konkret: Ein scheinbar plausibler Befund darf nicht zur Abkuerzung werden. Quellen, Systemgrenzen, Unsicherheit und Rueckkopplung bleiben sichtbar.</w:t>
+      </w:r>
+    </w:p>
+    <w:p>
+      <w:r>
+        <w:t>Fallpruefung. Wenn eine Bildungs- oder Forschungseinrichtung eine Wirkungsaussage fuer Lernende und Praxispartner pruefbar machen will, beginnt die Analyse bei Empfaengern, Wirkraum, Zeitraum und Datenquelle. Bei Kernaussage muss dann geklaert werden, welche Begriffe, Quellen und Grenzen im Material sichtbar bleiben muessen. Eine tragfaehige Antwort benennt mindestens eine Quelle, eine offene Unsicherheit, eine moegliche Gegenbeobachtung und die Entscheidung, die nach der Bewertung geaendert wird.</w:t>
+      </w:r>
+    </w:p>
+    <w:p>
+      <w:r>
+        <w:t>Der Rueckfluss in den WOE-Korpus liegt hier in klaren Begriffen, sauber verlinkten Quellen und benannten Forschungsfragen. Wo Glossar, Werkzeuge, Journal oder Reader noch doppeldeutig bleiben, sollte Positive, negative und neutrale Wirkung nicht als fertige Gewissheit auftreten, sondern als pruefbarer Lernstand mit Korrekturpfad.</w:t>
       </w:r>
     </w:p>
     <w:p>
@@ -3241,107 +3296,122 @@
         <w:pStyle w:val="Heading3"/>
       </w:pPr>
       <w:r>
-        <w:t>Schlussvertiefung 5: Positive, negative und neutrale Wirkung im Anwendungsfall</w:t>
-      </w:r>
-    </w:p>
-    <w:p>
-      <w:r>
-        <w:t>Die folgenden Abschnitte sind keine neue Pruefungsloesung. Sie verdichten die vorhandenen Kapitel zu einer Lesart, mit der Studierende einen Fall selbststaendig analysieren koennen. Im Mittelpunkt stehen Wirkpfade, Wirkungsempfaenger, Bewertung und Rueckkopplung, nicht moralische Personenbewertung.</w:t>
-      </w:r>
-    </w:p>
-    <w:p>
-      <w:r>
-        <w:t>Begriffliche Schlussklaerung. Wissenschaftliche Anschlussfaehigkeit entsteht hier durch Quellenklarheit. Bei Warum man Schaden nicht einfach wegrechnen darf werden interne WOE-Begriffe nicht als Ersatz fuer Belege benutzt, sondern mit Grundlagenwerk, WOE-Referenz, Glossar, Werkzeuge, Journal und externe Fachquellen verbunden. Wo die Datenlage offen bleibt, wird das offengelegt. Wo eine Aussage nur plausibel ist, bleibt sie als Wirkungspotenzial markiert. Wo ein Schaden eine rote Linie beruehrt, greift Nichtkompensation vor Durchschnittslogik.</w:t>
-      </w:r>
-    </w:p>
-    <w:p>
-      <w:r>
-        <w:t>In einer kontroversen Entscheidung wirkt Warum man Schaden nicht einfach wegrechnen darf als Pruefpunkt fuer Ambivalenz. Ein Nutzen fuer eine Gruppe kann mit Risiken fuer andere Wirkungsempfaenger einhergehen. Das Skript verlangt deshalb, positive und negative Zustandsveraenderungen getrennt zu fuehren, bevor von positiver Netto-Wirkung gesprochen wird.</w:t>
-      </w:r>
-    </w:p>
-    <w:p>
-      <w:r>
-        <w:t>Wirkpfad und Empfaenger. In Grundstudium Wirkungsoekonomie wird Wirkung neutral, Ziel klar erst steuerungsfaehig, wenn daraus eine Entscheidung folgt. Die Grundbegriffe muessen in spaeteren Modulen wiedererkennbar bleiben. Ohne diese Rueckkopplung bleibt Reporting eine Beschreibung. Mit Rueckkopplung wird aus Bewertung eine veraenderte Routine: ein anderer Prozess, ein geaenderter Anreiz, eine bessere Datenpflicht, eine korrigierte Kommunikation oder eine neue Priorisierung.</w:t>
-      </w:r>
-    </w:p>
-    <w:p>
-      <w:r>
-        <w:t>Die typische Fehlstelle bei Positive, negative und neutrale Wirkung liegt darin, Absicht, Aktivitaet oder Reporting als Wirkung zu behandeln. Bei Wirkung neutral, Ziel klar wird diese Fehlstelle konkret: Ein scheinbar plausibler Befund darf nicht zur Abkuerzung werden. Quellen, Systemgrenzen, Unsicherheit und Rueckkopplung bleiben sichtbar.</w:t>
-      </w:r>
-    </w:p>
-    <w:p>
-      <w:r>
-        <w:t>Daten, Quellen und Evidenz. Die Grenze gegen Scheingenauigkeit verlaeuft bei Was du aus dieser Vorlesung mitnimmst nicht zwischen Optimismus und Pessimismus. Sie verlaeuft zwischen offengelegter Unsicherheit und rhetorischer Sicherheit. Wer Positive, negative und neutrale Wirkung belastbar anwenden will, benennt Systemgrenze, Zeitraum, Vergleichspunkt und offene Gegenhypothese. Gerade dadurch bleibt das Skript anschlussfaehig fuer Forschung, Praxis und spaetere Revision.</w:t>
-      </w:r>
-    </w:p>
-    <w:p>
-      <w:r>
-        <w:t>Fuer die Pruefung ist Was du aus dieser Vorlesung mitnimmst dann verstanden, wenn daraus eine belastbare Fallantwort entsteht. Eine gute Antwort unterscheidet Beobachtung, Kausalannahme, Bewertung und Steuerungsfolge. Sie bewertet keine Menschen, sondern Wirkpfade, Zustandsveraenderungen, Risiken und institutionelle Bedingungen.</w:t>
-      </w:r>
-    </w:p>
-    <w:p>
-      <w:r>
-        <w:t>Bewertung und rote Linien. Wirkungsökonomische Vertiefung zeigt, warum Positive, negative und neutrale Wirkung mehr ist als ein Schlagwort im Feld Wirkpfade, Wirkungsempfaenger, Bewertung und Rueckkopplung. Die wirkungsoekonomische Frage lautet: Welche reale Veraenderung wird moeglich, welche bleibt nur Potenzial und wo entsteht ein Wirkungsrisiko? Diese Unterscheidung schuetzt vor Impact-Washing, weil sie Absicht, Aktivitaet, Reichweite und Wirkung auseinanderhaelt.</w:t>
-      </w:r>
-    </w:p>
-    <w:p>
-      <w:r>
-        <w:t>Eine Kommune, ein Unternehmen oder eine Bildungsorganisation will Positive, negative und neutrale Wirkung praktisch anwenden. Der erste Schritt ist nicht die Auswahl eines Instruments, sondern die Klaerung der Zustandsveraenderung. Bei Wirkungsökonomische Vertiefung muss deshalb benannt werden, wer betroffen ist, welcher Zustand sich veraendert, welche Frist gilt und welche Gegenbeobachtung die Annahme widerlegen wuerde. Erst danach entsteht eine begruendete Entscheidung im Feld Begriff, Fallbewertung, Wirkpfad, rote Linie, Quellenbeurteilung oder Rueckkopplungsregel.</w:t>
-      </w:r>
-    </w:p>
-    <w:p>
-      <w:r>
-        <w:t>Kontrollfrage. Welche Entscheidung waere falsch, wenn Wirkungsökonomische Vertiefung in V11 missverstanden wird? Die Antwort muss mindestens eine Daten- oder Quellenannahme, eine betroffene Gruppe oder Schutzdimension, eine moegliche Nebenwirkung und einen Rueckkopplungsschritt nennen. Richtig ist nicht die lauteste Bewertung, sondern diejenige, die Begriff, Beleg und Steuerungsfolge zusammenhaelt.</w:t>
-      </w:r>
-    </w:p>
-    <w:p>
-      <w:r>
-        <w:t>Rueckfluss. Fuer den WOE-Korpus bedeutet das: Begriffe aus Positive, negative und neutrale Wirkung sollten dort geschaerft werden, wo sie in Glossar, Werkzeugen, Journal oder Readern doppeldeutig bleiben. Offene Forschungsfragen werden nicht versteckt. Sie markieren die Stelle, an der spaetere Evidenz, ein besserer Datensatz oder eine praezisere Fallstudie die Bewertung veraendern kann.</w:t>
-      </w:r>
-    </w:p>
-    <w:p>
-      <w:r>
-        <w:t>Steuerung und Rueckkopplung. In V11 muss Begriffliche Präzision immer mit Empfaengern gelesen werden. Wirkung entsteht nicht beim Sender, sondern an veraenderten Zustaenden von Menschen, Oekosystemen, Institutionen, Oeffentlichkeit oder kuenftigen Handlungsspielraeumen. Darum reicht es nicht, interne Aktivitaeten zu dokumentieren. Entscheidend ist, ob sich ein Zustand nachvollziehbar veraendert und ob diese Veraenderung im Referenzrahmen Mensch, Planet, Demokratie, SDGs, Agenda 2030 und SDG+ tragfaehig bewertet werden kann.</w:t>
-      </w:r>
-    </w:p>
-    <w:p>
-      <w:r>
-        <w:t>Ein Bericht behauptet, die Massnahme zu Positive, negative und neutrale Wirkung sei erfolgreich. Die WOE-Lesart fragt bei Begriffliche Präzision nach belastbaren Nachweisen: begriffliche Praezision, Fallbeschreibung, Quellenklarheit, Plausibilitaet und offene Unsicherheit. Wenn diese Nachweise fehlen, bleibt die Aussage Wirkungspotenzial oder Kommunikationsbehauptung. Sie kann wichtig sein, aber sie ist noch keine belegte Wirkung.</w:t>
-      </w:r>
-    </w:p>
-    <w:p>
-      <w:r>
-        <w:t>Pruefungsnahe Anwendung. Wissenschaftliche Anschlussfaehigkeit entsteht hier durch Quellenklarheit. Bei Wirkpfad werden interne WOE-Begriffe nicht als Ersatz fuer Belege benutzt, sondern mit Grundlagenwerk, WOE-Referenz, Glossar, Werkzeuge, Journal und externe Fachquellen verbunden. Wo die Datenlage offen bleibt, wird das offengelegt. Wo eine Aussage nur plausibel ist, bleibt sie als Wirkungspotenzial markiert. Wo ein Schaden eine rote Linie beruehrt, greift Nichtkompensation vor Durchschnittslogik.</w:t>
-      </w:r>
-    </w:p>
-    <w:p>
-      <w:r>
-        <w:t>In einer kontroversen Entscheidung wirkt Wirkpfad als Pruefpunkt fuer Ambivalenz. Ein Nutzen fuer eine Gruppe kann mit Risiken fuer andere Wirkungsempfaenger einhergehen. Das Skript verlangt deshalb, positive und negative Zustandsveraenderungen getrennt zu fuehren, bevor von positiver Netto-Wirkung gesprochen wird.</w:t>
-      </w:r>
-    </w:p>
-    <w:p>
-      <w:r>
-        <w:t>Transfer in den WOE-Korpus. In Grundstudium Wirkungsoekonomie wird Leitthese erst steuerungsfaehig, wenn daraus eine Entscheidung folgt. Die Grundbegriffe muessen in spaeteren Modulen wiedererkennbar bleiben. Ohne diese Rueckkopplung bleibt Reporting eine Beschreibung. Mit Rueckkopplung wird aus Bewertung eine veraenderte Routine: ein anderer Prozess, ein geaenderter Anreiz, eine bessere Datenpflicht, eine korrigierte Kommunikation oder eine neue Priorisierung.</w:t>
-      </w:r>
-    </w:p>
-    <w:p>
-      <w:r>
-        <w:t>Die typische Fehlstelle bei Positive, negative und neutrale Wirkung liegt darin, Absicht, Aktivitaet oder Reporting als Wirkung zu behandeln. Bei Leitthese wird diese Fehlstelle konkret: Ein scheinbar plausibler Befund darf nicht zur Abkuerzung werden. Quellen, Systemgrenzen, Unsicherheit und Rueckkopplung bleiben sichtbar.</w:t>
-      </w:r>
-    </w:p>
-    <w:p>
-      <w:r>
-        <w:t>Grenzen der Aussage. Die Grenze gegen Scheingenauigkeit verlaeuft bei Didaktische Einordnung im Studiengang nicht zwischen Optimismus und Pessimismus. Sie verlaeuft zwischen offengelegter Unsicherheit und rhetorischer Sicherheit. Wer Positive, negative und neutrale Wirkung belastbar anwenden will, benennt Systemgrenze, Zeitraum, Vergleichspunkt und offene Gegenhypothese. Gerade dadurch bleibt das Skript anschlussfaehig fuer Forschung, Praxis und spaetere Revision.</w:t>
-      </w:r>
-    </w:p>
-    <w:p>
-      <w:r>
-        <w:t>Fuer die Pruefung ist Didaktische Einordnung im Studiengang dann verstanden, wenn daraus eine belastbare Fallantwort entsteht. Eine gute Antwort unterscheidet Beobachtung, Kausalannahme, Bewertung und Steuerungsfolge. Sie bewertet keine Menschen, sondern Wirkpfade, Zustandsveraenderungen, Risiken und institutionelle Bedingungen.</w:t>
-      </w:r>
-    </w:p>
-    <w:p>
-      <w:r>
-        <w:t>Kontrollfrage. Welche Entscheidung waere falsch, wenn Didaktische Einordnung im Studiengang in V11 missverstanden wird? Die Antwort muss mindestens eine Daten- oder Quellenannahme, eine betroffene Gruppe oder Schutzdimension, eine moegliche Nebenwirkung und einen Rueckkopplungsschritt nennen. Richtig ist nicht die lauteste Bewertung, sondern diejenige, die Begriff, Beleg und Steuerungsfolge zusammenhaelt.</w:t>
+        <w:t>Vertiefungsrunde 5: Anschluss an Praxis und Forschung</w:t>
+      </w:r>
+    </w:p>
+    <w:p>
+      <w:r>
+        <w:t>Diese Runde wechselt den Blickwinkel, damit der Schlussblock nicht nur wiederholt, sondern Leseentscheidungen vorbereitet: Was ist belegt, was bleibt Potenzial, welche Nebenwirkung ist relevant und welche Steuerungsfolge wird daraus abgeleitet?</w:t>
+      </w:r>
+    </w:p>
+    <w:p>
+      <w:r>
+        <w:t>Begriffliche Sicherung. Die Grenze gegen Scheingenauigkeit verlaeuft bei Quelltext und fachliche Grundlegung nicht zwischen Optimismus und Pessimismus. Sie verlaeuft zwischen offengelegter Unsicherheit und rhetorischer Sicherheit. Wer Positive, negative und neutrale Wirkung belastbar anwenden will, benennt Systemgrenze, Zeitraum, Vergleichspunkt und offene Gegenhypothese. Gerade dadurch bleibt das Skript anschlussfaehig fuer Forschung, Praxis und spaetere Revision.</w:t>
+      </w:r>
+    </w:p>
+    <w:p>
+      <w:r>
+        <w:t>Fuer die Pruefung ist Quelltext und fachliche Grundlegung dann verstanden, wenn daraus eine belastbare Fallantwort entsteht. Eine gute Antwort unterscheidet Beobachtung, Kausalannahme, Bewertung und Steuerungsfolge. Sie bewertet keine Menschen, sondern Wirkpfade, Zustandsveraenderungen, Risiken und institutionelle Bedingungen.</w:t>
+      </w:r>
+    </w:p>
+    <w:p>
+      <w:r>
+        <w:t>Fallpruefung. Wenn eine Kommune eine bestehende Massnahme neu priorisieren will, beginnt die Analyse bei Empfaengern, Wirkraum, Zeitraum und Datenquelle. Bei Quelltext und fachliche Grundlegung muss dann geklaert werden, ob Ressourcen umgeschichtet, Daten nacherhoben oder Zielkonflikte offengelegt werden. Eine tragfaehige Antwort benennt mindestens eine Quelle, eine offene Unsicherheit, eine moegliche Gegenbeobachtung und die Entscheidung, die nach der Bewertung geaendert wird.</w:t>
+      </w:r>
+    </w:p>
+    <w:p>
+      <w:r>
+        <w:t>Wirkpfadpruefung. Wirkung ist zunächst wertfrei zeigt, warum Positive, negative und neutrale Wirkung mehr ist als ein Schlagwort im Feld Wirkpfade, Wirkungsempfaenger, Bewertung und Rueckkopplung. Die wirkungsoekonomische Frage lautet: Welche reale Veraenderung wird moeglich, welche bleibt nur Potenzial und wo entsteht ein Wirkungsrisiko? Diese Unterscheidung schuetzt vor Impact-Washing, weil sie Absicht, Aktivitaet, Reichweite und Wirkung auseinanderhaelt.</w:t>
+      </w:r>
+    </w:p>
+    <w:p>
+      <w:r>
+        <w:t>Eine Kommune, ein Unternehmen oder eine Bildungsorganisation will Positive, negative und neutrale Wirkung praktisch anwenden. Der erste Schritt ist nicht die Auswahl eines Instruments, sondern die Klaerung der Zustandsveraenderung. Bei Wirkung ist zunächst wertfrei muss deshalb benannt werden, wer betroffen ist, welcher Zustand sich veraendert, welche Frist gilt und welche Gegenbeobachtung die Annahme widerlegen wuerde. Erst danach entsteht eine begruendete Entscheidung im Feld Begriff, Fallbewertung, Wirkpfad, rote Linie, Quellenbeurteilung oder Rueckkopplungsregel.</w:t>
+      </w:r>
+    </w:p>
+    <w:p>
+      <w:r>
+        <w:t>Fallpruefung. Wenn ein Unternehmen ein Produkt, einen Prozess oder eine Investition wirkungsbezogen bewerten will, beginnt die Analyse bei Empfaengern, Wirkraum, Zeitraum und Datenquelle. Bei Wirkung ist zunächst wertfrei muss dann geklaert werden, welche Entscheidung nach der Bewertung tatsaechlich anders ausfaellt. Eine tragfaehige Antwort benennt mindestens eine Quelle, eine offene Unsicherheit, eine moegliche Gegenbeobachtung und die Entscheidung, die nach der Bewertung geaendert wird.</w:t>
+      </w:r>
+    </w:p>
+    <w:p>
+      <w:r>
+        <w:t>Fuer die Bewertung reicht kein Summenscore, der zentrale Schaeden mit bequemen Pluspunkten verrechnet. Nichtkompensation und Reverse Merit Order markieren, wo rote Linien, demokratische Grundbedingungen oder planetare Grenzen Vorrang vor Durchschnittslogik haben. So bleibt positive Netto-Wirkung eine anspruchsvolle Zielgroesse und wird nicht zur dekorativen Formel.</w:t>
+      </w:r>
+    </w:p>
+    <w:p>
+      <w:r>
+        <w:t>Evidenzfenster. In V11 muss Positive Wirkung immer mit Empfaengern gelesen werden. Wirkung entsteht nicht beim Sender, sondern an veraenderten Zustaenden von Menschen, Oekosystemen, Institutionen, Oeffentlichkeit oder kuenftigen Handlungsspielraeumen. Darum reicht es nicht, interne Aktivitaeten zu dokumentieren. Entscheidend ist, ob sich ein Zustand nachvollziehbar veraendert und ob diese Veraenderung im Referenzrahmen Mensch, Planet, Demokratie, SDGs, Agenda 2030 und SDG+ tragfaehig bewertet werden kann.</w:t>
+      </w:r>
+    </w:p>
+    <w:p>
+      <w:r>
+        <w:t>Ein Bericht behauptet, die Massnahme zu Positive, negative und neutrale Wirkung sei erfolgreich. Die WOE-Lesart fragt bei Positive Wirkung nach belastbaren Nachweisen: begriffliche Praezision, Fallbeschreibung, Quellenklarheit, Plausibilitaet und offene Unsicherheit. Wenn diese Nachweise fehlen, bleibt die Aussage Wirkungspotenzial oder Kommunikationsbehauptung. Sie kann wichtig sein, aber sie ist noch keine belegte Wirkung.</w:t>
+      </w:r>
+    </w:p>
+    <w:p>
+      <w:r>
+        <w:t>Fallpruefung. Wenn eine Bildungs- oder Forschungseinrichtung eine Wirkungsaussage fuer Lernende und Praxispartner pruefbar machen will, beginnt die Analyse bei Empfaengern, Wirkraum, Zeitraum und Datenquelle. Bei Positive Wirkung muss dann geklaert werden, welche Begriffe, Quellen und Grenzen im Material sichtbar bleiben muessen. Eine tragfaehige Antwort benennt mindestens eine Quelle, eine offene Unsicherheit, eine moegliche Gegenbeobachtung und die Entscheidung, die nach der Bewertung geaendert wird.</w:t>
+      </w:r>
+    </w:p>
+    <w:p>
+      <w:r>
+        <w:t>Der Rueckfluss in den WOE-Korpus liegt hier in klaren Begriffen, sauber verlinkten Quellen und benannten Forschungsfragen. Wo Glossar, Werkzeuge, Journal oder Reader noch doppeldeutig bleiben, sollte Positive, negative und neutrale Wirkung nicht als fertige Gewissheit auftreten, sondern als pruefbarer Lernstand mit Korrekturpfad.</w:t>
+      </w:r>
+    </w:p>
+    <w:p>
+      <w:r>
+        <w:t>Bewertungsgrenze. Wissenschaftliche Anschlussfaehigkeit entsteht hier durch Quellenklarheit. Bei Negative Wirkung werden interne WOE-Begriffe nicht als Ersatz fuer Belege benutzt, sondern mit Grundlagenwerk, WOE-Referenz, Glossar, Werkzeuge, Journal und externe Fachquellen verbunden. Wo die Datenlage offen bleibt, wird das offengelegt. Wo eine Aussage nur plausibel ist, bleibt sie als Wirkungspotenzial markiert. Wo ein Schaden eine rote Linie beruehrt, greift Nichtkompensation vor Durchschnittslogik.</w:t>
+      </w:r>
+    </w:p>
+    <w:p>
+      <w:r>
+        <w:t>In einer kontroversen Entscheidung wirkt Negative Wirkung als Pruefpunkt fuer Ambivalenz. Ein Nutzen fuer eine Gruppe kann mit Risiken fuer andere Wirkungsempfaenger einhergehen. Das Skript verlangt deshalb, positive und negative Zustandsveraenderungen getrennt zu fuehren, bevor von positiver Netto-Wirkung gesprochen wird.</w:t>
+      </w:r>
+    </w:p>
+    <w:p>
+      <w:r>
+        <w:t>Fallpruefung. Wenn eine Kommune eine bestehende Massnahme neu priorisieren will, beginnt die Analyse bei Empfaengern, Wirkraum, Zeitraum und Datenquelle. Bei Negative Wirkung muss dann geklaert werden, ob Ressourcen umgeschichtet, Daten nacherhoben oder Zielkonflikte offengelegt werden. Eine tragfaehige Antwort benennt mindestens eine Quelle, eine offene Unsicherheit, eine moegliche Gegenbeobachtung und die Entscheidung, die nach der Bewertung geaendert wird.</w:t>
+      </w:r>
+    </w:p>
+    <w:p>
+      <w:r>
+        <w:t>Steuerungsfolge. In Grundstudium Wirkungsoekonomie wird Neutrale Wirkung erst steuerungsfaehig, wenn daraus eine Entscheidung folgt. Die Grundbegriffe muessen in spaeteren Modulen wiedererkennbar bleiben. Ohne diese Rueckkopplung bleibt Reporting eine Beschreibung. Mit Rueckkopplung wird aus Bewertung eine veraenderte Routine: ein anderer Prozess, ein geaenderter Anreiz, eine bessere Datenpflicht, eine korrigierte Kommunikation oder eine neue Priorisierung.</w:t>
+      </w:r>
+    </w:p>
+    <w:p>
+      <w:r>
+        <w:t>Die typische Fehlstelle bei Positive, negative und neutrale Wirkung liegt darin, Absicht, Aktivitaet oder Reporting als Wirkung zu behandeln. Bei Neutrale Wirkung wird diese Fehlstelle konkret: Ein scheinbar plausibler Befund darf nicht zur Abkuerzung werden. Quellen, Systemgrenzen, Unsicherheit und Rueckkopplung bleiben sichtbar.</w:t>
+      </w:r>
+    </w:p>
+    <w:p>
+      <w:r>
+        <w:t>Fallpruefung. Wenn ein Unternehmen ein Produkt, einen Prozess oder eine Investition wirkungsbezogen bewerten will, beginnt die Analyse bei Empfaengern, Wirkraum, Zeitraum und Datenquelle. Bei Neutrale Wirkung muss dann geklaert werden, welche Entscheidung nach der Bewertung tatsaechlich anders ausfaellt. Eine tragfaehige Antwort benennt mindestens eine Quelle, eine offene Unsicherheit, eine moegliche Gegenbeobachtung und die Entscheidung, die nach der Bewertung geaendert wird.</w:t>
+      </w:r>
+    </w:p>
+    <w:p>
+      <w:r>
+        <w:t>Fuer die Bewertung reicht kein Summenscore, der zentrale Schaeden mit bequemen Pluspunkten verrechnet. Nichtkompensation und Reverse Merit Order markieren, wo rote Linien, demokratische Grundbedingungen oder planetare Grenzen Vorrang vor Durchschnittslogik haben. So bleibt positive Netto-Wirkung eine anspruchsvolle Zielgroesse und wird nicht zur dekorativen Formel.</w:t>
+      </w:r>
+    </w:p>
+    <w:p>
+      <w:r>
+        <w:t>Transferhinweis. Die Grenze gegen Scheingenauigkeit verlaeuft bei Fast alles wirkt in mehrere Richtungen zugleich nicht zwischen Optimismus und Pessimismus. Sie verlaeuft zwischen offengelegter Unsicherheit und rhetorischer Sicherheit. Wer Positive, negative und neutrale Wirkung belastbar anwenden will, benennt Systemgrenze, Zeitraum, Vergleichspunkt und offene Gegenhypothese. Gerade dadurch bleibt das Skript anschlussfaehig fuer Forschung, Praxis und spaetere Revision.</w:t>
+      </w:r>
+    </w:p>
+    <w:p>
+      <w:r>
+        <w:t>Fuer die Pruefung ist Fast alles wirkt in mehrere Richtungen zugleich dann verstanden, wenn daraus eine belastbare Fallantwort entsteht. Eine gute Antwort unterscheidet Beobachtung, Kausalannahme, Bewertung und Steuerungsfolge. Sie bewertet keine Menschen, sondern Wirkpfade, Zustandsveraenderungen, Risiken und institutionelle Bedingungen.</w:t>
+      </w:r>
+    </w:p>
+    <w:p>
+      <w:r>
+        <w:t>Fallpruefung. Wenn eine Bildungs- oder Forschungseinrichtung eine Wirkungsaussage fuer Lernende und Praxispartner pruefbar machen will, beginnt die Analyse bei Empfaengern, Wirkraum, Zeitraum und Datenquelle. Bei Fast alles wirkt in mehrere Richtungen zugleich muss dann geklaert werden, welche Begriffe, Quellen und Grenzen im Material sichtbar bleiben muessen. Eine tragfaehige Antwort benennt mindestens eine Quelle, eine offene Unsicherheit, eine moegliche Gegenbeobachtung und die Entscheidung, die nach der Bewertung geaendert wird.</w:t>
+      </w:r>
+    </w:p>
+    <w:p>
+      <w:r>
+        <w:t>Der Rueckfluss in den WOE-Korpus liegt hier in klaren Begriffen, sauber verlinkten Quellen und benannten Forschungsfragen. Wo Glossar, Werkzeuge, Journal oder Reader noch doppeldeutig bleiben, sollte Positive, negative und neutrale Wirkung nicht als fertige Gewissheit auftreten, sondern als pruefbarer Lernstand mit Korrekturpfad.</w:t>
       </w:r>
     </w:p>
     <w:p>
@@ -3349,170 +3419,102 @@
         <w:pStyle w:val="Heading3"/>
       </w:pPr>
       <w:r>
-        <w:t>Schlussvertiefung 6: Positive, negative und neutrale Wirkung im Anwendungsfall</w:t>
-      </w:r>
-    </w:p>
-    <w:p>
-      <w:r>
-        <w:t>Die folgenden Abschnitte sind keine neue Pruefungsloesung. Sie verdichten die vorhandenen Kapitel zu einer Lesart, mit der Studierende einen Fall selbststaendig analysieren koennen. Im Mittelpunkt stehen Wirkpfade, Wirkungsempfaenger, Bewertung und Rueckkopplung, nicht moralische Personenbewertung.</w:t>
-      </w:r>
-    </w:p>
-    <w:p>
-      <w:r>
-        <w:t>Begriffliche Schlussklaerung. Analysemodell zeigt, warum Positive, negative und neutrale Wirkung mehr ist als ein Schlagwort im Feld Wirkpfade, Wirkungsempfaenger, Bewertung und Rueckkopplung. Die wirkungsoekonomische Frage lautet: Welche reale Veraenderung wird moeglich, welche bleibt nur Potenzial und wo entsteht ein Wirkungsrisiko? Diese Unterscheidung schuetzt vor Impact-Washing, weil sie Absicht, Aktivitaet, Reichweite und Wirkung auseinanderhaelt.</w:t>
-      </w:r>
-    </w:p>
-    <w:p>
-      <w:r>
-        <w:t>Eine Kommune, ein Unternehmen oder eine Bildungsorganisation will Positive, negative und neutrale Wirkung praktisch anwenden. Der erste Schritt ist nicht die Auswahl eines Instruments, sondern die Klaerung der Zustandsveraenderung. Bei Analysemodell muss deshalb benannt werden, wer betroffen ist, welcher Zustand sich veraendert, welche Frist gilt und welche Gegenbeobachtung die Annahme widerlegen wuerde. Erst danach entsteht eine begruendete Entscheidung im Feld Begriff, Fallbewertung, Wirkpfad, rote Linie, Quellenbeurteilung oder Rueckkopplungsregel.</w:t>
-      </w:r>
-    </w:p>
-    <w:p>
-      <w:r>
-        <w:t>Wirkpfad und Empfaenger. In V11 muss Modellformel immer mit Empfaengern gelesen werden. Wirkung entsteht nicht beim Sender, sondern an veraenderten Zustaenden von Menschen, Oekosystemen, Institutionen, Oeffentlichkeit oder kuenftigen Handlungsspielraeumen. Darum reicht es nicht, interne Aktivitaeten zu dokumentieren. Entscheidend ist, ob sich ein Zustand nachvollziehbar veraendert und ob diese Veraenderung im Referenzrahmen Mensch, Planet, Demokratie, SDGs, Agenda 2030 und SDG+ tragfaehig bewertet werden kann.</w:t>
-      </w:r>
-    </w:p>
-    <w:p>
-      <w:r>
-        <w:t>Ein Bericht behauptet, die Massnahme zu Positive, negative und neutrale Wirkung sei erfolgreich. Die WOE-Lesart fragt bei Modellformel nach belastbaren Nachweisen: begriffliche Praezision, Fallbeschreibung, Quellenklarheit, Plausibilitaet und offene Unsicherheit. Wenn diese Nachweise fehlen, bleibt die Aussage Wirkungspotenzial oder Kommunikationsbehauptung. Sie kann wichtig sein, aber sie ist noch keine belegte Wirkung.</w:t>
-      </w:r>
-    </w:p>
-    <w:p>
-      <w:r>
-        <w:t>Rueckfluss. Fuer den WOE-Korpus bedeutet das: Begriffe aus Positive, negative und neutrale Wirkung sollten dort geschaerft werden, wo sie in Glossar, Werkzeugen, Journal oder Readern doppeldeutig bleiben. Offene Forschungsfragen werden nicht versteckt. Sie markieren die Stelle, an der spaetere Evidenz, ein besserer Datensatz oder eine praezisere Fallstudie die Bewertung veraendern kann.</w:t>
-      </w:r>
-    </w:p>
-    <w:p>
-      <w:r>
-        <w:t>Daten, Quellen und Evidenz. Wissenschaftliche Anschlussfaehigkeit entsteht hier durch Quellenklarheit. Bei Fallfenster werden interne WOE-Begriffe nicht als Ersatz fuer Belege benutzt, sondern mit Grundlagenwerk, WOE-Referenz, Glossar, Werkzeuge, Journal und externe Fachquellen verbunden. Wo die Datenlage offen bleibt, wird das offengelegt. Wo eine Aussage nur plausibel ist, bleibt sie als Wirkungspotenzial markiert. Wo ein Schaden eine rote Linie beruehrt, greift Nichtkompensation vor Durchschnittslogik.</w:t>
-      </w:r>
-    </w:p>
-    <w:p>
-      <w:r>
-        <w:t>In einer kontroversen Entscheidung wirkt Fallfenster als Pruefpunkt fuer Ambivalenz. Ein Nutzen fuer eine Gruppe kann mit Risiken fuer andere Wirkungsempfaenger einhergehen. Das Skript verlangt deshalb, positive und negative Zustandsveraenderungen getrennt zu fuehren, bevor von positiver Netto-Wirkung gesprochen wird.</w:t>
-      </w:r>
-    </w:p>
-    <w:p>
-      <w:r>
-        <w:t>Bewertung und rote Linien. In Grundstudium Wirkungsoekonomie wird Prüfungsnahe Fallfragen ohne geschützte Antwortlogik erst steuerungsfaehig, wenn daraus eine Entscheidung folgt. Die Grundbegriffe muessen in spaeteren Modulen wiedererkennbar bleiben. Ohne diese Rueckkopplung bleibt Reporting eine Beschreibung. Mit Rueckkopplung wird aus Bewertung eine veraenderte Routine: ein anderer Prozess, ein geaenderter Anreiz, eine bessere Datenpflicht, eine korrigierte Kommunikation oder eine neue Priorisierung.</w:t>
-      </w:r>
-    </w:p>
-    <w:p>
-      <w:r>
-        <w:t>Die typische Fehlstelle bei Positive, negative und neutrale Wirkung liegt darin, Absicht, Aktivitaet oder Reporting als Wirkung zu behandeln. Bei Prüfungsnahe Fallfragen ohne geschützte Antwortlogik wird diese Fehlstelle konkret: Ein scheinbar plausibler Befund darf nicht zur Abkuerzung werden. Quellen, Systemgrenzen, Unsicherheit und Rueckkopplung bleiben sichtbar.</w:t>
-      </w:r>
-    </w:p>
-    <w:p>
-      <w:r>
-        <w:t>Kontrollfrage. Welche Entscheidung waere falsch, wenn Prüfungsnahe Fallfragen ohne geschützte Antwortlogik in V11 missverstanden wird? Die Antwort muss mindestens eine Daten- oder Quellenannahme, eine betroffene Gruppe oder Schutzdimension, eine moegliche Nebenwirkung und einen Rueckkopplungsschritt nennen. Richtig ist nicht die lauteste Bewertung, sondern diejenige, die Begriff, Beleg und Steuerungsfolge zusammenhaelt.</w:t>
-      </w:r>
-    </w:p>
-    <w:p>
-      <w:r>
-        <w:t>Steuerung und Rueckkopplung. Die Grenze gegen Scheingenauigkeit verlaeuft bei Einleitung / Wirkungsfrage nicht zwischen Optimismus und Pessimismus. Sie verlaeuft zwischen offengelegter Unsicherheit und rhetorischer Sicherheit. Wer Positive, negative und neutrale Wirkung belastbar anwenden will, benennt Systemgrenze, Zeitraum, Vergleichspunkt und offene Gegenhypothese. Gerade dadurch bleibt das Skript anschlussfaehig fuer Forschung, Praxis und spaetere Revision.</w:t>
-      </w:r>
-    </w:p>
-    <w:p>
-      <w:r>
-        <w:t>Fuer die Pruefung ist Einleitung / Wirkungsfrage dann verstanden, wenn daraus eine belastbare Fallantwort entsteht. Eine gute Antwort unterscheidet Beobachtung, Kausalannahme, Bewertung und Steuerungsfolge. Sie bewertet keine Menschen, sondern Wirkpfade, Zustandsveraenderungen, Risiken und institutionelle Bedingungen.</w:t>
-      </w:r>
-    </w:p>
-    <w:p>
-      <w:r>
-        <w:t>Pruefungsnahe Anwendung. Kernaussage zeigt, warum Positive, negative und neutrale Wirkung mehr ist als ein Schlagwort im Feld Wirkpfade, Wirkungsempfaenger, Bewertung und Rueckkopplung. Die wirkungsoekonomische Frage lautet: Welche reale Veraenderung wird moeglich, welche bleibt nur Potenzial und wo entsteht ein Wirkungsrisiko? Diese Unterscheidung schuetzt vor Impact-Washing, weil sie Absicht, Aktivitaet, Reichweite und Wirkung auseinanderhaelt.</w:t>
-      </w:r>
-    </w:p>
-    <w:p>
-      <w:r>
-        <w:t>Eine Kommune, ein Unternehmen oder eine Bildungsorganisation will Positive, negative und neutrale Wirkung praktisch anwenden. Der erste Schritt ist nicht die Auswahl eines Instruments, sondern die Klaerung der Zustandsveraenderung. Bei Kernaussage muss deshalb benannt werden, wer betroffen ist, welcher Zustand sich veraendert, welche Frist gilt und welche Gegenbeobachtung die Annahme widerlegen wuerde. Erst danach entsteht eine begruendete Entscheidung im Feld Begriff, Fallbewertung, Wirkpfad, rote Linie, Quellenbeurteilung oder Rueckkopplungsregel.</w:t>
-      </w:r>
-    </w:p>
-    <w:p>
-      <w:r>
-        <w:t>Transfer in den WOE-Korpus. In V11 muss Quelltext und fachliche Grundlegung immer mit Empfaengern gelesen werden. Wirkung entsteht nicht beim Sender, sondern an veraenderten Zustaenden von Menschen, Oekosystemen, Institutionen, Oeffentlichkeit oder kuenftigen Handlungsspielraeumen. Darum reicht es nicht, interne Aktivitaeten zu dokumentieren. Entscheidend ist, ob sich ein Zustand nachvollziehbar veraendert und ob diese Veraenderung im Referenzrahmen Mensch, Planet, Demokratie, SDGs, Agenda 2030 und SDG+ tragfaehig bewertet werden kann.</w:t>
-      </w:r>
-    </w:p>
-    <w:p>
-      <w:r>
-        <w:t>Ein Bericht behauptet, die Massnahme zu Positive, negative und neutrale Wirkung sei erfolgreich. Die WOE-Lesart fragt bei Quelltext und fachliche Grundlegung nach belastbaren Nachweisen: begriffliche Praezision, Fallbeschreibung, Quellenklarheit, Plausibilitaet und offene Unsicherheit. Wenn diese Nachweise fehlen, bleibt die Aussage Wirkungspotenzial oder Kommunikationsbehauptung. Sie kann wichtig sein, aber sie ist noch keine belegte Wirkung.</w:t>
-      </w:r>
-    </w:p>
-    <w:p>
-      <w:r>
-        <w:t>Grenzen der Aussage. Wissenschaftliche Anschlussfaehigkeit entsteht hier durch Quellenklarheit. Bei Wirkung ist zunächst wertfrei werden interne WOE-Begriffe nicht als Ersatz fuer Belege benutzt, sondern mit Grundlagenwerk, WOE-Referenz, Glossar, Werkzeuge, Journal und externe Fachquellen verbunden. Wo die Datenlage offen bleibt, wird das offengelegt. Wo eine Aussage nur plausibel ist, bleibt sie als Wirkungspotenzial markiert. Wo ein Schaden eine rote Linie beruehrt, greift Nichtkompensation vor Durchschnittslogik.</w:t>
-      </w:r>
-    </w:p>
-    <w:p>
-      <w:r>
-        <w:t>In einer kontroversen Entscheidung wirkt Wirkung ist zunächst wertfrei als Pruefpunkt fuer Ambivalenz. Ein Nutzen fuer eine Gruppe kann mit Risiken fuer andere Wirkungsempfaenger einhergehen. Das Skript verlangt deshalb, positive und negative Zustandsveraenderungen getrennt zu fuehren, bevor von positiver Netto-Wirkung gesprochen wird.</w:t>
-      </w:r>
-    </w:p>
-    <w:p>
-      <w:r>
-        <w:t>Kontrollfrage. Welche Entscheidung waere falsch, wenn Wirkung ist zunächst wertfrei in V11 missverstanden wird? Die Antwort muss mindestens eine Daten- oder Quellenannahme, eine betroffene Gruppe oder Schutzdimension, eine moegliche Nebenwirkung und einen Rueckkopplungsschritt nennen. Richtig ist nicht die lauteste Bewertung, sondern diejenige, die Begriff, Beleg und Steuerungsfolge zusammenhaelt.</w:t>
-      </w:r>
-    </w:p>
-    <w:p>
-      <w:r>
-        <w:t>Rueckfluss. Fuer den WOE-Korpus bedeutet das: Begriffe aus Positive, negative und neutrale Wirkung sollten dort geschaerft werden, wo sie in Glossar, Werkzeugen, Journal oder Readern doppeldeutig bleiben. Offene Forschungsfragen werden nicht versteckt. Sie markieren die Stelle, an der spaetere Evidenz, ein besserer Datensatz oder eine praezisere Fallstudie die Bewertung veraendern kann.</w:t>
-      </w:r>
-    </w:p>
-    <w:p>
-      <w:pPr>
-        <w:pStyle w:val="Heading3"/>
-      </w:pPr>
-      <w:r>
-        <w:t>Schlussvertiefung 7: Positive, negative und neutrale Wirkung im Anwendungsfall</w:t>
-      </w:r>
-    </w:p>
-    <w:p>
-      <w:r>
-        <w:t>Die folgenden Abschnitte sind keine neue Pruefungsloesung. Sie verdichten die vorhandenen Kapitel zu einer Lesart, mit der Studierende einen Fall selbststaendig analysieren koennen. Im Mittelpunkt stehen Wirkpfade, Wirkungsempfaenger, Bewertung und Rueckkopplung, nicht moralische Personenbewertung.</w:t>
-      </w:r>
-    </w:p>
-    <w:p>
-      <w:r>
-        <w:t>Begriffliche Schlussklaerung. In Grundstudium Wirkungsoekonomie wird Positive Wirkung erst steuerungsfaehig, wenn daraus eine Entscheidung folgt. Die Grundbegriffe muessen in spaeteren Modulen wiedererkennbar bleiben. Ohne diese Rueckkopplung bleibt Reporting eine Beschreibung. Mit Rueckkopplung wird aus Bewertung eine veraenderte Routine: ein anderer Prozess, ein geaenderter Anreiz, eine bessere Datenpflicht, eine korrigierte Kommunikation oder eine neue Priorisierung.</w:t>
-      </w:r>
-    </w:p>
-    <w:p>
-      <w:r>
-        <w:t>Die typische Fehlstelle bei Positive, negative und neutrale Wirkung liegt darin, Absicht, Aktivitaet oder Reporting als Wirkung zu behandeln. Bei Positive Wirkung wird diese Fehlstelle konkret: Ein scheinbar plausibler Befund darf nicht zur Abkuerzung werden. Quellen, Systemgrenzen, Unsicherheit und Rueckkopplung bleiben sichtbar.</w:t>
-      </w:r>
-    </w:p>
-    <w:p>
-      <w:r>
-        <w:t>Wirkpfad und Empfaenger. Die Grenze gegen Scheingenauigkeit verlaeuft bei Negative Wirkung nicht zwischen Optimismus und Pessimismus. Sie verlaeuft zwischen offengelegter Unsicherheit und rhetorischer Sicherheit. Wer Positive, negative und neutrale Wirkung belastbar anwenden will, benennt Systemgrenze, Zeitraum, Vergleichspunkt und offene Gegenhypothese. Gerade dadurch bleibt das Skript anschlussfaehig fuer Forschung, Praxis und spaetere Revision.</w:t>
-      </w:r>
-    </w:p>
-    <w:p>
-      <w:r>
-        <w:t>Fuer die Pruefung ist Negative Wirkung dann verstanden, wenn daraus eine belastbare Fallantwort entsteht. Eine gute Antwort unterscheidet Beobachtung, Kausalannahme, Bewertung und Steuerungsfolge. Sie bewertet keine Menschen, sondern Wirkpfade, Zustandsveraenderungen, Risiken und institutionelle Bedingungen.</w:t>
-      </w:r>
-    </w:p>
-    <w:p>
-      <w:r>
-        <w:t>Daten, Quellen und Evidenz. Neutrale Wirkung zeigt, warum Positive, negative und neutrale Wirkung mehr ist als ein Schlagwort im Feld Wirkpfade, Wirkungsempfaenger, Bewertung und Rueckkopplung. Die wirkungsoekonomische Frage lautet: Welche reale Veraenderung wird moeglich, welche bleibt nur Potenzial und wo entsteht ein Wirkungsrisiko? Diese Unterscheidung schuetzt vor Impact-Washing, weil sie Absicht, Aktivitaet, Reichweite und Wirkung auseinanderhaelt.</w:t>
-      </w:r>
-    </w:p>
-    <w:p>
-      <w:r>
-        <w:t>Eine Kommune, ein Unternehmen oder eine Bildungsorganisation will Positive, negative und neutrale Wirkung praktisch anwenden. Der erste Schritt ist nicht die Auswahl eines Instruments, sondern die Klaerung der Zustandsveraenderung. Bei Neutrale Wirkung muss deshalb benannt werden, wer betroffen ist, welcher Zustand sich veraendert, welche Frist gilt und welche Gegenbeobachtung die Annahme widerlegen wuerde. Erst danach entsteht eine begruendete Entscheidung im Feld Begriff, Fallbewertung, Wirkpfad, rote Linie, Quellenbeurteilung oder Rueckkopplungsregel.</w:t>
-      </w:r>
-    </w:p>
-    <w:p>
-      <w:r>
-        <w:t>Bewertung und rote Linien. In V11 muss Fast alles wirkt in mehrere Richtungen zugleich immer mit Empfaengern gelesen werden. Wirkung entsteht nicht beim Sender, sondern an veraenderten Zustaenden von Menschen, Oekosystemen, Institutionen, Oeffentlichkeit oder kuenftigen Handlungsspielraeumen. Darum reicht es nicht, interne Aktivitaeten zu dokumentieren. Entscheidend ist, ob sich ein Zustand nachvollziehbar veraendert und ob diese Veraenderung im Referenzrahmen Mensch, Planet, Demokratie, SDGs, Agenda 2030 und SDG+ tragfaehig bewertet werden kann.</w:t>
-      </w:r>
-    </w:p>
-    <w:p>
-      <w:r>
-        <w:t>Ein Bericht behauptet, die Massnahme zu Positive, negative und neutrale Wirkung sei erfolgreich. Die WOE-Lesart fragt bei Fast alles wirkt in mehrere Richtungen zugleich nach belastbaren Nachweisen: begriffliche Praezision, Fallbeschreibung, Quellenklarheit, Plausibilitaet und offene Unsicherheit. Wenn diese Nachweise fehlen, bleibt die Aussage Wirkungspotenzial oder Kommunikationsbehauptung. Sie kann wichtig sein, aber sie ist noch keine belegte Wirkung.</w:t>
-      </w:r>
-    </w:p>
-    <w:p>
-      <w:r>
-        <w:t>Kontrollfrage. Welche Entscheidung waere falsch, wenn Fast alles wirkt in mehrere Richtungen zugleich in V11 missverstanden wird? Die Antwort muss mindestens eine Daten- oder Quellenannahme, eine betroffene Gruppe oder Schutzdimension, eine moegliche Nebenwirkung und einen Rueckkopplungsschritt nennen. Richtig ist nicht die lauteste Bewertung, sondern diejenige, die Begriff, Beleg und Steuerungsfolge zusammenhaelt.</w:t>
+        <w:t>Vertiefungsrunde 6: Anschluss an Praxis und Forschung</w:t>
+      </w:r>
+    </w:p>
+    <w:p>
+      <w:r>
+        <w:t>Diese Runde wechselt den Blickwinkel, damit der Schlussblock nicht nur wiederholt, sondern Leseentscheidungen vorbereitet: Was ist belegt, was bleibt Potenzial, welche Nebenwirkung ist relevant und welche Steuerungsfolge wird daraus abgeleitet?</w:t>
+      </w:r>
+    </w:p>
+    <w:p>
+      <w:r>
+        <w:t>Rueckflussnotiz. Die Netto-Wirkung als Gesamtbild zeigt, warum Positive, negative und neutrale Wirkung mehr ist als ein Schlagwort im Feld Wirkpfade, Wirkungsempfaenger, Bewertung und Rueckkopplung. Die wirkungsoekonomische Frage lautet: Welche reale Veraenderung wird moeglich, welche bleibt nur Potenzial und wo entsteht ein Wirkungsrisiko? Diese Unterscheidung schuetzt vor Impact-Washing, weil sie Absicht, Aktivitaet, Reichweite und Wirkung auseinanderhaelt.</w:t>
+      </w:r>
+    </w:p>
+    <w:p>
+      <w:r>
+        <w:t>Eine Kommune, ein Unternehmen oder eine Bildungsorganisation will Positive, negative und neutrale Wirkung praktisch anwenden. Der erste Schritt ist nicht die Auswahl eines Instruments, sondern die Klaerung der Zustandsveraenderung. Bei Die Netto-Wirkung als Gesamtbild muss deshalb benannt werden, wer betroffen ist, welcher Zustand sich veraendert, welche Frist gilt und welche Gegenbeobachtung die Annahme widerlegen wuerde. Erst danach entsteht eine begruendete Entscheidung im Feld Begriff, Fallbewertung, Wirkpfad, rote Linie, Quellenbeurteilung oder Rueckkopplungsregel.</w:t>
+      </w:r>
+    </w:p>
+    <w:p>
+      <w:r>
+        <w:t>Fallpruefung. Wenn eine Kommune eine bestehende Massnahme neu priorisieren will, beginnt die Analyse bei Empfaengern, Wirkraum, Zeitraum und Datenquelle. Bei Die Netto-Wirkung als Gesamtbild muss dann geklaert werden, ob Ressourcen umgeschichtet, Daten nacherhoben oder Zielkonflikte offengelegt werden. Eine tragfaehige Antwort benennt mindestens eine Quelle, eine offene Unsicherheit, eine moegliche Gegenbeobachtung und die Entscheidung, die nach der Bewertung geaendert wird.</w:t>
+      </w:r>
+    </w:p>
+    <w:p>
+      <w:r>
+        <w:t>Pruefungsimpuls. In V11 muss Ein Beispiel: ein neues Medikament immer mit Empfaengern gelesen werden. Wirkung entsteht nicht beim Sender, sondern an veraenderten Zustaenden von Menschen, Oekosystemen, Institutionen, Oeffentlichkeit oder kuenftigen Handlungsspielraeumen. Darum reicht es nicht, interne Aktivitaeten zu dokumentieren. Entscheidend ist, ob sich ein Zustand nachvollziehbar veraendert und ob diese Veraenderung im Referenzrahmen Mensch, Planet, Demokratie, SDGs, Agenda 2030 und SDG+ tragfaehig bewertet werden kann.</w:t>
+      </w:r>
+    </w:p>
+    <w:p>
+      <w:r>
+        <w:t>Ein Bericht behauptet, die Massnahme zu Positive, negative und neutrale Wirkung sei erfolgreich. Die WOE-Lesart fragt bei Ein Beispiel: ein neues Medikament nach belastbaren Nachweisen: begriffliche Praezision, Fallbeschreibung, Quellenklarheit, Plausibilitaet und offene Unsicherheit. Wenn diese Nachweise fehlen, bleibt die Aussage Wirkungspotenzial oder Kommunikationsbehauptung. Sie kann wichtig sein, aber sie ist noch keine belegte Wirkung.</w:t>
+      </w:r>
+    </w:p>
+    <w:p>
+      <w:r>
+        <w:t>Fallpruefung. Wenn ein Unternehmen ein Produkt, einen Prozess oder eine Investition wirkungsbezogen bewerten will, beginnt die Analyse bei Empfaengern, Wirkraum, Zeitraum und Datenquelle. Bei Ein Beispiel: ein neues Medikament muss dann geklaert werden, welche Entscheidung nach der Bewertung tatsaechlich anders ausfaellt. Eine tragfaehige Antwort benennt mindestens eine Quelle, eine offene Unsicherheit, eine moegliche Gegenbeobachtung und die Entscheidung, die nach der Bewertung geaendert wird.</w:t>
+      </w:r>
+    </w:p>
+    <w:p>
+      <w:r>
+        <w:t>Fuer die Bewertung reicht kein Summenscore, der zentrale Schaeden mit bequemen Pluspunkten verrechnet. Nichtkompensation und Reverse Merit Order markieren, wo rote Linien, demokratische Grundbedingungen oder planetare Grenzen Vorrang vor Durchschnittslogik haben. So bleibt positive Netto-Wirkung eine anspruchsvolle Zielgroesse und wird nicht zur dekorativen Formel.</w:t>
+      </w:r>
+    </w:p>
+    <w:p>
+      <w:r>
+        <w:t>Begriffliche Sicherung. Wissenschaftliche Anschlussfaehigkeit entsteht hier durch Quellenklarheit. Bei Warum man Schaden nicht einfach wegrechnen darf werden interne WOE-Begriffe nicht als Ersatz fuer Belege benutzt, sondern mit Grundlagenwerk, WOE-Referenz, Glossar, Werkzeuge, Journal und externe Fachquellen verbunden. Wo die Datenlage offen bleibt, wird das offengelegt. Wo eine Aussage nur plausibel ist, bleibt sie als Wirkungspotenzial markiert. Wo ein Schaden eine rote Linie beruehrt, greift Nichtkompensation vor Durchschnittslogik.</w:t>
+      </w:r>
+    </w:p>
+    <w:p>
+      <w:r>
+        <w:t>In einer kontroversen Entscheidung wirkt Warum man Schaden nicht einfach wegrechnen darf als Pruefpunkt fuer Ambivalenz. Ein Nutzen fuer eine Gruppe kann mit Risiken fuer andere Wirkungsempfaenger einhergehen. Das Skript verlangt deshalb, positive und negative Zustandsveraenderungen getrennt zu fuehren, bevor von positiver Netto-Wirkung gesprochen wird.</w:t>
+      </w:r>
+    </w:p>
+    <w:p>
+      <w:r>
+        <w:t>Fallpruefung. Wenn eine Bildungs- oder Forschungseinrichtung eine Wirkungsaussage fuer Lernende und Praxispartner pruefbar machen will, beginnt die Analyse bei Empfaengern, Wirkraum, Zeitraum und Datenquelle. Bei Warum man Schaden nicht einfach wegrechnen darf muss dann geklaert werden, welche Begriffe, Quellen und Grenzen im Material sichtbar bleiben muessen. Eine tragfaehige Antwort benennt mindestens eine Quelle, eine offene Unsicherheit, eine moegliche Gegenbeobachtung und die Entscheidung, die nach der Bewertung geaendert wird.</w:t>
+      </w:r>
+    </w:p>
+    <w:p>
+      <w:r>
+        <w:t>Der Rueckfluss in den WOE-Korpus liegt hier in klaren Begriffen, sauber verlinkten Quellen und benannten Forschungsfragen. Wo Glossar, Werkzeuge, Journal oder Reader noch doppeldeutig bleiben, sollte Positive, negative und neutrale Wirkung nicht als fertige Gewissheit auftreten, sondern als pruefbarer Lernstand mit Korrekturpfad.</w:t>
+      </w:r>
+    </w:p>
+    <w:p>
+      <w:r>
+        <w:t>Wirkpfadpruefung. In Grundstudium Wirkungsoekonomie wird Wirkung neutral, Ziel klar erst steuerungsfaehig, wenn daraus eine Entscheidung folgt. Die Grundbegriffe muessen in spaeteren Modulen wiedererkennbar bleiben. Ohne diese Rueckkopplung bleibt Reporting eine Beschreibung. Mit Rueckkopplung wird aus Bewertung eine veraenderte Routine: ein anderer Prozess, ein geaenderter Anreiz, eine bessere Datenpflicht, eine korrigierte Kommunikation oder eine neue Priorisierung.</w:t>
+      </w:r>
+    </w:p>
+    <w:p>
+      <w:r>
+        <w:t>Die typische Fehlstelle bei Positive, negative und neutrale Wirkung liegt darin, Absicht, Aktivitaet oder Reporting als Wirkung zu behandeln. Bei Wirkung neutral, Ziel klar wird diese Fehlstelle konkret: Ein scheinbar plausibler Befund darf nicht zur Abkuerzung werden. Quellen, Systemgrenzen, Unsicherheit und Rueckkopplung bleiben sichtbar.</w:t>
+      </w:r>
+    </w:p>
+    <w:p>
+      <w:r>
+        <w:t>Fallpruefung. Wenn eine Kommune eine bestehende Massnahme neu priorisieren will, beginnt die Analyse bei Empfaengern, Wirkraum, Zeitraum und Datenquelle. Bei Wirkung neutral, Ziel klar muss dann geklaert werden, ob Ressourcen umgeschichtet, Daten nacherhoben oder Zielkonflikte offengelegt werden. Eine tragfaehige Antwort benennt mindestens eine Quelle, eine offene Unsicherheit, eine moegliche Gegenbeobachtung und die Entscheidung, die nach der Bewertung geaendert wird.</w:t>
+      </w:r>
+    </w:p>
+    <w:p>
+      <w:r>
+        <w:t>Evidenzfenster. Die Grenze gegen Scheingenauigkeit verlaeuft bei Was du aus dieser Vorlesung mitnimmst nicht zwischen Optimismus und Pessimismus. Sie verlaeuft zwischen offengelegter Unsicherheit und rhetorischer Sicherheit. Wer Positive, negative und neutrale Wirkung belastbar anwenden will, benennt Systemgrenze, Zeitraum, Vergleichspunkt und offene Gegenhypothese. Gerade dadurch bleibt das Skript anschlussfaehig fuer Forschung, Praxis und spaetere Revision.</w:t>
+      </w:r>
+    </w:p>
+    <w:p>
+      <w:r>
+        <w:t>Fuer die Pruefung ist Was du aus dieser Vorlesung mitnimmst dann verstanden, wenn daraus eine belastbare Fallantwort entsteht. Eine gute Antwort unterscheidet Beobachtung, Kausalannahme, Bewertung und Steuerungsfolge. Sie bewertet keine Menschen, sondern Wirkpfade, Zustandsveraenderungen, Risiken und institutionelle Bedingungen.</w:t>
+      </w:r>
+    </w:p>
+    <w:p>
+      <w:r>
+        <w:t>Fallpruefung. Wenn ein Unternehmen ein Produkt, einen Prozess oder eine Investition wirkungsbezogen bewerten will, beginnt die Analyse bei Empfaengern, Wirkraum, Zeitraum und Datenquelle. Bei Was du aus dieser Vorlesung mitnimmst muss dann geklaert werden, welche Entscheidung nach der Bewertung tatsaechlich anders ausfaellt. Eine tragfaehige Antwort benennt mindestens eine Quelle, eine offene Unsicherheit, eine moegliche Gegenbeobachtung und die Entscheidung, die nach der Bewertung geaendert wird.</w:t>
+      </w:r>
+    </w:p>
+    <w:p>
+      <w:r>
+        <w:t>Fuer die Bewertung reicht kein Summenscore, der zentrale Schaeden mit bequemen Pluspunkten verrechnet. Nichtkompensation und Reverse Merit Order markieren, wo rote Linien, demokratische Grundbedingungen oder planetare Grenzen Vorrang vor Durchschnittslogik haben. So bleibt positive Netto-Wirkung eine anspruchsvolle Zielgroesse und wird nicht zur dekorativen Formel.</w:t>
       </w:r>
     </w:p>
     <w:p>

--- a/docs/studienskripte/word-rohfassungen/woek-g-v11.docx
+++ b/docs/studienskripte/word-rohfassungen/woek-g-v11.docx
@@ -2814,7 +2814,7 @@
     </w:p>
     <w:p>
       <w:r>
-        <w:t>Begriffliche Sicherung. Einleitung / Wirkungsfrage zeigt, warum Positive, negative und neutrale Wirkung mehr ist als ein Schlagwort im Feld Wirkpfade, Wirkungsempfaenger, Bewertung und Rueckkopplung. Die wirkungsoekonomische Frage lautet: Welche reale Veraenderung wird moeglich, welche bleibt nur Potenzial und wo entsteht ein Wirkungsrisiko? Diese Unterscheidung schuetzt vor Impact-Washing, weil sie Absicht, Aktivitaet, Reichweite und Wirkung auseinanderhaelt.</w:t>
+        <w:t>Begriffliche Sicherung. Bei Einleitung / Wirkungsfrage wird Positive, negative und neutrale Wirkung als Arbeitsfrage im Feld Wirkpfade, Wirkungsempfaenger, Bewertung und Rueckkopplung lesbar. Die wirkungsoekonomische Frage lautet: Welche reale Veraenderung wird moeglich, welche bleibt nur Potenzial und wo entsteht ein Wirkungsrisiko? Diese Unterscheidung schuetzt vor Impact-Washing, weil sie Absicht, Aktivitaet, Reichweite und Wirkung auseinanderhaelt.</w:t>
       </w:r>
     </w:p>
     <w:p>
@@ -2904,7 +2904,7 @@
     </w:p>
     <w:p>
       <w:r>
-        <w:t>Transferhinweis. Negative Wirkung zeigt, warum Positive, negative und neutrale Wirkung mehr ist als ein Schlagwort im Feld Wirkpfade, Wirkungsempfaenger, Bewertung und Rueckkopplung. Die wirkungsoekonomische Frage lautet: Welche reale Veraenderung wird moeglich, welche bleibt nur Potenzial und wo entsteht ein Wirkungsrisiko? Diese Unterscheidung schuetzt vor Impact-Washing, weil sie Absicht, Aktivitaet, Reichweite und Wirkung auseinanderhaelt.</w:t>
+        <w:t>Transferhinweis. Bei Negative Wirkung wird Positive, negative und neutrale Wirkung als Arbeitsfrage im Feld Wirkpfade, Wirkungsempfaenger, Bewertung und Rueckkopplung lesbar. Die wirkungsoekonomische Frage lautet: Welche reale Veraenderung wird moeglich, welche bleibt nur Potenzial und wo entsteht ein Wirkungsrisiko? Diese Unterscheidung schuetzt vor Impact-Washing, weil sie Absicht, Aktivitaet, Reichweite und Wirkung auseinanderhaelt.</w:t>
       </w:r>
     </w:p>
     <w:p>
@@ -3007,7 +3007,7 @@
     </w:p>
     <w:p>
       <w:r>
-        <w:t>Evidenzfenster. Warum man Schaden nicht einfach wegrechnen darf zeigt, warum Positive, negative und neutrale Wirkung mehr ist als ein Schlagwort im Feld Wirkpfade, Wirkungsempfaenger, Bewertung und Rueckkopplung. Die wirkungsoekonomische Frage lautet: Welche reale Veraenderung wird moeglich, welche bleibt nur Potenzial und wo entsteht ein Wirkungsrisiko? Diese Unterscheidung schuetzt vor Impact-Washing, weil sie Absicht, Aktivitaet, Reichweite und Wirkung auseinanderhaelt.</w:t>
+        <w:t>Evidenzfenster. Bei Warum man Schaden nicht einfach wegrechnen darf wird Positive, negative und neutrale Wirkung als Arbeitsfrage im Feld Wirkpfade, Wirkungsempfaenger, Bewertung und Rueckkopplung lesbar. Die wirkungsoekonomische Frage lautet: Welche reale Veraenderung wird moeglich, welche bleibt nur Potenzial und wo entsteht ein Wirkungsrisiko? Diese Unterscheidung schuetzt vor Impact-Washing, weil sie Absicht, Aktivitaet, Reichweite und Wirkung auseinanderhaelt.</w:t>
       </w:r>
     </w:p>
     <w:p>
@@ -3115,7 +3115,7 @@
     </w:p>
     <w:p>
       <w:r>
-        <w:t>Pruefungsimpuls. Wirkpfad zeigt, warum Positive, negative und neutrale Wirkung mehr ist als ein Schlagwort im Feld Wirkpfade, Wirkungsempfaenger, Bewertung und Rueckkopplung. Die wirkungsoekonomische Frage lautet: Welche reale Veraenderung wird moeglich, welche bleibt nur Potenzial und wo entsteht ein Wirkungsrisiko? Diese Unterscheidung schuetzt vor Impact-Washing, weil sie Absicht, Aktivitaet, Reichweite und Wirkung auseinanderhaelt.</w:t>
+        <w:t>Pruefungsimpuls. Bei Wirkpfad wird Positive, negative und neutrale Wirkung als Arbeitsfrage im Feld Wirkpfade, Wirkungsempfaenger, Bewertung und Rueckkopplung lesbar. Die wirkungsoekonomische Frage lautet: Welche reale Veraenderung wird moeglich, welche bleibt nur Potenzial und wo entsteht ein Wirkungsrisiko? Diese Unterscheidung schuetzt vor Impact-Washing, weil sie Absicht, Aktivitaet, Reichweite und Wirkung auseinanderhaelt.</w:t>
       </w:r>
     </w:p>
     <w:p>
@@ -3218,7 +3218,7 @@
     </w:p>
     <w:p>
       <w:r>
-        <w:t>Steuerungsfolge. Fallfenster zeigt, warum Positive, negative und neutrale Wirkung mehr ist als ein Schlagwort im Feld Wirkpfade, Wirkungsempfaenger, Bewertung und Rueckkopplung. Die wirkungsoekonomische Frage lautet: Welche reale Veraenderung wird moeglich, welche bleibt nur Potenzial und wo entsteht ein Wirkungsrisiko? Diese Unterscheidung schuetzt vor Impact-Washing, weil sie Absicht, Aktivitaet, Reichweite und Wirkung auseinanderhaelt.</w:t>
+        <w:t>Steuerungsfolge. Bei Fallfenster wird Positive, negative und neutrale Wirkung als Arbeitsfrage im Feld Wirkpfade, Wirkungsempfaenger, Bewertung und Rueckkopplung lesbar. Die wirkungsoekonomische Frage lautet: Welche reale Veraenderung wird moeglich, welche bleibt nur Potenzial und wo entsteht ein Wirkungsrisiko? Diese Unterscheidung schuetzt vor Impact-Washing, weil sie Absicht, Aktivitaet, Reichweite und Wirkung auseinanderhaelt.</w:t>
       </w:r>
     </w:p>
     <w:p>
@@ -3321,7 +3321,7 @@
     </w:p>
     <w:p>
       <w:r>
-        <w:t>Wirkpfadpruefung. Wirkung ist zunächst wertfrei zeigt, warum Positive, negative und neutrale Wirkung mehr ist als ein Schlagwort im Feld Wirkpfade, Wirkungsempfaenger, Bewertung und Rueckkopplung. Die wirkungsoekonomische Frage lautet: Welche reale Veraenderung wird moeglich, welche bleibt nur Potenzial und wo entsteht ein Wirkungsrisiko? Diese Unterscheidung schuetzt vor Impact-Washing, weil sie Absicht, Aktivitaet, Reichweite und Wirkung auseinanderhaelt.</w:t>
+        <w:t>Wirkpfadpruefung. Bei Wirkung ist zunächst wertfrei wird Positive, negative und neutrale Wirkung als Arbeitsfrage im Feld Wirkpfade, Wirkungsempfaenger, Bewertung und Rueckkopplung lesbar. Die wirkungsoekonomische Frage lautet: Welche reale Veraenderung wird moeglich, welche bleibt nur Potenzial und wo entsteht ein Wirkungsrisiko? Diese Unterscheidung schuetzt vor Impact-Washing, weil sie Absicht, Aktivitaet, Reichweite und Wirkung auseinanderhaelt.</w:t>
       </w:r>
     </w:p>
     <w:p>
@@ -3429,7 +3429,7 @@
     </w:p>
     <w:p>
       <w:r>
-        <w:t>Rueckflussnotiz. Die Netto-Wirkung als Gesamtbild zeigt, warum Positive, negative und neutrale Wirkung mehr ist als ein Schlagwort im Feld Wirkpfade, Wirkungsempfaenger, Bewertung und Rueckkopplung. Die wirkungsoekonomische Frage lautet: Welche reale Veraenderung wird moeglich, welche bleibt nur Potenzial und wo entsteht ein Wirkungsrisiko? Diese Unterscheidung schuetzt vor Impact-Washing, weil sie Absicht, Aktivitaet, Reichweite und Wirkung auseinanderhaelt.</w:t>
+        <w:t>Rueckflussnotiz. Bei Die Netto-Wirkung als Gesamtbild wird Positive, negative und neutrale Wirkung als Arbeitsfrage im Feld Wirkpfade, Wirkungsempfaenger, Bewertung und Rueckkopplung lesbar. Die wirkungsoekonomische Frage lautet: Welche reale Veraenderung wird moeglich, welche bleibt nur Potenzial und wo entsteht ein Wirkungsrisiko? Diese Unterscheidung schuetzt vor Impact-Washing, weil sie Absicht, Aktivitaet, Reichweite und Wirkung auseinanderhaelt.</w:t>
       </w:r>
     </w:p>
     <w:p>

--- a/docs/studienskripte/word-rohfassungen/woek-g-v11.docx
+++ b/docs/studienskripte/word-rohfassungen/woek-g-v11.docx
@@ -16,20 +16,7 @@
     </w:p>
     <w:p>
       <w:r>
-        <w:rPr>
-          <w:i/>
-        </w:rPr>
-        <w:t>Rohfassung fuer Claude / CI-CD-Finalisierung</w:t>
-      </w:r>
-    </w:p>
-    <w:p>
-      <w:r>
-        <w:t>Quelle: /Users/hagen/Documents/New project/content/studienskripte/woek-g-v11.md</w:t>
-      </w:r>
-    </w:p>
-    <w:p>
-      <w:r>
-        <w:t>Track: Grundstudium Wirkungsökonomie Kurscode: woek-g Vorlesungscode: V11 Modul/Abschnitt: G1.4 Titel: Positive, negative und neutrale Wirkung Status: Studienskript V1 · fachlich finale Codex-Fassung, Claude-CI/CD-Satzfreigabe offen Quelle: woek-akademie-app/content/lehrgaenge/woek-g-v11.md Ablage: Markdown-Master in content/studienskripte/woek-g-v11.md, Word-Rohfassung in docs/studienskripte/word-rohfassungen/woek-g-v11.docx Wissensbasis: aktuelles Grundlagenwerk, Website-Korpus inklusive Journal, Akademie-Quelltexte, Glossar, interne Dossiers und externe Fachquellen</w:t>
+        <w:t>Track: Grundstudium Wirkungsökonomie Kurscode: woek-g Vorlesungscode: V11 Modul/Abschnitt: G1.4 Titel: Positive, negative und neutrale Wirkung Status: Studienskript V1. Wissensbasis: aktuelles Grundlagenwerk, Website-Korpus inklusive Journal, Akademie-Quelltexte, Glossar, interne Dossiers und externe Fachquellen</w:t>
       </w:r>
     </w:p>
     <w:p>
@@ -96,11 +83,6 @@
     <w:p>
       <w:r>
         <w:t>&gt; Welche tatsächlichen Zustandsveränderungen werden durch Positive, negative und neutrale Wirkung möglich, wahrscheinlich oder riskant - und welche Bedingungen entscheiden darüber, ob aus Wirkungspotenzial tatsächliche Wirkung wird?</w:t>
-      </w:r>
-    </w:p>
-    <w:p>
-      <w:r>
-        <w:t>Dieses Studienskript ist die fachlich finale Codex-V1-Fassung fuer den Akademie-Reader und die oeffentliche Bibliothek. Claude uebernimmt danach Satz, CI/CD, PDF/Reader-Freigabe und die abschliessende Lektoratsabnahme.</w:t>
       </w:r>
     </w:p>
     <w:p>
@@ -709,7 +691,7 @@
         <w:pStyle w:val="ListBullet"/>
       </w:pPr>
       <w:r>
-        <w:t>✅ Richtig: B — Wirkung meint tatsächliche Veränderung von Zuständen, nicht Absicht, Aktivität oder Reichweite.</w:t>
+        <w:t>✅ Richtig: B - Wirkung meint tatsächliche Veränderung von Zuständen, nicht Absicht, Aktivität oder Reichweite.</w:t>
       </w:r>
     </w:p>
     <w:p>
@@ -730,7 +712,7 @@
         <w:pStyle w:val="ListBullet"/>
       </w:pPr>
       <w:r>
-        <w:t>✅ Richtig: B — Ein Auslöser erzeugt höchstens Wirkungspotenzial, solange keine tatsächliche Veränderung nachvollziehbar ist.</w:t>
+        <w:t>✅ Richtig: B - Ein Auslöser erzeugt höchstens Wirkungspotenzial, solange keine tatsächliche Veränderung nachvollziehbar ist.</w:t>
       </w:r>
     </w:p>
     <w:p>
@@ -751,7 +733,7 @@
         <w:pStyle w:val="ListBullet"/>
       </w:pPr>
       <w:r>
-        <w:t>✅ Richtig: C — Die WÖk bewertet Wirkpfade und Zustandsveränderungen, nicht den Wert von Menschen.</w:t>
+        <w:t>✅ Richtig: C - Die WÖk bewertet Wirkpfade und Zustandsveränderungen, nicht den Wert von Menschen.</w:t>
       </w:r>
     </w:p>
     <w:p>
@@ -772,7 +754,7 @@
         <w:pStyle w:val="ListBullet"/>
       </w:pPr>
       <w:r>
-        <w:t>✅ Richtig: A — Quellenklarheit und begriffliche Präzision sind Voraussetzungen für prüfbare Wirkungsaussagen.</w:t>
+        <w:t>✅ Richtig: A - Quellenklarheit und begriffliche Präzision sind Voraussetzungen für prüfbare Wirkungsaussagen.</w:t>
       </w:r>
     </w:p>
     <w:p>
@@ -793,7 +775,7 @@
         <w:pStyle w:val="ListBullet"/>
       </w:pPr>
       <w:r>
-        <w:t>✅ Richtig: B — Rückkopplung bedeutet Lernen und Nachsteuern anhand tatsächlicher Zustandsveränderungen.</w:t>
+        <w:t>✅ Richtig: B - Rückkopplung bedeutet Lernen und Nachsteuern anhand tatsächlicher Zustandsveränderungen.</w:t>
       </w:r>
     </w:p>
     <w:p>
@@ -814,7 +796,7 @@
         <w:pStyle w:val="ListBullet"/>
       </w:pPr>
       <w:r>
-        <w:t>✅ Richtig: A — Wenn eine Zielgröße gemeint ist, geht es um positive Netto-Wirkung im Referenzrahmen Mensch, Planet und Demokratie.</w:t>
+        <w:t>✅ Richtig: A - Wenn eine Zielgröße gemeint ist, geht es um positive Netto-Wirkung im Referenzrahmen Mensch, Planet und Demokratie.</w:t>
       </w:r>
     </w:p>
     <w:p>
@@ -994,11 +976,6 @@
       </w:pPr>
       <w:r>
         <w:t>7. Tiefenskript-Erweiterung Sprint 7</w:t>
-      </w:r>
-    </w:p>
-    <w:p>
-      <w:r>
-        <w:t>Status dieser Erweiterung: V1-finalisierte Codex-Erweiterung fuer Markdown-Master, Word-Rohfassung und Reader-Spiegel. Satz, Medienintegration, Lektorat und PDF-Freigabe bleiben der Claude-CI/CD-Lane vorbehalten.</w:t>
       </w:r>
     </w:p>
     <w:p>
@@ -2437,11 +2414,6 @@
       </w:r>
     </w:p>
     <w:p>
-      <w:r>
-        <w:t>Dieses Studienskript ist die fachlich finale Codex-V1-Fassung fuer den Akademie-Reader und die oeffentliche Bibliothek. Claude uebernimmt danach Satz, CI/CD, PDF/Reader-Freigabe und die abschliessende Lektoratsabnahme.</w:t>
-      </w:r>
-    </w:p>
-    <w:p>
       <w:pPr>
         <w:pStyle w:val="Heading3"/>
       </w:pPr>
@@ -3079,11 +3051,6 @@
       </w:r>
     </w:p>
     <w:p>
-      <w:r>
-        <w:t>Diese Finalisierung schliesst die Codex-Inhaltsproduktion fuer V11. Offen bleibt nicht der fachliche Kern des Skripts, sondern der naechste Produktionsschritt: Claude setzt daraus die CI/CD-konforme Reader- und PDF-Fassung, prueft Satz, Umbrueche, Medienintegration und Lektorat und markiert erst danach die veroeffentlichte Fassung als freigegeben.</w:t>
-      </w:r>
-    </w:p>
-    <w:p>
       <w:pPr>
         <w:pStyle w:val="Heading2"/>
       </w:pPr>
@@ -3104,7 +3071,7 @@
         <w:pStyle w:val="ListBullet"/>
       </w:pPr>
       <w:r>
-        <w:t>woek-akademie-app/content/lehrgaenge/woek-g-v11.md — unmittelbarer Akademie-Quelltext dieser V1-Fassung.</w:t>
+        <w:t>woek-akademie-app/content/lehrgaenge/woek-g-v11.md - unmittelbarer Akademie-Quelltext dieser V1-Fassung.</w:t>
       </w:r>
     </w:p>
     <w:p>
@@ -3112,7 +3079,7 @@
         <w:pStyle w:val="ListBullet"/>
       </w:pPr>
       <w:r>
-        <w:t>assets/pdf/die-neue-ordnung-des-wohlstands.pdf und buch.html — aktuelles Grundlagenwerk.</w:t>
+        <w:t>assets/pdf/die-neue-ordnung-des-wohlstands.pdf und buch.html - aktuelles Grundlagenwerk.</w:t>
       </w:r>
     </w:p>
     <w:p>
@@ -3121,22 +3088,6 @@
       </w:pPr>
       <w:r>
         <w:t>Website-Korpus: Referenz, Wirkungsfelder, Werkzeuge, Glossar, Bibliothek und Journal.</w:t>
-      </w:r>
-    </w:p>
-    <w:p>
-      <w:pPr>
-        <w:pStyle w:val="ListBullet"/>
-      </w:pPr>
-      <w:r>
-        <w:t>docs/CODEX-HANDOFF-studienskripte.md — Produktionsstandard.</w:t>
-      </w:r>
-    </w:p>
-    <w:p>
-      <w:pPr>
-        <w:pStyle w:val="ListBullet"/>
-      </w:pPr>
-      <w:r>
-        <w:t>docs/CODEX-HANDOFF-pruefungen.md — geschützte Prüfungs- und Antwortlogik.</w:t>
       </w:r>
     </w:p>
     <w:p>
